--- a/BaoCao/Tuan_06_Hoan_Thien_Form_Bao_Cao/CNTT_2022603587_TranHuyHoang_BaoCao_HoanThien_Form.docx
+++ b/BaoCao/Tuan_06_Hoan_Thien_Form_Bao_Cao/CNTT_2022603587_TranHuyHoang_BaoCao_HoanThien_Form.docx
@@ -117,13 +117,6 @@
       <w:pPr>
         <w:spacing w:after="120" w:line="312" w:lineRule="auto"/>
         <w:jc w:val="center"/>
-      </w:pPr>
-      <w:r>
-        <w:t>Hà Nội - Năm 2026</w:t>
-      </w:r>
-    </w:p>
-    <w:p>
-      <w:pPr>
         <w:sectPr>
           <w:headerReference w:type="default" r:id="rId8"/>
           <w:pgSz w:w="11906" w:h="16838"/>
@@ -132,25 +125,22 @@
           <w:docGrid w:linePitch="360"/>
         </w:sectPr>
       </w:pPr>
-    </w:p>
-    <w:p>
-      <w:r>
-        <w:lastRenderedPageBreak/>
-        <w:br w:type="page"/>
-      </w:r>
-    </w:p>
+      <w:r>
+        <w:t>Hà Nội - Năm 2026</w:t>
+      </w:r>
+    </w:p>
+    <w:p/>
     <w:p>
       <w:pPr>
         <w:pStyle w:val="Heading1"/>
         <w:spacing w:after="120" w:line="312" w:lineRule="auto"/>
         <w:jc w:val="center"/>
       </w:pPr>
-      <w:bookmarkStart w:id="0" w:name="_Toc230635715"/>
+      <w:bookmarkStart w:id="0" w:name="_Toc230639660"/>
       <w:r>
         <w:rPr>
           <w:rFonts w:ascii="Times New Roman" w:eastAsia="Times New Roman" w:hAnsi="Times New Roman"/>
         </w:rPr>
-        <w:lastRenderedPageBreak/>
         <w:t>LỜI CẢM ƠN</w:t>
       </w:r>
       <w:bookmarkEnd w:id="0"/>
@@ -242,6 +232,7 @@
         <w:rPr>
           <w:rFonts w:asciiTheme="minorHAnsi" w:eastAsiaTheme="minorEastAsia" w:hAnsiTheme="minorHAnsi"/>
           <w:noProof/>
+          <w:color w:val="auto"/>
           <w:kern w:val="2"/>
           <w:sz w:val="24"/>
           <w:szCs w:val="24"/>
@@ -266,7 +257,7 @@
         </w:rPr>
         <w:fldChar w:fldCharType="separate"/>
       </w:r>
-      <w:hyperlink w:anchor="_Toc230635715" w:history="1">
+      <w:hyperlink w:anchor="_Toc230639660" w:history="1">
         <w:r>
           <w:rPr>
             <w:rStyle w:val="Hyperlink"/>
@@ -293,7 +284,7 @@
             <w:noProof/>
             <w:webHidden/>
           </w:rPr>
-          <w:instrText xml:space="preserve"> PAGEREF _Toc230635715 \h </w:instrText>
+          <w:instrText xml:space="preserve"> PAGEREF _Toc230639660 \h </w:instrText>
         </w:r>
         <w:r>
           <w:rPr>
@@ -313,7 +304,7 @@
             <w:noProof/>
             <w:webHidden/>
           </w:rPr>
-          <w:t>3</w:t>
+          <w:t>2</w:t>
         </w:r>
         <w:r>
           <w:rPr>
@@ -333,13 +324,14 @@
         <w:rPr>
           <w:rFonts w:asciiTheme="minorHAnsi" w:eastAsiaTheme="minorEastAsia" w:hAnsiTheme="minorHAnsi"/>
           <w:noProof/>
+          <w:color w:val="auto"/>
           <w:kern w:val="2"/>
           <w:sz w:val="24"/>
           <w:szCs w:val="24"/>
           <w14:ligatures w14:val="standardContextual"/>
         </w:rPr>
       </w:pPr>
-      <w:hyperlink w:anchor="_Toc230635716" w:history="1">
+      <w:hyperlink w:anchor="_Toc230639661" w:history="1">
         <w:r>
           <w:rPr>
             <w:rStyle w:val="Hyperlink"/>
@@ -366,7 +358,7 @@
             <w:noProof/>
             <w:webHidden/>
           </w:rPr>
-          <w:instrText xml:space="preserve"> PAGEREF _Toc230635716 \h </w:instrText>
+          <w:instrText xml:space="preserve"> PAGEREF _Toc230639661 \h </w:instrText>
         </w:r>
         <w:r>
           <w:rPr>
@@ -386,7 +378,7 @@
             <w:noProof/>
             <w:webHidden/>
           </w:rPr>
-          <w:t>7</w:t>
+          <w:t>5</w:t>
         </w:r>
         <w:r>
           <w:rPr>
@@ -406,13 +398,14 @@
         <w:rPr>
           <w:rFonts w:asciiTheme="minorHAnsi" w:eastAsiaTheme="minorEastAsia" w:hAnsiTheme="minorHAnsi"/>
           <w:noProof/>
+          <w:color w:val="auto"/>
           <w:kern w:val="2"/>
           <w:sz w:val="24"/>
           <w:szCs w:val="24"/>
           <w14:ligatures w14:val="standardContextual"/>
         </w:rPr>
       </w:pPr>
-      <w:hyperlink w:anchor="_Toc230635717" w:history="1">
+      <w:hyperlink w:anchor="_Toc230639662" w:history="1">
         <w:r>
           <w:rPr>
             <w:rStyle w:val="Hyperlink"/>
@@ -439,7 +432,7 @@
             <w:noProof/>
             <w:webHidden/>
           </w:rPr>
-          <w:instrText xml:space="preserve"> PAGEREF _Toc230635717 \h </w:instrText>
+          <w:instrText xml:space="preserve"> PAGEREF _Toc230639662 \h </w:instrText>
         </w:r>
         <w:r>
           <w:rPr>
@@ -459,7 +452,7 @@
             <w:noProof/>
             <w:webHidden/>
           </w:rPr>
-          <w:t>8</w:t>
+          <w:t>5</w:t>
         </w:r>
         <w:r>
           <w:rPr>
@@ -479,13 +472,14 @@
         <w:rPr>
           <w:rFonts w:asciiTheme="minorHAnsi" w:eastAsiaTheme="minorEastAsia" w:hAnsiTheme="minorHAnsi"/>
           <w:noProof/>
+          <w:color w:val="auto"/>
           <w:kern w:val="2"/>
           <w:sz w:val="24"/>
           <w:szCs w:val="24"/>
           <w14:ligatures w14:val="standardContextual"/>
         </w:rPr>
       </w:pPr>
-      <w:hyperlink w:anchor="_Toc230635718" w:history="1">
+      <w:hyperlink w:anchor="_Toc230639663" w:history="1">
         <w:r>
           <w:rPr>
             <w:rStyle w:val="Hyperlink"/>
@@ -512,7 +506,7 @@
             <w:noProof/>
             <w:webHidden/>
           </w:rPr>
-          <w:instrText xml:space="preserve"> PAGEREF _Toc230635718 \h </w:instrText>
+          <w:instrText xml:space="preserve"> PAGEREF _Toc230639663 \h </w:instrText>
         </w:r>
         <w:r>
           <w:rPr>
@@ -532,7 +526,7 @@
             <w:noProof/>
             <w:webHidden/>
           </w:rPr>
-          <w:t>9</w:t>
+          <w:t>6</w:t>
         </w:r>
         <w:r>
           <w:rPr>
@@ -552,13 +546,14 @@
         <w:rPr>
           <w:rFonts w:asciiTheme="minorHAnsi" w:eastAsiaTheme="minorEastAsia" w:hAnsiTheme="minorHAnsi"/>
           <w:noProof/>
+          <w:color w:val="auto"/>
           <w:kern w:val="2"/>
           <w:sz w:val="24"/>
           <w:szCs w:val="24"/>
           <w14:ligatures w14:val="standardContextual"/>
         </w:rPr>
       </w:pPr>
-      <w:hyperlink w:anchor="_Toc230635719" w:history="1">
+      <w:hyperlink w:anchor="_Toc230639664" w:history="1">
         <w:r>
           <w:rPr>
             <w:rStyle w:val="Hyperlink"/>
@@ -585,7 +580,7 @@
             <w:noProof/>
             <w:webHidden/>
           </w:rPr>
-          <w:instrText xml:space="preserve"> PAGEREF _Toc230635719 \h </w:instrText>
+          <w:instrText xml:space="preserve"> PAGEREF _Toc230639664 \h </w:instrText>
         </w:r>
         <w:r>
           <w:rPr>
@@ -605,7 +600,7 @@
             <w:noProof/>
             <w:webHidden/>
           </w:rPr>
-          <w:t>10</w:t>
+          <w:t>7</w:t>
         </w:r>
         <w:r>
           <w:rPr>
@@ -625,13 +620,14 @@
         <w:rPr>
           <w:rFonts w:asciiTheme="minorHAnsi" w:eastAsiaTheme="minorEastAsia" w:hAnsiTheme="minorHAnsi"/>
           <w:noProof/>
+          <w:color w:val="auto"/>
           <w:kern w:val="2"/>
           <w:sz w:val="24"/>
           <w:szCs w:val="24"/>
           <w14:ligatures w14:val="standardContextual"/>
         </w:rPr>
       </w:pPr>
-      <w:hyperlink w:anchor="_Toc230635720" w:history="1">
+      <w:hyperlink w:anchor="_Toc230639665" w:history="1">
         <w:r>
           <w:rPr>
             <w:rStyle w:val="Hyperlink"/>
@@ -658,7 +654,7 @@
             <w:noProof/>
             <w:webHidden/>
           </w:rPr>
-          <w:instrText xml:space="preserve"> PAGEREF _Toc230635720 \h </w:instrText>
+          <w:instrText xml:space="preserve"> PAGEREF _Toc230639665 \h </w:instrText>
         </w:r>
         <w:r>
           <w:rPr>
@@ -678,7 +674,7 @@
             <w:noProof/>
             <w:webHidden/>
           </w:rPr>
-          <w:t>10</w:t>
+          <w:t>7</w:t>
         </w:r>
         <w:r>
           <w:rPr>
@@ -698,13 +694,14 @@
         <w:rPr>
           <w:rFonts w:asciiTheme="minorHAnsi" w:eastAsiaTheme="minorEastAsia" w:hAnsiTheme="minorHAnsi"/>
           <w:noProof/>
+          <w:color w:val="auto"/>
           <w:kern w:val="2"/>
           <w:sz w:val="24"/>
           <w:szCs w:val="24"/>
           <w14:ligatures w14:val="standardContextual"/>
         </w:rPr>
       </w:pPr>
-      <w:hyperlink w:anchor="_Toc230635721" w:history="1">
+      <w:hyperlink w:anchor="_Toc230639666" w:history="1">
         <w:r>
           <w:rPr>
             <w:rStyle w:val="Hyperlink"/>
@@ -731,7 +728,7 @@
             <w:noProof/>
             <w:webHidden/>
           </w:rPr>
-          <w:instrText xml:space="preserve"> PAGEREF _Toc230635721 \h </w:instrText>
+          <w:instrText xml:space="preserve"> PAGEREF _Toc230639666 \h </w:instrText>
         </w:r>
         <w:r>
           <w:rPr>
@@ -751,7 +748,7 @@
             <w:noProof/>
             <w:webHidden/>
           </w:rPr>
-          <w:t>10</w:t>
+          <w:t>7</w:t>
         </w:r>
         <w:r>
           <w:rPr>
@@ -771,13 +768,14 @@
         <w:rPr>
           <w:rFonts w:asciiTheme="minorHAnsi" w:eastAsiaTheme="minorEastAsia" w:hAnsiTheme="minorHAnsi"/>
           <w:noProof/>
+          <w:color w:val="auto"/>
           <w:kern w:val="2"/>
           <w:sz w:val="24"/>
           <w:szCs w:val="24"/>
           <w14:ligatures w14:val="standardContextual"/>
         </w:rPr>
       </w:pPr>
-      <w:hyperlink w:anchor="_Toc230635722" w:history="1">
+      <w:hyperlink w:anchor="_Toc230639667" w:history="1">
         <w:r>
           <w:rPr>
             <w:rStyle w:val="Hyperlink"/>
@@ -804,7 +802,7 @@
             <w:noProof/>
             <w:webHidden/>
           </w:rPr>
-          <w:instrText xml:space="preserve"> PAGEREF _Toc230635722 \h </w:instrText>
+          <w:instrText xml:space="preserve"> PAGEREF _Toc230639667 \h </w:instrText>
         </w:r>
         <w:r>
           <w:rPr>
@@ -824,7 +822,7 @@
             <w:noProof/>
             <w:webHidden/>
           </w:rPr>
-          <w:t>10</w:t>
+          <w:t>7</w:t>
         </w:r>
         <w:r>
           <w:rPr>
@@ -844,13 +842,14 @@
         <w:rPr>
           <w:rFonts w:asciiTheme="minorHAnsi" w:eastAsiaTheme="minorEastAsia" w:hAnsiTheme="minorHAnsi"/>
           <w:noProof/>
+          <w:color w:val="auto"/>
           <w:kern w:val="2"/>
           <w:sz w:val="24"/>
           <w:szCs w:val="24"/>
           <w14:ligatures w14:val="standardContextual"/>
         </w:rPr>
       </w:pPr>
-      <w:hyperlink w:anchor="_Toc230635723" w:history="1">
+      <w:hyperlink w:anchor="_Toc230639668" w:history="1">
         <w:r>
           <w:rPr>
             <w:rStyle w:val="Hyperlink"/>
@@ -877,7 +876,7 @@
             <w:noProof/>
             <w:webHidden/>
           </w:rPr>
-          <w:instrText xml:space="preserve"> PAGEREF _Toc230635723 \h </w:instrText>
+          <w:instrText xml:space="preserve"> PAGEREF _Toc230639668 \h </w:instrText>
         </w:r>
         <w:r>
           <w:rPr>
@@ -897,7 +896,7 @@
             <w:noProof/>
             <w:webHidden/>
           </w:rPr>
-          <w:t>11</w:t>
+          <w:t>8</w:t>
         </w:r>
         <w:r>
           <w:rPr>
@@ -917,13 +916,14 @@
         <w:rPr>
           <w:rFonts w:asciiTheme="minorHAnsi" w:eastAsiaTheme="minorEastAsia" w:hAnsiTheme="minorHAnsi"/>
           <w:noProof/>
+          <w:color w:val="auto"/>
           <w:kern w:val="2"/>
           <w:sz w:val="24"/>
           <w:szCs w:val="24"/>
           <w14:ligatures w14:val="standardContextual"/>
         </w:rPr>
       </w:pPr>
-      <w:hyperlink w:anchor="_Toc230635724" w:history="1">
+      <w:hyperlink w:anchor="_Toc230639669" w:history="1">
         <w:r>
           <w:rPr>
             <w:rStyle w:val="Hyperlink"/>
@@ -951,7 +951,7 @@
             <w:noProof/>
             <w:webHidden/>
           </w:rPr>
-          <w:instrText xml:space="preserve"> PAGEREF _Toc230635724 \h </w:instrText>
+          <w:instrText xml:space="preserve"> PAGEREF _Toc230639669 \h </w:instrText>
         </w:r>
         <w:r>
           <w:rPr>
@@ -971,7 +971,7 @@
             <w:noProof/>
             <w:webHidden/>
           </w:rPr>
-          <w:t>12</w:t>
+          <w:t>9</w:t>
         </w:r>
         <w:r>
           <w:rPr>
@@ -991,13 +991,14 @@
         <w:rPr>
           <w:rFonts w:asciiTheme="minorHAnsi" w:eastAsiaTheme="minorEastAsia" w:hAnsiTheme="minorHAnsi"/>
           <w:noProof/>
+          <w:color w:val="auto"/>
           <w:kern w:val="2"/>
           <w:sz w:val="24"/>
           <w:szCs w:val="24"/>
           <w14:ligatures w14:val="standardContextual"/>
         </w:rPr>
       </w:pPr>
-      <w:hyperlink w:anchor="_Toc230635725" w:history="1">
+      <w:hyperlink w:anchor="_Toc230639670" w:history="1">
         <w:r>
           <w:rPr>
             <w:rStyle w:val="Hyperlink"/>
@@ -1025,7 +1026,7 @@
             <w:noProof/>
             <w:webHidden/>
           </w:rPr>
-          <w:instrText xml:space="preserve"> PAGEREF _Toc230635725 \h </w:instrText>
+          <w:instrText xml:space="preserve"> PAGEREF _Toc230639670 \h </w:instrText>
         </w:r>
         <w:r>
           <w:rPr>
@@ -1045,7 +1046,7 @@
             <w:noProof/>
             <w:webHidden/>
           </w:rPr>
-          <w:t>12</w:t>
+          <w:t>9</w:t>
         </w:r>
         <w:r>
           <w:rPr>
@@ -1065,13 +1066,14 @@
         <w:rPr>
           <w:rFonts w:asciiTheme="minorHAnsi" w:eastAsiaTheme="minorEastAsia" w:hAnsiTheme="minorHAnsi"/>
           <w:noProof/>
+          <w:color w:val="auto"/>
           <w:kern w:val="2"/>
           <w:sz w:val="24"/>
           <w:szCs w:val="24"/>
           <w14:ligatures w14:val="standardContextual"/>
         </w:rPr>
       </w:pPr>
-      <w:hyperlink w:anchor="_Toc230635726" w:history="1">
+      <w:hyperlink w:anchor="_Toc230639671" w:history="1">
         <w:r>
           <w:rPr>
             <w:rStyle w:val="Hyperlink"/>
@@ -1099,7 +1101,7 @@
             <w:noProof/>
             <w:webHidden/>
           </w:rPr>
-          <w:instrText xml:space="preserve"> PAGEREF _Toc230635726 \h </w:instrText>
+          <w:instrText xml:space="preserve"> PAGEREF _Toc230639671 \h </w:instrText>
         </w:r>
         <w:r>
           <w:rPr>
@@ -1119,7 +1121,7 @@
             <w:noProof/>
             <w:webHidden/>
           </w:rPr>
-          <w:t>12</w:t>
+          <w:t>9</w:t>
         </w:r>
         <w:r>
           <w:rPr>
@@ -1139,13 +1141,14 @@
         <w:rPr>
           <w:rFonts w:asciiTheme="minorHAnsi" w:eastAsiaTheme="minorEastAsia" w:hAnsiTheme="minorHAnsi"/>
           <w:noProof/>
+          <w:color w:val="auto"/>
           <w:kern w:val="2"/>
           <w:sz w:val="24"/>
           <w:szCs w:val="24"/>
           <w14:ligatures w14:val="standardContextual"/>
         </w:rPr>
       </w:pPr>
-      <w:hyperlink w:anchor="_Toc230635727" w:history="1">
+      <w:hyperlink w:anchor="_Toc230639672" w:history="1">
         <w:r>
           <w:rPr>
             <w:rStyle w:val="Hyperlink"/>
@@ -1173,7 +1176,7 @@
             <w:noProof/>
             <w:webHidden/>
           </w:rPr>
-          <w:instrText xml:space="preserve"> PAGEREF _Toc230635727 \h </w:instrText>
+          <w:instrText xml:space="preserve"> PAGEREF _Toc230639672 \h </w:instrText>
         </w:r>
         <w:r>
           <w:rPr>
@@ -1193,7 +1196,7 @@
             <w:noProof/>
             <w:webHidden/>
           </w:rPr>
-          <w:t>13</w:t>
+          <w:t>10</w:t>
         </w:r>
         <w:r>
           <w:rPr>
@@ -1213,13 +1216,14 @@
         <w:rPr>
           <w:rFonts w:asciiTheme="minorHAnsi" w:eastAsiaTheme="minorEastAsia" w:hAnsiTheme="minorHAnsi"/>
           <w:noProof/>
+          <w:color w:val="auto"/>
           <w:kern w:val="2"/>
           <w:sz w:val="24"/>
           <w:szCs w:val="24"/>
           <w14:ligatures w14:val="standardContextual"/>
         </w:rPr>
       </w:pPr>
-      <w:hyperlink w:anchor="_Toc230635728" w:history="1">
+      <w:hyperlink w:anchor="_Toc230639673" w:history="1">
         <w:r>
           <w:rPr>
             <w:rStyle w:val="Hyperlink"/>
@@ -1247,7 +1251,7 @@
             <w:noProof/>
             <w:webHidden/>
           </w:rPr>
-          <w:instrText xml:space="preserve"> PAGEREF _Toc230635728 \h </w:instrText>
+          <w:instrText xml:space="preserve"> PAGEREF _Toc230639673 \h </w:instrText>
         </w:r>
         <w:r>
           <w:rPr>
@@ -1267,7 +1271,7 @@
             <w:noProof/>
             <w:webHidden/>
           </w:rPr>
-          <w:t>14</w:t>
+          <w:t>11</w:t>
         </w:r>
         <w:r>
           <w:rPr>
@@ -1287,13 +1291,14 @@
         <w:rPr>
           <w:rFonts w:asciiTheme="minorHAnsi" w:eastAsiaTheme="minorEastAsia" w:hAnsiTheme="minorHAnsi"/>
           <w:noProof/>
+          <w:color w:val="auto"/>
           <w:kern w:val="2"/>
           <w:sz w:val="24"/>
           <w:szCs w:val="24"/>
           <w14:ligatures w14:val="standardContextual"/>
         </w:rPr>
       </w:pPr>
-      <w:hyperlink w:anchor="_Toc230635729" w:history="1">
+      <w:hyperlink w:anchor="_Toc230639674" w:history="1">
         <w:r>
           <w:rPr>
             <w:rStyle w:val="Hyperlink"/>
@@ -1321,7 +1326,7 @@
             <w:noProof/>
             <w:webHidden/>
           </w:rPr>
-          <w:instrText xml:space="preserve"> PAGEREF _Toc230635729 \h </w:instrText>
+          <w:instrText xml:space="preserve"> PAGEREF _Toc230639674 \h </w:instrText>
         </w:r>
         <w:r>
           <w:rPr>
@@ -1341,7 +1346,7 @@
             <w:noProof/>
             <w:webHidden/>
           </w:rPr>
-          <w:t>14</w:t>
+          <w:t>11</w:t>
         </w:r>
         <w:r>
           <w:rPr>
@@ -1361,13 +1366,14 @@
         <w:rPr>
           <w:rFonts w:asciiTheme="minorHAnsi" w:eastAsiaTheme="minorEastAsia" w:hAnsiTheme="minorHAnsi"/>
           <w:noProof/>
+          <w:color w:val="auto"/>
           <w:kern w:val="2"/>
           <w:sz w:val="24"/>
           <w:szCs w:val="24"/>
           <w14:ligatures w14:val="standardContextual"/>
         </w:rPr>
       </w:pPr>
-      <w:hyperlink w:anchor="_Toc230635730" w:history="1">
+      <w:hyperlink w:anchor="_Toc230639675" w:history="1">
         <w:r>
           <w:rPr>
             <w:rStyle w:val="Hyperlink"/>
@@ -1395,7 +1401,7 @@
             <w:noProof/>
             <w:webHidden/>
           </w:rPr>
-          <w:instrText xml:space="preserve"> PAGEREF _Toc230635730 \h </w:instrText>
+          <w:instrText xml:space="preserve"> PAGEREF _Toc230639675 \h </w:instrText>
         </w:r>
         <w:r>
           <w:rPr>
@@ -1415,7 +1421,7 @@
             <w:noProof/>
             <w:webHidden/>
           </w:rPr>
-          <w:t>15</w:t>
+          <w:t>12</w:t>
         </w:r>
         <w:r>
           <w:rPr>
@@ -1435,13 +1441,14 @@
         <w:rPr>
           <w:rFonts w:asciiTheme="minorHAnsi" w:eastAsiaTheme="minorEastAsia" w:hAnsiTheme="minorHAnsi"/>
           <w:noProof/>
+          <w:color w:val="auto"/>
           <w:kern w:val="2"/>
           <w:sz w:val="24"/>
           <w:szCs w:val="24"/>
           <w14:ligatures w14:val="standardContextual"/>
         </w:rPr>
       </w:pPr>
-      <w:hyperlink w:anchor="_Toc230635731" w:history="1">
+      <w:hyperlink w:anchor="_Toc230639676" w:history="1">
         <w:r>
           <w:rPr>
             <w:rStyle w:val="Hyperlink"/>
@@ -1469,7 +1476,7 @@
             <w:noProof/>
             <w:webHidden/>
           </w:rPr>
-          <w:instrText xml:space="preserve"> PAGEREF _Toc230635731 \h </w:instrText>
+          <w:instrText xml:space="preserve"> PAGEREF _Toc230639676 \h </w:instrText>
         </w:r>
         <w:r>
           <w:rPr>
@@ -1489,7 +1496,7 @@
             <w:noProof/>
             <w:webHidden/>
           </w:rPr>
-          <w:t>17</w:t>
+          <w:t>14</w:t>
         </w:r>
         <w:r>
           <w:rPr>
@@ -1509,13 +1516,14 @@
         <w:rPr>
           <w:rFonts w:asciiTheme="minorHAnsi" w:eastAsiaTheme="minorEastAsia" w:hAnsiTheme="minorHAnsi"/>
           <w:noProof/>
+          <w:color w:val="auto"/>
           <w:kern w:val="2"/>
           <w:sz w:val="24"/>
           <w:szCs w:val="24"/>
           <w14:ligatures w14:val="standardContextual"/>
         </w:rPr>
       </w:pPr>
-      <w:hyperlink w:anchor="_Toc230635732" w:history="1">
+      <w:hyperlink w:anchor="_Toc230639677" w:history="1">
         <w:r>
           <w:rPr>
             <w:rStyle w:val="Hyperlink"/>
@@ -1543,7 +1551,7 @@
             <w:noProof/>
             <w:webHidden/>
           </w:rPr>
-          <w:instrText xml:space="preserve"> PAGEREF _Toc230635732 \h </w:instrText>
+          <w:instrText xml:space="preserve"> PAGEREF _Toc230639677 \h </w:instrText>
         </w:r>
         <w:r>
           <w:rPr>
@@ -1563,7 +1571,7 @@
             <w:noProof/>
             <w:webHidden/>
           </w:rPr>
-          <w:t>17</w:t>
+          <w:t>14</w:t>
         </w:r>
         <w:r>
           <w:rPr>
@@ -1583,13 +1591,14 @@
         <w:rPr>
           <w:rFonts w:asciiTheme="minorHAnsi" w:eastAsiaTheme="minorEastAsia" w:hAnsiTheme="minorHAnsi"/>
           <w:noProof/>
+          <w:color w:val="auto"/>
           <w:kern w:val="2"/>
           <w:sz w:val="24"/>
           <w:szCs w:val="24"/>
           <w14:ligatures w14:val="standardContextual"/>
         </w:rPr>
       </w:pPr>
-      <w:hyperlink w:anchor="_Toc230635733" w:history="1">
+      <w:hyperlink w:anchor="_Toc230639678" w:history="1">
         <w:r>
           <w:rPr>
             <w:rStyle w:val="Hyperlink"/>
@@ -1617,7 +1626,7 @@
             <w:noProof/>
             <w:webHidden/>
           </w:rPr>
-          <w:instrText xml:space="preserve"> PAGEREF _Toc230635733 \h </w:instrText>
+          <w:instrText xml:space="preserve"> PAGEREF _Toc230639678 \h </w:instrText>
         </w:r>
         <w:r>
           <w:rPr>
@@ -1637,7 +1646,7 @@
             <w:noProof/>
             <w:webHidden/>
           </w:rPr>
-          <w:t>17</w:t>
+          <w:t>14</w:t>
         </w:r>
         <w:r>
           <w:rPr>
@@ -1657,13 +1666,14 @@
         <w:rPr>
           <w:rFonts w:asciiTheme="minorHAnsi" w:eastAsiaTheme="minorEastAsia" w:hAnsiTheme="minorHAnsi"/>
           <w:noProof/>
+          <w:color w:val="auto"/>
           <w:kern w:val="2"/>
           <w:sz w:val="24"/>
           <w:szCs w:val="24"/>
           <w14:ligatures w14:val="standardContextual"/>
         </w:rPr>
       </w:pPr>
-      <w:hyperlink w:anchor="_Toc230635734" w:history="1">
+      <w:hyperlink w:anchor="_Toc230639679" w:history="1">
         <w:r>
           <w:rPr>
             <w:rStyle w:val="Hyperlink"/>
@@ -1691,7 +1701,7 @@
             <w:noProof/>
             <w:webHidden/>
           </w:rPr>
-          <w:instrText xml:space="preserve"> PAGEREF _Toc230635734 \h </w:instrText>
+          <w:instrText xml:space="preserve"> PAGEREF _Toc230639679 \h </w:instrText>
         </w:r>
         <w:r>
           <w:rPr>
@@ -1711,7 +1721,7 @@
             <w:noProof/>
             <w:webHidden/>
           </w:rPr>
-          <w:t>18</w:t>
+          <w:t>15</w:t>
         </w:r>
         <w:r>
           <w:rPr>
@@ -1731,13 +1741,14 @@
         <w:rPr>
           <w:rFonts w:asciiTheme="minorHAnsi" w:eastAsiaTheme="minorEastAsia" w:hAnsiTheme="minorHAnsi"/>
           <w:noProof/>
+          <w:color w:val="auto"/>
           <w:kern w:val="2"/>
           <w:sz w:val="24"/>
           <w:szCs w:val="24"/>
           <w14:ligatures w14:val="standardContextual"/>
         </w:rPr>
       </w:pPr>
-      <w:hyperlink w:anchor="_Toc230635735" w:history="1">
+      <w:hyperlink w:anchor="_Toc230639680" w:history="1">
         <w:r>
           <w:rPr>
             <w:rStyle w:val="Hyperlink"/>
@@ -1765,7 +1776,7 @@
             <w:noProof/>
             <w:webHidden/>
           </w:rPr>
-          <w:instrText xml:space="preserve"> PAGEREF _Toc230635735 \h </w:instrText>
+          <w:instrText xml:space="preserve"> PAGEREF _Toc230639680 \h </w:instrText>
         </w:r>
         <w:r>
           <w:rPr>
@@ -1785,7 +1796,7 @@
             <w:noProof/>
             <w:webHidden/>
           </w:rPr>
-          <w:t>18</w:t>
+          <w:t>15</w:t>
         </w:r>
         <w:r>
           <w:rPr>
@@ -1805,13 +1816,14 @@
         <w:rPr>
           <w:rFonts w:asciiTheme="minorHAnsi" w:eastAsiaTheme="minorEastAsia" w:hAnsiTheme="minorHAnsi"/>
           <w:noProof/>
+          <w:color w:val="auto"/>
           <w:kern w:val="2"/>
           <w:sz w:val="24"/>
           <w:szCs w:val="24"/>
           <w14:ligatures w14:val="standardContextual"/>
         </w:rPr>
       </w:pPr>
-      <w:hyperlink w:anchor="_Toc230635736" w:history="1">
+      <w:hyperlink w:anchor="_Toc230639681" w:history="1">
         <w:r>
           <w:rPr>
             <w:rStyle w:val="Hyperlink"/>
@@ -1839,7 +1851,7 @@
             <w:noProof/>
             <w:webHidden/>
           </w:rPr>
-          <w:instrText xml:space="preserve"> PAGEREF _Toc230635736 \h </w:instrText>
+          <w:instrText xml:space="preserve"> PAGEREF _Toc230639681 \h </w:instrText>
         </w:r>
         <w:r>
           <w:rPr>
@@ -1859,7 +1871,7 @@
             <w:noProof/>
             <w:webHidden/>
           </w:rPr>
-          <w:t>19</w:t>
+          <w:t>16</w:t>
         </w:r>
         <w:r>
           <w:rPr>
@@ -1879,13 +1891,14 @@
         <w:rPr>
           <w:rFonts w:asciiTheme="minorHAnsi" w:eastAsiaTheme="minorEastAsia" w:hAnsiTheme="minorHAnsi"/>
           <w:noProof/>
+          <w:color w:val="auto"/>
           <w:kern w:val="2"/>
           <w:sz w:val="24"/>
           <w:szCs w:val="24"/>
           <w14:ligatures w14:val="standardContextual"/>
         </w:rPr>
       </w:pPr>
-      <w:hyperlink w:anchor="_Toc230635737" w:history="1">
+      <w:hyperlink w:anchor="_Toc230639682" w:history="1">
         <w:r>
           <w:rPr>
             <w:rStyle w:val="Hyperlink"/>
@@ -1913,7 +1926,7 @@
             <w:noProof/>
             <w:webHidden/>
           </w:rPr>
-          <w:instrText xml:space="preserve"> PAGEREF _Toc230635737 \h </w:instrText>
+          <w:instrText xml:space="preserve"> PAGEREF _Toc230639682 \h </w:instrText>
         </w:r>
         <w:r>
           <w:rPr>
@@ -1933,7 +1946,7 @@
             <w:noProof/>
             <w:webHidden/>
           </w:rPr>
-          <w:t>20</w:t>
+          <w:t>17</w:t>
         </w:r>
         <w:r>
           <w:rPr>
@@ -1953,13 +1966,14 @@
         <w:rPr>
           <w:rFonts w:asciiTheme="minorHAnsi" w:eastAsiaTheme="minorEastAsia" w:hAnsiTheme="minorHAnsi"/>
           <w:noProof/>
+          <w:color w:val="auto"/>
           <w:kern w:val="2"/>
           <w:sz w:val="24"/>
           <w:szCs w:val="24"/>
           <w14:ligatures w14:val="standardContextual"/>
         </w:rPr>
       </w:pPr>
-      <w:hyperlink w:anchor="_Toc230635738" w:history="1">
+      <w:hyperlink w:anchor="_Toc230639683" w:history="1">
         <w:r>
           <w:rPr>
             <w:rStyle w:val="Hyperlink"/>
@@ -1987,7 +2001,7 @@
             <w:noProof/>
             <w:webHidden/>
           </w:rPr>
-          <w:instrText xml:space="preserve"> PAGEREF _Toc230635738 \h </w:instrText>
+          <w:instrText xml:space="preserve"> PAGEREF _Toc230639683 \h </w:instrText>
         </w:r>
         <w:r>
           <w:rPr>
@@ -2007,7 +2021,7 @@
             <w:noProof/>
             <w:webHidden/>
           </w:rPr>
-          <w:t>21</w:t>
+          <w:t>18</w:t>
         </w:r>
         <w:r>
           <w:rPr>
@@ -2027,13 +2041,14 @@
         <w:rPr>
           <w:rFonts w:asciiTheme="minorHAnsi" w:eastAsiaTheme="minorEastAsia" w:hAnsiTheme="minorHAnsi"/>
           <w:noProof/>
+          <w:color w:val="auto"/>
           <w:kern w:val="2"/>
           <w:sz w:val="24"/>
           <w:szCs w:val="24"/>
           <w14:ligatures w14:val="standardContextual"/>
         </w:rPr>
       </w:pPr>
-      <w:hyperlink w:anchor="_Toc230635739" w:history="1">
+      <w:hyperlink w:anchor="_Toc230639684" w:history="1">
         <w:r>
           <w:rPr>
             <w:rStyle w:val="Hyperlink"/>
@@ -2061,7 +2076,7 @@
             <w:noProof/>
             <w:webHidden/>
           </w:rPr>
-          <w:instrText xml:space="preserve"> PAGEREF _Toc230635739 \h </w:instrText>
+          <w:instrText xml:space="preserve"> PAGEREF _Toc230639684 \h </w:instrText>
         </w:r>
         <w:r>
           <w:rPr>
@@ -2081,7 +2096,7 @@
             <w:noProof/>
             <w:webHidden/>
           </w:rPr>
-          <w:t>21</w:t>
+          <w:t>18</w:t>
         </w:r>
         <w:r>
           <w:rPr>
@@ -2101,13 +2116,14 @@
         <w:rPr>
           <w:rFonts w:asciiTheme="minorHAnsi" w:eastAsiaTheme="minorEastAsia" w:hAnsiTheme="minorHAnsi"/>
           <w:noProof/>
+          <w:color w:val="auto"/>
           <w:kern w:val="2"/>
           <w:sz w:val="24"/>
           <w:szCs w:val="24"/>
           <w14:ligatures w14:val="standardContextual"/>
         </w:rPr>
       </w:pPr>
-      <w:hyperlink w:anchor="_Toc230635740" w:history="1">
+      <w:hyperlink w:anchor="_Toc230639685" w:history="1">
         <w:r>
           <w:rPr>
             <w:rStyle w:val="Hyperlink"/>
@@ -2135,7 +2151,7 @@
             <w:noProof/>
             <w:webHidden/>
           </w:rPr>
-          <w:instrText xml:space="preserve"> PAGEREF _Toc230635740 \h </w:instrText>
+          <w:instrText xml:space="preserve"> PAGEREF _Toc230639685 \h </w:instrText>
         </w:r>
         <w:r>
           <w:rPr>
@@ -2155,7 +2171,7 @@
             <w:noProof/>
             <w:webHidden/>
           </w:rPr>
-          <w:t>22</w:t>
+          <w:t>19</w:t>
         </w:r>
         <w:r>
           <w:rPr>
@@ -2175,13 +2191,14 @@
         <w:rPr>
           <w:rFonts w:asciiTheme="minorHAnsi" w:eastAsiaTheme="minorEastAsia" w:hAnsiTheme="minorHAnsi"/>
           <w:noProof/>
+          <w:color w:val="auto"/>
           <w:kern w:val="2"/>
           <w:sz w:val="24"/>
           <w:szCs w:val="24"/>
           <w14:ligatures w14:val="standardContextual"/>
         </w:rPr>
       </w:pPr>
-      <w:hyperlink w:anchor="_Toc230635741" w:history="1">
+      <w:hyperlink w:anchor="_Toc230639686" w:history="1">
         <w:r>
           <w:rPr>
             <w:rStyle w:val="Hyperlink"/>
@@ -2209,7 +2226,7 @@
             <w:noProof/>
             <w:webHidden/>
           </w:rPr>
-          <w:instrText xml:space="preserve"> PAGEREF _Toc230635741 \h </w:instrText>
+          <w:instrText xml:space="preserve"> PAGEREF _Toc230639686 \h </w:instrText>
         </w:r>
         <w:r>
           <w:rPr>
@@ -2229,7 +2246,7 @@
             <w:noProof/>
             <w:webHidden/>
           </w:rPr>
-          <w:t>22</w:t>
+          <w:t>19</w:t>
         </w:r>
         <w:r>
           <w:rPr>
@@ -2249,13 +2266,14 @@
         <w:rPr>
           <w:rFonts w:asciiTheme="minorHAnsi" w:eastAsiaTheme="minorEastAsia" w:hAnsiTheme="minorHAnsi"/>
           <w:noProof/>
+          <w:color w:val="auto"/>
           <w:kern w:val="2"/>
           <w:sz w:val="24"/>
           <w:szCs w:val="24"/>
           <w14:ligatures w14:val="standardContextual"/>
         </w:rPr>
       </w:pPr>
-      <w:hyperlink w:anchor="_Toc230635742" w:history="1">
+      <w:hyperlink w:anchor="_Toc230639687" w:history="1">
         <w:r>
           <w:rPr>
             <w:rStyle w:val="Hyperlink"/>
@@ -2283,7 +2301,7 @@
             <w:noProof/>
             <w:webHidden/>
           </w:rPr>
-          <w:instrText xml:space="preserve"> PAGEREF _Toc230635742 \h </w:instrText>
+          <w:instrText xml:space="preserve"> PAGEREF _Toc230639687 \h </w:instrText>
         </w:r>
         <w:r>
           <w:rPr>
@@ -2303,7 +2321,7 @@
             <w:noProof/>
             <w:webHidden/>
           </w:rPr>
-          <w:t>23</w:t>
+          <w:t>20</w:t>
         </w:r>
         <w:r>
           <w:rPr>
@@ -2323,13 +2341,14 @@
         <w:rPr>
           <w:rFonts w:asciiTheme="minorHAnsi" w:eastAsiaTheme="minorEastAsia" w:hAnsiTheme="minorHAnsi"/>
           <w:noProof/>
+          <w:color w:val="auto"/>
           <w:kern w:val="2"/>
           <w:sz w:val="24"/>
           <w:szCs w:val="24"/>
           <w14:ligatures w14:val="standardContextual"/>
         </w:rPr>
       </w:pPr>
-      <w:hyperlink w:anchor="_Toc230635743" w:history="1">
+      <w:hyperlink w:anchor="_Toc230639688" w:history="1">
         <w:r>
           <w:rPr>
             <w:rStyle w:val="Hyperlink"/>
@@ -2357,7 +2376,7 @@
             <w:noProof/>
             <w:webHidden/>
           </w:rPr>
-          <w:instrText xml:space="preserve"> PAGEREF _Toc230635743 \h </w:instrText>
+          <w:instrText xml:space="preserve"> PAGEREF _Toc230639688 \h </w:instrText>
         </w:r>
         <w:r>
           <w:rPr>
@@ -2377,7 +2396,7 @@
             <w:noProof/>
             <w:webHidden/>
           </w:rPr>
-          <w:t>23</w:t>
+          <w:t>20</w:t>
         </w:r>
         <w:r>
           <w:rPr>
@@ -2397,13 +2416,14 @@
         <w:rPr>
           <w:rFonts w:asciiTheme="minorHAnsi" w:eastAsiaTheme="minorEastAsia" w:hAnsiTheme="minorHAnsi"/>
           <w:noProof/>
+          <w:color w:val="auto"/>
           <w:kern w:val="2"/>
           <w:sz w:val="24"/>
           <w:szCs w:val="24"/>
           <w14:ligatures w14:val="standardContextual"/>
         </w:rPr>
       </w:pPr>
-      <w:hyperlink w:anchor="_Toc230635744" w:history="1">
+      <w:hyperlink w:anchor="_Toc230639689" w:history="1">
         <w:r>
           <w:rPr>
             <w:rStyle w:val="Hyperlink"/>
@@ -2431,7 +2451,7 @@
             <w:noProof/>
             <w:webHidden/>
           </w:rPr>
-          <w:instrText xml:space="preserve"> PAGEREF _Toc230635744 \h </w:instrText>
+          <w:instrText xml:space="preserve"> PAGEREF _Toc230639689 \h </w:instrText>
         </w:r>
         <w:r>
           <w:rPr>
@@ -2451,7 +2471,7 @@
             <w:noProof/>
             <w:webHidden/>
           </w:rPr>
-          <w:t>24</w:t>
+          <w:t>21</w:t>
         </w:r>
         <w:r>
           <w:rPr>
@@ -2471,13 +2491,14 @@
         <w:rPr>
           <w:rFonts w:asciiTheme="minorHAnsi" w:eastAsiaTheme="minorEastAsia" w:hAnsiTheme="minorHAnsi"/>
           <w:noProof/>
+          <w:color w:val="auto"/>
           <w:kern w:val="2"/>
           <w:sz w:val="24"/>
           <w:szCs w:val="24"/>
           <w14:ligatures w14:val="standardContextual"/>
         </w:rPr>
       </w:pPr>
-      <w:hyperlink w:anchor="_Toc230635745" w:history="1">
+      <w:hyperlink w:anchor="_Toc230639690" w:history="1">
         <w:r>
           <w:rPr>
             <w:rStyle w:val="Hyperlink"/>
@@ -2505,7 +2526,7 @@
             <w:noProof/>
             <w:webHidden/>
           </w:rPr>
-          <w:instrText xml:space="preserve"> PAGEREF _Toc230635745 \h </w:instrText>
+          <w:instrText xml:space="preserve"> PAGEREF _Toc230639690 \h </w:instrText>
         </w:r>
         <w:r>
           <w:rPr>
@@ -2525,7 +2546,7 @@
             <w:noProof/>
             <w:webHidden/>
           </w:rPr>
-          <w:t>24</w:t>
+          <w:t>21</w:t>
         </w:r>
         <w:r>
           <w:rPr>
@@ -2545,13 +2566,14 @@
         <w:rPr>
           <w:rFonts w:asciiTheme="minorHAnsi" w:eastAsiaTheme="minorEastAsia" w:hAnsiTheme="minorHAnsi"/>
           <w:noProof/>
+          <w:color w:val="auto"/>
           <w:kern w:val="2"/>
           <w:sz w:val="24"/>
           <w:szCs w:val="24"/>
           <w14:ligatures w14:val="standardContextual"/>
         </w:rPr>
       </w:pPr>
-      <w:hyperlink w:anchor="_Toc230635746" w:history="1">
+      <w:hyperlink w:anchor="_Toc230639691" w:history="1">
         <w:r>
           <w:rPr>
             <w:rStyle w:val="Hyperlink"/>
@@ -2578,7 +2600,7 @@
             <w:noProof/>
             <w:webHidden/>
           </w:rPr>
-          <w:instrText xml:space="preserve"> PAGEREF _Toc230635746 \h </w:instrText>
+          <w:instrText xml:space="preserve"> PAGEREF _Toc230639691 \h </w:instrText>
         </w:r>
         <w:r>
           <w:rPr>
@@ -2598,7 +2620,7 @@
             <w:noProof/>
             <w:webHidden/>
           </w:rPr>
-          <w:t>26</w:t>
+          <w:t>23</w:t>
         </w:r>
         <w:r>
           <w:rPr>
@@ -2618,13 +2640,14 @@
         <w:rPr>
           <w:rFonts w:asciiTheme="minorHAnsi" w:eastAsiaTheme="minorEastAsia" w:hAnsiTheme="minorHAnsi"/>
           <w:noProof/>
+          <w:color w:val="auto"/>
           <w:kern w:val="2"/>
           <w:sz w:val="24"/>
           <w:szCs w:val="24"/>
           <w14:ligatures w14:val="standardContextual"/>
         </w:rPr>
       </w:pPr>
-      <w:hyperlink w:anchor="_Toc230635747" w:history="1">
+      <w:hyperlink w:anchor="_Toc230639692" w:history="1">
         <w:r>
           <w:rPr>
             <w:rStyle w:val="Hyperlink"/>
@@ -2651,7 +2674,7 @@
             <w:noProof/>
             <w:webHidden/>
           </w:rPr>
-          <w:instrText xml:space="preserve"> PAGEREF _Toc230635747 \h </w:instrText>
+          <w:instrText xml:space="preserve"> PAGEREF _Toc230639692 \h </w:instrText>
         </w:r>
         <w:r>
           <w:rPr>
@@ -2671,7 +2694,7 @@
             <w:noProof/>
             <w:webHidden/>
           </w:rPr>
-          <w:t>26</w:t>
+          <w:t>23</w:t>
         </w:r>
         <w:r>
           <w:rPr>
@@ -2691,13 +2714,14 @@
         <w:rPr>
           <w:rFonts w:asciiTheme="minorHAnsi" w:eastAsiaTheme="minorEastAsia" w:hAnsiTheme="minorHAnsi"/>
           <w:noProof/>
+          <w:color w:val="auto"/>
           <w:kern w:val="2"/>
           <w:sz w:val="24"/>
           <w:szCs w:val="24"/>
           <w14:ligatures w14:val="standardContextual"/>
         </w:rPr>
       </w:pPr>
-      <w:hyperlink w:anchor="_Toc230635748" w:history="1">
+      <w:hyperlink w:anchor="_Toc230639693" w:history="1">
         <w:r>
           <w:rPr>
             <w:rStyle w:val="Hyperlink"/>
@@ -2724,7 +2748,7 @@
             <w:noProof/>
             <w:webHidden/>
           </w:rPr>
-          <w:instrText xml:space="preserve"> PAGEREF _Toc230635748 \h </w:instrText>
+          <w:instrText xml:space="preserve"> PAGEREF _Toc230639693 \h </w:instrText>
         </w:r>
         <w:r>
           <w:rPr>
@@ -2744,7 +2768,7 @@
             <w:noProof/>
             <w:webHidden/>
           </w:rPr>
-          <w:t>26</w:t>
+          <w:t>23</w:t>
         </w:r>
         <w:r>
           <w:rPr>
@@ -2764,13 +2788,14 @@
         <w:rPr>
           <w:rFonts w:asciiTheme="minorHAnsi" w:eastAsiaTheme="minorEastAsia" w:hAnsiTheme="minorHAnsi"/>
           <w:noProof/>
+          <w:color w:val="auto"/>
           <w:kern w:val="2"/>
           <w:sz w:val="24"/>
           <w:szCs w:val="24"/>
           <w14:ligatures w14:val="standardContextual"/>
         </w:rPr>
       </w:pPr>
-      <w:hyperlink w:anchor="_Toc230635749" w:history="1">
+      <w:hyperlink w:anchor="_Toc230639694" w:history="1">
         <w:r>
           <w:rPr>
             <w:rStyle w:val="Hyperlink"/>
@@ -2797,7 +2822,7 @@
             <w:noProof/>
             <w:webHidden/>
           </w:rPr>
-          <w:instrText xml:space="preserve"> PAGEREF _Toc230635749 \h </w:instrText>
+          <w:instrText xml:space="preserve"> PAGEREF _Toc230639694 \h </w:instrText>
         </w:r>
         <w:r>
           <w:rPr>
@@ -2817,7 +2842,7 @@
             <w:noProof/>
             <w:webHidden/>
           </w:rPr>
-          <w:t>27</w:t>
+          <w:t>24</w:t>
         </w:r>
         <w:r>
           <w:rPr>
@@ -2837,13 +2862,14 @@
         <w:rPr>
           <w:rFonts w:asciiTheme="minorHAnsi" w:eastAsiaTheme="minorEastAsia" w:hAnsiTheme="minorHAnsi"/>
           <w:noProof/>
+          <w:color w:val="auto"/>
           <w:kern w:val="2"/>
           <w:sz w:val="24"/>
           <w:szCs w:val="24"/>
           <w14:ligatures w14:val="standardContextual"/>
         </w:rPr>
       </w:pPr>
-      <w:hyperlink w:anchor="_Toc230635750" w:history="1">
+      <w:hyperlink w:anchor="_Toc230639695" w:history="1">
         <w:r>
           <w:rPr>
             <w:rStyle w:val="Hyperlink"/>
@@ -2870,7 +2896,7 @@
             <w:noProof/>
             <w:webHidden/>
           </w:rPr>
-          <w:instrText xml:space="preserve"> PAGEREF _Toc230635750 \h </w:instrText>
+          <w:instrText xml:space="preserve"> PAGEREF _Toc230639695 \h </w:instrText>
         </w:r>
         <w:r>
           <w:rPr>
@@ -2890,7 +2916,7 @@
             <w:noProof/>
             <w:webHidden/>
           </w:rPr>
-          <w:t>29</w:t>
+          <w:t>26</w:t>
         </w:r>
         <w:r>
           <w:rPr>
@@ -2910,13 +2936,14 @@
         <w:rPr>
           <w:rFonts w:asciiTheme="minorHAnsi" w:eastAsiaTheme="minorEastAsia" w:hAnsiTheme="minorHAnsi"/>
           <w:noProof/>
+          <w:color w:val="auto"/>
           <w:kern w:val="2"/>
           <w:sz w:val="24"/>
           <w:szCs w:val="24"/>
           <w14:ligatures w14:val="standardContextual"/>
         </w:rPr>
       </w:pPr>
-      <w:hyperlink w:anchor="_Toc230635751" w:history="1">
+      <w:hyperlink w:anchor="_Toc230639696" w:history="1">
         <w:r>
           <w:rPr>
             <w:rStyle w:val="Hyperlink"/>
@@ -2943,7 +2970,7 @@
             <w:noProof/>
             <w:webHidden/>
           </w:rPr>
-          <w:instrText xml:space="preserve"> PAGEREF _Toc230635751 \h </w:instrText>
+          <w:instrText xml:space="preserve"> PAGEREF _Toc230639696 \h </w:instrText>
         </w:r>
         <w:r>
           <w:rPr>
@@ -2963,7 +2990,7 @@
             <w:noProof/>
             <w:webHidden/>
           </w:rPr>
-          <w:t>29</w:t>
+          <w:t>26</w:t>
         </w:r>
         <w:r>
           <w:rPr>
@@ -2983,13 +3010,14 @@
         <w:rPr>
           <w:rFonts w:asciiTheme="minorHAnsi" w:eastAsiaTheme="minorEastAsia" w:hAnsiTheme="minorHAnsi"/>
           <w:noProof/>
+          <w:color w:val="auto"/>
           <w:kern w:val="2"/>
           <w:sz w:val="24"/>
           <w:szCs w:val="24"/>
           <w14:ligatures w14:val="standardContextual"/>
         </w:rPr>
       </w:pPr>
-      <w:hyperlink w:anchor="_Toc230635752" w:history="1">
+      <w:hyperlink w:anchor="_Toc230639697" w:history="1">
         <w:r>
           <w:rPr>
             <w:rStyle w:val="Hyperlink"/>
@@ -3016,7 +3044,7 @@
             <w:noProof/>
             <w:webHidden/>
           </w:rPr>
-          <w:instrText xml:space="preserve"> PAGEREF _Toc230635752 \h </w:instrText>
+          <w:instrText xml:space="preserve"> PAGEREF _Toc230639697 \h </w:instrText>
         </w:r>
         <w:r>
           <w:rPr>
@@ -3036,7 +3064,7 @@
             <w:noProof/>
             <w:webHidden/>
           </w:rPr>
-          <w:t>30</w:t>
+          <w:t>27</w:t>
         </w:r>
         <w:r>
           <w:rPr>
@@ -3056,13 +3084,14 @@
         <w:rPr>
           <w:rFonts w:asciiTheme="minorHAnsi" w:eastAsiaTheme="minorEastAsia" w:hAnsiTheme="minorHAnsi"/>
           <w:noProof/>
+          <w:color w:val="auto"/>
           <w:kern w:val="2"/>
           <w:sz w:val="24"/>
           <w:szCs w:val="24"/>
           <w14:ligatures w14:val="standardContextual"/>
         </w:rPr>
       </w:pPr>
-      <w:hyperlink w:anchor="_Toc230635753" w:history="1">
+      <w:hyperlink w:anchor="_Toc230639698" w:history="1">
         <w:r>
           <w:rPr>
             <w:rStyle w:val="Hyperlink"/>
@@ -3089,7 +3118,7 @@
             <w:noProof/>
             <w:webHidden/>
           </w:rPr>
-          <w:instrText xml:space="preserve"> PAGEREF _Toc230635753 \h </w:instrText>
+          <w:instrText xml:space="preserve"> PAGEREF _Toc230639698 \h </w:instrText>
         </w:r>
         <w:r>
           <w:rPr>
@@ -3109,7 +3138,7 @@
             <w:noProof/>
             <w:webHidden/>
           </w:rPr>
-          <w:t>31</w:t>
+          <w:t>28</w:t>
         </w:r>
         <w:r>
           <w:rPr>
@@ -3129,13 +3158,14 @@
         <w:rPr>
           <w:rFonts w:asciiTheme="minorHAnsi" w:eastAsiaTheme="minorEastAsia" w:hAnsiTheme="minorHAnsi"/>
           <w:noProof/>
+          <w:color w:val="auto"/>
           <w:kern w:val="2"/>
           <w:sz w:val="24"/>
           <w:szCs w:val="24"/>
           <w14:ligatures w14:val="standardContextual"/>
         </w:rPr>
       </w:pPr>
-      <w:hyperlink w:anchor="_Toc230635754" w:history="1">
+      <w:hyperlink w:anchor="_Toc230639699" w:history="1">
         <w:r>
           <w:rPr>
             <w:rStyle w:val="Hyperlink"/>
@@ -3162,7 +3192,7 @@
             <w:noProof/>
             <w:webHidden/>
           </w:rPr>
-          <w:instrText xml:space="preserve"> PAGEREF _Toc230635754 \h </w:instrText>
+          <w:instrText xml:space="preserve"> PAGEREF _Toc230639699 \h </w:instrText>
         </w:r>
         <w:r>
           <w:rPr>
@@ -3182,7 +3212,7 @@
             <w:noProof/>
             <w:webHidden/>
           </w:rPr>
-          <w:t>31</w:t>
+          <w:t>28</w:t>
         </w:r>
         <w:r>
           <w:rPr>
@@ -3202,13 +3232,14 @@
         <w:rPr>
           <w:rFonts w:asciiTheme="minorHAnsi" w:eastAsiaTheme="minorEastAsia" w:hAnsiTheme="minorHAnsi"/>
           <w:noProof/>
+          <w:color w:val="auto"/>
           <w:kern w:val="2"/>
           <w:sz w:val="24"/>
           <w:szCs w:val="24"/>
           <w14:ligatures w14:val="standardContextual"/>
         </w:rPr>
       </w:pPr>
-      <w:hyperlink w:anchor="_Toc230635755" w:history="1">
+      <w:hyperlink w:anchor="_Toc230639700" w:history="1">
         <w:r>
           <w:rPr>
             <w:rStyle w:val="Hyperlink"/>
@@ -3235,7 +3266,7 @@
             <w:noProof/>
             <w:webHidden/>
           </w:rPr>
-          <w:instrText xml:space="preserve"> PAGEREF _Toc230635755 \h </w:instrText>
+          <w:instrText xml:space="preserve"> PAGEREF _Toc230639700 \h </w:instrText>
         </w:r>
         <w:r>
           <w:rPr>
@@ -3255,7 +3286,7 @@
             <w:noProof/>
             <w:webHidden/>
           </w:rPr>
-          <w:t>31</w:t>
+          <w:t>28</w:t>
         </w:r>
         <w:r>
           <w:rPr>
@@ -3275,13 +3306,14 @@
         <w:rPr>
           <w:rFonts w:asciiTheme="minorHAnsi" w:eastAsiaTheme="minorEastAsia" w:hAnsiTheme="minorHAnsi"/>
           <w:noProof/>
+          <w:color w:val="auto"/>
           <w:kern w:val="2"/>
           <w:sz w:val="24"/>
           <w:szCs w:val="24"/>
           <w14:ligatures w14:val="standardContextual"/>
         </w:rPr>
       </w:pPr>
-      <w:hyperlink w:anchor="_Toc230635756" w:history="1">
+      <w:hyperlink w:anchor="_Toc230639701" w:history="1">
         <w:r>
           <w:rPr>
             <w:rStyle w:val="Hyperlink"/>
@@ -3308,7 +3340,7 @@
             <w:noProof/>
             <w:webHidden/>
           </w:rPr>
-          <w:instrText xml:space="preserve"> PAGEREF _Toc230635756 \h </w:instrText>
+          <w:instrText xml:space="preserve"> PAGEREF _Toc230639701 \h </w:instrText>
         </w:r>
         <w:r>
           <w:rPr>
@@ -3328,7 +3360,7 @@
             <w:noProof/>
             <w:webHidden/>
           </w:rPr>
-          <w:t>34</w:t>
+          <w:t>31</w:t>
         </w:r>
         <w:r>
           <w:rPr>
@@ -3348,13 +3380,14 @@
         <w:rPr>
           <w:rFonts w:asciiTheme="minorHAnsi" w:eastAsiaTheme="minorEastAsia" w:hAnsiTheme="minorHAnsi"/>
           <w:noProof/>
+          <w:color w:val="auto"/>
           <w:kern w:val="2"/>
           <w:sz w:val="24"/>
           <w:szCs w:val="24"/>
           <w14:ligatures w14:val="standardContextual"/>
         </w:rPr>
       </w:pPr>
-      <w:hyperlink w:anchor="_Toc230635757" w:history="1">
+      <w:hyperlink w:anchor="_Toc230639702" w:history="1">
         <w:r>
           <w:rPr>
             <w:rStyle w:val="Hyperlink"/>
@@ -3381,7 +3414,7 @@
             <w:noProof/>
             <w:webHidden/>
           </w:rPr>
-          <w:instrText xml:space="preserve"> PAGEREF _Toc230635757 \h </w:instrText>
+          <w:instrText xml:space="preserve"> PAGEREF _Toc230639702 \h </w:instrText>
         </w:r>
         <w:r>
           <w:rPr>
@@ -3401,7 +3434,7 @@
             <w:noProof/>
             <w:webHidden/>
           </w:rPr>
-          <w:t>35</w:t>
+          <w:t>32</w:t>
         </w:r>
         <w:r>
           <w:rPr>
@@ -3421,13 +3454,14 @@
         <w:rPr>
           <w:rFonts w:asciiTheme="minorHAnsi" w:eastAsiaTheme="minorEastAsia" w:hAnsiTheme="minorHAnsi"/>
           <w:noProof/>
+          <w:color w:val="auto"/>
           <w:kern w:val="2"/>
           <w:sz w:val="24"/>
           <w:szCs w:val="24"/>
           <w14:ligatures w14:val="standardContextual"/>
         </w:rPr>
       </w:pPr>
-      <w:hyperlink w:anchor="_Toc230635758" w:history="1">
+      <w:hyperlink w:anchor="_Toc230639703" w:history="1">
         <w:r>
           <w:rPr>
             <w:rStyle w:val="Hyperlink"/>
@@ -3454,7 +3488,7 @@
             <w:noProof/>
             <w:webHidden/>
           </w:rPr>
-          <w:instrText xml:space="preserve"> PAGEREF _Toc230635758 \h </w:instrText>
+          <w:instrText xml:space="preserve"> PAGEREF _Toc230639703 \h </w:instrText>
         </w:r>
         <w:r>
           <w:rPr>
@@ -3474,7 +3508,7 @@
             <w:noProof/>
             <w:webHidden/>
           </w:rPr>
-          <w:t>36</w:t>
+          <w:t>33</w:t>
         </w:r>
         <w:r>
           <w:rPr>
@@ -3494,13 +3528,14 @@
         <w:rPr>
           <w:rFonts w:asciiTheme="minorHAnsi" w:eastAsiaTheme="minorEastAsia" w:hAnsiTheme="minorHAnsi"/>
           <w:noProof/>
+          <w:color w:val="auto"/>
           <w:kern w:val="2"/>
           <w:sz w:val="24"/>
           <w:szCs w:val="24"/>
           <w14:ligatures w14:val="standardContextual"/>
         </w:rPr>
       </w:pPr>
-      <w:hyperlink w:anchor="_Toc230635759" w:history="1">
+      <w:hyperlink w:anchor="_Toc230639704" w:history="1">
         <w:r>
           <w:rPr>
             <w:rStyle w:val="Hyperlink"/>
@@ -3527,7 +3562,7 @@
             <w:noProof/>
             <w:webHidden/>
           </w:rPr>
-          <w:instrText xml:space="preserve"> PAGEREF _Toc230635759 \h </w:instrText>
+          <w:instrText xml:space="preserve"> PAGEREF _Toc230639704 \h </w:instrText>
         </w:r>
         <w:r>
           <w:rPr>
@@ -3547,7 +3582,7 @@
             <w:noProof/>
             <w:webHidden/>
           </w:rPr>
-          <w:t>36</w:t>
+          <w:t>33</w:t>
         </w:r>
         <w:r>
           <w:rPr>
@@ -3567,13 +3602,14 @@
         <w:rPr>
           <w:rFonts w:asciiTheme="minorHAnsi" w:eastAsiaTheme="minorEastAsia" w:hAnsiTheme="minorHAnsi"/>
           <w:noProof/>
+          <w:color w:val="auto"/>
           <w:kern w:val="2"/>
           <w:sz w:val="24"/>
           <w:szCs w:val="24"/>
           <w14:ligatures w14:val="standardContextual"/>
         </w:rPr>
       </w:pPr>
-      <w:hyperlink w:anchor="_Toc230635760" w:history="1">
+      <w:hyperlink w:anchor="_Toc230639705" w:history="1">
         <w:r>
           <w:rPr>
             <w:rStyle w:val="Hyperlink"/>
@@ -3600,7 +3636,7 @@
             <w:noProof/>
             <w:webHidden/>
           </w:rPr>
-          <w:instrText xml:space="preserve"> PAGEREF _Toc230635760 \h </w:instrText>
+          <w:instrText xml:space="preserve"> PAGEREF _Toc230639705 \h </w:instrText>
         </w:r>
         <w:r>
           <w:rPr>
@@ -3620,7 +3656,7 @@
             <w:noProof/>
             <w:webHidden/>
           </w:rPr>
-          <w:t>37</w:t>
+          <w:t>34</w:t>
         </w:r>
         <w:r>
           <w:rPr>
@@ -3640,13 +3676,14 @@
         <w:rPr>
           <w:rFonts w:asciiTheme="minorHAnsi" w:eastAsiaTheme="minorEastAsia" w:hAnsiTheme="minorHAnsi"/>
           <w:noProof/>
+          <w:color w:val="auto"/>
           <w:kern w:val="2"/>
           <w:sz w:val="24"/>
           <w:szCs w:val="24"/>
           <w14:ligatures w14:val="standardContextual"/>
         </w:rPr>
       </w:pPr>
-      <w:hyperlink w:anchor="_Toc230635761" w:history="1">
+      <w:hyperlink w:anchor="_Toc230639706" w:history="1">
         <w:r>
           <w:rPr>
             <w:rStyle w:val="Hyperlink"/>
@@ -3673,7 +3710,7 @@
             <w:noProof/>
             <w:webHidden/>
           </w:rPr>
-          <w:instrText xml:space="preserve"> PAGEREF _Toc230635761 \h </w:instrText>
+          <w:instrText xml:space="preserve"> PAGEREF _Toc230639706 \h </w:instrText>
         </w:r>
         <w:r>
           <w:rPr>
@@ -3693,7 +3730,7 @@
             <w:noProof/>
             <w:webHidden/>
           </w:rPr>
-          <w:t>38</w:t>
+          <w:t>35</w:t>
         </w:r>
         <w:r>
           <w:rPr>
@@ -3713,13 +3750,14 @@
         <w:rPr>
           <w:rFonts w:asciiTheme="minorHAnsi" w:eastAsiaTheme="minorEastAsia" w:hAnsiTheme="minorHAnsi"/>
           <w:noProof/>
+          <w:color w:val="auto"/>
           <w:kern w:val="2"/>
           <w:sz w:val="24"/>
           <w:szCs w:val="24"/>
           <w14:ligatures w14:val="standardContextual"/>
         </w:rPr>
       </w:pPr>
-      <w:hyperlink w:anchor="_Toc230635762" w:history="1">
+      <w:hyperlink w:anchor="_Toc230639707" w:history="1">
         <w:r>
           <w:rPr>
             <w:rStyle w:val="Hyperlink"/>
@@ -3746,7 +3784,7 @@
             <w:noProof/>
             <w:webHidden/>
           </w:rPr>
-          <w:instrText xml:space="preserve"> PAGEREF _Toc230635762 \h </w:instrText>
+          <w:instrText xml:space="preserve"> PAGEREF _Toc230639707 \h </w:instrText>
         </w:r>
         <w:r>
           <w:rPr>
@@ -3766,7 +3804,7 @@
             <w:noProof/>
             <w:webHidden/>
           </w:rPr>
-          <w:t>40</w:t>
+          <w:t>37</w:t>
         </w:r>
         <w:r>
           <w:rPr>
@@ -3786,13 +3824,14 @@
         <w:rPr>
           <w:rFonts w:asciiTheme="minorHAnsi" w:eastAsiaTheme="minorEastAsia" w:hAnsiTheme="minorHAnsi"/>
           <w:noProof/>
+          <w:color w:val="auto"/>
           <w:kern w:val="2"/>
           <w:sz w:val="24"/>
           <w:szCs w:val="24"/>
           <w14:ligatures w14:val="standardContextual"/>
         </w:rPr>
       </w:pPr>
-      <w:hyperlink w:anchor="_Toc230635763" w:history="1">
+      <w:hyperlink w:anchor="_Toc230639708" w:history="1">
         <w:r>
           <w:rPr>
             <w:rStyle w:val="Hyperlink"/>
@@ -3819,7 +3858,7 @@
             <w:noProof/>
             <w:webHidden/>
           </w:rPr>
-          <w:instrText xml:space="preserve"> PAGEREF _Toc230635763 \h </w:instrText>
+          <w:instrText xml:space="preserve"> PAGEREF _Toc230639708 \h </w:instrText>
         </w:r>
         <w:r>
           <w:rPr>
@@ -3839,7 +3878,7 @@
             <w:noProof/>
             <w:webHidden/>
           </w:rPr>
-          <w:t>43</w:t>
+          <w:t>40</w:t>
         </w:r>
         <w:r>
           <w:rPr>
@@ -3859,13 +3898,14 @@
         <w:rPr>
           <w:rFonts w:asciiTheme="minorHAnsi" w:eastAsiaTheme="minorEastAsia" w:hAnsiTheme="minorHAnsi"/>
           <w:noProof/>
+          <w:color w:val="auto"/>
           <w:kern w:val="2"/>
           <w:sz w:val="24"/>
           <w:szCs w:val="24"/>
           <w14:ligatures w14:val="standardContextual"/>
         </w:rPr>
       </w:pPr>
-      <w:hyperlink w:anchor="_Toc230635764" w:history="1">
+      <w:hyperlink w:anchor="_Toc230639709" w:history="1">
         <w:r>
           <w:rPr>
             <w:rStyle w:val="Hyperlink"/>
@@ -3892,7 +3932,7 @@
             <w:noProof/>
             <w:webHidden/>
           </w:rPr>
-          <w:instrText xml:space="preserve"> PAGEREF _Toc230635764 \h </w:instrText>
+          <w:instrText xml:space="preserve"> PAGEREF _Toc230639709 \h </w:instrText>
         </w:r>
         <w:r>
           <w:rPr>
@@ -3912,7 +3952,7 @@
             <w:noProof/>
             <w:webHidden/>
           </w:rPr>
-          <w:t>43</w:t>
+          <w:t>40</w:t>
         </w:r>
         <w:r>
           <w:rPr>
@@ -3932,13 +3972,14 @@
         <w:rPr>
           <w:rFonts w:asciiTheme="minorHAnsi" w:eastAsiaTheme="minorEastAsia" w:hAnsiTheme="minorHAnsi"/>
           <w:noProof/>
+          <w:color w:val="auto"/>
           <w:kern w:val="2"/>
           <w:sz w:val="24"/>
           <w:szCs w:val="24"/>
           <w14:ligatures w14:val="standardContextual"/>
         </w:rPr>
       </w:pPr>
-      <w:hyperlink w:anchor="_Toc230635765" w:history="1">
+      <w:hyperlink w:anchor="_Toc230639710" w:history="1">
         <w:r>
           <w:rPr>
             <w:rStyle w:val="Hyperlink"/>
@@ -3965,7 +4006,7 @@
             <w:noProof/>
             <w:webHidden/>
           </w:rPr>
-          <w:instrText xml:space="preserve"> PAGEREF _Toc230635765 \h </w:instrText>
+          <w:instrText xml:space="preserve"> PAGEREF _Toc230639710 \h </w:instrText>
         </w:r>
         <w:r>
           <w:rPr>
@@ -3985,7 +4026,7 @@
             <w:noProof/>
             <w:webHidden/>
           </w:rPr>
-          <w:t>45</w:t>
+          <w:t>42</w:t>
         </w:r>
         <w:r>
           <w:rPr>
@@ -4005,13 +4046,14 @@
         <w:rPr>
           <w:rFonts w:asciiTheme="minorHAnsi" w:eastAsiaTheme="minorEastAsia" w:hAnsiTheme="minorHAnsi"/>
           <w:noProof/>
+          <w:color w:val="auto"/>
           <w:kern w:val="2"/>
           <w:sz w:val="24"/>
           <w:szCs w:val="24"/>
           <w14:ligatures w14:val="standardContextual"/>
         </w:rPr>
       </w:pPr>
-      <w:hyperlink w:anchor="_Toc230635766" w:history="1">
+      <w:hyperlink w:anchor="_Toc230639711" w:history="1">
         <w:r>
           <w:rPr>
             <w:rStyle w:val="Hyperlink"/>
@@ -4038,7 +4080,7 @@
             <w:noProof/>
             <w:webHidden/>
           </w:rPr>
-          <w:instrText xml:space="preserve"> PAGEREF _Toc230635766 \h </w:instrText>
+          <w:instrText xml:space="preserve"> PAGEREF _Toc230639711 \h </w:instrText>
         </w:r>
         <w:r>
           <w:rPr>
@@ -4058,7 +4100,7 @@
             <w:noProof/>
             <w:webHidden/>
           </w:rPr>
-          <w:t>45</w:t>
+          <w:t>42</w:t>
         </w:r>
         <w:r>
           <w:rPr>
@@ -4078,13 +4120,14 @@
         <w:rPr>
           <w:rFonts w:asciiTheme="minorHAnsi" w:eastAsiaTheme="minorEastAsia" w:hAnsiTheme="minorHAnsi"/>
           <w:noProof/>
+          <w:color w:val="auto"/>
           <w:kern w:val="2"/>
           <w:sz w:val="24"/>
           <w:szCs w:val="24"/>
           <w14:ligatures w14:val="standardContextual"/>
         </w:rPr>
       </w:pPr>
-      <w:hyperlink w:anchor="_Toc230635767" w:history="1">
+      <w:hyperlink w:anchor="_Toc230639712" w:history="1">
         <w:r>
           <w:rPr>
             <w:rStyle w:val="Hyperlink"/>
@@ -4111,7 +4154,7 @@
             <w:noProof/>
             <w:webHidden/>
           </w:rPr>
-          <w:instrText xml:space="preserve"> PAGEREF _Toc230635767 \h </w:instrText>
+          <w:instrText xml:space="preserve"> PAGEREF _Toc230639712 \h </w:instrText>
         </w:r>
         <w:r>
           <w:rPr>
@@ -4131,7 +4174,7 @@
             <w:noProof/>
             <w:webHidden/>
           </w:rPr>
-          <w:t>46</w:t>
+          <w:t>43</w:t>
         </w:r>
         <w:r>
           <w:rPr>
@@ -4151,13 +4194,14 @@
         <w:rPr>
           <w:rFonts w:asciiTheme="minorHAnsi" w:eastAsiaTheme="minorEastAsia" w:hAnsiTheme="minorHAnsi"/>
           <w:noProof/>
+          <w:color w:val="auto"/>
           <w:kern w:val="2"/>
           <w:sz w:val="24"/>
           <w:szCs w:val="24"/>
           <w14:ligatures w14:val="standardContextual"/>
         </w:rPr>
       </w:pPr>
-      <w:hyperlink w:anchor="_Toc230635768" w:history="1">
+      <w:hyperlink w:anchor="_Toc230639713" w:history="1">
         <w:r>
           <w:rPr>
             <w:rStyle w:val="Hyperlink"/>
@@ -4184,7 +4228,7 @@
             <w:noProof/>
             <w:webHidden/>
           </w:rPr>
-          <w:instrText xml:space="preserve"> PAGEREF _Toc230635768 \h </w:instrText>
+          <w:instrText xml:space="preserve"> PAGEREF _Toc230639713 \h </w:instrText>
         </w:r>
         <w:r>
           <w:rPr>
@@ -4204,7 +4248,7 @@
             <w:noProof/>
             <w:webHidden/>
           </w:rPr>
-          <w:t>46</w:t>
+          <w:t>43</w:t>
         </w:r>
         <w:r>
           <w:rPr>
@@ -4224,13 +4268,14 @@
         <w:rPr>
           <w:rFonts w:asciiTheme="minorHAnsi" w:eastAsiaTheme="minorEastAsia" w:hAnsiTheme="minorHAnsi"/>
           <w:noProof/>
+          <w:color w:val="auto"/>
           <w:kern w:val="2"/>
           <w:sz w:val="24"/>
           <w:szCs w:val="24"/>
           <w14:ligatures w14:val="standardContextual"/>
         </w:rPr>
       </w:pPr>
-      <w:hyperlink w:anchor="_Toc230635769" w:history="1">
+      <w:hyperlink w:anchor="_Toc230639714" w:history="1">
         <w:r>
           <w:rPr>
             <w:rStyle w:val="Hyperlink"/>
@@ -4257,7 +4302,7 @@
             <w:noProof/>
             <w:webHidden/>
           </w:rPr>
-          <w:instrText xml:space="preserve"> PAGEREF _Toc230635769 \h </w:instrText>
+          <w:instrText xml:space="preserve"> PAGEREF _Toc230639714 \h </w:instrText>
         </w:r>
         <w:r>
           <w:rPr>
@@ -4277,7 +4322,7 @@
             <w:noProof/>
             <w:webHidden/>
           </w:rPr>
-          <w:t>48</w:t>
+          <w:t>45</w:t>
         </w:r>
         <w:r>
           <w:rPr>
@@ -4297,13 +4342,14 @@
         <w:rPr>
           <w:rFonts w:asciiTheme="minorHAnsi" w:eastAsiaTheme="minorEastAsia" w:hAnsiTheme="minorHAnsi"/>
           <w:noProof/>
+          <w:color w:val="auto"/>
           <w:kern w:val="2"/>
           <w:sz w:val="24"/>
           <w:szCs w:val="24"/>
           <w14:ligatures w14:val="standardContextual"/>
         </w:rPr>
       </w:pPr>
-      <w:hyperlink w:anchor="_Toc230635770" w:history="1">
+      <w:hyperlink w:anchor="_Toc230639715" w:history="1">
         <w:r>
           <w:rPr>
             <w:rStyle w:val="Hyperlink"/>
@@ -4330,7 +4376,7 @@
             <w:noProof/>
             <w:webHidden/>
           </w:rPr>
-          <w:instrText xml:space="preserve"> PAGEREF _Toc230635770 \h </w:instrText>
+          <w:instrText xml:space="preserve"> PAGEREF _Toc230639715 \h </w:instrText>
         </w:r>
         <w:r>
           <w:rPr>
@@ -4350,7 +4396,7 @@
             <w:noProof/>
             <w:webHidden/>
           </w:rPr>
-          <w:t>49</w:t>
+          <w:t>46</w:t>
         </w:r>
         <w:r>
           <w:rPr>
@@ -4374,402 +4420,1003 @@
         <w:br w:type="page"/>
       </w:r>
     </w:p>
-    <w:p>
-      <w:r>
-        <w:lastRenderedPageBreak/>
-        <w:br w:type="page"/>
-      </w:r>
-    </w:p>
+    <w:p/>
     <w:p>
       <w:pPr>
         <w:pStyle w:val="Heading1"/>
-        <w:spacing w:after="120" w:line="312" w:lineRule="auto"/>
+        <w:spacing w:after="240" w:line="312" w:lineRule="auto"/>
         <w:jc w:val="center"/>
       </w:pPr>
-      <w:bookmarkStart w:id="1" w:name="_Toc230635716"/>
+      <w:bookmarkStart w:id="1" w:name="_Toc230639661"/>
       <w:r>
         <w:rPr>
           <w:rFonts w:ascii="Times New Roman" w:eastAsia="Times New Roman" w:hAnsi="Times New Roman"/>
+          <w:sz w:val="32"/>
         </w:rPr>
-        <w:lastRenderedPageBreak/>
         <w:t>DANH MỤC BẢNG BIỂU</w:t>
       </w:r>
       <w:bookmarkEnd w:id="1"/>
     </w:p>
     <w:p>
       <w:pPr>
+        <w:tabs>
+          <w:tab w:val="right" w:leader="dot" w:pos="9071"/>
+        </w:tabs>
         <w:spacing w:after="120" w:line="312" w:lineRule="auto"/>
+      </w:pPr>
+      <w:hyperlink w:anchor="dm_bang_1" w:history="1">
+        <w:r>
+          <w:t>Bảng 1.1. Một số thuận lợi và khó khăn khi ứng dụng thương mại điện tử trong lĩnh vực bán máy tính</w:t>
+        </w:r>
+      </w:hyperlink>
+      <w:r>
+        <w:tab/>
+      </w:r>
+      <w:r>
+        <w:fldChar w:fldCharType="begin"/>
+      </w:r>
+      <w:r>
+        <w:instrText xml:space="preserve"> PAGEREF dm_bang_1 \h </w:instrText>
+      </w:r>
+      <w:r>
+        <w:fldChar w:fldCharType="separate"/>
+      </w:r>
+      <w:r>
+        <w:rPr>
+          <w:noProof/>
+        </w:rPr>
+        <w:t>13</w:t>
+      </w:r>
+      <w:r>
+        <w:fldChar w:fldCharType="end"/>
+      </w:r>
+    </w:p>
+    <w:p>
+      <w:pPr>
+        <w:tabs>
+          <w:tab w:val="right" w:leader="dot" w:pos="9071"/>
+        </w:tabs>
+        <w:spacing w:after="120" w:line="312" w:lineRule="auto"/>
+      </w:pPr>
+      <w:hyperlink w:anchor="dm_bang_2" w:history="1">
+        <w:r>
+          <w:t>Bảng 1.2. Nhóm yêu cầu chính của hệ thống website bán máy tính GTech</w:t>
+        </w:r>
+      </w:hyperlink>
+      <w:r>
+        <w:tab/>
+      </w:r>
+      <w:r>
+        <w:fldChar w:fldCharType="begin"/>
+      </w:r>
+      <w:r>
+        <w:instrText xml:space="preserve"> PAGEREF dm_bang_2 \h </w:instrText>
+      </w:r>
+      <w:r>
+        <w:fldChar w:fldCharType="separate"/>
+      </w:r>
+      <w:r>
+        <w:rPr>
+          <w:noProof/>
+        </w:rPr>
+        <w:t>17</w:t>
+      </w:r>
+      <w:r>
+        <w:fldChar w:fldCharType="end"/>
+      </w:r>
+    </w:p>
+    <w:p>
+      <w:pPr>
+        <w:tabs>
+          <w:tab w:val="right" w:leader="dot" w:pos="9071"/>
+        </w:tabs>
+        <w:spacing w:after="120" w:line="312" w:lineRule="auto"/>
+      </w:pPr>
+      <w:hyperlink w:anchor="dm_bang_3" w:history="1">
+        <w:r>
+          <w:t>Bảng 2.1. Khảo sát sơ bộ hệ thống</w:t>
+        </w:r>
+      </w:hyperlink>
+      <w:r>
+        <w:tab/>
+      </w:r>
+      <w:r>
+        <w:fldChar w:fldCharType="begin"/>
+      </w:r>
+      <w:r>
+        <w:instrText xml:space="preserve"> PAGEREF dm_bang_3 \h </w:instrText>
+      </w:r>
+      <w:r>
+        <w:fldChar w:fldCharType="separate"/>
+      </w:r>
+      <w:r>
+        <w:rPr>
+          <w:noProof/>
+        </w:rPr>
+        <w:t>24</w:t>
+      </w:r>
+      <w:r>
+        <w:fldChar w:fldCharType="end"/>
+      </w:r>
+    </w:p>
+    <w:p>
+      <w:pPr>
+        <w:tabs>
+          <w:tab w:val="right" w:leader="dot" w:pos="9071"/>
+        </w:tabs>
+        <w:spacing w:after="120" w:line="312" w:lineRule="auto"/>
+      </w:pPr>
+      <w:hyperlink w:anchor="dm_bang_4" w:history="1">
+        <w:r>
+          <w:t>Bảng 2.2. Bảng hỏi khảo sát yêu cầu chức năng</w:t>
+        </w:r>
+      </w:hyperlink>
+      <w:r>
+        <w:tab/>
+      </w:r>
+      <w:r>
+        <w:fldChar w:fldCharType="begin"/>
+      </w:r>
+      <w:r>
+        <w:instrText xml:space="preserve"> PAGEREF dm_bang_4 \h </w:instrText>
+      </w:r>
+      <w:r>
+        <w:fldChar w:fldCharType="separate"/>
+      </w:r>
+      <w:r>
+        <w:rPr>
+          <w:noProof/>
+        </w:rPr>
+        <w:t>25</w:t>
+      </w:r>
+      <w:r>
+        <w:fldChar w:fldCharType="end"/>
+      </w:r>
+    </w:p>
+    <w:p>
+      <w:pPr>
+        <w:tabs>
+          <w:tab w:val="right" w:leader="dot" w:pos="9071"/>
+        </w:tabs>
+        <w:spacing w:after="120" w:line="312" w:lineRule="auto"/>
+      </w:pPr>
+      <w:hyperlink w:anchor="dm_bang_5" w:history="1">
+        <w:r>
+          <w:t>Bảng 2.3. Bảng hỏi khảo sát yêu cầu phi chức năng</w:t>
+        </w:r>
+      </w:hyperlink>
+      <w:r>
+        <w:tab/>
+      </w:r>
+      <w:r>
+        <w:fldChar w:fldCharType="begin"/>
+      </w:r>
+      <w:r>
+        <w:instrText xml:space="preserve"> PAGEREF dm_bang_5 \h </w:instrText>
+      </w:r>
+      <w:r>
+        <w:fldChar w:fldCharType="separate"/>
+      </w:r>
+      <w:r>
+        <w:rPr>
+          <w:noProof/>
+        </w:rPr>
+        <w:t>26</w:t>
+      </w:r>
+      <w:r>
+        <w:fldChar w:fldCharType="end"/>
+      </w:r>
+    </w:p>
+    <w:p>
+      <w:pPr>
+        <w:tabs>
+          <w:tab w:val="right" w:leader="dot" w:pos="9071"/>
+        </w:tabs>
+        <w:spacing w:after="120" w:line="312" w:lineRule="auto"/>
+      </w:pPr>
+      <w:hyperlink w:anchor="dm_bang_6" w:history="1">
+        <w:r>
+          <w:t>Bảng 2.4. Danh sách tác nhân của hệ thống</w:t>
+        </w:r>
+      </w:hyperlink>
+      <w:r>
+        <w:tab/>
+      </w:r>
+      <w:r>
+        <w:fldChar w:fldCharType="begin"/>
+      </w:r>
+      <w:r>
+        <w:instrText xml:space="preserve"> PAGEREF dm_bang_6 \h </w:instrText>
+      </w:r>
+      <w:r>
+        <w:fldChar w:fldCharType="separate"/>
+      </w:r>
+      <w:r>
+        <w:rPr>
+          <w:noProof/>
+        </w:rPr>
+        <w:t>27</w:t>
+      </w:r>
+      <w:r>
+        <w:fldChar w:fldCharType="end"/>
+      </w:r>
+    </w:p>
+    <w:p>
+      <w:pPr>
+        <w:tabs>
+          <w:tab w:val="right" w:leader="dot" w:pos="9071"/>
+        </w:tabs>
+        <w:spacing w:after="120" w:line="312" w:lineRule="auto"/>
+      </w:pPr>
+      <w:hyperlink w:anchor="dm_bang_7" w:history="1">
+        <w:r>
+          <w:t>Bảng 2.5. Mô tả use case tìm kiếm và lọc sản phẩm</w:t>
+        </w:r>
+      </w:hyperlink>
+      <w:r>
+        <w:tab/>
+      </w:r>
+      <w:r>
+        <w:fldChar w:fldCharType="begin"/>
+      </w:r>
+      <w:r>
+        <w:instrText xml:space="preserve"> PAGEREF dm_bang_7 \h </w:instrText>
+      </w:r>
+      <w:r>
+        <w:fldChar w:fldCharType="separate"/>
+      </w:r>
+      <w:r>
+        <w:rPr>
+          <w:noProof/>
+        </w:rPr>
+        <w:t>31</w:t>
+      </w:r>
+      <w:r>
+        <w:fldChar w:fldCharType="end"/>
+      </w:r>
+    </w:p>
+    <w:p>
+      <w:pPr>
+        <w:tabs>
+          <w:tab w:val="right" w:leader="dot" w:pos="9071"/>
+        </w:tabs>
+        <w:spacing w:after="120" w:line="312" w:lineRule="auto"/>
+      </w:pPr>
+      <w:hyperlink w:anchor="dm_bang_8" w:history="1">
+        <w:r>
+          <w:t>Bảng 2.6. Mô tả use case tư vấn sản phẩm bằng AI</w:t>
+        </w:r>
+      </w:hyperlink>
+      <w:r>
+        <w:tab/>
+      </w:r>
+      <w:r>
+        <w:fldChar w:fldCharType="begin"/>
+      </w:r>
+      <w:r>
+        <w:instrText xml:space="preserve"> PAGEREF dm_bang_8 \h </w:instrText>
+      </w:r>
+      <w:r>
+        <w:fldChar w:fldCharType="separate"/>
+      </w:r>
+      <w:r>
+        <w:rPr>
+          <w:noProof/>
+        </w:rPr>
+        <w:t>32</w:t>
+      </w:r>
+      <w:r>
+        <w:fldChar w:fldCharType="end"/>
+      </w:r>
+    </w:p>
+    <w:p>
+      <w:pPr>
+        <w:tabs>
+          <w:tab w:val="right" w:leader="dot" w:pos="9071"/>
+        </w:tabs>
+        <w:spacing w:after="120" w:line="312" w:lineRule="auto"/>
+      </w:pPr>
+      <w:hyperlink w:anchor="dm_bang_9" w:history="1">
+        <w:r>
+          <w:t>Bảng 2.7. Mô tả use case đặt hàng</w:t>
+        </w:r>
+      </w:hyperlink>
+      <w:r>
+        <w:tab/>
+      </w:r>
+      <w:r>
+        <w:fldChar w:fldCharType="begin"/>
+      </w:r>
+      <w:r>
+        <w:instrText xml:space="preserve"> PAGEREF dm_bang_9 \h </w:instrText>
+      </w:r>
+      <w:r>
+        <w:fldChar w:fldCharType="separate"/>
+      </w:r>
+      <w:r>
+        <w:rPr>
+          <w:noProof/>
+        </w:rPr>
+        <w:t>32</w:t>
+      </w:r>
+      <w:r>
+        <w:fldChar w:fldCharType="end"/>
+      </w:r>
+    </w:p>
+    <w:p>
+      <w:pPr>
+        <w:tabs>
+          <w:tab w:val="right" w:leader="dot" w:pos="9071"/>
+        </w:tabs>
+        <w:spacing w:after="120" w:line="312" w:lineRule="auto"/>
+      </w:pPr>
+      <w:hyperlink w:anchor="dm_bang_10" w:history="1">
+        <w:r>
+          <w:t>Bảng 2.8. Mô tả các bảng dữ liệu chính</w:t>
+        </w:r>
+      </w:hyperlink>
+      <w:r>
+        <w:tab/>
+      </w:r>
+      <w:r>
+        <w:fldChar w:fldCharType="begin"/>
+      </w:r>
+      <w:r>
+        <w:instrText xml:space="preserve"> PAGEREF dm_bang_10 \h </w:instrText>
+      </w:r>
+      <w:r>
+        <w:fldChar w:fldCharType="separate"/>
+      </w:r>
+      <w:r>
+        <w:rPr>
+          <w:noProof/>
+        </w:rPr>
+        <w:t>34</w:t>
+      </w:r>
+      <w:r>
+        <w:fldChar w:fldCharType="end"/>
+      </w:r>
+    </w:p>
+    <w:p>
+      <w:pPr>
+        <w:tabs>
+          <w:tab w:val="right" w:leader="dot" w:pos="9071"/>
+        </w:tabs>
+        <w:spacing w:after="120" w:line="312" w:lineRule="auto"/>
+      </w:pPr>
+      <w:hyperlink w:anchor="dm_bang_11" w:history="1">
+        <w:r>
+          <w:t>Bảng 2.9. Danh sách màn hình giao diện dự kiến</w:t>
+        </w:r>
+      </w:hyperlink>
+      <w:r>
+        <w:tab/>
+      </w:r>
+      <w:r>
+        <w:fldChar w:fldCharType="begin"/>
+      </w:r>
+      <w:r>
+        <w:instrText xml:space="preserve"> PAGEREF dm_bang_11 \h </w:instrText>
+      </w:r>
+      <w:r>
+        <w:fldChar w:fldCharType="separate"/>
+      </w:r>
+      <w:r>
+        <w:rPr>
+          <w:noProof/>
+        </w:rPr>
+        <w:t>35</w:t>
+      </w:r>
+      <w:r>
+        <w:fldChar w:fldCharType="end"/>
+      </w:r>
+    </w:p>
+    <w:p>
+      <w:pPr>
+        <w:tabs>
+          <w:tab w:val="right" w:leader="dot" w:pos="9071"/>
+        </w:tabs>
+        <w:spacing w:after="120" w:line="312" w:lineRule="auto"/>
+      </w:pPr>
+      <w:hyperlink w:anchor="dm_bang_12" w:history="1">
+        <w:r>
+          <w:t>Bảng 3.1. Công cụ và môi trường cài đặt</w:t>
+        </w:r>
+      </w:hyperlink>
+      <w:r>
+        <w:tab/>
+      </w:r>
+      <w:r>
+        <w:fldChar w:fldCharType="begin"/>
+      </w:r>
+      <w:r>
+        <w:instrText xml:space="preserve"> PAGEREF dm_bang_12 \h </w:instrText>
+      </w:r>
+      <w:r>
+        <w:fldChar w:fldCharType="separate"/>
+      </w:r>
+      <w:r>
+        <w:rPr>
+          <w:noProof/>
+        </w:rPr>
+        <w:t>41</w:t>
+      </w:r>
+      <w:r>
+        <w:fldChar w:fldCharType="end"/>
+      </w:r>
+    </w:p>
+    <w:p>
+      <w:pPr>
+        <w:tabs>
+          <w:tab w:val="right" w:leader="dot" w:pos="9071"/>
+        </w:tabs>
+        <w:spacing w:after="120" w:line="312" w:lineRule="auto"/>
+      </w:pPr>
+      <w:hyperlink w:anchor="dm_bang_13" w:history="1">
+        <w:r>
+          <w:t>Bảng 3.2. Chức năng giao diện khách hàng</w:t>
+        </w:r>
+      </w:hyperlink>
+      <w:r>
+        <w:tab/>
+      </w:r>
+      <w:r>
+        <w:fldChar w:fldCharType="begin"/>
+      </w:r>
+      <w:r>
+        <w:instrText xml:space="preserve"> PAGEREF dm_bang_13 \h </w:instrText>
+      </w:r>
+      <w:r>
+        <w:fldChar w:fldCharType="separate"/>
+      </w:r>
+      <w:r>
+        <w:rPr>
+          <w:noProof/>
+        </w:rPr>
+        <w:t>42</w:t>
+      </w:r>
+      <w:r>
+        <w:fldChar w:fldCharType="end"/>
+      </w:r>
+    </w:p>
+    <w:p>
+      <w:pPr>
+        <w:tabs>
+          <w:tab w:val="right" w:leader="dot" w:pos="9071"/>
+        </w:tabs>
+        <w:spacing w:after="120" w:line="312" w:lineRule="auto"/>
+      </w:pPr>
+      <w:hyperlink w:anchor="dm_bang_14" w:history="1">
+        <w:r>
+          <w:t>Bảng 3.3. Chức năng giao diện quản trị</w:t>
+        </w:r>
+      </w:hyperlink>
+      <w:r>
+        <w:tab/>
+      </w:r>
+      <w:r>
+        <w:fldChar w:fldCharType="begin"/>
+      </w:r>
+      <w:r>
+        <w:instrText xml:space="preserve"> PAGEREF dm_bang_14 \h </w:instrText>
+      </w:r>
+      <w:r>
+        <w:fldChar w:fldCharType="separate"/>
+      </w:r>
+      <w:r>
+        <w:rPr>
+          <w:noProof/>
+        </w:rPr>
+        <w:t>43</w:t>
+      </w:r>
+      <w:r>
+        <w:fldChar w:fldCharType="end"/>
+      </w:r>
+    </w:p>
+    <w:p>
+      <w:pPr>
+        <w:tabs>
+          <w:tab w:val="right" w:leader="dot" w:pos="9071"/>
+        </w:tabs>
+        <w:spacing w:after="120" w:line="312" w:lineRule="auto"/>
+      </w:pPr>
+      <w:hyperlink w:anchor="dm_bang_15" w:history="1">
+        <w:r>
+          <w:t>Bảng 3.4. Kế hoạch kiểm thử chức năng chính</w:t>
+        </w:r>
+      </w:hyperlink>
+      <w:r>
+        <w:tab/>
+      </w:r>
+      <w:r>
+        <w:fldChar w:fldCharType="begin"/>
+      </w:r>
+      <w:r>
+        <w:instrText xml:space="preserve"> PAGEREF dm_bang_15 \h </w:instrText>
+      </w:r>
+      <w:r>
+        <w:fldChar w:fldCharType="separate"/>
+      </w:r>
+      <w:r>
+        <w:rPr>
+          <w:noProof/>
+        </w:rPr>
+        <w:t>43</w:t>
+      </w:r>
+      <w:r>
+        <w:fldChar w:fldCharType="end"/>
+      </w:r>
+    </w:p>
+    <w:p>
+      <w:pPr>
+        <w:pStyle w:val="Heading1"/>
+        <w:spacing w:after="240" w:line="312" w:lineRule="auto"/>
         <w:jc w:val="center"/>
       </w:pPr>
-      <w:r>
-        <w:rPr>
-          <w:i/>
-        </w:rPr>
-        <w:t>Bảng 1.1. Một số thuận lợi và khó khăn khi ứng dụng thương mại điện tử trong lĩnh vực bán máy tính</w:t>
-      </w:r>
-    </w:p>
-    <w:p>
-      <w:pPr>
-        <w:spacing w:after="120" w:line="312" w:lineRule="auto"/>
-        <w:jc w:val="center"/>
-      </w:pPr>
-      <w:r>
-        <w:rPr>
-          <w:i/>
-        </w:rPr>
-        <w:t>Bảng 1.2. Nhóm yêu cầu chính của hệ thống website bán máy tính GTech</w:t>
-      </w:r>
-    </w:p>
-    <w:p>
-      <w:pPr>
-        <w:spacing w:after="120" w:line="312" w:lineRule="auto"/>
-        <w:jc w:val="center"/>
-      </w:pPr>
-      <w:r>
-        <w:rPr>
-          <w:i/>
-        </w:rPr>
-        <w:t>Bảng 2.1. Khảo sát sơ bộ hệ thống</w:t>
-      </w:r>
-    </w:p>
-    <w:p>
-      <w:pPr>
-        <w:spacing w:after="120" w:line="312" w:lineRule="auto"/>
-        <w:jc w:val="center"/>
-      </w:pPr>
-      <w:r>
-        <w:rPr>
-          <w:i/>
-        </w:rPr>
-        <w:t>Bảng 2.2. Bảng hỏi khảo sát yêu cầu chức năng</w:t>
-      </w:r>
-    </w:p>
-    <w:p>
-      <w:pPr>
-        <w:spacing w:after="120" w:line="312" w:lineRule="auto"/>
-        <w:jc w:val="center"/>
-      </w:pPr>
-      <w:r>
-        <w:rPr>
-          <w:i/>
-        </w:rPr>
-        <w:t>Bảng 2.3. Bảng hỏi khảo sát yêu cầu phi chức năng</w:t>
-      </w:r>
-    </w:p>
-    <w:p>
-      <w:pPr>
-        <w:spacing w:after="120" w:line="312" w:lineRule="auto"/>
-        <w:jc w:val="center"/>
-      </w:pPr>
-      <w:r>
-        <w:rPr>
-          <w:i/>
-        </w:rPr>
-        <w:t>Bảng 2.4. Danh sách tác nhân của hệ thống</w:t>
-      </w:r>
-    </w:p>
-    <w:p>
-      <w:pPr>
-        <w:spacing w:after="120" w:line="312" w:lineRule="auto"/>
-        <w:jc w:val="center"/>
-      </w:pPr>
-      <w:r>
-        <w:rPr>
-          <w:i/>
-        </w:rPr>
-        <w:t>Bảng 2.5. Mô tả use case tìm kiếm và lọc sản phẩm</w:t>
-      </w:r>
-    </w:p>
-    <w:p>
-      <w:pPr>
-        <w:spacing w:after="120" w:line="312" w:lineRule="auto"/>
-        <w:jc w:val="center"/>
-      </w:pPr>
-      <w:r>
-        <w:rPr>
-          <w:i/>
-        </w:rPr>
-        <w:t>Bảng 2.6. Mô tả use case tư vấn sản phẩm bằng AI</w:t>
-      </w:r>
-    </w:p>
-    <w:p>
-      <w:pPr>
-        <w:spacing w:after="120" w:line="312" w:lineRule="auto"/>
-        <w:jc w:val="center"/>
-      </w:pPr>
-      <w:r>
-        <w:rPr>
-          <w:i/>
-        </w:rPr>
-        <w:t>Bảng 2.7. Mô tả use case đặt hàng</w:t>
-      </w:r>
-    </w:p>
-    <w:p>
-      <w:pPr>
-        <w:spacing w:after="120" w:line="312" w:lineRule="auto"/>
-        <w:jc w:val="center"/>
-      </w:pPr>
-      <w:r>
-        <w:rPr>
-          <w:i/>
-        </w:rPr>
-        <w:t>Bảng 2.8. Mô tả các bảng dữ liệu chính</w:t>
-      </w:r>
-    </w:p>
-    <w:p>
-      <w:pPr>
-        <w:spacing w:after="120" w:line="312" w:lineRule="auto"/>
-        <w:jc w:val="center"/>
-      </w:pPr>
-      <w:r>
-        <w:rPr>
-          <w:i/>
-        </w:rPr>
-        <w:t>Bảng 2.9. Danh sách màn hình giao diện dự kiến</w:t>
-      </w:r>
-    </w:p>
-    <w:p>
-      <w:pPr>
-        <w:spacing w:after="120" w:line="312" w:lineRule="auto"/>
-        <w:jc w:val="center"/>
-      </w:pPr>
-      <w:r>
-        <w:rPr>
-          <w:i/>
-        </w:rPr>
-        <w:t>Bảng 3.1. Công cụ và môi trường cài đặt</w:t>
-      </w:r>
-    </w:p>
-    <w:p>
-      <w:pPr>
-        <w:spacing w:after="120" w:line="312" w:lineRule="auto"/>
-        <w:jc w:val="center"/>
-      </w:pPr>
-      <w:r>
-        <w:rPr>
-          <w:i/>
-        </w:rPr>
-        <w:t>Bảng 3.2. Chức năng giao diện khách hàng</w:t>
-      </w:r>
-    </w:p>
-    <w:p>
-      <w:pPr>
-        <w:spacing w:after="120" w:line="312" w:lineRule="auto"/>
-        <w:jc w:val="center"/>
-      </w:pPr>
-      <w:r>
-        <w:rPr>
-          <w:i/>
-        </w:rPr>
-        <w:t>Bảng 3.3. Chức năng giao diện quản trị</w:t>
-      </w:r>
-    </w:p>
-    <w:p>
-      <w:pPr>
-        <w:spacing w:after="120" w:line="312" w:lineRule="auto"/>
-        <w:jc w:val="center"/>
-      </w:pPr>
-      <w:r>
-        <w:rPr>
-          <w:i/>
-        </w:rPr>
-        <w:t>Bảng 3.4. Kế hoạch kiểm thử chức năng chính</w:t>
-      </w:r>
-    </w:p>
-    <w:p>
-      <w:r>
-        <w:br w:type="page"/>
-      </w:r>
-    </w:p>
-    <w:p>
-      <w:pPr>
-        <w:pStyle w:val="Heading1"/>
-        <w:spacing w:after="120" w:line="312" w:lineRule="auto"/>
-        <w:jc w:val="center"/>
-      </w:pPr>
-      <w:bookmarkStart w:id="2" w:name="_Toc230635717"/>
+      <w:bookmarkStart w:id="2" w:name="_Toc230639662"/>
       <w:r>
         <w:rPr>
           <w:rFonts w:ascii="Times New Roman" w:eastAsia="Times New Roman" w:hAnsi="Times New Roman"/>
+          <w:sz w:val="32"/>
         </w:rPr>
-        <w:lastRenderedPageBreak/>
         <w:t>DANH MỤC HÌNH ẢNH</w:t>
       </w:r>
       <w:bookmarkEnd w:id="2"/>
     </w:p>
     <w:p>
       <w:pPr>
+        <w:tabs>
+          <w:tab w:val="right" w:leader="dot" w:pos="9071"/>
+        </w:tabs>
         <w:spacing w:after="120" w:line="312" w:lineRule="auto"/>
+      </w:pPr>
+      <w:hyperlink w:anchor="dm_hinh_1" w:history="1">
+        <w:r>
+          <w:t>Hình 2.1. Biểu đồ use case tổng quát của hệ thống website bán máy tính GTech</w:t>
+        </w:r>
+      </w:hyperlink>
+      <w:r>
+        <w:tab/>
+      </w:r>
+      <w:r>
+        <w:fldChar w:fldCharType="begin"/>
+      </w:r>
+      <w:r>
+        <w:instrText xml:space="preserve"> PAGEREF dm_hinh_1 \h </w:instrText>
+      </w:r>
+      <w:r>
+        <w:fldChar w:fldCharType="separate"/>
+      </w:r>
+      <w:r>
+        <w:rPr>
+          <w:noProof/>
+        </w:rPr>
+        <w:t>29</w:t>
+      </w:r>
+      <w:r>
+        <w:fldChar w:fldCharType="end"/>
+      </w:r>
+    </w:p>
+    <w:p>
+      <w:pPr>
+        <w:tabs>
+          <w:tab w:val="right" w:leader="dot" w:pos="9071"/>
+        </w:tabs>
+        <w:spacing w:after="120" w:line="312" w:lineRule="auto"/>
+      </w:pPr>
+      <w:hyperlink w:anchor="dm_hinh_2" w:history="1">
+        <w:r>
+          <w:t>Hình 2.2. Biểu đồ use case nhóm chức năng AI hỗ trợ mua bán hàng</w:t>
+        </w:r>
+      </w:hyperlink>
+      <w:r>
+        <w:tab/>
+      </w:r>
+      <w:r>
+        <w:fldChar w:fldCharType="begin"/>
+      </w:r>
+      <w:r>
+        <w:instrText xml:space="preserve"> PAGEREF dm_hinh_2 \h </w:instrText>
+      </w:r>
+      <w:r>
+        <w:fldChar w:fldCharType="separate"/>
+      </w:r>
+      <w:r>
+        <w:rPr>
+          <w:noProof/>
+        </w:rPr>
+        <w:t>30</w:t>
+      </w:r>
+      <w:r>
+        <w:fldChar w:fldCharType="end"/>
+      </w:r>
+    </w:p>
+    <w:p>
+      <w:pPr>
+        <w:tabs>
+          <w:tab w:val="right" w:leader="dot" w:pos="9071"/>
+        </w:tabs>
+        <w:spacing w:after="120" w:line="312" w:lineRule="auto"/>
+      </w:pPr>
+      <w:hyperlink w:anchor="dm_hinh_3" w:history="1">
+        <w:r>
+          <w:t>Hình 2.3. Biểu đồ lớp tổng quát của hệ thống</w:t>
+        </w:r>
+      </w:hyperlink>
+      <w:r>
+        <w:tab/>
+      </w:r>
+      <w:r>
+        <w:fldChar w:fldCharType="begin"/>
+      </w:r>
+      <w:r>
+        <w:instrText xml:space="preserve"> PAGEREF dm_hinh_3 \h </w:instrText>
+      </w:r>
+      <w:r>
+        <w:fldChar w:fldCharType="separate"/>
+      </w:r>
+      <w:r>
+        <w:rPr>
+          <w:noProof/>
+        </w:rPr>
+        <w:t>33</w:t>
+      </w:r>
+      <w:r>
+        <w:fldChar w:fldCharType="end"/>
+      </w:r>
+    </w:p>
+    <w:p>
+      <w:pPr>
+        <w:tabs>
+          <w:tab w:val="right" w:leader="dot" w:pos="9071"/>
+        </w:tabs>
+        <w:spacing w:after="120" w:line="312" w:lineRule="auto"/>
+      </w:pPr>
+      <w:hyperlink w:anchor="dm_hinh_4" w:history="1">
+        <w:r>
+          <w:t>Hình 2.4. Sơ đồ dữ liệu quan hệ của hệ thống</w:t>
+        </w:r>
+      </w:hyperlink>
+      <w:r>
+        <w:tab/>
+      </w:r>
+      <w:r>
+        <w:fldChar w:fldCharType="begin"/>
+      </w:r>
+      <w:r>
+        <w:instrText xml:space="preserve"> PAGEREF dm_hinh_4 \h </w:instrText>
+      </w:r>
+      <w:r>
+        <w:fldChar w:fldCharType="separate"/>
+      </w:r>
+      <w:r>
+        <w:rPr>
+          <w:noProof/>
+        </w:rPr>
+        <w:t>34</w:t>
+      </w:r>
+      <w:r>
+        <w:fldChar w:fldCharType="end"/>
+      </w:r>
+    </w:p>
+    <w:p>
+      <w:pPr>
+        <w:tabs>
+          <w:tab w:val="right" w:leader="dot" w:pos="9071"/>
+        </w:tabs>
+        <w:spacing w:after="120" w:line="312" w:lineRule="auto"/>
+      </w:pPr>
+      <w:hyperlink w:anchor="dm_hinh_5" w:history="1">
+        <w:r>
+          <w:t>Hình 2.5. Phác thảo màn hình trang chủ</w:t>
+        </w:r>
+      </w:hyperlink>
+      <w:r>
+        <w:tab/>
+      </w:r>
+      <w:r>
+        <w:fldChar w:fldCharType="begin"/>
+      </w:r>
+      <w:r>
+        <w:instrText xml:space="preserve"> PAGEREF dm_hinh_5 \h </w:instrText>
+      </w:r>
+      <w:r>
+        <w:fldChar w:fldCharType="separate"/>
+      </w:r>
+      <w:r>
+        <w:rPr>
+          <w:noProof/>
+        </w:rPr>
+        <w:t>37</w:t>
+      </w:r>
+      <w:r>
+        <w:fldChar w:fldCharType="end"/>
+      </w:r>
+    </w:p>
+    <w:p>
+      <w:pPr>
+        <w:tabs>
+          <w:tab w:val="right" w:leader="dot" w:pos="9071"/>
+        </w:tabs>
+        <w:spacing w:after="120" w:line="312" w:lineRule="auto"/>
+      </w:pPr>
+      <w:hyperlink w:anchor="dm_hinh_6" w:history="1">
+        <w:r>
+          <w:t>Hình 2.6. Phác thảo màn hình danh sách sản phẩm</w:t>
+        </w:r>
+      </w:hyperlink>
+      <w:r>
+        <w:tab/>
+      </w:r>
+      <w:r>
+        <w:fldChar w:fldCharType="begin"/>
+      </w:r>
+      <w:r>
+        <w:instrText xml:space="preserve"> PAGEREF dm_hinh_6 \h </w:instrText>
+      </w:r>
+      <w:r>
+        <w:fldChar w:fldCharType="separate"/>
+      </w:r>
+      <w:r>
+        <w:rPr>
+          <w:noProof/>
+        </w:rPr>
+        <w:t>37</w:t>
+      </w:r>
+      <w:r>
+        <w:fldChar w:fldCharType="end"/>
+      </w:r>
+    </w:p>
+    <w:p>
+      <w:pPr>
+        <w:tabs>
+          <w:tab w:val="right" w:leader="dot" w:pos="9071"/>
+        </w:tabs>
+        <w:spacing w:after="120" w:line="312" w:lineRule="auto"/>
+      </w:pPr>
+      <w:hyperlink w:anchor="dm_hinh_7" w:history="1">
+        <w:r>
+          <w:t>Hình 2.7. Phác thảo màn hình chi tiết sản phẩm</w:t>
+        </w:r>
+      </w:hyperlink>
+      <w:r>
+        <w:tab/>
+      </w:r>
+      <w:r>
+        <w:fldChar w:fldCharType="begin"/>
+      </w:r>
+      <w:r>
+        <w:instrText xml:space="preserve"> PAGEREF dm_hinh_7 \h </w:instrText>
+      </w:r>
+      <w:r>
+        <w:fldChar w:fldCharType="separate"/>
+      </w:r>
+      <w:r>
+        <w:rPr>
+          <w:noProof/>
+        </w:rPr>
+        <w:t>38</w:t>
+      </w:r>
+      <w:r>
+        <w:fldChar w:fldCharType="end"/>
+      </w:r>
+    </w:p>
+    <w:p>
+      <w:pPr>
+        <w:tabs>
+          <w:tab w:val="right" w:leader="dot" w:pos="9071"/>
+        </w:tabs>
+        <w:spacing w:after="120" w:line="312" w:lineRule="auto"/>
+      </w:pPr>
+      <w:hyperlink w:anchor="dm_hinh_8" w:history="1">
+        <w:r>
+          <w:t>Hình 2.8. Phác thảo màn hình giỏ hàng và checkout</w:t>
+        </w:r>
+      </w:hyperlink>
+      <w:r>
+        <w:tab/>
+      </w:r>
+      <w:r>
+        <w:fldChar w:fldCharType="begin"/>
+      </w:r>
+      <w:r>
+        <w:instrText xml:space="preserve"> PAGEREF dm_hinh_8 \h </w:instrText>
+      </w:r>
+      <w:r>
+        <w:fldChar w:fldCharType="separate"/>
+      </w:r>
+      <w:r>
+        <w:rPr>
+          <w:noProof/>
+        </w:rPr>
+        <w:t>38</w:t>
+      </w:r>
+      <w:r>
+        <w:fldChar w:fldCharType="end"/>
+      </w:r>
+    </w:p>
+    <w:p>
+      <w:pPr>
+        <w:tabs>
+          <w:tab w:val="right" w:leader="dot" w:pos="9071"/>
+        </w:tabs>
+        <w:spacing w:after="120" w:line="312" w:lineRule="auto"/>
+      </w:pPr>
+      <w:hyperlink w:anchor="dm_hinh_9" w:history="1">
+        <w:r>
+          <w:t>Hình 2.9. Phác thảo màn hình trợ lý AI GTech</w:t>
+        </w:r>
+      </w:hyperlink>
+      <w:r>
+        <w:tab/>
+      </w:r>
+      <w:r>
+        <w:fldChar w:fldCharType="begin"/>
+      </w:r>
+      <w:r>
+        <w:instrText xml:space="preserve"> PAGEREF dm_hinh_9 \h </w:instrText>
+      </w:r>
+      <w:r>
+        <w:fldChar w:fldCharType="separate"/>
+      </w:r>
+      <w:r>
+        <w:rPr>
+          <w:noProof/>
+        </w:rPr>
+        <w:t>39</w:t>
+      </w:r>
+      <w:r>
+        <w:fldChar w:fldCharType="end"/>
+      </w:r>
+    </w:p>
+    <w:p>
+      <w:pPr>
+        <w:tabs>
+          <w:tab w:val="right" w:leader="dot" w:pos="9071"/>
+        </w:tabs>
+        <w:spacing w:after="120" w:line="312" w:lineRule="auto"/>
+      </w:pPr>
+      <w:hyperlink w:anchor="dm_hinh_10" w:history="1">
+        <w:r>
+          <w:t>Hình 2.10. Phác thảo màn hình admin tổng quan</w:t>
+        </w:r>
+      </w:hyperlink>
+      <w:r>
+        <w:tab/>
+      </w:r>
+      <w:r>
+        <w:fldChar w:fldCharType="begin"/>
+      </w:r>
+      <w:r>
+        <w:instrText xml:space="preserve"> PAGEREF dm_hinh_10 \h </w:instrText>
+      </w:r>
+      <w:r>
+        <w:fldChar w:fldCharType="separate"/>
+      </w:r>
+      <w:r>
+        <w:rPr>
+          <w:noProof/>
+        </w:rPr>
+        <w:t>39</w:t>
+      </w:r>
+      <w:r>
+        <w:fldChar w:fldCharType="end"/>
+      </w:r>
+    </w:p>
+    <w:p>
+      <w:pPr>
+        <w:tabs>
+          <w:tab w:val="right" w:leader="dot" w:pos="9071"/>
+        </w:tabs>
+        <w:spacing w:after="120" w:line="312" w:lineRule="auto"/>
+      </w:pPr>
+      <w:hyperlink w:anchor="dm_hinh_11" w:history="1">
+        <w:r>
+          <w:t>Hình 2.11. Phác thảo màn hình admin quản lý sản phẩm</w:t>
+        </w:r>
+      </w:hyperlink>
+      <w:r>
+        <w:tab/>
+      </w:r>
+      <w:r>
+        <w:fldChar w:fldCharType="begin"/>
+      </w:r>
+      <w:r>
+        <w:instrText xml:space="preserve"> PAGEREF dm_hinh_11 \h </w:instrText>
+      </w:r>
+      <w:r>
+        <w:fldChar w:fldCharType="separate"/>
+      </w:r>
+      <w:r>
+        <w:rPr>
+          <w:noProof/>
+        </w:rPr>
+        <w:t>40</w:t>
+      </w:r>
+      <w:r>
+        <w:fldChar w:fldCharType="end"/>
+      </w:r>
+    </w:p>
+    <w:p>
+      <w:pPr>
+        <w:tabs>
+          <w:tab w:val="right" w:leader="dot" w:pos="9071"/>
+        </w:tabs>
+        <w:spacing w:after="120" w:line="312" w:lineRule="auto"/>
+      </w:pPr>
+      <w:hyperlink w:anchor="dm_hinh_12" w:history="1">
+        <w:r>
+          <w:t>Hình 2.12. Phác thảo màn hình admin quản lý đơn hàng</w:t>
+        </w:r>
+      </w:hyperlink>
+      <w:r>
+        <w:tab/>
+      </w:r>
+      <w:r>
+        <w:fldChar w:fldCharType="begin"/>
+      </w:r>
+      <w:r>
+        <w:instrText xml:space="preserve"> PAGEREF dm_hinh_12 \h </w:instrText>
+      </w:r>
+      <w:r>
+        <w:fldChar w:fldCharType="separate"/>
+      </w:r>
+      <w:r>
+        <w:rPr>
+          <w:noProof/>
+        </w:rPr>
+        <w:t>40</w:t>
+      </w:r>
+      <w:r>
+        <w:fldChar w:fldCharType="end"/>
+      </w:r>
+    </w:p>
+    <w:p>
+      <w:pPr>
+        <w:tabs>
+          <w:tab w:val="right" w:leader="dot" w:pos="9071"/>
+        </w:tabs>
+        <w:spacing w:after="120" w:line="312" w:lineRule="auto"/>
+      </w:pPr>
+      <w:hyperlink w:anchor="dm_hinh_13" w:history="1">
+        <w:r>
+          <w:t>Hình 3.1. Kiến trúc triển khai dự kiến của hệ thống</w:t>
+        </w:r>
+      </w:hyperlink>
+      <w:r>
+        <w:tab/>
+      </w:r>
+      <w:r>
+        <w:fldChar w:fldCharType="begin"/>
+      </w:r>
+      <w:r>
+        <w:instrText xml:space="preserve"> PAGEREF dm_hinh_13 \h </w:instrText>
+      </w:r>
+      <w:r>
+        <w:fldChar w:fldCharType="separate"/>
+      </w:r>
+      <w:r>
+        <w:rPr>
+          <w:noProof/>
+        </w:rPr>
+        <w:t>41</w:t>
+      </w:r>
+      <w:r>
+        <w:fldChar w:fldCharType="end"/>
+      </w:r>
+    </w:p>
+    <w:p>
+      <w:pPr>
+        <w:pStyle w:val="Heading1"/>
+        <w:spacing w:after="240" w:line="312" w:lineRule="auto"/>
         <w:jc w:val="center"/>
       </w:pPr>
-      <w:r>
-        <w:rPr>
-          <w:i/>
-        </w:rPr>
-        <w:t>Hình 2.1. Biểu đồ use case tổng quát của hệ thống website bán máy tính GTech</w:t>
-      </w:r>
-    </w:p>
-    <w:p>
-      <w:pPr>
-        <w:spacing w:after="120" w:line="312" w:lineRule="auto"/>
-        <w:jc w:val="center"/>
-      </w:pPr>
-      <w:r>
-        <w:rPr>
-          <w:i/>
-        </w:rPr>
-        <w:t>Hình 2.2. Biểu đồ use case nhóm chức năng AI hỗ trợ mua bán hàng</w:t>
-      </w:r>
-    </w:p>
-    <w:p>
-      <w:pPr>
-        <w:spacing w:after="120" w:line="312" w:lineRule="auto"/>
-        <w:jc w:val="center"/>
-      </w:pPr>
-      <w:r>
-        <w:rPr>
-          <w:i/>
-        </w:rPr>
-        <w:t>Hình 2.3. Biểu đồ lớp tổng quát của hệ thống</w:t>
-      </w:r>
-    </w:p>
-    <w:p>
-      <w:pPr>
-        <w:spacing w:after="120" w:line="312" w:lineRule="auto"/>
-        <w:jc w:val="center"/>
-      </w:pPr>
-      <w:r>
-        <w:rPr>
-          <w:i/>
-        </w:rPr>
-        <w:t>Hình 2.4. Sơ đồ dữ liệu quan hệ của hệ thống</w:t>
-      </w:r>
-    </w:p>
-    <w:p>
-      <w:pPr>
-        <w:spacing w:after="120" w:line="312" w:lineRule="auto"/>
-        <w:jc w:val="center"/>
-      </w:pPr>
-      <w:r>
-        <w:rPr>
-          <w:i/>
-        </w:rPr>
-        <w:t>Hình 2.5. Phác thảo màn hình trang chủ</w:t>
-      </w:r>
-    </w:p>
-    <w:p>
-      <w:pPr>
-        <w:spacing w:after="120" w:line="312" w:lineRule="auto"/>
-        <w:jc w:val="center"/>
-      </w:pPr>
-      <w:r>
-        <w:rPr>
-          <w:i/>
-        </w:rPr>
-        <w:t>Hình 2.6. Phác thảo màn hình danh sách sản phẩm</w:t>
-      </w:r>
-    </w:p>
-    <w:p>
-      <w:pPr>
-        <w:spacing w:after="120" w:line="312" w:lineRule="auto"/>
-        <w:jc w:val="center"/>
-      </w:pPr>
-      <w:r>
-        <w:rPr>
-          <w:i/>
-        </w:rPr>
-        <w:t>Hình 2.7. Phác thảo màn hình chi tiết sản phẩm</w:t>
-      </w:r>
-    </w:p>
-    <w:p>
-      <w:pPr>
-        <w:spacing w:after="120" w:line="312" w:lineRule="auto"/>
-        <w:jc w:val="center"/>
-      </w:pPr>
-      <w:r>
-        <w:rPr>
-          <w:i/>
-        </w:rPr>
-        <w:t>Hình 2.8. Phác thảo màn hình giỏ hàng và checkout</w:t>
-      </w:r>
-    </w:p>
-    <w:p>
-      <w:pPr>
-        <w:spacing w:after="120" w:line="312" w:lineRule="auto"/>
-        <w:jc w:val="center"/>
-      </w:pPr>
-      <w:r>
-        <w:rPr>
-          <w:i/>
-        </w:rPr>
-        <w:t>Hình 2.9. Phác thảo màn hình trợ lý AI GTech</w:t>
-      </w:r>
-    </w:p>
-    <w:p>
-      <w:pPr>
-        <w:spacing w:after="120" w:line="312" w:lineRule="auto"/>
-        <w:jc w:val="center"/>
-      </w:pPr>
-      <w:r>
-        <w:rPr>
-          <w:i/>
-        </w:rPr>
-        <w:t>Hình 2.10. Phác thảo màn hình admin tổng quan</w:t>
-      </w:r>
-    </w:p>
-    <w:p>
-      <w:pPr>
-        <w:spacing w:after="120" w:line="312" w:lineRule="auto"/>
-        <w:jc w:val="center"/>
-      </w:pPr>
-      <w:r>
-        <w:rPr>
-          <w:i/>
-        </w:rPr>
-        <w:t>Hình 2.11. Phác thảo màn hình admin quản lý sản phẩm</w:t>
-      </w:r>
-    </w:p>
-    <w:p>
-      <w:pPr>
-        <w:spacing w:after="120" w:line="312" w:lineRule="auto"/>
-        <w:jc w:val="center"/>
-      </w:pPr>
-      <w:r>
-        <w:rPr>
-          <w:i/>
-        </w:rPr>
-        <w:t>Hình 2.12. Phác thảo màn hình admin quản lý đơn hàng</w:t>
-      </w:r>
-    </w:p>
-    <w:p>
-      <w:pPr>
-        <w:spacing w:after="120" w:line="312" w:lineRule="auto"/>
-        <w:jc w:val="center"/>
-      </w:pPr>
-      <w:r>
-        <w:rPr>
-          <w:i/>
-        </w:rPr>
-        <w:t>Hình 3.1. Kiến trúc triển khai dự kiến của hệ thống</w:t>
-      </w:r>
-    </w:p>
-    <w:p>
-      <w:r>
-        <w:br w:type="page"/>
-      </w:r>
-    </w:p>
-    <w:p>
-      <w:pPr>
-        <w:pStyle w:val="Heading1"/>
-        <w:spacing w:after="120" w:line="312" w:lineRule="auto"/>
-        <w:jc w:val="center"/>
-      </w:pPr>
-      <w:bookmarkStart w:id="3" w:name="_Toc230635718"/>
+      <w:bookmarkStart w:id="3" w:name="_Toc230639663"/>
       <w:r>
         <w:rPr>
           <w:rFonts w:ascii="Times New Roman" w:eastAsia="Times New Roman" w:hAnsi="Times New Roman"/>
+          <w:sz w:val="32"/>
         </w:rPr>
-        <w:lastRenderedPageBreak/>
         <w:t>DANH MỤC KÝ HIỆU, THUẬT NGỮ, TỪ VIẾT TẮT</w:t>
       </w:r>
       <w:bookmarkEnd w:id="3"/>
@@ -5204,7 +5851,7 @@
         <w:spacing w:before="60" w:after="120" w:line="312" w:lineRule="auto"/>
         <w:jc w:val="center"/>
       </w:pPr>
-      <w:bookmarkStart w:id="4" w:name="_Toc230635719"/>
+      <w:bookmarkStart w:id="4" w:name="_Toc230639664"/>
       <w:r>
         <w:rPr>
           <w:rFonts w:ascii="Times New Roman" w:eastAsia="Times New Roman" w:hAnsi="Times New Roman"/>
@@ -5219,7 +5866,7 @@
         <w:pStyle w:val="Heading2"/>
         <w:spacing w:before="60" w:after="120" w:line="312" w:lineRule="auto"/>
       </w:pPr>
-      <w:bookmarkStart w:id="5" w:name="_Toc230635720"/>
+      <w:bookmarkStart w:id="5" w:name="_Toc230639665"/>
       <w:r>
         <w:rPr>
           <w:rFonts w:ascii="Times New Roman" w:eastAsia="Times New Roman" w:hAnsi="Times New Roman"/>
@@ -5253,7 +5900,7 @@
         <w:pStyle w:val="Heading2"/>
         <w:spacing w:before="60" w:after="120" w:line="312" w:lineRule="auto"/>
       </w:pPr>
-      <w:bookmarkStart w:id="6" w:name="_Toc230635721"/>
+      <w:bookmarkStart w:id="6" w:name="_Toc230639666"/>
       <w:r>
         <w:rPr>
           <w:rFonts w:ascii="Times New Roman" w:eastAsia="Times New Roman" w:hAnsi="Times New Roman"/>
@@ -5277,7 +5924,7 @@
         <w:pStyle w:val="Heading2"/>
         <w:spacing w:before="60" w:after="120" w:line="312" w:lineRule="auto"/>
       </w:pPr>
-      <w:bookmarkStart w:id="7" w:name="_Toc230635722"/>
+      <w:bookmarkStart w:id="7" w:name="_Toc230639667"/>
       <w:r>
         <w:rPr>
           <w:rFonts w:ascii="Times New Roman" w:eastAsia="Times New Roman" w:hAnsi="Times New Roman"/>
@@ -5315,7 +5962,7 @@
         <w:pStyle w:val="Heading2"/>
         <w:spacing w:before="60" w:after="120" w:line="312" w:lineRule="auto"/>
       </w:pPr>
-      <w:bookmarkStart w:id="8" w:name="_Toc230635723"/>
+      <w:bookmarkStart w:id="8" w:name="_Toc230639668"/>
       <w:r>
         <w:rPr>
           <w:rFonts w:ascii="Times New Roman" w:eastAsia="Times New Roman" w:hAnsi="Times New Roman"/>
@@ -5440,11 +6087,10 @@
           <w:color w:val="auto"/>
         </w:rPr>
       </w:pPr>
-      <w:bookmarkStart w:id="9" w:name="_Toc230635724"/>
+      <w:bookmarkStart w:id="9" w:name="_Toc230639669"/>
       <w:r>
         <w:rPr>
           <w:rFonts w:ascii="Times New Roman" w:eastAsia="Times New Roman" w:hAnsi="Times New Roman" w:cs="Times New Roman"/>
-          <w:color w:val="auto"/>
         </w:rPr>
         <w:lastRenderedPageBreak/>
         <w:t>CHƯƠNG 1: GIỚI THIỆU TỔNG QUAN</w:t>
@@ -5460,11 +6106,10 @@
           <w:color w:val="auto"/>
         </w:rPr>
       </w:pPr>
-      <w:bookmarkStart w:id="10" w:name="_Toc230635725"/>
+      <w:bookmarkStart w:id="10" w:name="_Toc230639670"/>
       <w:r>
         <w:rPr>
           <w:rFonts w:ascii="Times New Roman" w:eastAsia="Times New Roman" w:hAnsi="Times New Roman" w:cs="Times New Roman"/>
-          <w:color w:val="auto"/>
         </w:rPr>
         <w:t>1.1. Giới thiệu chung</w:t>
       </w:r>
@@ -5480,11 +6125,10 @@
           <w:sz w:val="26"/>
         </w:rPr>
       </w:pPr>
-      <w:bookmarkStart w:id="11" w:name="_Toc230635726"/>
+      <w:bookmarkStart w:id="11" w:name="_Toc230639671"/>
       <w:r>
         <w:rPr>
           <w:rFonts w:ascii="Times New Roman" w:eastAsia="Times New Roman" w:hAnsi="Times New Roman" w:cs="Times New Roman"/>
-          <w:color w:val="auto"/>
           <w:sz w:val="26"/>
         </w:rPr>
         <w:t>1.1.1. Tổng quan về thương mại điện tử</w:t>
@@ -5545,11 +6189,10 @@
           <w:sz w:val="26"/>
         </w:rPr>
       </w:pPr>
-      <w:bookmarkStart w:id="12" w:name="_Toc230635727"/>
+      <w:bookmarkStart w:id="12" w:name="_Toc230639672"/>
       <w:r>
         <w:rPr>
           <w:rFonts w:ascii="Times New Roman" w:eastAsia="Times New Roman" w:hAnsi="Times New Roman" w:cs="Times New Roman"/>
-          <w:color w:val="auto"/>
           <w:sz w:val="26"/>
         </w:rPr>
         <w:t>1.1.2. Đặc điểm của thương mại điện tử trong lĩnh vực máy tính và linh kiện</w:t>
@@ -5610,11 +6253,10 @@
           <w:sz w:val="26"/>
         </w:rPr>
       </w:pPr>
-      <w:bookmarkStart w:id="13" w:name="_Toc230635728"/>
+      <w:bookmarkStart w:id="13" w:name="_Toc230639673"/>
       <w:r>
         <w:rPr>
           <w:rFonts w:ascii="Times New Roman" w:eastAsia="Times New Roman" w:hAnsi="Times New Roman" w:cs="Times New Roman"/>
-          <w:color w:val="auto"/>
           <w:sz w:val="26"/>
         </w:rPr>
         <w:t>1.1.3. Thuận lợi khi ứng dụng thương mại điện tử</w:t>
@@ -5671,11 +6313,10 @@
           <w:sz w:val="26"/>
         </w:rPr>
       </w:pPr>
-      <w:bookmarkStart w:id="14" w:name="_Toc230635729"/>
+      <w:bookmarkStart w:id="14" w:name="_Toc230639674"/>
       <w:r>
         <w:rPr>
           <w:rFonts w:ascii="Times New Roman" w:eastAsia="Times New Roman" w:hAnsi="Times New Roman" w:cs="Times New Roman"/>
-          <w:color w:val="auto"/>
           <w:sz w:val="26"/>
         </w:rPr>
         <w:t>1.1.4. Khó khăn và thách thức khi triển khai thương mại điện tử</w:t>
@@ -5736,11 +6377,10 @@
           <w:sz w:val="26"/>
         </w:rPr>
       </w:pPr>
-      <w:bookmarkStart w:id="15" w:name="_Toc230635730"/>
+      <w:bookmarkStart w:id="15" w:name="_Toc230639675"/>
       <w:r>
         <w:rPr>
           <w:rFonts w:ascii="Times New Roman" w:eastAsia="Times New Roman" w:hAnsi="Times New Roman" w:cs="Times New Roman"/>
-          <w:color w:val="auto"/>
           <w:sz w:val="26"/>
         </w:rPr>
         <w:t>1.1.5. Giới thiệu về công ty GTech và định hướng xây dựng website</w:t>
@@ -5800,6 +6440,7 @@
           <w:i/>
         </w:rPr>
       </w:pPr>
+      <w:bookmarkStart w:id="16" w:name="dm_bang_1"/>
       <w:r>
         <w:rPr>
           <w:rFonts w:cs="Times New Roman"/>
@@ -5807,6 +6448,7 @@
         </w:rPr>
         <w:t>Bảng 1.1. Một số thuận lợi và khó khăn khi ứng dụng thương mại điện tử trong lĩnh vực bán máy tính</w:t>
       </w:r>
+      <w:bookmarkEnd w:id="16"/>
     </w:p>
     <w:tbl>
       <w:tblPr>
@@ -6128,16 +6770,15 @@
           <w:color w:val="auto"/>
         </w:rPr>
       </w:pPr>
-      <w:bookmarkStart w:id="16" w:name="_Toc230635731"/>
+      <w:bookmarkStart w:id="17" w:name="_Toc230639676"/>
       <w:r>
         <w:rPr>
           <w:rFonts w:ascii="Times New Roman" w:eastAsia="Times New Roman" w:hAnsi="Times New Roman" w:cs="Times New Roman"/>
-          <w:color w:val="auto"/>
         </w:rPr>
         <w:lastRenderedPageBreak/>
         <w:t>1.2. Nghiên cứu hiện trạng và giải quyết vấn đề</w:t>
       </w:r>
-      <w:bookmarkEnd w:id="16"/>
+      <w:bookmarkEnd w:id="17"/>
     </w:p>
     <w:p>
       <w:pPr>
@@ -6149,16 +6790,15 @@
           <w:sz w:val="26"/>
         </w:rPr>
       </w:pPr>
-      <w:bookmarkStart w:id="17" w:name="_Toc230635732"/>
+      <w:bookmarkStart w:id="18" w:name="_Toc230639677"/>
       <w:r>
         <w:rPr>
           <w:rFonts w:ascii="Times New Roman" w:eastAsia="Times New Roman" w:hAnsi="Times New Roman" w:cs="Times New Roman"/>
-          <w:color w:val="auto"/>
           <w:sz w:val="26"/>
         </w:rPr>
         <w:t>1.2.1. Hiện trạng hoạt động kinh doanh của GTech</w:t>
       </w:r>
-      <w:bookmarkEnd w:id="17"/>
+      <w:bookmarkEnd w:id="18"/>
     </w:p>
     <w:p>
       <w:pPr>
@@ -6200,16 +6840,15 @@
           <w:sz w:val="26"/>
         </w:rPr>
       </w:pPr>
-      <w:bookmarkStart w:id="18" w:name="_Toc230635733"/>
+      <w:bookmarkStart w:id="19" w:name="_Toc230639678"/>
       <w:r>
         <w:rPr>
           <w:rFonts w:ascii="Times New Roman" w:eastAsia="Times New Roman" w:hAnsi="Times New Roman" w:cs="Times New Roman"/>
-          <w:color w:val="auto"/>
           <w:sz w:val="26"/>
         </w:rPr>
         <w:t>1.2.2. Cơ cấu tổ chức liên quan đến hệ thống</w:t>
       </w:r>
-      <w:bookmarkEnd w:id="18"/>
+      <w:bookmarkEnd w:id="19"/>
     </w:p>
     <w:p>
       <w:pPr>
@@ -6245,16 +6884,15 @@
           <w:sz w:val="26"/>
         </w:rPr>
       </w:pPr>
-      <w:bookmarkStart w:id="19" w:name="_Toc230635734"/>
+      <w:bookmarkStart w:id="20" w:name="_Toc230639679"/>
       <w:r>
         <w:rPr>
           <w:rFonts w:ascii="Times New Roman" w:eastAsia="Times New Roman" w:hAnsi="Times New Roman" w:cs="Times New Roman"/>
-          <w:color w:val="auto"/>
           <w:sz w:val="26"/>
         </w:rPr>
         <w:t>1.2.3. Mô tả hoạt động của các bộ phận</w:t>
       </w:r>
-      <w:bookmarkEnd w:id="19"/>
+      <w:bookmarkEnd w:id="20"/>
     </w:p>
     <w:p>
       <w:pPr>
@@ -6306,16 +6944,15 @@
           <w:sz w:val="26"/>
         </w:rPr>
       </w:pPr>
-      <w:bookmarkStart w:id="20" w:name="_Toc230635735"/>
+      <w:bookmarkStart w:id="21" w:name="_Toc230639680"/>
       <w:r>
         <w:rPr>
           <w:rFonts w:ascii="Times New Roman" w:eastAsia="Times New Roman" w:hAnsi="Times New Roman" w:cs="Times New Roman"/>
-          <w:color w:val="auto"/>
           <w:sz w:val="26"/>
         </w:rPr>
         <w:t>1.2.4. Các vấn đề tồn tại</w:t>
       </w:r>
-      <w:bookmarkEnd w:id="20"/>
+      <w:bookmarkEnd w:id="21"/>
     </w:p>
     <w:p>
       <w:pPr>
@@ -6361,16 +6998,15 @@
           <w:sz w:val="26"/>
         </w:rPr>
       </w:pPr>
-      <w:bookmarkStart w:id="21" w:name="_Toc230635736"/>
+      <w:bookmarkStart w:id="22" w:name="_Toc230639681"/>
       <w:r>
         <w:rPr>
           <w:rFonts w:ascii="Times New Roman" w:eastAsia="Times New Roman" w:hAnsi="Times New Roman" w:cs="Times New Roman"/>
-          <w:color w:val="auto"/>
           <w:sz w:val="26"/>
         </w:rPr>
         <w:t>1.2.5. Định hướng giải quyết</w:t>
       </w:r>
-      <w:bookmarkEnd w:id="21"/>
+      <w:bookmarkEnd w:id="22"/>
     </w:p>
     <w:p>
       <w:pPr>
@@ -6426,16 +7062,15 @@
           <w:sz w:val="26"/>
         </w:rPr>
       </w:pPr>
-      <w:bookmarkStart w:id="22" w:name="_Toc230635737"/>
+      <w:bookmarkStart w:id="23" w:name="_Toc230639682"/>
       <w:r>
         <w:rPr>
           <w:rFonts w:ascii="Times New Roman" w:eastAsia="Times New Roman" w:hAnsi="Times New Roman" w:cs="Times New Roman"/>
-          <w:color w:val="auto"/>
           <w:sz w:val="26"/>
         </w:rPr>
         <w:t>1.2.6. Xác định yêu cầu hệ thống</w:t>
       </w:r>
-      <w:bookmarkEnd w:id="22"/>
+      <w:bookmarkEnd w:id="23"/>
     </w:p>
     <w:p>
       <w:pPr>
@@ -6456,6 +7091,7 @@
           <w:i/>
         </w:rPr>
       </w:pPr>
+      <w:bookmarkStart w:id="24" w:name="dm_bang_2"/>
       <w:r>
         <w:rPr>
           <w:rFonts w:cs="Times New Roman"/>
@@ -6463,6 +7099,7 @@
         </w:rPr>
         <w:t>Bảng 1.2. Nhóm yêu cầu chính của hệ thống website bán máy tính GTech</w:t>
       </w:r>
+      <w:bookmarkEnd w:id="24"/>
     </w:p>
     <w:tbl>
       <w:tblPr>
@@ -6851,15 +7488,14 @@
           <w:color w:val="auto"/>
         </w:rPr>
       </w:pPr>
-      <w:bookmarkStart w:id="23" w:name="_Toc230635738"/>
+      <w:bookmarkStart w:id="25" w:name="_Toc230639683"/>
       <w:r>
         <w:rPr>
           <w:rFonts w:ascii="Times New Roman" w:eastAsia="Times New Roman" w:hAnsi="Times New Roman" w:cs="Times New Roman"/>
-          <w:color w:val="auto"/>
         </w:rPr>
         <w:t>1.3. Giới thiệu về công nghệ, ngôn ngữ sử dụng</w:t>
       </w:r>
-      <w:bookmarkEnd w:id="23"/>
+      <w:bookmarkEnd w:id="25"/>
     </w:p>
     <w:p>
       <w:pPr>
@@ -6891,16 +7527,15 @@
           <w:sz w:val="26"/>
         </w:rPr>
       </w:pPr>
-      <w:bookmarkStart w:id="24" w:name="_Toc230635739"/>
+      <w:bookmarkStart w:id="26" w:name="_Toc230639684"/>
       <w:r>
         <w:rPr>
           <w:rFonts w:ascii="Times New Roman" w:eastAsia="Times New Roman" w:hAnsi="Times New Roman" w:cs="Times New Roman"/>
-          <w:color w:val="auto"/>
           <w:sz w:val="26"/>
         </w:rPr>
         <w:t>1.3.1. Ngôn ngữ JavaScript và TypeScript</w:t>
       </w:r>
-      <w:bookmarkEnd w:id="24"/>
+      <w:bookmarkEnd w:id="26"/>
     </w:p>
     <w:p>
       <w:pPr>
@@ -6933,16 +7568,15 @@
           <w:sz w:val="26"/>
         </w:rPr>
       </w:pPr>
-      <w:bookmarkStart w:id="25" w:name="_Toc230635740"/>
+      <w:bookmarkStart w:id="27" w:name="_Toc230639685"/>
       <w:r>
         <w:rPr>
           <w:rFonts w:ascii="Times New Roman" w:eastAsia="Times New Roman" w:hAnsi="Times New Roman" w:cs="Times New Roman"/>
-          <w:color w:val="auto"/>
           <w:sz w:val="26"/>
         </w:rPr>
         <w:t>1.3.2. Công nghệ Next.js cho giao diện người dùng</w:t>
       </w:r>
-      <w:bookmarkEnd w:id="25"/>
+      <w:bookmarkEnd w:id="27"/>
     </w:p>
     <w:p>
       <w:pPr>
@@ -6974,16 +7608,15 @@
           <w:sz w:val="26"/>
         </w:rPr>
       </w:pPr>
-      <w:bookmarkStart w:id="26" w:name="_Toc230635741"/>
+      <w:bookmarkStart w:id="28" w:name="_Toc230639686"/>
       <w:r>
         <w:rPr>
           <w:rFonts w:ascii="Times New Roman" w:eastAsia="Times New Roman" w:hAnsi="Times New Roman" w:cs="Times New Roman"/>
-          <w:color w:val="auto"/>
           <w:sz w:val="26"/>
         </w:rPr>
         <w:t>1.3.3. Công nghệ NestJS cho backend</w:t>
       </w:r>
-      <w:bookmarkEnd w:id="26"/>
+      <w:bookmarkEnd w:id="28"/>
     </w:p>
     <w:p>
       <w:pPr>
@@ -7016,16 +7649,15 @@
           <w:sz w:val="26"/>
         </w:rPr>
       </w:pPr>
-      <w:bookmarkStart w:id="27" w:name="_Toc230635742"/>
+      <w:bookmarkStart w:id="29" w:name="_Toc230639687"/>
       <w:r>
         <w:rPr>
           <w:rFonts w:ascii="Times New Roman" w:eastAsia="Times New Roman" w:hAnsi="Times New Roman" w:cs="Times New Roman"/>
-          <w:color w:val="auto"/>
           <w:sz w:val="26"/>
         </w:rPr>
         <w:t>1.3.4. Cơ sở dữ liệu PostgreSQL hoặc MySQL</w:t>
       </w:r>
-      <w:bookmarkEnd w:id="27"/>
+      <w:bookmarkEnd w:id="29"/>
     </w:p>
     <w:p>
       <w:pPr>
@@ -7057,16 +7689,15 @@
           <w:sz w:val="26"/>
         </w:rPr>
       </w:pPr>
-      <w:bookmarkStart w:id="28" w:name="_Toc230635743"/>
+      <w:bookmarkStart w:id="30" w:name="_Toc230639688"/>
       <w:r>
         <w:rPr>
           <w:rFonts w:ascii="Times New Roman" w:eastAsia="Times New Roman" w:hAnsi="Times New Roman" w:cs="Times New Roman"/>
-          <w:color w:val="auto"/>
           <w:sz w:val="26"/>
         </w:rPr>
         <w:t>1.3.5. OpenAI API, mô hình GPT và AI Agent</w:t>
       </w:r>
-      <w:bookmarkEnd w:id="28"/>
+      <w:bookmarkEnd w:id="30"/>
     </w:p>
     <w:p>
       <w:pPr>
@@ -7102,16 +7733,15 @@
           <w:sz w:val="26"/>
         </w:rPr>
       </w:pPr>
-      <w:bookmarkStart w:id="29" w:name="_Toc230635744"/>
+      <w:bookmarkStart w:id="31" w:name="_Toc230639689"/>
       <w:r>
         <w:rPr>
           <w:rFonts w:ascii="Times New Roman" w:eastAsia="Times New Roman" w:hAnsi="Times New Roman" w:cs="Times New Roman"/>
-          <w:color w:val="auto"/>
           <w:sz w:val="26"/>
         </w:rPr>
         <w:t>1.3.6. Công cụ phát triển và quản lý mã nguồn</w:t>
       </w:r>
-      <w:bookmarkEnd w:id="29"/>
+      <w:bookmarkEnd w:id="31"/>
     </w:p>
     <w:p>
       <w:pPr>
@@ -7142,15 +7772,14 @@
           <w:color w:val="auto"/>
         </w:rPr>
       </w:pPr>
-      <w:bookmarkStart w:id="30" w:name="_Toc230635745"/>
+      <w:bookmarkStart w:id="32" w:name="_Toc230639690"/>
       <w:r>
         <w:rPr>
           <w:rFonts w:ascii="Times New Roman" w:eastAsia="Times New Roman" w:hAnsi="Times New Roman" w:cs="Times New Roman"/>
-          <w:color w:val="auto"/>
         </w:rPr>
         <w:t>1.4. Kết luận chương 1</w:t>
       </w:r>
-      <w:bookmarkEnd w:id="30"/>
+      <w:bookmarkEnd w:id="32"/>
     </w:p>
     <w:p>
       <w:pPr>
@@ -7190,16 +7819,15 @@
           <w:color w:val="auto"/>
         </w:rPr>
       </w:pPr>
-      <w:bookmarkStart w:id="31" w:name="_Toc230635746"/>
+      <w:bookmarkStart w:id="33" w:name="_Toc230639691"/>
       <w:r>
         <w:rPr>
           <w:rFonts w:ascii="Times New Roman" w:eastAsia="Times New Roman" w:hAnsi="Times New Roman"/>
-          <w:color w:val="auto"/>
         </w:rPr>
         <w:lastRenderedPageBreak/>
         <w:t>CHƯƠNG 2: PHÂN TÍCH THIẾT KẾ HỆ THỐNG</w:t>
       </w:r>
-      <w:bookmarkEnd w:id="31"/>
+      <w:bookmarkEnd w:id="33"/>
     </w:p>
     <w:tbl>
       <w:tblPr>
@@ -7579,15 +8207,14 @@
           <w:color w:val="auto"/>
         </w:rPr>
       </w:pPr>
-      <w:bookmarkStart w:id="32" w:name="_Toc230635747"/>
+      <w:bookmarkStart w:id="34" w:name="_Toc230639692"/>
       <w:r>
         <w:rPr>
           <w:rFonts w:ascii="Times New Roman" w:eastAsia="Times New Roman" w:hAnsi="Times New Roman"/>
-          <w:color w:val="auto"/>
         </w:rPr>
         <w:t>2.1. Khảo sát hệ thống</w:t>
       </w:r>
-      <w:bookmarkEnd w:id="32"/>
+      <w:bookmarkEnd w:id="34"/>
     </w:p>
     <w:p>
       <w:pPr>
@@ -7607,16 +8234,15 @@
           <w:color w:val="auto"/>
         </w:rPr>
       </w:pPr>
-      <w:bookmarkStart w:id="33" w:name="_Toc230635748"/>
+      <w:bookmarkStart w:id="35" w:name="_Toc230639693"/>
       <w:r>
         <w:rPr>
           <w:rFonts w:ascii="Times New Roman" w:eastAsia="Times New Roman" w:hAnsi="Times New Roman"/>
-          <w:color w:val="auto"/>
           <w:sz w:val="26"/>
         </w:rPr>
         <w:t>2.1.1. Khảo sát sơ bộ</w:t>
       </w:r>
-      <w:bookmarkEnd w:id="33"/>
+      <w:bookmarkEnd w:id="35"/>
     </w:p>
     <w:p>
       <w:pPr>
@@ -7654,6 +8280,7 @@
         <w:spacing w:after="120" w:line="312" w:lineRule="auto"/>
         <w:jc w:val="center"/>
       </w:pPr>
+      <w:bookmarkStart w:id="36" w:name="dm_bang_3"/>
       <w:r>
         <w:rPr>
           <w:i/>
@@ -7661,6 +8288,7 @@
         <w:lastRenderedPageBreak/>
         <w:t>Bảng 2.1. Khảo sát sơ bộ hệ thống</w:t>
       </w:r>
+      <w:bookmarkEnd w:id="36"/>
     </w:p>
     <w:tbl>
       <w:tblPr>
@@ -7889,16 +8517,15 @@
           <w:color w:val="auto"/>
         </w:rPr>
       </w:pPr>
-      <w:bookmarkStart w:id="34" w:name="_Toc230635749"/>
+      <w:bookmarkStart w:id="37" w:name="_Toc230639694"/>
       <w:r>
         <w:rPr>
           <w:rFonts w:ascii="Times New Roman" w:eastAsia="Times New Roman" w:hAnsi="Times New Roman"/>
-          <w:color w:val="auto"/>
           <w:sz w:val="26"/>
         </w:rPr>
         <w:t>2.1.2. Khảo sát chi tiết</w:t>
       </w:r>
-      <w:bookmarkEnd w:id="34"/>
+      <w:bookmarkEnd w:id="37"/>
     </w:p>
     <w:p>
       <w:pPr>
@@ -7957,6 +8584,7 @@
         <w:spacing w:after="120" w:line="312" w:lineRule="auto"/>
         <w:jc w:val="center"/>
       </w:pPr>
+      <w:bookmarkStart w:id="38" w:name="dm_bang_4"/>
       <w:r>
         <w:rPr>
           <w:i/>
@@ -7964,6 +8592,7 @@
         <w:lastRenderedPageBreak/>
         <w:t>Bảng 2.2. Bảng hỏi khảo sát yêu cầu chức năng</w:t>
       </w:r>
+      <w:bookmarkEnd w:id="38"/>
     </w:p>
     <w:tbl>
       <w:tblPr>
@@ -8421,6 +9050,7 @@
         <w:spacing w:after="120" w:line="312" w:lineRule="auto"/>
         <w:jc w:val="center"/>
       </w:pPr>
+      <w:bookmarkStart w:id="39" w:name="dm_bang_5"/>
       <w:r>
         <w:rPr>
           <w:i/>
@@ -8428,6 +9058,7 @@
         <w:lastRenderedPageBreak/>
         <w:t>Bảng 2.3. Bảng hỏi khảo sát yêu cầu phi chức năng</w:t>
       </w:r>
+      <w:bookmarkEnd w:id="39"/>
     </w:p>
     <w:tbl>
       <w:tblPr>
@@ -8807,16 +9438,15 @@
           <w:color w:val="auto"/>
         </w:rPr>
       </w:pPr>
-      <w:bookmarkStart w:id="35" w:name="_Toc230635750"/>
+      <w:bookmarkStart w:id="40" w:name="_Toc230639695"/>
       <w:r>
         <w:rPr>
           <w:rFonts w:ascii="Times New Roman" w:eastAsia="Times New Roman" w:hAnsi="Times New Roman"/>
-          <w:color w:val="auto"/>
           <w:sz w:val="26"/>
         </w:rPr>
         <w:t>2.1.3. Nhận xét sau khảo sát</w:t>
       </w:r>
-      <w:bookmarkEnd w:id="35"/>
+      <w:bookmarkEnd w:id="40"/>
     </w:p>
     <w:p>
       <w:pPr>
@@ -8836,22 +9466,20 @@
           <w:color w:val="auto"/>
         </w:rPr>
       </w:pPr>
-      <w:bookmarkStart w:id="36" w:name="_Toc230635751"/>
+      <w:bookmarkStart w:id="41" w:name="_Toc230639696"/>
       <w:r>
         <w:rPr>
           <w:rFonts w:ascii="Times New Roman" w:eastAsia="Times New Roman" w:hAnsi="Times New Roman"/>
-          <w:color w:val="auto"/>
         </w:rPr>
         <w:t>2.2</w:t>
       </w:r>
       <w:r>
         <w:rPr>
           <w:rFonts w:ascii="Times New Roman" w:eastAsia="Times New Roman" w:hAnsi="Times New Roman"/>
-          <w:color w:val="auto"/>
         </w:rPr>
         <w:t>. Xác định các tác nhân của hệ thống và ca sử dụng</w:t>
       </w:r>
-      <w:bookmarkEnd w:id="36"/>
+      <w:bookmarkEnd w:id="41"/>
     </w:p>
     <w:p>
       <w:pPr>
@@ -8872,12 +9500,14 @@
         <w:spacing w:after="120" w:line="312" w:lineRule="auto"/>
         <w:jc w:val="center"/>
       </w:pPr>
+      <w:bookmarkStart w:id="42" w:name="dm_bang_6"/>
       <w:r>
         <w:rPr>
           <w:i/>
         </w:rPr>
         <w:t>Bảng 2.4. Danh sách tác nhân của hệ thống</w:t>
       </w:r>
+      <w:bookmarkEnd w:id="42"/>
     </w:p>
     <w:tbl>
       <w:tblPr>
@@ -9316,16 +9946,15 @@
           <w:color w:val="auto"/>
         </w:rPr>
       </w:pPr>
-      <w:bookmarkStart w:id="37" w:name="_Toc230635752"/>
+      <w:bookmarkStart w:id="43" w:name="_Toc230639697"/>
       <w:r>
         <w:rPr>
           <w:rFonts w:ascii="Times New Roman" w:eastAsia="Times New Roman" w:hAnsi="Times New Roman"/>
-          <w:color w:val="auto"/>
           <w:sz w:val="26"/>
         </w:rPr>
         <w:t>2.2.1. Nhóm ca sử dụng của khách hàng</w:t>
       </w:r>
-      <w:bookmarkEnd w:id="37"/>
+      <w:bookmarkEnd w:id="43"/>
     </w:p>
     <w:p>
       <w:pPr>
@@ -9349,16 +9978,15 @@
           <w:color w:val="auto"/>
         </w:rPr>
       </w:pPr>
-      <w:bookmarkStart w:id="38" w:name="_Toc230635753"/>
+      <w:bookmarkStart w:id="44" w:name="_Toc230639698"/>
       <w:r>
         <w:rPr>
           <w:rFonts w:ascii="Times New Roman" w:eastAsia="Times New Roman" w:hAnsi="Times New Roman"/>
-          <w:color w:val="auto"/>
           <w:sz w:val="26"/>
         </w:rPr>
         <w:t>2.2.2. Nhóm ca sử dụng của quản trị viên và nhân viên</w:t>
       </w:r>
-      <w:bookmarkEnd w:id="38"/>
+      <w:bookmarkEnd w:id="44"/>
     </w:p>
     <w:p>
       <w:pPr>
@@ -9378,16 +10006,15 @@
           <w:color w:val="auto"/>
         </w:rPr>
       </w:pPr>
-      <w:bookmarkStart w:id="39" w:name="_Toc230635754"/>
+      <w:bookmarkStart w:id="45" w:name="_Toc230639699"/>
       <w:r>
         <w:rPr>
           <w:rFonts w:ascii="Times New Roman" w:eastAsia="Times New Roman" w:hAnsi="Times New Roman"/>
-          <w:color w:val="auto"/>
           <w:sz w:val="26"/>
         </w:rPr>
         <w:t>2.2.3. Nhóm ca sử dụng của AI hỗ trợ mua bán hàng</w:t>
       </w:r>
-      <w:bookmarkEnd w:id="39"/>
+      <w:bookmarkEnd w:id="45"/>
     </w:p>
     <w:p>
       <w:pPr>
@@ -9407,15 +10034,14 @@
           <w:color w:val="auto"/>
         </w:rPr>
       </w:pPr>
-      <w:bookmarkStart w:id="40" w:name="_Toc230635755"/>
+      <w:bookmarkStart w:id="46" w:name="_Toc230639700"/>
       <w:r>
         <w:rPr>
           <w:rFonts w:ascii="Times New Roman" w:eastAsia="Times New Roman" w:hAnsi="Times New Roman"/>
-          <w:color w:val="auto"/>
         </w:rPr>
         <w:t>2.3. Các biểu đồ use case</w:t>
       </w:r>
-      <w:bookmarkEnd w:id="40"/>
+      <w:bookmarkEnd w:id="46"/>
     </w:p>
     <w:p>
       <w:pPr>
@@ -9437,7 +10063,7 @@
         </w:rPr>
         <w:lastRenderedPageBreak/>
         <w:drawing>
-          <wp:inline distT="0" distB="0" distL="0" distR="0" wp14:anchorId="6100E275" wp14:editId="79FC9C56">
+          <wp:inline distT="0" distB="0" distL="0" distR="0" wp14:anchorId="366A4E00" wp14:editId="273F2F3E">
             <wp:extent cx="5580000" cy="3487500"/>
             <wp:effectExtent l="0" t="0" r="0" b="0"/>
             <wp:docPr id="1" name="Picture 1"/>
@@ -9478,12 +10104,14 @@
         <w:spacing w:after="120" w:line="312" w:lineRule="auto"/>
         <w:jc w:val="center"/>
       </w:pPr>
+      <w:bookmarkStart w:id="47" w:name="dm_hinh_1"/>
       <w:r>
         <w:rPr>
           <w:i/>
         </w:rPr>
         <w:t>Hình 2.1. Biểu đồ use case tổng quát của hệ thống website bán máy tính GTech</w:t>
       </w:r>
+      <w:bookmarkEnd w:id="47"/>
     </w:p>
     <w:p>
       <w:pPr>
@@ -9507,7 +10135,7 @@
         </w:rPr>
         <w:lastRenderedPageBreak/>
         <w:drawing>
-          <wp:inline distT="0" distB="0" distL="0" distR="0" wp14:anchorId="6B06766B" wp14:editId="71F9C55A">
+          <wp:inline distT="0" distB="0" distL="0" distR="0" wp14:anchorId="3E041DD0" wp14:editId="3EF8888F">
             <wp:extent cx="5580000" cy="3348000"/>
             <wp:effectExtent l="0" t="0" r="0" b="0"/>
             <wp:docPr id="2" name="Picture 2"/>
@@ -9548,12 +10176,14 @@
         <w:spacing w:after="120" w:line="312" w:lineRule="auto"/>
         <w:jc w:val="center"/>
       </w:pPr>
+      <w:bookmarkStart w:id="48" w:name="dm_hinh_2"/>
       <w:r>
         <w:rPr>
           <w:i/>
         </w:rPr>
         <w:t>Hình 2.2. Biểu đồ use case nhóm chức năng AI hỗ trợ mua bán hàng</w:t>
       </w:r>
+      <w:bookmarkEnd w:id="48"/>
     </w:p>
     <w:p>
       <w:pPr>
@@ -9580,16 +10210,15 @@
           <w:color w:val="auto"/>
         </w:rPr>
       </w:pPr>
-      <w:bookmarkStart w:id="41" w:name="_Toc230635756"/>
+      <w:bookmarkStart w:id="49" w:name="_Toc230639701"/>
       <w:r>
         <w:rPr>
           <w:rFonts w:ascii="Times New Roman" w:eastAsia="Times New Roman" w:hAnsi="Times New Roman"/>
-          <w:color w:val="auto"/>
         </w:rPr>
         <w:lastRenderedPageBreak/>
         <w:t>2.4. Mô tả chi tiết các use case</w:t>
       </w:r>
-      <w:bookmarkEnd w:id="41"/>
+      <w:bookmarkEnd w:id="49"/>
     </w:p>
     <w:p>
       <w:pPr>
@@ -9606,12 +10235,14 @@
         <w:spacing w:after="120" w:line="312" w:lineRule="auto"/>
         <w:jc w:val="center"/>
       </w:pPr>
+      <w:bookmarkStart w:id="50" w:name="dm_bang_7"/>
       <w:r>
         <w:rPr>
           <w:i/>
         </w:rPr>
         <w:t>Bảng 2.5. Mô tả use case tìm kiếm và lọc sản phẩm</w:t>
       </w:r>
+      <w:bookmarkEnd w:id="50"/>
     </w:p>
     <w:tbl>
       <w:tblPr>
@@ -9968,6 +10599,7 @@
         <w:spacing w:after="120" w:line="312" w:lineRule="auto"/>
         <w:jc w:val="center"/>
       </w:pPr>
+      <w:bookmarkStart w:id="51" w:name="dm_bang_8"/>
       <w:r>
         <w:rPr>
           <w:i/>
@@ -9975,6 +10607,7 @@
         <w:lastRenderedPageBreak/>
         <w:t>Bảng 2.6. Mô tả use case tư vấn sản phẩm bằng AI</w:t>
       </w:r>
+      <w:bookmarkEnd w:id="51"/>
     </w:p>
     <w:tbl>
       <w:tblPr>
@@ -10241,12 +10874,14 @@
         <w:spacing w:after="120" w:line="312" w:lineRule="auto"/>
         <w:jc w:val="center"/>
       </w:pPr>
+      <w:bookmarkStart w:id="52" w:name="dm_bang_9"/>
       <w:r>
         <w:rPr>
           <w:i/>
         </w:rPr>
         <w:t>Bảng 2.7. Mô tả use case đặt hàng</w:t>
       </w:r>
+      <w:bookmarkEnd w:id="52"/>
     </w:p>
     <w:tbl>
       <w:tblPr>
@@ -10516,15 +11151,14 @@
           <w:color w:val="auto"/>
         </w:rPr>
       </w:pPr>
-      <w:bookmarkStart w:id="42" w:name="_Toc230635757"/>
+      <w:bookmarkStart w:id="53" w:name="_Toc230639702"/>
       <w:r>
         <w:rPr>
           <w:rFonts w:ascii="Times New Roman" w:eastAsia="Times New Roman" w:hAnsi="Times New Roman"/>
-          <w:color w:val="auto"/>
         </w:rPr>
         <w:t>2.5. Thiết kế biểu đồ lớp</w:t>
       </w:r>
-      <w:bookmarkEnd w:id="42"/>
+      <w:bookmarkEnd w:id="53"/>
     </w:p>
     <w:p>
       <w:pPr>
@@ -10549,7 +11183,7 @@
           <w:noProof/>
         </w:rPr>
         <w:drawing>
-          <wp:inline distT="0" distB="0" distL="0" distR="0" wp14:anchorId="16150FD9" wp14:editId="410DBEF0">
+          <wp:inline distT="0" distB="0" distL="0" distR="0" wp14:anchorId="5F9BA12D" wp14:editId="70832345">
             <wp:extent cx="5580000" cy="3282353"/>
             <wp:effectExtent l="0" t="0" r="0" b="0"/>
             <wp:docPr id="3" name="Picture 3"/>
@@ -10590,12 +11224,14 @@
         <w:spacing w:after="120" w:line="312" w:lineRule="auto"/>
         <w:jc w:val="center"/>
       </w:pPr>
+      <w:bookmarkStart w:id="54" w:name="dm_hinh_3"/>
       <w:r>
         <w:rPr>
           <w:i/>
         </w:rPr>
         <w:t>Hình 2.3. Biểu đồ lớp tổng quát của hệ thống</w:t>
       </w:r>
+      <w:bookmarkEnd w:id="54"/>
     </w:p>
     <w:p>
       <w:pPr>
@@ -10615,15 +11251,14 @@
           <w:color w:val="auto"/>
         </w:rPr>
       </w:pPr>
-      <w:bookmarkStart w:id="43" w:name="_Toc230635758"/>
+      <w:bookmarkStart w:id="55" w:name="_Toc230639703"/>
       <w:r>
         <w:rPr>
           <w:rFonts w:ascii="Times New Roman" w:eastAsia="Times New Roman" w:hAnsi="Times New Roman"/>
-          <w:color w:val="auto"/>
         </w:rPr>
         <w:t>2.6. Cơ sở dữ liệu</w:t>
       </w:r>
-      <w:bookmarkEnd w:id="43"/>
+      <w:bookmarkEnd w:id="55"/>
     </w:p>
     <w:p>
       <w:pPr>
@@ -10633,16 +11268,15 @@
           <w:color w:val="auto"/>
         </w:rPr>
       </w:pPr>
-      <w:bookmarkStart w:id="44" w:name="_Toc230635759"/>
+      <w:bookmarkStart w:id="56" w:name="_Toc230639704"/>
       <w:r>
         <w:rPr>
           <w:rFonts w:ascii="Times New Roman" w:eastAsia="Times New Roman" w:hAnsi="Times New Roman"/>
-          <w:color w:val="auto"/>
           <w:sz w:val="26"/>
         </w:rPr>
         <w:t>2.6.1. Sơ đồ dữ liệu quan hệ</w:t>
       </w:r>
-      <w:bookmarkEnd w:id="44"/>
+      <w:bookmarkEnd w:id="56"/>
     </w:p>
     <w:p>
       <w:pPr>
@@ -10666,7 +11300,7 @@
         </w:rPr>
         <w:lastRenderedPageBreak/>
         <w:drawing>
-          <wp:inline distT="0" distB="0" distL="0" distR="0" wp14:anchorId="4762E57D" wp14:editId="380AC041">
+          <wp:inline distT="0" distB="0" distL="0" distR="0" wp14:anchorId="71ED0BCB" wp14:editId="2DEA6328">
             <wp:extent cx="5580000" cy="3446471"/>
             <wp:effectExtent l="0" t="0" r="0" b="0"/>
             <wp:docPr id="4" name="Picture 4"/>
@@ -10707,12 +11341,14 @@
         <w:spacing w:after="120" w:line="312" w:lineRule="auto"/>
         <w:jc w:val="center"/>
       </w:pPr>
+      <w:bookmarkStart w:id="57" w:name="dm_hinh_4"/>
       <w:r>
         <w:rPr>
           <w:i/>
         </w:rPr>
         <w:t>Hình 2.4. Sơ đồ dữ liệu quan hệ của hệ thống</w:t>
       </w:r>
+      <w:bookmarkEnd w:id="57"/>
     </w:p>
     <w:p>
       <w:pPr>
@@ -10722,28 +11358,29 @@
           <w:color w:val="auto"/>
         </w:rPr>
       </w:pPr>
-      <w:bookmarkStart w:id="45" w:name="_Toc230635760"/>
+      <w:bookmarkStart w:id="58" w:name="_Toc230639705"/>
       <w:r>
         <w:rPr>
           <w:rFonts w:ascii="Times New Roman" w:eastAsia="Times New Roman" w:hAnsi="Times New Roman"/>
-          <w:color w:val="auto"/>
           <w:sz w:val="26"/>
         </w:rPr>
         <w:t>2.6.2. Chi tiết các bảng dữ liệu</w:t>
       </w:r>
-      <w:bookmarkEnd w:id="45"/>
+      <w:bookmarkEnd w:id="58"/>
     </w:p>
     <w:p>
       <w:pPr>
         <w:spacing w:after="120" w:line="312" w:lineRule="auto"/>
         <w:jc w:val="center"/>
       </w:pPr>
+      <w:bookmarkStart w:id="59" w:name="dm_bang_10"/>
       <w:r>
         <w:rPr>
           <w:i/>
         </w:rPr>
         <w:t>Bảng 2.8. Mô tả các bảng dữ liệu chính</w:t>
       </w:r>
+      <w:bookmarkEnd w:id="59"/>
     </w:p>
     <w:tbl>
       <w:tblPr>
@@ -11409,15 +12046,14 @@
           <w:color w:val="auto"/>
         </w:rPr>
       </w:pPr>
-      <w:bookmarkStart w:id="46" w:name="_Toc230635761"/>
+      <w:bookmarkStart w:id="60" w:name="_Toc230639706"/>
       <w:r>
         <w:rPr>
           <w:rFonts w:ascii="Times New Roman" w:eastAsia="Times New Roman" w:hAnsi="Times New Roman"/>
-          <w:color w:val="auto"/>
         </w:rPr>
         <w:t>2.7. Thiết kế giao diện</w:t>
       </w:r>
-      <w:bookmarkEnd w:id="46"/>
+      <w:bookmarkEnd w:id="60"/>
     </w:p>
     <w:p>
       <w:pPr>
@@ -11434,12 +12070,14 @@
         <w:spacing w:after="120" w:line="312" w:lineRule="auto"/>
         <w:jc w:val="center"/>
       </w:pPr>
+      <w:bookmarkStart w:id="61" w:name="dm_bang_11"/>
       <w:r>
         <w:rPr>
           <w:i/>
         </w:rPr>
         <w:t>Bảng 2.9. Danh sách màn hình giao diện dự kiến</w:t>
       </w:r>
+      <w:bookmarkEnd w:id="61"/>
     </w:p>
     <w:tbl>
       <w:tblPr>
@@ -12006,7 +12644,7 @@
         <w:pStyle w:val="Heading3"/>
         <w:spacing w:after="120" w:line="312" w:lineRule="auto"/>
       </w:pPr>
-      <w:bookmarkStart w:id="47" w:name="_Toc230635762"/>
+      <w:bookmarkStart w:id="62" w:name="_Toc230639707"/>
       <w:r>
         <w:rPr>
           <w:rFonts w:ascii="Times New Roman" w:eastAsia="Times New Roman" w:hAnsi="Times New Roman"/>
@@ -12015,7 +12653,7 @@
         <w:lastRenderedPageBreak/>
         <w:t>2.7.1. Phác thảo các màn hình giao diện</w:t>
       </w:r>
-      <w:bookmarkEnd w:id="47"/>
+      <w:bookmarkEnd w:id="62"/>
     </w:p>
     <w:p>
       <w:pPr>
@@ -12036,7 +12674,7 @@
           <w:noProof/>
         </w:rPr>
         <w:drawing>
-          <wp:inline distT="0" distB="0" distL="0" distR="0" wp14:anchorId="0F7E6145" wp14:editId="7E665DDE">
+          <wp:inline distT="0" distB="0" distL="0" distR="0" wp14:anchorId="13EACB7A" wp14:editId="318CC7E9">
             <wp:extent cx="5580000" cy="3313125"/>
             <wp:effectExtent l="0" t="0" r="0" b="0"/>
             <wp:docPr id="6" name="Picture 6"/>
@@ -12077,12 +12715,14 @@
         <w:spacing w:after="120" w:line="312" w:lineRule="auto"/>
         <w:jc w:val="center"/>
       </w:pPr>
+      <w:bookmarkStart w:id="63" w:name="dm_hinh_5"/>
       <w:r>
         <w:rPr>
           <w:i/>
         </w:rPr>
         <w:t>Hình 2.5. Phác thảo màn hình trang chủ</w:t>
       </w:r>
+      <w:bookmarkEnd w:id="63"/>
     </w:p>
     <w:p>
       <w:pPr>
@@ -12093,7 +12733,7 @@
           <w:noProof/>
         </w:rPr>
         <w:drawing>
-          <wp:inline distT="0" distB="0" distL="0" distR="0" wp14:anchorId="382C0AA1" wp14:editId="0CA09B6E">
+          <wp:inline distT="0" distB="0" distL="0" distR="0" wp14:anchorId="00DDFF27" wp14:editId="5F9235E9">
             <wp:extent cx="5580000" cy="3313125"/>
             <wp:effectExtent l="0" t="0" r="0" b="0"/>
             <wp:docPr id="7" name="Picture 7"/>
@@ -12134,12 +12774,14 @@
         <w:spacing w:after="120" w:line="312" w:lineRule="auto"/>
         <w:jc w:val="center"/>
       </w:pPr>
+      <w:bookmarkStart w:id="64" w:name="dm_hinh_6"/>
       <w:r>
         <w:rPr>
           <w:i/>
         </w:rPr>
         <w:t>Hình 2.6. Phác thảo màn hình danh sách sản phẩm</w:t>
       </w:r>
+      <w:bookmarkEnd w:id="64"/>
     </w:p>
     <w:p>
       <w:pPr>
@@ -12151,7 +12793,7 @@
         </w:rPr>
         <w:lastRenderedPageBreak/>
         <w:drawing>
-          <wp:inline distT="0" distB="0" distL="0" distR="0" wp14:anchorId="087795BE" wp14:editId="6EB85823">
+          <wp:inline distT="0" distB="0" distL="0" distR="0" wp14:anchorId="072B1513" wp14:editId="1AD42849">
             <wp:extent cx="5580000" cy="3313125"/>
             <wp:effectExtent l="0" t="0" r="0" b="0"/>
             <wp:docPr id="8" name="Picture 8"/>
@@ -12192,12 +12834,14 @@
         <w:spacing w:after="120" w:line="312" w:lineRule="auto"/>
         <w:jc w:val="center"/>
       </w:pPr>
+      <w:bookmarkStart w:id="65" w:name="dm_hinh_7"/>
       <w:r>
         <w:rPr>
           <w:i/>
         </w:rPr>
         <w:t>Hình 2.7. Phác thảo màn hình chi tiết sản phẩm</w:t>
       </w:r>
+      <w:bookmarkEnd w:id="65"/>
     </w:p>
     <w:p>
       <w:pPr>
@@ -12208,7 +12852,7 @@
           <w:noProof/>
         </w:rPr>
         <w:drawing>
-          <wp:inline distT="0" distB="0" distL="0" distR="0" wp14:anchorId="311A26CF" wp14:editId="534FA2D9">
+          <wp:inline distT="0" distB="0" distL="0" distR="0" wp14:anchorId="581A3CB4" wp14:editId="0197AA79">
             <wp:extent cx="5580000" cy="3313125"/>
             <wp:effectExtent l="0" t="0" r="0" b="0"/>
             <wp:docPr id="9" name="Picture 9"/>
@@ -12249,12 +12893,14 @@
         <w:spacing w:after="120" w:line="312" w:lineRule="auto"/>
         <w:jc w:val="center"/>
       </w:pPr>
+      <w:bookmarkStart w:id="66" w:name="dm_hinh_8"/>
       <w:r>
         <w:rPr>
           <w:i/>
         </w:rPr>
         <w:t>Hình 2.8. Phác thảo màn hình giỏ hàng và checkout</w:t>
       </w:r>
+      <w:bookmarkEnd w:id="66"/>
     </w:p>
     <w:p>
       <w:pPr>
@@ -12266,7 +12912,7 @@
         </w:rPr>
         <w:lastRenderedPageBreak/>
         <w:drawing>
-          <wp:inline distT="0" distB="0" distL="0" distR="0" wp14:anchorId="31273BE5" wp14:editId="49318A98">
+          <wp:inline distT="0" distB="0" distL="0" distR="0" wp14:anchorId="327398B5" wp14:editId="17B62CCD">
             <wp:extent cx="5580000" cy="3313125"/>
             <wp:effectExtent l="0" t="0" r="0" b="0"/>
             <wp:docPr id="10" name="Picture 10"/>
@@ -12307,12 +12953,14 @@
         <w:spacing w:after="120" w:line="312" w:lineRule="auto"/>
         <w:jc w:val="center"/>
       </w:pPr>
+      <w:bookmarkStart w:id="67" w:name="dm_hinh_9"/>
       <w:r>
         <w:rPr>
           <w:i/>
         </w:rPr>
         <w:t>Hình 2.9. Phác thảo màn hình trợ lý AI GTech</w:t>
       </w:r>
+      <w:bookmarkEnd w:id="67"/>
     </w:p>
     <w:p>
       <w:pPr>
@@ -12323,7 +12971,7 @@
           <w:noProof/>
         </w:rPr>
         <w:drawing>
-          <wp:inline distT="0" distB="0" distL="0" distR="0" wp14:anchorId="0C9ED139" wp14:editId="43CD2FAE">
+          <wp:inline distT="0" distB="0" distL="0" distR="0" wp14:anchorId="42E179AB" wp14:editId="5F05785D">
             <wp:extent cx="5580000" cy="3313125"/>
             <wp:effectExtent l="0" t="0" r="0" b="0"/>
             <wp:docPr id="11" name="Picture 11"/>
@@ -12364,12 +13012,14 @@
         <w:spacing w:after="120" w:line="312" w:lineRule="auto"/>
         <w:jc w:val="center"/>
       </w:pPr>
+      <w:bookmarkStart w:id="68" w:name="dm_hinh_10"/>
       <w:r>
         <w:rPr>
           <w:i/>
         </w:rPr>
         <w:t>Hình 2.10. Phác thảo màn hình admin tổng quan</w:t>
       </w:r>
+      <w:bookmarkEnd w:id="68"/>
     </w:p>
     <w:p>
       <w:pPr>
@@ -12381,7 +13031,7 @@
         </w:rPr>
         <w:lastRenderedPageBreak/>
         <w:drawing>
-          <wp:inline distT="0" distB="0" distL="0" distR="0" wp14:anchorId="31AAF3FD" wp14:editId="065EF938">
+          <wp:inline distT="0" distB="0" distL="0" distR="0" wp14:anchorId="6FE764D8" wp14:editId="1B14A33D">
             <wp:extent cx="5580000" cy="3313125"/>
             <wp:effectExtent l="0" t="0" r="0" b="0"/>
             <wp:docPr id="12" name="Picture 12"/>
@@ -12422,12 +13072,14 @@
         <w:spacing w:after="120" w:line="312" w:lineRule="auto"/>
         <w:jc w:val="center"/>
       </w:pPr>
+      <w:bookmarkStart w:id="69" w:name="dm_hinh_11"/>
       <w:r>
         <w:rPr>
           <w:i/>
         </w:rPr>
         <w:t>Hình 2.11. Phác thảo màn hình admin quản lý sản phẩm</w:t>
       </w:r>
+      <w:bookmarkEnd w:id="69"/>
     </w:p>
     <w:p>
       <w:pPr>
@@ -12438,7 +13090,7 @@
           <w:noProof/>
         </w:rPr>
         <w:drawing>
-          <wp:inline distT="0" distB="0" distL="0" distR="0" wp14:anchorId="048B97B0" wp14:editId="7A46F335">
+          <wp:inline distT="0" distB="0" distL="0" distR="0" wp14:anchorId="01C71CE0" wp14:editId="4EAB7C50">
             <wp:extent cx="5580000" cy="3313125"/>
             <wp:effectExtent l="0" t="0" r="0" b="0"/>
             <wp:docPr id="13" name="Picture 13"/>
@@ -12479,12 +13131,14 @@
         <w:spacing w:after="120" w:line="312" w:lineRule="auto"/>
         <w:jc w:val="center"/>
       </w:pPr>
+      <w:bookmarkStart w:id="70" w:name="dm_hinh_12"/>
       <w:r>
         <w:rPr>
           <w:i/>
         </w:rPr>
         <w:t>Hình 2.12. Phác thảo màn hình admin quản lý đơn hàng</w:t>
       </w:r>
+      <w:bookmarkEnd w:id="70"/>
     </w:p>
     <w:p>
       <w:pPr>
@@ -12492,28 +13146,28 @@
         <w:spacing w:before="60" w:after="120" w:line="312" w:lineRule="auto"/>
         <w:jc w:val="center"/>
       </w:pPr>
-      <w:bookmarkStart w:id="48" w:name="_Toc230635763"/>
+      <w:bookmarkStart w:id="71" w:name="_Toc230639708"/>
       <w:r>
         <w:rPr>
           <w:rFonts w:ascii="Times New Roman" w:eastAsia="Times New Roman" w:hAnsi="Times New Roman"/>
         </w:rPr>
         <w:t>CHƯƠNG 3: CÀI ĐẶT VÀ TRIỂN KHAI HỆ THỐNG</w:t>
       </w:r>
-      <w:bookmarkEnd w:id="48"/>
+      <w:bookmarkEnd w:id="71"/>
     </w:p>
     <w:p>
       <w:pPr>
         <w:pStyle w:val="Heading2"/>
         <w:spacing w:before="60" w:after="120" w:line="312" w:lineRule="auto"/>
       </w:pPr>
-      <w:bookmarkStart w:id="49" w:name="_Toc230635764"/>
+      <w:bookmarkStart w:id="72" w:name="_Toc230639709"/>
       <w:r>
         <w:rPr>
           <w:rFonts w:ascii="Times New Roman" w:eastAsia="Times New Roman" w:hAnsi="Times New Roman"/>
         </w:rPr>
         <w:t>3.1. Giới thiệu về công cụ và môi trường cài đặt</w:t>
       </w:r>
-      <w:bookmarkEnd w:id="49"/>
+      <w:bookmarkEnd w:id="72"/>
     </w:p>
     <w:p>
       <w:pPr>
@@ -12534,12 +13188,14 @@
         <w:spacing w:after="120" w:line="312" w:lineRule="auto"/>
         <w:jc w:val="center"/>
       </w:pPr>
+      <w:bookmarkStart w:id="73" w:name="dm_bang_12"/>
       <w:r>
         <w:rPr>
           <w:i/>
         </w:rPr>
         <w:t>Bảng 3.1. Công cụ và môi trường cài đặt</w:t>
       </w:r>
+      <w:bookmarkEnd w:id="73"/>
     </w:p>
     <w:tbl>
       <w:tblPr>
@@ -12991,7 +13647,7 @@
           <w:noProof/>
         </w:rPr>
         <w:drawing>
-          <wp:inline distT="0" distB="0" distL="0" distR="0" wp14:anchorId="0EED21E8" wp14:editId="3A3A7941">
+          <wp:inline distT="0" distB="0" distL="0" distR="0" wp14:anchorId="23CCF916" wp14:editId="097C7A51">
             <wp:extent cx="5580000" cy="3162000"/>
             <wp:effectExtent l="0" t="0" r="0" b="0"/>
             <wp:docPr id="5" name="Picture 5"/>
@@ -13032,19 +13688,21 @@
         <w:spacing w:after="120" w:line="312" w:lineRule="auto"/>
         <w:jc w:val="center"/>
       </w:pPr>
+      <w:bookmarkStart w:id="74" w:name="dm_hinh_13"/>
       <w:r>
         <w:rPr>
           <w:i/>
         </w:rPr>
         <w:t>Hình 3.1. Kiến trúc triển khai dự kiến của hệ thống</w:t>
       </w:r>
+      <w:bookmarkEnd w:id="74"/>
     </w:p>
     <w:p>
       <w:pPr>
         <w:pStyle w:val="Heading2"/>
         <w:spacing w:before="60" w:after="120" w:line="312" w:lineRule="auto"/>
       </w:pPr>
-      <w:bookmarkStart w:id="50" w:name="_Toc230635765"/>
+      <w:bookmarkStart w:id="75" w:name="_Toc230639710"/>
       <w:r>
         <w:rPr>
           <w:rFonts w:ascii="Times New Roman" w:eastAsia="Times New Roman" w:hAnsi="Times New Roman"/>
@@ -13052,7 +13710,7 @@
         <w:lastRenderedPageBreak/>
         <w:t>3.2. Trang màn hình giao diện của khách hàng</w:t>
       </w:r>
-      <w:bookmarkEnd w:id="50"/>
+      <w:bookmarkEnd w:id="75"/>
     </w:p>
     <w:p>
       <w:pPr>
@@ -13079,12 +13737,14 @@
         <w:spacing w:after="120" w:line="312" w:lineRule="auto"/>
         <w:jc w:val="center"/>
       </w:pPr>
+      <w:bookmarkStart w:id="76" w:name="dm_bang_13"/>
       <w:r>
         <w:rPr>
           <w:i/>
         </w:rPr>
         <w:t>Bảng 3.2. Chức năng giao diện khách hàng</w:t>
       </w:r>
+      <w:bookmarkEnd w:id="76"/>
     </w:p>
     <w:tbl>
       <w:tblPr>
@@ -13392,14 +14052,14 @@
         <w:pStyle w:val="Heading2"/>
         <w:spacing w:before="60" w:after="120" w:line="312" w:lineRule="auto"/>
       </w:pPr>
-      <w:bookmarkStart w:id="51" w:name="_Toc230635766"/>
+      <w:bookmarkStart w:id="77" w:name="_Toc230639711"/>
       <w:r>
         <w:rPr>
           <w:rFonts w:ascii="Times New Roman" w:eastAsia="Times New Roman" w:hAnsi="Times New Roman"/>
         </w:rPr>
         <w:t>3.3. Trang màn hình giao diện của người quản trị</w:t>
       </w:r>
-      <w:bookmarkEnd w:id="51"/>
+      <w:bookmarkEnd w:id="77"/>
     </w:p>
     <w:p>
       <w:pPr>
@@ -13427,12 +14087,14 @@
         <w:spacing w:after="120" w:line="312" w:lineRule="auto"/>
         <w:jc w:val="center"/>
       </w:pPr>
+      <w:bookmarkStart w:id="78" w:name="dm_bang_14"/>
       <w:r>
         <w:rPr>
           <w:i/>
         </w:rPr>
         <w:t>Bảng 3.3. Chức năng giao diện quản trị</w:t>
       </w:r>
+      <w:bookmarkEnd w:id="78"/>
     </w:p>
     <w:tbl>
       <w:tblPr>
@@ -13740,14 +14402,14 @@
         <w:pStyle w:val="Heading2"/>
         <w:spacing w:before="60" w:after="120" w:line="312" w:lineRule="auto"/>
       </w:pPr>
-      <w:bookmarkStart w:id="52" w:name="_Toc230635767"/>
+      <w:bookmarkStart w:id="79" w:name="_Toc230639712"/>
       <w:r>
         <w:rPr>
           <w:rFonts w:ascii="Times New Roman" w:eastAsia="Times New Roman" w:hAnsi="Times New Roman"/>
         </w:rPr>
         <w:t>3.4. Một số giao diện khác</w:t>
       </w:r>
-      <w:bookmarkEnd w:id="52"/>
+      <w:bookmarkEnd w:id="79"/>
     </w:p>
     <w:p>
       <w:pPr>
@@ -13764,14 +14426,14 @@
         <w:pStyle w:val="Heading2"/>
         <w:spacing w:before="60" w:after="120" w:line="312" w:lineRule="auto"/>
       </w:pPr>
-      <w:bookmarkStart w:id="53" w:name="_Toc230635768"/>
+      <w:bookmarkStart w:id="80" w:name="_Toc230639713"/>
       <w:r>
         <w:rPr>
           <w:rFonts w:ascii="Times New Roman" w:eastAsia="Times New Roman" w:hAnsi="Times New Roman"/>
         </w:rPr>
         <w:t>3.5. Kiểm thử</w:t>
       </w:r>
-      <w:bookmarkEnd w:id="53"/>
+      <w:bookmarkEnd w:id="80"/>
     </w:p>
     <w:p>
       <w:pPr>
@@ -13788,12 +14450,14 @@
         <w:spacing w:after="120" w:line="312" w:lineRule="auto"/>
         <w:jc w:val="center"/>
       </w:pPr>
+      <w:bookmarkStart w:id="81" w:name="dm_bang_15"/>
       <w:r>
         <w:rPr>
           <w:i/>
         </w:rPr>
         <w:t>Bảng 3.4. Kế hoạch kiểm thử chức năng chính</w:t>
       </w:r>
+      <w:bookmarkEnd w:id="81"/>
     </w:p>
     <w:tbl>
       <w:tblPr>
@@ -14237,7 +14901,7 @@
         <w:spacing w:after="120" w:line="312" w:lineRule="auto"/>
         <w:jc w:val="center"/>
       </w:pPr>
-      <w:bookmarkStart w:id="54" w:name="_Toc230635769"/>
+      <w:bookmarkStart w:id="82" w:name="_Toc230639714"/>
       <w:r>
         <w:rPr>
           <w:rFonts w:ascii="Times New Roman" w:eastAsia="Times New Roman" w:hAnsi="Times New Roman"/>
@@ -14245,7 +14909,7 @@
         <w:lastRenderedPageBreak/>
         <w:t>KẾT LUẬN</w:t>
       </w:r>
-      <w:bookmarkEnd w:id="54"/>
+      <w:bookmarkEnd w:id="82"/>
     </w:p>
     <w:p>
       <w:pPr>
@@ -14288,7 +14952,7 @@
         <w:spacing w:after="120" w:line="312" w:lineRule="auto"/>
         <w:jc w:val="center"/>
       </w:pPr>
-      <w:bookmarkStart w:id="55" w:name="_Toc230635770"/>
+      <w:bookmarkStart w:id="83" w:name="_Toc230639715"/>
       <w:r>
         <w:rPr>
           <w:rFonts w:ascii="Times New Roman" w:eastAsia="Times New Roman" w:hAnsi="Times New Roman"/>
@@ -14296,7 +14960,7 @@
         <w:lastRenderedPageBreak/>
         <w:t>TÀI LIỆU THAM KHẢO</w:t>
       </w:r>
-      <w:bookmarkEnd w:id="55"/>
+      <w:bookmarkEnd w:id="83"/>
     </w:p>
     <w:p>
       <w:pPr>
@@ -15068,6 +15732,7 @@
     <w:rsid w:val="00FC693F"/>
     <w:rPr>
       <w:rFonts w:ascii="Times New Roman" w:eastAsia="Times New Roman" w:hAnsi="Times New Roman"/>
+      <w:color w:val="000000"/>
       <w:sz w:val="28"/>
     </w:rPr>
   </w:style>
@@ -15089,7 +15754,6 @@
       <w:rFonts w:asciiTheme="majorHAnsi" w:eastAsiaTheme="majorEastAsia" w:hAnsiTheme="majorHAnsi" w:cstheme="majorBidi"/>
       <w:b/>
       <w:bCs/>
-      <w:color w:val="365F91" w:themeColor="accent1" w:themeShade="BF"/>
       <w:szCs w:val="28"/>
     </w:rPr>
   </w:style>
@@ -15112,7 +15776,6 @@
       <w:rFonts w:asciiTheme="majorHAnsi" w:eastAsiaTheme="majorEastAsia" w:hAnsiTheme="majorHAnsi" w:cstheme="majorBidi"/>
       <w:b/>
       <w:bCs/>
-      <w:color w:val="4F81BD" w:themeColor="accent1"/>
       <w:szCs w:val="26"/>
     </w:rPr>
   </w:style>
@@ -15136,7 +15799,6 @@
       <w:b/>
       <w:bCs/>
       <w:i/>
-      <w:color w:val="4F81BD" w:themeColor="accent1"/>
     </w:rPr>
   </w:style>
   <w:style w:type="paragraph" w:styleId="Heading4">
@@ -15160,7 +15822,6 @@
       <w:bCs/>
       <w:i/>
       <w:iCs/>
-      <w:color w:val="4F81BD" w:themeColor="accent1"/>
     </w:rPr>
   </w:style>
   <w:style w:type="paragraph" w:styleId="Heading5">
@@ -26090,7 +26751,8 @@
     <w:unhideWhenUsed/>
     <w:rsid w:val="00D27B97"/>
     <w:rPr>
-      <w:color w:val="0000FF" w:themeColor="hyperlink"/>
+      <w:rFonts w:ascii="Times New Roman" w:hAnsi="Times New Roman"/>
+      <w:color w:val="000000"/>
       <w:u w:val="single"/>
     </w:rPr>
   </w:style>

--- a/BaoCao/Tuan_06_Hoan_Thien_Form_Bao_Cao/CNTT_2022603587_TranHuyHoang_BaoCao_HoanThien_Form.docx
+++ b/BaoCao/Tuan_06_Hoan_Thien_Form_Bao_Cao/CNTT_2022603587_TranHuyHoang_BaoCao_HoanThien_Form.docx
@@ -136,7 +136,7 @@
         <w:spacing w:after="120" w:line="312" w:lineRule="auto"/>
         <w:jc w:val="center"/>
       </w:pPr>
-      <w:bookmarkStart w:id="0" w:name="_Toc230639660"/>
+      <w:bookmarkStart w:id="0" w:name="_Toc230642030"/>
       <w:r>
         <w:rPr>
           <w:rFonts w:ascii="Times New Roman" w:eastAsia="Times New Roman" w:hAnsi="Times New Roman"/>
@@ -257,7 +257,7 @@
         </w:rPr>
         <w:fldChar w:fldCharType="separate"/>
       </w:r>
-      <w:hyperlink w:anchor="_Toc230639660" w:history="1">
+      <w:hyperlink w:anchor="_Toc230642030" w:history="1">
         <w:r>
           <w:rPr>
             <w:rStyle w:val="Hyperlink"/>
@@ -284,7 +284,7 @@
             <w:noProof/>
             <w:webHidden/>
           </w:rPr>
-          <w:instrText xml:space="preserve"> PAGEREF _Toc230639660 \h </w:instrText>
+          <w:instrText xml:space="preserve"> PAGEREF _Toc230642030 \h </w:instrText>
         </w:r>
         <w:r>
           <w:rPr>
@@ -331,7 +331,7 @@
           <w14:ligatures w14:val="standardContextual"/>
         </w:rPr>
       </w:pPr>
-      <w:hyperlink w:anchor="_Toc230639661" w:history="1">
+      <w:hyperlink w:anchor="_Toc230642031" w:history="1">
         <w:r>
           <w:rPr>
             <w:rStyle w:val="Hyperlink"/>
@@ -358,7 +358,7 @@
             <w:noProof/>
             <w:webHidden/>
           </w:rPr>
-          <w:instrText xml:space="preserve"> PAGEREF _Toc230639661 \h </w:instrText>
+          <w:instrText xml:space="preserve"> PAGEREF _Toc230642031 \h </w:instrText>
         </w:r>
         <w:r>
           <w:rPr>
@@ -378,7 +378,7 @@
             <w:noProof/>
             <w:webHidden/>
           </w:rPr>
-          <w:t>5</w:t>
+          <w:t>6</w:t>
         </w:r>
         <w:r>
           <w:rPr>
@@ -405,7 +405,7 @@
           <w14:ligatures w14:val="standardContextual"/>
         </w:rPr>
       </w:pPr>
-      <w:hyperlink w:anchor="_Toc230639662" w:history="1">
+      <w:hyperlink w:anchor="_Toc230642032" w:history="1">
         <w:r>
           <w:rPr>
             <w:rStyle w:val="Hyperlink"/>
@@ -432,7 +432,7 @@
             <w:noProof/>
             <w:webHidden/>
           </w:rPr>
-          <w:instrText xml:space="preserve"> PAGEREF _Toc230639662 \h </w:instrText>
+          <w:instrText xml:space="preserve"> PAGEREF _Toc230642032 \h </w:instrText>
         </w:r>
         <w:r>
           <w:rPr>
@@ -452,7 +452,7 @@
             <w:noProof/>
             <w:webHidden/>
           </w:rPr>
-          <w:t>5</w:t>
+          <w:t>7</w:t>
         </w:r>
         <w:r>
           <w:rPr>
@@ -479,7 +479,7 @@
           <w14:ligatures w14:val="standardContextual"/>
         </w:rPr>
       </w:pPr>
-      <w:hyperlink w:anchor="_Toc230639663" w:history="1">
+      <w:hyperlink w:anchor="_Toc230642033" w:history="1">
         <w:r>
           <w:rPr>
             <w:rStyle w:val="Hyperlink"/>
@@ -506,7 +506,7 @@
             <w:noProof/>
             <w:webHidden/>
           </w:rPr>
-          <w:instrText xml:space="preserve"> PAGEREF _Toc230639663 \h </w:instrText>
+          <w:instrText xml:space="preserve"> PAGEREF _Toc230642033 \h </w:instrText>
         </w:r>
         <w:r>
           <w:rPr>
@@ -526,7 +526,7 @@
             <w:noProof/>
             <w:webHidden/>
           </w:rPr>
-          <w:t>6</w:t>
+          <w:t>7</w:t>
         </w:r>
         <w:r>
           <w:rPr>
@@ -553,7 +553,7 @@
           <w14:ligatures w14:val="standardContextual"/>
         </w:rPr>
       </w:pPr>
-      <w:hyperlink w:anchor="_Toc230639664" w:history="1">
+      <w:hyperlink w:anchor="_Toc230642034" w:history="1">
         <w:r>
           <w:rPr>
             <w:rStyle w:val="Hyperlink"/>
@@ -580,7 +580,7 @@
             <w:noProof/>
             <w:webHidden/>
           </w:rPr>
-          <w:instrText xml:space="preserve"> PAGEREF _Toc230639664 \h </w:instrText>
+          <w:instrText xml:space="preserve"> PAGEREF _Toc230642034 \h </w:instrText>
         </w:r>
         <w:r>
           <w:rPr>
@@ -600,7 +600,7 @@
             <w:noProof/>
             <w:webHidden/>
           </w:rPr>
-          <w:t>7</w:t>
+          <w:t>9</w:t>
         </w:r>
         <w:r>
           <w:rPr>
@@ -627,7 +627,7 @@
           <w14:ligatures w14:val="standardContextual"/>
         </w:rPr>
       </w:pPr>
-      <w:hyperlink w:anchor="_Toc230639665" w:history="1">
+      <w:hyperlink w:anchor="_Toc230642035" w:history="1">
         <w:r>
           <w:rPr>
             <w:rStyle w:val="Hyperlink"/>
@@ -654,7 +654,7 @@
             <w:noProof/>
             <w:webHidden/>
           </w:rPr>
-          <w:instrText xml:space="preserve"> PAGEREF _Toc230639665 \h </w:instrText>
+          <w:instrText xml:space="preserve"> PAGEREF _Toc230642035 \h </w:instrText>
         </w:r>
         <w:r>
           <w:rPr>
@@ -674,7 +674,7 @@
             <w:noProof/>
             <w:webHidden/>
           </w:rPr>
-          <w:t>7</w:t>
+          <w:t>9</w:t>
         </w:r>
         <w:r>
           <w:rPr>
@@ -701,7 +701,7 @@
           <w14:ligatures w14:val="standardContextual"/>
         </w:rPr>
       </w:pPr>
-      <w:hyperlink w:anchor="_Toc230639666" w:history="1">
+      <w:hyperlink w:anchor="_Toc230642036" w:history="1">
         <w:r>
           <w:rPr>
             <w:rStyle w:val="Hyperlink"/>
@@ -728,7 +728,7 @@
             <w:noProof/>
             <w:webHidden/>
           </w:rPr>
-          <w:instrText xml:space="preserve"> PAGEREF _Toc230639666 \h </w:instrText>
+          <w:instrText xml:space="preserve"> PAGEREF _Toc230642036 \h </w:instrText>
         </w:r>
         <w:r>
           <w:rPr>
@@ -748,7 +748,7 @@
             <w:noProof/>
             <w:webHidden/>
           </w:rPr>
-          <w:t>7</w:t>
+          <w:t>9</w:t>
         </w:r>
         <w:r>
           <w:rPr>
@@ -775,7 +775,7 @@
           <w14:ligatures w14:val="standardContextual"/>
         </w:rPr>
       </w:pPr>
-      <w:hyperlink w:anchor="_Toc230639667" w:history="1">
+      <w:hyperlink w:anchor="_Toc230642037" w:history="1">
         <w:r>
           <w:rPr>
             <w:rStyle w:val="Hyperlink"/>
@@ -802,7 +802,7 @@
             <w:noProof/>
             <w:webHidden/>
           </w:rPr>
-          <w:instrText xml:space="preserve"> PAGEREF _Toc230639667 \h </w:instrText>
+          <w:instrText xml:space="preserve"> PAGEREF _Toc230642037 \h </w:instrText>
         </w:r>
         <w:r>
           <w:rPr>
@@ -822,7 +822,7 @@
             <w:noProof/>
             <w:webHidden/>
           </w:rPr>
-          <w:t>7</w:t>
+          <w:t>9</w:t>
         </w:r>
         <w:r>
           <w:rPr>
@@ -849,7 +849,7 @@
           <w14:ligatures w14:val="standardContextual"/>
         </w:rPr>
       </w:pPr>
-      <w:hyperlink w:anchor="_Toc230639668" w:history="1">
+      <w:hyperlink w:anchor="_Toc230642038" w:history="1">
         <w:r>
           <w:rPr>
             <w:rStyle w:val="Hyperlink"/>
@@ -876,7 +876,7 @@
             <w:noProof/>
             <w:webHidden/>
           </w:rPr>
-          <w:instrText xml:space="preserve"> PAGEREF _Toc230639668 \h </w:instrText>
+          <w:instrText xml:space="preserve"> PAGEREF _Toc230642038 \h </w:instrText>
         </w:r>
         <w:r>
           <w:rPr>
@@ -896,7 +896,7 @@
             <w:noProof/>
             <w:webHidden/>
           </w:rPr>
-          <w:t>8</w:t>
+          <w:t>10</w:t>
         </w:r>
         <w:r>
           <w:rPr>
@@ -923,7 +923,7 @@
           <w14:ligatures w14:val="standardContextual"/>
         </w:rPr>
       </w:pPr>
-      <w:hyperlink w:anchor="_Toc230639669" w:history="1">
+      <w:hyperlink w:anchor="_Toc230642039" w:history="1">
         <w:r>
           <w:rPr>
             <w:rStyle w:val="Hyperlink"/>
@@ -951,7 +951,7 @@
             <w:noProof/>
             <w:webHidden/>
           </w:rPr>
-          <w:instrText xml:space="preserve"> PAGEREF _Toc230639669 \h </w:instrText>
+          <w:instrText xml:space="preserve"> PAGEREF _Toc230642039 \h </w:instrText>
         </w:r>
         <w:r>
           <w:rPr>
@@ -971,7 +971,7 @@
             <w:noProof/>
             <w:webHidden/>
           </w:rPr>
-          <w:t>9</w:t>
+          <w:t>11</w:t>
         </w:r>
         <w:r>
           <w:rPr>
@@ -998,7 +998,7 @@
           <w14:ligatures w14:val="standardContextual"/>
         </w:rPr>
       </w:pPr>
-      <w:hyperlink w:anchor="_Toc230639670" w:history="1">
+      <w:hyperlink w:anchor="_Toc230642040" w:history="1">
         <w:r>
           <w:rPr>
             <w:rStyle w:val="Hyperlink"/>
@@ -1026,7 +1026,7 @@
             <w:noProof/>
             <w:webHidden/>
           </w:rPr>
-          <w:instrText xml:space="preserve"> PAGEREF _Toc230639670 \h </w:instrText>
+          <w:instrText xml:space="preserve"> PAGEREF _Toc230642040 \h </w:instrText>
         </w:r>
         <w:r>
           <w:rPr>
@@ -1046,7 +1046,7 @@
             <w:noProof/>
             <w:webHidden/>
           </w:rPr>
-          <w:t>9</w:t>
+          <w:t>11</w:t>
         </w:r>
         <w:r>
           <w:rPr>
@@ -1073,7 +1073,7 @@
           <w14:ligatures w14:val="standardContextual"/>
         </w:rPr>
       </w:pPr>
-      <w:hyperlink w:anchor="_Toc230639671" w:history="1">
+      <w:hyperlink w:anchor="_Toc230642041" w:history="1">
         <w:r>
           <w:rPr>
             <w:rStyle w:val="Hyperlink"/>
@@ -1101,7 +1101,7 @@
             <w:noProof/>
             <w:webHidden/>
           </w:rPr>
-          <w:instrText xml:space="preserve"> PAGEREF _Toc230639671 \h </w:instrText>
+          <w:instrText xml:space="preserve"> PAGEREF _Toc230642041 \h </w:instrText>
         </w:r>
         <w:r>
           <w:rPr>
@@ -1121,7 +1121,7 @@
             <w:noProof/>
             <w:webHidden/>
           </w:rPr>
-          <w:t>9</w:t>
+          <w:t>11</w:t>
         </w:r>
         <w:r>
           <w:rPr>
@@ -1148,7 +1148,7 @@
           <w14:ligatures w14:val="standardContextual"/>
         </w:rPr>
       </w:pPr>
-      <w:hyperlink w:anchor="_Toc230639672" w:history="1">
+      <w:hyperlink w:anchor="_Toc230642042" w:history="1">
         <w:r>
           <w:rPr>
             <w:rStyle w:val="Hyperlink"/>
@@ -1176,7 +1176,7 @@
             <w:noProof/>
             <w:webHidden/>
           </w:rPr>
-          <w:instrText xml:space="preserve"> PAGEREF _Toc230639672 \h </w:instrText>
+          <w:instrText xml:space="preserve"> PAGEREF _Toc230642042 \h </w:instrText>
         </w:r>
         <w:r>
           <w:rPr>
@@ -1196,7 +1196,7 @@
             <w:noProof/>
             <w:webHidden/>
           </w:rPr>
-          <w:t>10</w:t>
+          <w:t>12</w:t>
         </w:r>
         <w:r>
           <w:rPr>
@@ -1223,7 +1223,7 @@
           <w14:ligatures w14:val="standardContextual"/>
         </w:rPr>
       </w:pPr>
-      <w:hyperlink w:anchor="_Toc230639673" w:history="1">
+      <w:hyperlink w:anchor="_Toc230642043" w:history="1">
         <w:r>
           <w:rPr>
             <w:rStyle w:val="Hyperlink"/>
@@ -1251,7 +1251,7 @@
             <w:noProof/>
             <w:webHidden/>
           </w:rPr>
-          <w:instrText xml:space="preserve"> PAGEREF _Toc230639673 \h </w:instrText>
+          <w:instrText xml:space="preserve"> PAGEREF _Toc230642043 \h </w:instrText>
         </w:r>
         <w:r>
           <w:rPr>
@@ -1271,7 +1271,7 @@
             <w:noProof/>
             <w:webHidden/>
           </w:rPr>
-          <w:t>11</w:t>
+          <w:t>13</w:t>
         </w:r>
         <w:r>
           <w:rPr>
@@ -1298,7 +1298,7 @@
           <w14:ligatures w14:val="standardContextual"/>
         </w:rPr>
       </w:pPr>
-      <w:hyperlink w:anchor="_Toc230639674" w:history="1">
+      <w:hyperlink w:anchor="_Toc230642044" w:history="1">
         <w:r>
           <w:rPr>
             <w:rStyle w:val="Hyperlink"/>
@@ -1326,7 +1326,7 @@
             <w:noProof/>
             <w:webHidden/>
           </w:rPr>
-          <w:instrText xml:space="preserve"> PAGEREF _Toc230639674 \h </w:instrText>
+          <w:instrText xml:space="preserve"> PAGEREF _Toc230642044 \h </w:instrText>
         </w:r>
         <w:r>
           <w:rPr>
@@ -1346,7 +1346,7 @@
             <w:noProof/>
             <w:webHidden/>
           </w:rPr>
-          <w:t>11</w:t>
+          <w:t>13</w:t>
         </w:r>
         <w:r>
           <w:rPr>
@@ -1373,7 +1373,7 @@
           <w14:ligatures w14:val="standardContextual"/>
         </w:rPr>
       </w:pPr>
-      <w:hyperlink w:anchor="_Toc230639675" w:history="1">
+      <w:hyperlink w:anchor="_Toc230642045" w:history="1">
         <w:r>
           <w:rPr>
             <w:rStyle w:val="Hyperlink"/>
@@ -1401,7 +1401,7 @@
             <w:noProof/>
             <w:webHidden/>
           </w:rPr>
-          <w:instrText xml:space="preserve"> PAGEREF _Toc230639675 \h </w:instrText>
+          <w:instrText xml:space="preserve"> PAGEREF _Toc230642045 \h </w:instrText>
         </w:r>
         <w:r>
           <w:rPr>
@@ -1421,7 +1421,7 @@
             <w:noProof/>
             <w:webHidden/>
           </w:rPr>
-          <w:t>12</w:t>
+          <w:t>14</w:t>
         </w:r>
         <w:r>
           <w:rPr>
@@ -1448,7 +1448,7 @@
           <w14:ligatures w14:val="standardContextual"/>
         </w:rPr>
       </w:pPr>
-      <w:hyperlink w:anchor="_Toc230639676" w:history="1">
+      <w:hyperlink w:anchor="_Toc230642046" w:history="1">
         <w:r>
           <w:rPr>
             <w:rStyle w:val="Hyperlink"/>
@@ -1476,7 +1476,7 @@
             <w:noProof/>
             <w:webHidden/>
           </w:rPr>
-          <w:instrText xml:space="preserve"> PAGEREF _Toc230639676 \h </w:instrText>
+          <w:instrText xml:space="preserve"> PAGEREF _Toc230642046 \h </w:instrText>
         </w:r>
         <w:r>
           <w:rPr>
@@ -1496,7 +1496,7 @@
             <w:noProof/>
             <w:webHidden/>
           </w:rPr>
-          <w:t>14</w:t>
+          <w:t>16</w:t>
         </w:r>
         <w:r>
           <w:rPr>
@@ -1523,7 +1523,7 @@
           <w14:ligatures w14:val="standardContextual"/>
         </w:rPr>
       </w:pPr>
-      <w:hyperlink w:anchor="_Toc230639677" w:history="1">
+      <w:hyperlink w:anchor="_Toc230642047" w:history="1">
         <w:r>
           <w:rPr>
             <w:rStyle w:val="Hyperlink"/>
@@ -1551,7 +1551,7 @@
             <w:noProof/>
             <w:webHidden/>
           </w:rPr>
-          <w:instrText xml:space="preserve"> PAGEREF _Toc230639677 \h </w:instrText>
+          <w:instrText xml:space="preserve"> PAGEREF _Toc230642047 \h </w:instrText>
         </w:r>
         <w:r>
           <w:rPr>
@@ -1571,7 +1571,7 @@
             <w:noProof/>
             <w:webHidden/>
           </w:rPr>
-          <w:t>14</w:t>
+          <w:t>16</w:t>
         </w:r>
         <w:r>
           <w:rPr>
@@ -1598,7 +1598,7 @@
           <w14:ligatures w14:val="standardContextual"/>
         </w:rPr>
       </w:pPr>
-      <w:hyperlink w:anchor="_Toc230639678" w:history="1">
+      <w:hyperlink w:anchor="_Toc230642048" w:history="1">
         <w:r>
           <w:rPr>
             <w:rStyle w:val="Hyperlink"/>
@@ -1626,7 +1626,7 @@
             <w:noProof/>
             <w:webHidden/>
           </w:rPr>
-          <w:instrText xml:space="preserve"> PAGEREF _Toc230639678 \h </w:instrText>
+          <w:instrText xml:space="preserve"> PAGEREF _Toc230642048 \h </w:instrText>
         </w:r>
         <w:r>
           <w:rPr>
@@ -1646,7 +1646,7 @@
             <w:noProof/>
             <w:webHidden/>
           </w:rPr>
-          <w:t>14</w:t>
+          <w:t>16</w:t>
         </w:r>
         <w:r>
           <w:rPr>
@@ -1673,7 +1673,7 @@
           <w14:ligatures w14:val="standardContextual"/>
         </w:rPr>
       </w:pPr>
-      <w:hyperlink w:anchor="_Toc230639679" w:history="1">
+      <w:hyperlink w:anchor="_Toc230642049" w:history="1">
         <w:r>
           <w:rPr>
             <w:rStyle w:val="Hyperlink"/>
@@ -1701,7 +1701,7 @@
             <w:noProof/>
             <w:webHidden/>
           </w:rPr>
-          <w:instrText xml:space="preserve"> PAGEREF _Toc230639679 \h </w:instrText>
+          <w:instrText xml:space="preserve"> PAGEREF _Toc230642049 \h </w:instrText>
         </w:r>
         <w:r>
           <w:rPr>
@@ -1721,7 +1721,7 @@
             <w:noProof/>
             <w:webHidden/>
           </w:rPr>
-          <w:t>15</w:t>
+          <w:t>17</w:t>
         </w:r>
         <w:r>
           <w:rPr>
@@ -1748,7 +1748,7 @@
           <w14:ligatures w14:val="standardContextual"/>
         </w:rPr>
       </w:pPr>
-      <w:hyperlink w:anchor="_Toc230639680" w:history="1">
+      <w:hyperlink w:anchor="_Toc230642050" w:history="1">
         <w:r>
           <w:rPr>
             <w:rStyle w:val="Hyperlink"/>
@@ -1776,7 +1776,7 @@
             <w:noProof/>
             <w:webHidden/>
           </w:rPr>
-          <w:instrText xml:space="preserve"> PAGEREF _Toc230639680 \h </w:instrText>
+          <w:instrText xml:space="preserve"> PAGEREF _Toc230642050 \h </w:instrText>
         </w:r>
         <w:r>
           <w:rPr>
@@ -1796,7 +1796,7 @@
             <w:noProof/>
             <w:webHidden/>
           </w:rPr>
-          <w:t>15</w:t>
+          <w:t>17</w:t>
         </w:r>
         <w:r>
           <w:rPr>
@@ -1823,7 +1823,7 @@
           <w14:ligatures w14:val="standardContextual"/>
         </w:rPr>
       </w:pPr>
-      <w:hyperlink w:anchor="_Toc230639681" w:history="1">
+      <w:hyperlink w:anchor="_Toc230642051" w:history="1">
         <w:r>
           <w:rPr>
             <w:rStyle w:val="Hyperlink"/>
@@ -1851,7 +1851,7 @@
             <w:noProof/>
             <w:webHidden/>
           </w:rPr>
-          <w:instrText xml:space="preserve"> PAGEREF _Toc230639681 \h </w:instrText>
+          <w:instrText xml:space="preserve"> PAGEREF _Toc230642051 \h </w:instrText>
         </w:r>
         <w:r>
           <w:rPr>
@@ -1871,7 +1871,7 @@
             <w:noProof/>
             <w:webHidden/>
           </w:rPr>
-          <w:t>16</w:t>
+          <w:t>18</w:t>
         </w:r>
         <w:r>
           <w:rPr>
@@ -1898,7 +1898,7 @@
           <w14:ligatures w14:val="standardContextual"/>
         </w:rPr>
       </w:pPr>
-      <w:hyperlink w:anchor="_Toc230639682" w:history="1">
+      <w:hyperlink w:anchor="_Toc230642052" w:history="1">
         <w:r>
           <w:rPr>
             <w:rStyle w:val="Hyperlink"/>
@@ -1926,7 +1926,7 @@
             <w:noProof/>
             <w:webHidden/>
           </w:rPr>
-          <w:instrText xml:space="preserve"> PAGEREF _Toc230639682 \h </w:instrText>
+          <w:instrText xml:space="preserve"> PAGEREF _Toc230642052 \h </w:instrText>
         </w:r>
         <w:r>
           <w:rPr>
@@ -1946,7 +1946,7 @@
             <w:noProof/>
             <w:webHidden/>
           </w:rPr>
-          <w:t>17</w:t>
+          <w:t>19</w:t>
         </w:r>
         <w:r>
           <w:rPr>
@@ -1973,7 +1973,7 @@
           <w14:ligatures w14:val="standardContextual"/>
         </w:rPr>
       </w:pPr>
-      <w:hyperlink w:anchor="_Toc230639683" w:history="1">
+      <w:hyperlink w:anchor="_Toc230642053" w:history="1">
         <w:r>
           <w:rPr>
             <w:rStyle w:val="Hyperlink"/>
@@ -2001,7 +2001,7 @@
             <w:noProof/>
             <w:webHidden/>
           </w:rPr>
-          <w:instrText xml:space="preserve"> PAGEREF _Toc230639683 \h </w:instrText>
+          <w:instrText xml:space="preserve"> PAGEREF _Toc230642053 \h </w:instrText>
         </w:r>
         <w:r>
           <w:rPr>
@@ -2021,7 +2021,7 @@
             <w:noProof/>
             <w:webHidden/>
           </w:rPr>
-          <w:t>18</w:t>
+          <w:t>20</w:t>
         </w:r>
         <w:r>
           <w:rPr>
@@ -2048,7 +2048,7 @@
           <w14:ligatures w14:val="standardContextual"/>
         </w:rPr>
       </w:pPr>
-      <w:hyperlink w:anchor="_Toc230639684" w:history="1">
+      <w:hyperlink w:anchor="_Toc230642054" w:history="1">
         <w:r>
           <w:rPr>
             <w:rStyle w:val="Hyperlink"/>
@@ -2076,7 +2076,7 @@
             <w:noProof/>
             <w:webHidden/>
           </w:rPr>
-          <w:instrText xml:space="preserve"> PAGEREF _Toc230639684 \h </w:instrText>
+          <w:instrText xml:space="preserve"> PAGEREF _Toc230642054 \h </w:instrText>
         </w:r>
         <w:r>
           <w:rPr>
@@ -2096,7 +2096,7 @@
             <w:noProof/>
             <w:webHidden/>
           </w:rPr>
-          <w:t>18</w:t>
+          <w:t>20</w:t>
         </w:r>
         <w:r>
           <w:rPr>
@@ -2123,7 +2123,7 @@
           <w14:ligatures w14:val="standardContextual"/>
         </w:rPr>
       </w:pPr>
-      <w:hyperlink w:anchor="_Toc230639685" w:history="1">
+      <w:hyperlink w:anchor="_Toc230642055" w:history="1">
         <w:r>
           <w:rPr>
             <w:rStyle w:val="Hyperlink"/>
@@ -2151,7 +2151,7 @@
             <w:noProof/>
             <w:webHidden/>
           </w:rPr>
-          <w:instrText xml:space="preserve"> PAGEREF _Toc230639685 \h </w:instrText>
+          <w:instrText xml:space="preserve"> PAGEREF _Toc230642055 \h </w:instrText>
         </w:r>
         <w:r>
           <w:rPr>
@@ -2171,7 +2171,7 @@
             <w:noProof/>
             <w:webHidden/>
           </w:rPr>
-          <w:t>19</w:t>
+          <w:t>21</w:t>
         </w:r>
         <w:r>
           <w:rPr>
@@ -2198,7 +2198,7 @@
           <w14:ligatures w14:val="standardContextual"/>
         </w:rPr>
       </w:pPr>
-      <w:hyperlink w:anchor="_Toc230639686" w:history="1">
+      <w:hyperlink w:anchor="_Toc230642056" w:history="1">
         <w:r>
           <w:rPr>
             <w:rStyle w:val="Hyperlink"/>
@@ -2226,7 +2226,7 @@
             <w:noProof/>
             <w:webHidden/>
           </w:rPr>
-          <w:instrText xml:space="preserve"> PAGEREF _Toc230639686 \h </w:instrText>
+          <w:instrText xml:space="preserve"> PAGEREF _Toc230642056 \h </w:instrText>
         </w:r>
         <w:r>
           <w:rPr>
@@ -2246,7 +2246,7 @@
             <w:noProof/>
             <w:webHidden/>
           </w:rPr>
-          <w:t>19</w:t>
+          <w:t>21</w:t>
         </w:r>
         <w:r>
           <w:rPr>
@@ -2273,7 +2273,7 @@
           <w14:ligatures w14:val="standardContextual"/>
         </w:rPr>
       </w:pPr>
-      <w:hyperlink w:anchor="_Toc230639687" w:history="1">
+      <w:hyperlink w:anchor="_Toc230642057" w:history="1">
         <w:r>
           <w:rPr>
             <w:rStyle w:val="Hyperlink"/>
@@ -2301,7 +2301,7 @@
             <w:noProof/>
             <w:webHidden/>
           </w:rPr>
-          <w:instrText xml:space="preserve"> PAGEREF _Toc230639687 \h </w:instrText>
+          <w:instrText xml:space="preserve"> PAGEREF _Toc230642057 \h </w:instrText>
         </w:r>
         <w:r>
           <w:rPr>
@@ -2321,7 +2321,7 @@
             <w:noProof/>
             <w:webHidden/>
           </w:rPr>
-          <w:t>20</w:t>
+          <w:t>22</w:t>
         </w:r>
         <w:r>
           <w:rPr>
@@ -2348,7 +2348,7 @@
           <w14:ligatures w14:val="standardContextual"/>
         </w:rPr>
       </w:pPr>
-      <w:hyperlink w:anchor="_Toc230639688" w:history="1">
+      <w:hyperlink w:anchor="_Toc230642058" w:history="1">
         <w:r>
           <w:rPr>
             <w:rStyle w:val="Hyperlink"/>
@@ -2376,7 +2376,7 @@
             <w:noProof/>
             <w:webHidden/>
           </w:rPr>
-          <w:instrText xml:space="preserve"> PAGEREF _Toc230639688 \h </w:instrText>
+          <w:instrText xml:space="preserve"> PAGEREF _Toc230642058 \h </w:instrText>
         </w:r>
         <w:r>
           <w:rPr>
@@ -2396,7 +2396,7 @@
             <w:noProof/>
             <w:webHidden/>
           </w:rPr>
-          <w:t>20</w:t>
+          <w:t>22</w:t>
         </w:r>
         <w:r>
           <w:rPr>
@@ -2423,7 +2423,7 @@
           <w14:ligatures w14:val="standardContextual"/>
         </w:rPr>
       </w:pPr>
-      <w:hyperlink w:anchor="_Toc230639689" w:history="1">
+      <w:hyperlink w:anchor="_Toc230642059" w:history="1">
         <w:r>
           <w:rPr>
             <w:rStyle w:val="Hyperlink"/>
@@ -2451,7 +2451,7 @@
             <w:noProof/>
             <w:webHidden/>
           </w:rPr>
-          <w:instrText xml:space="preserve"> PAGEREF _Toc230639689 \h </w:instrText>
+          <w:instrText xml:space="preserve"> PAGEREF _Toc230642059 \h </w:instrText>
         </w:r>
         <w:r>
           <w:rPr>
@@ -2471,7 +2471,7 @@
             <w:noProof/>
             <w:webHidden/>
           </w:rPr>
-          <w:t>21</w:t>
+          <w:t>23</w:t>
         </w:r>
         <w:r>
           <w:rPr>
@@ -2498,7 +2498,7 @@
           <w14:ligatures w14:val="standardContextual"/>
         </w:rPr>
       </w:pPr>
-      <w:hyperlink w:anchor="_Toc230639690" w:history="1">
+      <w:hyperlink w:anchor="_Toc230642060" w:history="1">
         <w:r>
           <w:rPr>
             <w:rStyle w:val="Hyperlink"/>
@@ -2526,7 +2526,7 @@
             <w:noProof/>
             <w:webHidden/>
           </w:rPr>
-          <w:instrText xml:space="preserve"> PAGEREF _Toc230639690 \h </w:instrText>
+          <w:instrText xml:space="preserve"> PAGEREF _Toc230642060 \h </w:instrText>
         </w:r>
         <w:r>
           <w:rPr>
@@ -2546,7 +2546,7 @@
             <w:noProof/>
             <w:webHidden/>
           </w:rPr>
-          <w:t>21</w:t>
+          <w:t>23</w:t>
         </w:r>
         <w:r>
           <w:rPr>
@@ -2573,7 +2573,7 @@
           <w14:ligatures w14:val="standardContextual"/>
         </w:rPr>
       </w:pPr>
-      <w:hyperlink w:anchor="_Toc230639691" w:history="1">
+      <w:hyperlink w:anchor="_Toc230642061" w:history="1">
         <w:r>
           <w:rPr>
             <w:rStyle w:val="Hyperlink"/>
@@ -2600,7 +2600,7 @@
             <w:noProof/>
             <w:webHidden/>
           </w:rPr>
-          <w:instrText xml:space="preserve"> PAGEREF _Toc230639691 \h </w:instrText>
+          <w:instrText xml:space="preserve"> PAGEREF _Toc230642061 \h </w:instrText>
         </w:r>
         <w:r>
           <w:rPr>
@@ -2620,7 +2620,7 @@
             <w:noProof/>
             <w:webHidden/>
           </w:rPr>
-          <w:t>23</w:t>
+          <w:t>24</w:t>
         </w:r>
         <w:r>
           <w:rPr>
@@ -2647,7 +2647,7 @@
           <w14:ligatures w14:val="standardContextual"/>
         </w:rPr>
       </w:pPr>
-      <w:hyperlink w:anchor="_Toc230639692" w:history="1">
+      <w:hyperlink w:anchor="_Toc230642062" w:history="1">
         <w:r>
           <w:rPr>
             <w:rStyle w:val="Hyperlink"/>
@@ -2674,7 +2674,7 @@
             <w:noProof/>
             <w:webHidden/>
           </w:rPr>
-          <w:instrText xml:space="preserve"> PAGEREF _Toc230639692 \h </w:instrText>
+          <w:instrText xml:space="preserve"> PAGEREF _Toc230642062 \h </w:instrText>
         </w:r>
         <w:r>
           <w:rPr>
@@ -2694,7 +2694,7 @@
             <w:noProof/>
             <w:webHidden/>
           </w:rPr>
-          <w:t>23</w:t>
+          <w:t>24</w:t>
         </w:r>
         <w:r>
           <w:rPr>
@@ -2721,7 +2721,7 @@
           <w14:ligatures w14:val="standardContextual"/>
         </w:rPr>
       </w:pPr>
-      <w:hyperlink w:anchor="_Toc230639693" w:history="1">
+      <w:hyperlink w:anchor="_Toc230642063" w:history="1">
         <w:r>
           <w:rPr>
             <w:rStyle w:val="Hyperlink"/>
@@ -2748,7 +2748,7 @@
             <w:noProof/>
             <w:webHidden/>
           </w:rPr>
-          <w:instrText xml:space="preserve"> PAGEREF _Toc230639693 \h </w:instrText>
+          <w:instrText xml:space="preserve"> PAGEREF _Toc230642063 \h </w:instrText>
         </w:r>
         <w:r>
           <w:rPr>
@@ -2768,7 +2768,7 @@
             <w:noProof/>
             <w:webHidden/>
           </w:rPr>
-          <w:t>23</w:t>
+          <w:t>24</w:t>
         </w:r>
         <w:r>
           <w:rPr>
@@ -2795,7 +2795,7 @@
           <w14:ligatures w14:val="standardContextual"/>
         </w:rPr>
       </w:pPr>
-      <w:hyperlink w:anchor="_Toc230639694" w:history="1">
+      <w:hyperlink w:anchor="_Toc230642064" w:history="1">
         <w:r>
           <w:rPr>
             <w:rStyle w:val="Hyperlink"/>
@@ -2822,7 +2822,7 @@
             <w:noProof/>
             <w:webHidden/>
           </w:rPr>
-          <w:instrText xml:space="preserve"> PAGEREF _Toc230639694 \h </w:instrText>
+          <w:instrText xml:space="preserve"> PAGEREF _Toc230642064 \h </w:instrText>
         </w:r>
         <w:r>
           <w:rPr>
@@ -2842,7 +2842,7 @@
             <w:noProof/>
             <w:webHidden/>
           </w:rPr>
-          <w:t>24</w:t>
+          <w:t>25</w:t>
         </w:r>
         <w:r>
           <w:rPr>
@@ -2869,7 +2869,7 @@
           <w14:ligatures w14:val="standardContextual"/>
         </w:rPr>
       </w:pPr>
-      <w:hyperlink w:anchor="_Toc230639695" w:history="1">
+      <w:hyperlink w:anchor="_Toc230642065" w:history="1">
         <w:r>
           <w:rPr>
             <w:rStyle w:val="Hyperlink"/>
@@ -2896,7 +2896,7 @@
             <w:noProof/>
             <w:webHidden/>
           </w:rPr>
-          <w:instrText xml:space="preserve"> PAGEREF _Toc230639695 \h </w:instrText>
+          <w:instrText xml:space="preserve"> PAGEREF _Toc230642065 \h </w:instrText>
         </w:r>
         <w:r>
           <w:rPr>
@@ -2916,7 +2916,7 @@
             <w:noProof/>
             <w:webHidden/>
           </w:rPr>
-          <w:t>26</w:t>
+          <w:t>27</w:t>
         </w:r>
         <w:r>
           <w:rPr>
@@ -2943,7 +2943,7 @@
           <w14:ligatures w14:val="standardContextual"/>
         </w:rPr>
       </w:pPr>
-      <w:hyperlink w:anchor="_Toc230639696" w:history="1">
+      <w:hyperlink w:anchor="_Toc230642066" w:history="1">
         <w:r>
           <w:rPr>
             <w:rStyle w:val="Hyperlink"/>
@@ -2970,7 +2970,7 @@
             <w:noProof/>
             <w:webHidden/>
           </w:rPr>
-          <w:instrText xml:space="preserve"> PAGEREF _Toc230639696 \h </w:instrText>
+          <w:instrText xml:space="preserve"> PAGEREF _Toc230642066 \h </w:instrText>
         </w:r>
         <w:r>
           <w:rPr>
@@ -2990,7 +2990,7 @@
             <w:noProof/>
             <w:webHidden/>
           </w:rPr>
-          <w:t>26</w:t>
+          <w:t>27</w:t>
         </w:r>
         <w:r>
           <w:rPr>
@@ -3017,7 +3017,7 @@
           <w14:ligatures w14:val="standardContextual"/>
         </w:rPr>
       </w:pPr>
-      <w:hyperlink w:anchor="_Toc230639697" w:history="1">
+      <w:hyperlink w:anchor="_Toc230642067" w:history="1">
         <w:r>
           <w:rPr>
             <w:rStyle w:val="Hyperlink"/>
@@ -3044,7 +3044,7 @@
             <w:noProof/>
             <w:webHidden/>
           </w:rPr>
-          <w:instrText xml:space="preserve"> PAGEREF _Toc230639697 \h </w:instrText>
+          <w:instrText xml:space="preserve"> PAGEREF _Toc230642067 \h </w:instrText>
         </w:r>
         <w:r>
           <w:rPr>
@@ -3064,7 +3064,7 @@
             <w:noProof/>
             <w:webHidden/>
           </w:rPr>
-          <w:t>27</w:t>
+          <w:t>28</w:t>
         </w:r>
         <w:r>
           <w:rPr>
@@ -3091,7 +3091,7 @@
           <w14:ligatures w14:val="standardContextual"/>
         </w:rPr>
       </w:pPr>
-      <w:hyperlink w:anchor="_Toc230639698" w:history="1">
+      <w:hyperlink w:anchor="_Toc230642068" w:history="1">
         <w:r>
           <w:rPr>
             <w:rStyle w:val="Hyperlink"/>
@@ -3118,7 +3118,7 @@
             <w:noProof/>
             <w:webHidden/>
           </w:rPr>
-          <w:instrText xml:space="preserve"> PAGEREF _Toc230639698 \h </w:instrText>
+          <w:instrText xml:space="preserve"> PAGEREF _Toc230642068 \h </w:instrText>
         </w:r>
         <w:r>
           <w:rPr>
@@ -3165,7 +3165,7 @@
           <w14:ligatures w14:val="standardContextual"/>
         </w:rPr>
       </w:pPr>
-      <w:hyperlink w:anchor="_Toc230639699" w:history="1">
+      <w:hyperlink w:anchor="_Toc230642069" w:history="1">
         <w:r>
           <w:rPr>
             <w:rStyle w:val="Hyperlink"/>
@@ -3192,7 +3192,7 @@
             <w:noProof/>
             <w:webHidden/>
           </w:rPr>
-          <w:instrText xml:space="preserve"> PAGEREF _Toc230639699 \h </w:instrText>
+          <w:instrText xml:space="preserve"> PAGEREF _Toc230642069 \h </w:instrText>
         </w:r>
         <w:r>
           <w:rPr>
@@ -3212,7 +3212,7 @@
             <w:noProof/>
             <w:webHidden/>
           </w:rPr>
-          <w:t>28</w:t>
+          <w:t>29</w:t>
         </w:r>
         <w:r>
           <w:rPr>
@@ -3239,7 +3239,7 @@
           <w14:ligatures w14:val="standardContextual"/>
         </w:rPr>
       </w:pPr>
-      <w:hyperlink w:anchor="_Toc230639700" w:history="1">
+      <w:hyperlink w:anchor="_Toc230642070" w:history="1">
         <w:r>
           <w:rPr>
             <w:rStyle w:val="Hyperlink"/>
@@ -3266,7 +3266,7 @@
             <w:noProof/>
             <w:webHidden/>
           </w:rPr>
-          <w:instrText xml:space="preserve"> PAGEREF _Toc230639700 \h </w:instrText>
+          <w:instrText xml:space="preserve"> PAGEREF _Toc230642070 \h </w:instrText>
         </w:r>
         <w:r>
           <w:rPr>
@@ -3286,7 +3286,7 @@
             <w:noProof/>
             <w:webHidden/>
           </w:rPr>
-          <w:t>28</w:t>
+          <w:t>29</w:t>
         </w:r>
         <w:r>
           <w:rPr>
@@ -3313,7 +3313,7 @@
           <w14:ligatures w14:val="standardContextual"/>
         </w:rPr>
       </w:pPr>
-      <w:hyperlink w:anchor="_Toc230639701" w:history="1">
+      <w:hyperlink w:anchor="_Toc230642071" w:history="1">
         <w:r>
           <w:rPr>
             <w:rStyle w:val="Hyperlink"/>
@@ -3340,7 +3340,7 @@
             <w:noProof/>
             <w:webHidden/>
           </w:rPr>
-          <w:instrText xml:space="preserve"> PAGEREF _Toc230639701 \h </w:instrText>
+          <w:instrText xml:space="preserve"> PAGEREF _Toc230642071 \h </w:instrText>
         </w:r>
         <w:r>
           <w:rPr>
@@ -3387,7 +3387,7 @@
           <w14:ligatures w14:val="standardContextual"/>
         </w:rPr>
       </w:pPr>
-      <w:hyperlink w:anchor="_Toc230639702" w:history="1">
+      <w:hyperlink w:anchor="_Toc230642072" w:history="1">
         <w:r>
           <w:rPr>
             <w:rStyle w:val="Hyperlink"/>
@@ -3414,7 +3414,7 @@
             <w:noProof/>
             <w:webHidden/>
           </w:rPr>
-          <w:instrText xml:space="preserve"> PAGEREF _Toc230639702 \h </w:instrText>
+          <w:instrText xml:space="preserve"> PAGEREF _Toc230642072 \h </w:instrText>
         </w:r>
         <w:r>
           <w:rPr>
@@ -3461,7 +3461,7 @@
           <w14:ligatures w14:val="standardContextual"/>
         </w:rPr>
       </w:pPr>
-      <w:hyperlink w:anchor="_Toc230639703" w:history="1">
+      <w:hyperlink w:anchor="_Toc230642073" w:history="1">
         <w:r>
           <w:rPr>
             <w:rStyle w:val="Hyperlink"/>
@@ -3488,7 +3488,7 @@
             <w:noProof/>
             <w:webHidden/>
           </w:rPr>
-          <w:instrText xml:space="preserve"> PAGEREF _Toc230639703 \h </w:instrText>
+          <w:instrText xml:space="preserve"> PAGEREF _Toc230642073 \h </w:instrText>
         </w:r>
         <w:r>
           <w:rPr>
@@ -3535,7 +3535,7 @@
           <w14:ligatures w14:val="standardContextual"/>
         </w:rPr>
       </w:pPr>
-      <w:hyperlink w:anchor="_Toc230639704" w:history="1">
+      <w:hyperlink w:anchor="_Toc230642074" w:history="1">
         <w:r>
           <w:rPr>
             <w:rStyle w:val="Hyperlink"/>
@@ -3562,7 +3562,7 @@
             <w:noProof/>
             <w:webHidden/>
           </w:rPr>
-          <w:instrText xml:space="preserve"> PAGEREF _Toc230639704 \h </w:instrText>
+          <w:instrText xml:space="preserve"> PAGEREF _Toc230642074 \h </w:instrText>
         </w:r>
         <w:r>
           <w:rPr>
@@ -3609,7 +3609,7 @@
           <w14:ligatures w14:val="standardContextual"/>
         </w:rPr>
       </w:pPr>
-      <w:hyperlink w:anchor="_Toc230639705" w:history="1">
+      <w:hyperlink w:anchor="_Toc230642075" w:history="1">
         <w:r>
           <w:rPr>
             <w:rStyle w:val="Hyperlink"/>
@@ -3636,7 +3636,7 @@
             <w:noProof/>
             <w:webHidden/>
           </w:rPr>
-          <w:instrText xml:space="preserve"> PAGEREF _Toc230639705 \h </w:instrText>
+          <w:instrText xml:space="preserve"> PAGEREF _Toc230642075 \h </w:instrText>
         </w:r>
         <w:r>
           <w:rPr>
@@ -3683,7 +3683,7 @@
           <w14:ligatures w14:val="standardContextual"/>
         </w:rPr>
       </w:pPr>
-      <w:hyperlink w:anchor="_Toc230639706" w:history="1">
+      <w:hyperlink w:anchor="_Toc230642076" w:history="1">
         <w:r>
           <w:rPr>
             <w:rStyle w:val="Hyperlink"/>
@@ -3710,7 +3710,7 @@
             <w:noProof/>
             <w:webHidden/>
           </w:rPr>
-          <w:instrText xml:space="preserve"> PAGEREF _Toc230639706 \h </w:instrText>
+          <w:instrText xml:space="preserve"> PAGEREF _Toc230642076 \h </w:instrText>
         </w:r>
         <w:r>
           <w:rPr>
@@ -3757,7 +3757,7 @@
           <w14:ligatures w14:val="standardContextual"/>
         </w:rPr>
       </w:pPr>
-      <w:hyperlink w:anchor="_Toc230639707" w:history="1">
+      <w:hyperlink w:anchor="_Toc230642077" w:history="1">
         <w:r>
           <w:rPr>
             <w:rStyle w:val="Hyperlink"/>
@@ -3784,7 +3784,7 @@
             <w:noProof/>
             <w:webHidden/>
           </w:rPr>
-          <w:instrText xml:space="preserve"> PAGEREF _Toc230639707 \h </w:instrText>
+          <w:instrText xml:space="preserve"> PAGEREF _Toc230642077 \h </w:instrText>
         </w:r>
         <w:r>
           <w:rPr>
@@ -3805,6 +3805,672 @@
             <w:webHidden/>
           </w:rPr>
           <w:t>37</w:t>
+        </w:r>
+        <w:r>
+          <w:rPr>
+            <w:noProof/>
+            <w:webHidden/>
+          </w:rPr>
+          <w:fldChar w:fldCharType="end"/>
+        </w:r>
+      </w:hyperlink>
+    </w:p>
+    <w:p>
+      <w:pPr>
+        <w:pStyle w:val="TOC2"/>
+        <w:tabs>
+          <w:tab w:val="right" w:leader="dot" w:pos="8778"/>
+        </w:tabs>
+        <w:rPr>
+          <w:rFonts w:asciiTheme="minorHAnsi" w:eastAsiaTheme="minorEastAsia" w:hAnsiTheme="minorHAnsi"/>
+          <w:noProof/>
+          <w:color w:val="auto"/>
+          <w:kern w:val="2"/>
+          <w:sz w:val="24"/>
+          <w:szCs w:val="24"/>
+          <w14:ligatures w14:val="standardContextual"/>
+        </w:rPr>
+      </w:pPr>
+      <w:hyperlink w:anchor="_Toc230642078" w:history="1">
+        <w:r>
+          <w:rPr>
+            <w:rStyle w:val="Hyperlink"/>
+            <w:noProof/>
+          </w:rPr>
+          <w:t>2.8. Bổ sung phân tích yêu cầu theo đặc tả hệ thống</w:t>
+        </w:r>
+        <w:r>
+          <w:rPr>
+            <w:noProof/>
+            <w:webHidden/>
+          </w:rPr>
+          <w:tab/>
+        </w:r>
+        <w:r>
+          <w:rPr>
+            <w:noProof/>
+            <w:webHidden/>
+          </w:rPr>
+          <w:fldChar w:fldCharType="begin"/>
+        </w:r>
+        <w:r>
+          <w:rPr>
+            <w:noProof/>
+            <w:webHidden/>
+          </w:rPr>
+          <w:instrText xml:space="preserve"> PAGEREF _Toc230642078 \h </w:instrText>
+        </w:r>
+        <w:r>
+          <w:rPr>
+            <w:noProof/>
+            <w:webHidden/>
+          </w:rPr>
+        </w:r>
+        <w:r>
+          <w:rPr>
+            <w:noProof/>
+            <w:webHidden/>
+          </w:rPr>
+          <w:fldChar w:fldCharType="separate"/>
+        </w:r>
+        <w:r>
+          <w:rPr>
+            <w:noProof/>
+            <w:webHidden/>
+          </w:rPr>
+          <w:t>41</w:t>
+        </w:r>
+        <w:r>
+          <w:rPr>
+            <w:noProof/>
+            <w:webHidden/>
+          </w:rPr>
+          <w:fldChar w:fldCharType="end"/>
+        </w:r>
+      </w:hyperlink>
+    </w:p>
+    <w:p>
+      <w:pPr>
+        <w:pStyle w:val="TOC2"/>
+        <w:tabs>
+          <w:tab w:val="right" w:leader="dot" w:pos="8778"/>
+        </w:tabs>
+        <w:rPr>
+          <w:rFonts w:asciiTheme="minorHAnsi" w:eastAsiaTheme="minorEastAsia" w:hAnsiTheme="minorHAnsi"/>
+          <w:noProof/>
+          <w:color w:val="auto"/>
+          <w:kern w:val="2"/>
+          <w:sz w:val="24"/>
+          <w:szCs w:val="24"/>
+          <w14:ligatures w14:val="standardContextual"/>
+        </w:rPr>
+      </w:pPr>
+      <w:hyperlink w:anchor="_Toc230642079" w:history="1">
+        <w:r>
+          <w:rPr>
+            <w:rStyle w:val="Hyperlink"/>
+            <w:noProof/>
+          </w:rPr>
+          <w:t>2.9. Ma trận quyền và phạm vi sử dụng hệ thống</w:t>
+        </w:r>
+        <w:r>
+          <w:rPr>
+            <w:noProof/>
+            <w:webHidden/>
+          </w:rPr>
+          <w:tab/>
+        </w:r>
+        <w:r>
+          <w:rPr>
+            <w:noProof/>
+            <w:webHidden/>
+          </w:rPr>
+          <w:fldChar w:fldCharType="begin"/>
+        </w:r>
+        <w:r>
+          <w:rPr>
+            <w:noProof/>
+            <w:webHidden/>
+          </w:rPr>
+          <w:instrText xml:space="preserve"> PAGEREF _Toc230642079 \h </w:instrText>
+        </w:r>
+        <w:r>
+          <w:rPr>
+            <w:noProof/>
+            <w:webHidden/>
+          </w:rPr>
+        </w:r>
+        <w:r>
+          <w:rPr>
+            <w:noProof/>
+            <w:webHidden/>
+          </w:rPr>
+          <w:fldChar w:fldCharType="separate"/>
+        </w:r>
+        <w:r>
+          <w:rPr>
+            <w:noProof/>
+            <w:webHidden/>
+          </w:rPr>
+          <w:t>42</w:t>
+        </w:r>
+        <w:r>
+          <w:rPr>
+            <w:noProof/>
+            <w:webHidden/>
+          </w:rPr>
+          <w:fldChar w:fldCharType="end"/>
+        </w:r>
+      </w:hyperlink>
+    </w:p>
+    <w:p>
+      <w:pPr>
+        <w:pStyle w:val="TOC2"/>
+        <w:tabs>
+          <w:tab w:val="right" w:leader="dot" w:pos="8778"/>
+        </w:tabs>
+        <w:rPr>
+          <w:rFonts w:asciiTheme="minorHAnsi" w:eastAsiaTheme="minorEastAsia" w:hAnsiTheme="minorHAnsi"/>
+          <w:noProof/>
+          <w:color w:val="auto"/>
+          <w:kern w:val="2"/>
+          <w:sz w:val="24"/>
+          <w:szCs w:val="24"/>
+          <w14:ligatures w14:val="standardContextual"/>
+        </w:rPr>
+      </w:pPr>
+      <w:hyperlink w:anchor="_Toc230642080" w:history="1">
+        <w:r>
+          <w:rPr>
+            <w:rStyle w:val="Hyperlink"/>
+            <w:noProof/>
+          </w:rPr>
+          <w:t>2.10. Thiết kế nghiệp vụ Edge Functions và API chính</w:t>
+        </w:r>
+        <w:r>
+          <w:rPr>
+            <w:noProof/>
+            <w:webHidden/>
+          </w:rPr>
+          <w:tab/>
+        </w:r>
+        <w:r>
+          <w:rPr>
+            <w:noProof/>
+            <w:webHidden/>
+          </w:rPr>
+          <w:fldChar w:fldCharType="begin"/>
+        </w:r>
+        <w:r>
+          <w:rPr>
+            <w:noProof/>
+            <w:webHidden/>
+          </w:rPr>
+          <w:instrText xml:space="preserve"> PAGEREF _Toc230642080 \h </w:instrText>
+        </w:r>
+        <w:r>
+          <w:rPr>
+            <w:noProof/>
+            <w:webHidden/>
+          </w:rPr>
+        </w:r>
+        <w:r>
+          <w:rPr>
+            <w:noProof/>
+            <w:webHidden/>
+          </w:rPr>
+          <w:fldChar w:fldCharType="separate"/>
+        </w:r>
+        <w:r>
+          <w:rPr>
+            <w:noProof/>
+            <w:webHidden/>
+          </w:rPr>
+          <w:t>42</w:t>
+        </w:r>
+        <w:r>
+          <w:rPr>
+            <w:noProof/>
+            <w:webHidden/>
+          </w:rPr>
+          <w:fldChar w:fldCharType="end"/>
+        </w:r>
+      </w:hyperlink>
+    </w:p>
+    <w:p>
+      <w:pPr>
+        <w:pStyle w:val="TOC2"/>
+        <w:tabs>
+          <w:tab w:val="right" w:leader="dot" w:pos="8778"/>
+        </w:tabs>
+        <w:rPr>
+          <w:rFonts w:asciiTheme="minorHAnsi" w:eastAsiaTheme="minorEastAsia" w:hAnsiTheme="minorHAnsi"/>
+          <w:noProof/>
+          <w:color w:val="auto"/>
+          <w:kern w:val="2"/>
+          <w:sz w:val="24"/>
+          <w:szCs w:val="24"/>
+          <w14:ligatures w14:val="standardContextual"/>
+        </w:rPr>
+      </w:pPr>
+      <w:hyperlink w:anchor="_Toc230642081" w:history="1">
+        <w:r>
+          <w:rPr>
+            <w:rStyle w:val="Hyperlink"/>
+            <w:noProof/>
+          </w:rPr>
+          <w:t>2.11. Thiết kế AI Agent điều khiển web có kiểm soát</w:t>
+        </w:r>
+        <w:r>
+          <w:rPr>
+            <w:noProof/>
+            <w:webHidden/>
+          </w:rPr>
+          <w:tab/>
+        </w:r>
+        <w:r>
+          <w:rPr>
+            <w:noProof/>
+            <w:webHidden/>
+          </w:rPr>
+          <w:fldChar w:fldCharType="begin"/>
+        </w:r>
+        <w:r>
+          <w:rPr>
+            <w:noProof/>
+            <w:webHidden/>
+          </w:rPr>
+          <w:instrText xml:space="preserve"> PAGEREF _Toc230642081 \h </w:instrText>
+        </w:r>
+        <w:r>
+          <w:rPr>
+            <w:noProof/>
+            <w:webHidden/>
+          </w:rPr>
+        </w:r>
+        <w:r>
+          <w:rPr>
+            <w:noProof/>
+            <w:webHidden/>
+          </w:rPr>
+          <w:fldChar w:fldCharType="separate"/>
+        </w:r>
+        <w:r>
+          <w:rPr>
+            <w:noProof/>
+            <w:webHidden/>
+          </w:rPr>
+          <w:t>43</w:t>
+        </w:r>
+        <w:r>
+          <w:rPr>
+            <w:noProof/>
+            <w:webHidden/>
+          </w:rPr>
+          <w:fldChar w:fldCharType="end"/>
+        </w:r>
+      </w:hyperlink>
+    </w:p>
+    <w:p>
+      <w:pPr>
+        <w:pStyle w:val="TOC3"/>
+        <w:tabs>
+          <w:tab w:val="right" w:leader="dot" w:pos="8778"/>
+        </w:tabs>
+        <w:rPr>
+          <w:rFonts w:asciiTheme="minorHAnsi" w:eastAsiaTheme="minorEastAsia" w:hAnsiTheme="minorHAnsi"/>
+          <w:noProof/>
+          <w:color w:val="auto"/>
+          <w:kern w:val="2"/>
+          <w:sz w:val="24"/>
+          <w:szCs w:val="24"/>
+          <w14:ligatures w14:val="standardContextual"/>
+        </w:rPr>
+      </w:pPr>
+      <w:hyperlink w:anchor="_Toc230642082" w:history="1">
+        <w:r>
+          <w:rPr>
+            <w:rStyle w:val="Hyperlink"/>
+            <w:noProof/>
+          </w:rPr>
+          <w:t>2.11.1. AI Action Registry</w:t>
+        </w:r>
+        <w:r>
+          <w:rPr>
+            <w:noProof/>
+            <w:webHidden/>
+          </w:rPr>
+          <w:tab/>
+        </w:r>
+        <w:r>
+          <w:rPr>
+            <w:noProof/>
+            <w:webHidden/>
+          </w:rPr>
+          <w:fldChar w:fldCharType="begin"/>
+        </w:r>
+        <w:r>
+          <w:rPr>
+            <w:noProof/>
+            <w:webHidden/>
+          </w:rPr>
+          <w:instrText xml:space="preserve"> PAGEREF _Toc230642082 \h </w:instrText>
+        </w:r>
+        <w:r>
+          <w:rPr>
+            <w:noProof/>
+            <w:webHidden/>
+          </w:rPr>
+        </w:r>
+        <w:r>
+          <w:rPr>
+            <w:noProof/>
+            <w:webHidden/>
+          </w:rPr>
+          <w:fldChar w:fldCharType="separate"/>
+        </w:r>
+        <w:r>
+          <w:rPr>
+            <w:noProof/>
+            <w:webHidden/>
+          </w:rPr>
+          <w:t>44</w:t>
+        </w:r>
+        <w:r>
+          <w:rPr>
+            <w:noProof/>
+            <w:webHidden/>
+          </w:rPr>
+          <w:fldChar w:fldCharType="end"/>
+        </w:r>
+      </w:hyperlink>
+    </w:p>
+    <w:p>
+      <w:pPr>
+        <w:pStyle w:val="TOC3"/>
+        <w:tabs>
+          <w:tab w:val="right" w:leader="dot" w:pos="8778"/>
+        </w:tabs>
+        <w:rPr>
+          <w:rFonts w:asciiTheme="minorHAnsi" w:eastAsiaTheme="minorEastAsia" w:hAnsiTheme="minorHAnsi"/>
+          <w:noProof/>
+          <w:color w:val="auto"/>
+          <w:kern w:val="2"/>
+          <w:sz w:val="24"/>
+          <w:szCs w:val="24"/>
+          <w14:ligatures w14:val="standardContextual"/>
+        </w:rPr>
+      </w:pPr>
+      <w:hyperlink w:anchor="_Toc230642083" w:history="1">
+        <w:r>
+          <w:rPr>
+            <w:rStyle w:val="Hyperlink"/>
+            <w:noProof/>
+          </w:rPr>
+          <w:t>2.11.2. Luồng xử lý AI action</w:t>
+        </w:r>
+        <w:r>
+          <w:rPr>
+            <w:noProof/>
+            <w:webHidden/>
+          </w:rPr>
+          <w:tab/>
+        </w:r>
+        <w:r>
+          <w:rPr>
+            <w:noProof/>
+            <w:webHidden/>
+          </w:rPr>
+          <w:fldChar w:fldCharType="begin"/>
+        </w:r>
+        <w:r>
+          <w:rPr>
+            <w:noProof/>
+            <w:webHidden/>
+          </w:rPr>
+          <w:instrText xml:space="preserve"> PAGEREF _Toc230642083 \h </w:instrText>
+        </w:r>
+        <w:r>
+          <w:rPr>
+            <w:noProof/>
+            <w:webHidden/>
+          </w:rPr>
+        </w:r>
+        <w:r>
+          <w:rPr>
+            <w:noProof/>
+            <w:webHidden/>
+          </w:rPr>
+          <w:fldChar w:fldCharType="separate"/>
+        </w:r>
+        <w:r>
+          <w:rPr>
+            <w:noProof/>
+            <w:webHidden/>
+          </w:rPr>
+          <w:t>45</w:t>
+        </w:r>
+        <w:r>
+          <w:rPr>
+            <w:noProof/>
+            <w:webHidden/>
+          </w:rPr>
+          <w:fldChar w:fldCharType="end"/>
+        </w:r>
+      </w:hyperlink>
+    </w:p>
+    <w:p>
+      <w:pPr>
+        <w:pStyle w:val="TOC3"/>
+        <w:tabs>
+          <w:tab w:val="right" w:leader="dot" w:pos="8778"/>
+        </w:tabs>
+        <w:rPr>
+          <w:rFonts w:asciiTheme="minorHAnsi" w:eastAsiaTheme="minorEastAsia" w:hAnsiTheme="minorHAnsi"/>
+          <w:noProof/>
+          <w:color w:val="auto"/>
+          <w:kern w:val="2"/>
+          <w:sz w:val="24"/>
+          <w:szCs w:val="24"/>
+          <w14:ligatures w14:val="standardContextual"/>
+        </w:rPr>
+      </w:pPr>
+      <w:hyperlink w:anchor="_Toc230642084" w:history="1">
+        <w:r>
+          <w:rPr>
+            <w:rStyle w:val="Hyperlink"/>
+            <w:noProof/>
+          </w:rPr>
+          <w:t>2.11.3. Kiểm soát quyền, xác nhận và audit</w:t>
+        </w:r>
+        <w:r>
+          <w:rPr>
+            <w:noProof/>
+            <w:webHidden/>
+          </w:rPr>
+          <w:tab/>
+        </w:r>
+        <w:r>
+          <w:rPr>
+            <w:noProof/>
+            <w:webHidden/>
+          </w:rPr>
+          <w:fldChar w:fldCharType="begin"/>
+        </w:r>
+        <w:r>
+          <w:rPr>
+            <w:noProof/>
+            <w:webHidden/>
+          </w:rPr>
+          <w:instrText xml:space="preserve"> PAGEREF _Toc230642084 \h </w:instrText>
+        </w:r>
+        <w:r>
+          <w:rPr>
+            <w:noProof/>
+            <w:webHidden/>
+          </w:rPr>
+        </w:r>
+        <w:r>
+          <w:rPr>
+            <w:noProof/>
+            <w:webHidden/>
+          </w:rPr>
+          <w:fldChar w:fldCharType="separate"/>
+        </w:r>
+        <w:r>
+          <w:rPr>
+            <w:noProof/>
+            <w:webHidden/>
+          </w:rPr>
+          <w:t>46</w:t>
+        </w:r>
+        <w:r>
+          <w:rPr>
+            <w:noProof/>
+            <w:webHidden/>
+          </w:rPr>
+          <w:fldChar w:fldCharType="end"/>
+        </w:r>
+      </w:hyperlink>
+    </w:p>
+    <w:p>
+      <w:pPr>
+        <w:pStyle w:val="TOC2"/>
+        <w:tabs>
+          <w:tab w:val="right" w:leader="dot" w:pos="8778"/>
+        </w:tabs>
+        <w:rPr>
+          <w:rFonts w:asciiTheme="minorHAnsi" w:eastAsiaTheme="minorEastAsia" w:hAnsiTheme="minorHAnsi"/>
+          <w:noProof/>
+          <w:color w:val="auto"/>
+          <w:kern w:val="2"/>
+          <w:sz w:val="24"/>
+          <w:szCs w:val="24"/>
+          <w14:ligatures w14:val="standardContextual"/>
+        </w:rPr>
+      </w:pPr>
+      <w:hyperlink w:anchor="_Toc230642085" w:history="1">
+        <w:r>
+          <w:rPr>
+            <w:rStyle w:val="Hyperlink"/>
+            <w:noProof/>
+          </w:rPr>
+          <w:t>2.12. Bổ sung thiết kế dữ liệu cho AI và audit</w:t>
+        </w:r>
+        <w:r>
+          <w:rPr>
+            <w:noProof/>
+            <w:webHidden/>
+          </w:rPr>
+          <w:tab/>
+        </w:r>
+        <w:r>
+          <w:rPr>
+            <w:noProof/>
+            <w:webHidden/>
+          </w:rPr>
+          <w:fldChar w:fldCharType="begin"/>
+        </w:r>
+        <w:r>
+          <w:rPr>
+            <w:noProof/>
+            <w:webHidden/>
+          </w:rPr>
+          <w:instrText xml:space="preserve"> PAGEREF _Toc230642085 \h </w:instrText>
+        </w:r>
+        <w:r>
+          <w:rPr>
+            <w:noProof/>
+            <w:webHidden/>
+          </w:rPr>
+        </w:r>
+        <w:r>
+          <w:rPr>
+            <w:noProof/>
+            <w:webHidden/>
+          </w:rPr>
+          <w:fldChar w:fldCharType="separate"/>
+        </w:r>
+        <w:r>
+          <w:rPr>
+            <w:noProof/>
+            <w:webHidden/>
+          </w:rPr>
+          <w:t>47</w:t>
+        </w:r>
+        <w:r>
+          <w:rPr>
+            <w:noProof/>
+            <w:webHidden/>
+          </w:rPr>
+          <w:fldChar w:fldCharType="end"/>
+        </w:r>
+      </w:hyperlink>
+    </w:p>
+    <w:p>
+      <w:pPr>
+        <w:pStyle w:val="TOC2"/>
+        <w:tabs>
+          <w:tab w:val="right" w:leader="dot" w:pos="8778"/>
+        </w:tabs>
+        <w:rPr>
+          <w:rFonts w:asciiTheme="minorHAnsi" w:eastAsiaTheme="minorEastAsia" w:hAnsiTheme="minorHAnsi"/>
+          <w:noProof/>
+          <w:color w:val="auto"/>
+          <w:kern w:val="2"/>
+          <w:sz w:val="24"/>
+          <w:szCs w:val="24"/>
+          <w14:ligatures w14:val="standardContextual"/>
+        </w:rPr>
+      </w:pPr>
+      <w:hyperlink w:anchor="_Toc230642086" w:history="1">
+        <w:r>
+          <w:rPr>
+            <w:rStyle w:val="Hyperlink"/>
+            <w:noProof/>
+          </w:rPr>
+          <w:t>2.13. Kịch bản kiểm thử bổ sung cho Chương 2</w:t>
+        </w:r>
+        <w:r>
+          <w:rPr>
+            <w:noProof/>
+            <w:webHidden/>
+          </w:rPr>
+          <w:tab/>
+        </w:r>
+        <w:r>
+          <w:rPr>
+            <w:noProof/>
+            <w:webHidden/>
+          </w:rPr>
+          <w:fldChar w:fldCharType="begin"/>
+        </w:r>
+        <w:r>
+          <w:rPr>
+            <w:noProof/>
+            <w:webHidden/>
+          </w:rPr>
+          <w:instrText xml:space="preserve"> PAGEREF _Toc230642086 \h </w:instrText>
+        </w:r>
+        <w:r>
+          <w:rPr>
+            <w:noProof/>
+            <w:webHidden/>
+          </w:rPr>
+        </w:r>
+        <w:r>
+          <w:rPr>
+            <w:noProof/>
+            <w:webHidden/>
+          </w:rPr>
+          <w:fldChar w:fldCharType="separate"/>
+        </w:r>
+        <w:r>
+          <w:rPr>
+            <w:noProof/>
+            <w:webHidden/>
+          </w:rPr>
+          <w:t>48</w:t>
         </w:r>
         <w:r>
           <w:rPr>
@@ -3831,7 +4497,7 @@
           <w14:ligatures w14:val="standardContextual"/>
         </w:rPr>
       </w:pPr>
-      <w:hyperlink w:anchor="_Toc230639708" w:history="1">
+      <w:hyperlink w:anchor="_Toc230642087" w:history="1">
         <w:r>
           <w:rPr>
             <w:rStyle w:val="Hyperlink"/>
@@ -3858,7 +4524,7 @@
             <w:noProof/>
             <w:webHidden/>
           </w:rPr>
-          <w:instrText xml:space="preserve"> PAGEREF _Toc230639708 \h </w:instrText>
+          <w:instrText xml:space="preserve"> PAGEREF _Toc230642087 \h </w:instrText>
         </w:r>
         <w:r>
           <w:rPr>
@@ -3878,7 +4544,7 @@
             <w:noProof/>
             <w:webHidden/>
           </w:rPr>
-          <w:t>40</w:t>
+          <w:t>49</w:t>
         </w:r>
         <w:r>
           <w:rPr>
@@ -3905,7 +4571,7 @@
           <w14:ligatures w14:val="standardContextual"/>
         </w:rPr>
       </w:pPr>
-      <w:hyperlink w:anchor="_Toc230639709" w:history="1">
+      <w:hyperlink w:anchor="_Toc230642088" w:history="1">
         <w:r>
           <w:rPr>
             <w:rStyle w:val="Hyperlink"/>
@@ -3932,7 +4598,7 @@
             <w:noProof/>
             <w:webHidden/>
           </w:rPr>
-          <w:instrText xml:space="preserve"> PAGEREF _Toc230639709 \h </w:instrText>
+          <w:instrText xml:space="preserve"> PAGEREF _Toc230642088 \h </w:instrText>
         </w:r>
         <w:r>
           <w:rPr>
@@ -3952,7 +4618,7 @@
             <w:noProof/>
             <w:webHidden/>
           </w:rPr>
-          <w:t>40</w:t>
+          <w:t>49</w:t>
         </w:r>
         <w:r>
           <w:rPr>
@@ -3979,7 +4645,7 @@
           <w14:ligatures w14:val="standardContextual"/>
         </w:rPr>
       </w:pPr>
-      <w:hyperlink w:anchor="_Toc230639710" w:history="1">
+      <w:hyperlink w:anchor="_Toc230642089" w:history="1">
         <w:r>
           <w:rPr>
             <w:rStyle w:val="Hyperlink"/>
@@ -4006,7 +4672,7 @@
             <w:noProof/>
             <w:webHidden/>
           </w:rPr>
-          <w:instrText xml:space="preserve"> PAGEREF _Toc230639710 \h </w:instrText>
+          <w:instrText xml:space="preserve"> PAGEREF _Toc230642089 \h </w:instrText>
         </w:r>
         <w:r>
           <w:rPr>
@@ -4026,7 +4692,7 @@
             <w:noProof/>
             <w:webHidden/>
           </w:rPr>
-          <w:t>42</w:t>
+          <w:t>50</w:t>
         </w:r>
         <w:r>
           <w:rPr>
@@ -4053,7 +4719,7 @@
           <w14:ligatures w14:val="standardContextual"/>
         </w:rPr>
       </w:pPr>
-      <w:hyperlink w:anchor="_Toc230639711" w:history="1">
+      <w:hyperlink w:anchor="_Toc230642090" w:history="1">
         <w:r>
           <w:rPr>
             <w:rStyle w:val="Hyperlink"/>
@@ -4080,7 +4746,7 @@
             <w:noProof/>
             <w:webHidden/>
           </w:rPr>
-          <w:instrText xml:space="preserve"> PAGEREF _Toc230639711 \h </w:instrText>
+          <w:instrText xml:space="preserve"> PAGEREF _Toc230642090 \h </w:instrText>
         </w:r>
         <w:r>
           <w:rPr>
@@ -4100,7 +4766,7 @@
             <w:noProof/>
             <w:webHidden/>
           </w:rPr>
-          <w:t>42</w:t>
+          <w:t>51</w:t>
         </w:r>
         <w:r>
           <w:rPr>
@@ -4127,7 +4793,7 @@
           <w14:ligatures w14:val="standardContextual"/>
         </w:rPr>
       </w:pPr>
-      <w:hyperlink w:anchor="_Toc230639712" w:history="1">
+      <w:hyperlink w:anchor="_Toc230642091" w:history="1">
         <w:r>
           <w:rPr>
             <w:rStyle w:val="Hyperlink"/>
@@ -4154,7 +4820,7 @@
             <w:noProof/>
             <w:webHidden/>
           </w:rPr>
-          <w:instrText xml:space="preserve"> PAGEREF _Toc230639712 \h </w:instrText>
+          <w:instrText xml:space="preserve"> PAGEREF _Toc230642091 \h </w:instrText>
         </w:r>
         <w:r>
           <w:rPr>
@@ -4174,7 +4840,7 @@
             <w:noProof/>
             <w:webHidden/>
           </w:rPr>
-          <w:t>43</w:t>
+          <w:t>52</w:t>
         </w:r>
         <w:r>
           <w:rPr>
@@ -4201,7 +4867,7 @@
           <w14:ligatures w14:val="standardContextual"/>
         </w:rPr>
       </w:pPr>
-      <w:hyperlink w:anchor="_Toc230639713" w:history="1">
+      <w:hyperlink w:anchor="_Toc230642092" w:history="1">
         <w:r>
           <w:rPr>
             <w:rStyle w:val="Hyperlink"/>
@@ -4228,7 +4894,7 @@
             <w:noProof/>
             <w:webHidden/>
           </w:rPr>
-          <w:instrText xml:space="preserve"> PAGEREF _Toc230639713 \h </w:instrText>
+          <w:instrText xml:space="preserve"> PAGEREF _Toc230642092 \h </w:instrText>
         </w:r>
         <w:r>
           <w:rPr>
@@ -4248,7 +4914,7 @@
             <w:noProof/>
             <w:webHidden/>
           </w:rPr>
-          <w:t>43</w:t>
+          <w:t>52</w:t>
         </w:r>
         <w:r>
           <w:rPr>
@@ -4275,7 +4941,7 @@
           <w14:ligatures w14:val="standardContextual"/>
         </w:rPr>
       </w:pPr>
-      <w:hyperlink w:anchor="_Toc230639714" w:history="1">
+      <w:hyperlink w:anchor="_Toc230642093" w:history="1">
         <w:r>
           <w:rPr>
             <w:rStyle w:val="Hyperlink"/>
@@ -4302,7 +4968,7 @@
             <w:noProof/>
             <w:webHidden/>
           </w:rPr>
-          <w:instrText xml:space="preserve"> PAGEREF _Toc230639714 \h </w:instrText>
+          <w:instrText xml:space="preserve"> PAGEREF _Toc230642093 \h </w:instrText>
         </w:r>
         <w:r>
           <w:rPr>
@@ -4322,7 +4988,7 @@
             <w:noProof/>
             <w:webHidden/>
           </w:rPr>
-          <w:t>45</w:t>
+          <w:t>53</w:t>
         </w:r>
         <w:r>
           <w:rPr>
@@ -4349,7 +5015,7 @@
           <w14:ligatures w14:val="standardContextual"/>
         </w:rPr>
       </w:pPr>
-      <w:hyperlink w:anchor="_Toc230639715" w:history="1">
+      <w:hyperlink w:anchor="_Toc230642094" w:history="1">
         <w:r>
           <w:rPr>
             <w:rStyle w:val="Hyperlink"/>
@@ -4376,7 +5042,7 @@
             <w:noProof/>
             <w:webHidden/>
           </w:rPr>
-          <w:instrText xml:space="preserve"> PAGEREF _Toc230639715 \h </w:instrText>
+          <w:instrText xml:space="preserve"> PAGEREF _Toc230642094 \h </w:instrText>
         </w:r>
         <w:r>
           <w:rPr>
@@ -4396,7 +5062,7 @@
             <w:noProof/>
             <w:webHidden/>
           </w:rPr>
-          <w:t>46</w:t>
+          <w:t>54</w:t>
         </w:r>
         <w:r>
           <w:rPr>
@@ -4424,10 +5090,10 @@
     <w:p>
       <w:pPr>
         <w:pStyle w:val="Heading1"/>
-        <w:spacing w:after="240" w:line="312" w:lineRule="auto"/>
+        <w:spacing w:after="120" w:line="312" w:lineRule="auto"/>
         <w:jc w:val="center"/>
       </w:pPr>
-      <w:bookmarkStart w:id="1" w:name="_Toc230639661"/>
+      <w:bookmarkStart w:id="1" w:name="_Toc230642031"/>
       <w:r>
         <w:rPr>
           <w:rFonts w:ascii="Times New Roman" w:eastAsia="Times New Roman" w:hAnsi="Times New Roman"/>
@@ -4465,7 +5131,7 @@
         <w:rPr>
           <w:noProof/>
         </w:rPr>
-        <w:t>13</w:t>
+        <w:t>14</w:t>
       </w:r>
       <w:r>
         <w:fldChar w:fldCharType="end"/>
@@ -4499,7 +5165,7 @@
         <w:rPr>
           <w:noProof/>
         </w:rPr>
-        <w:t>17</w:t>
+        <w:t>18</w:t>
       </w:r>
       <w:r>
         <w:fldChar w:fldCharType="end"/>
@@ -4567,7 +5233,7 @@
         <w:rPr>
           <w:noProof/>
         </w:rPr>
-        <w:t>25</w:t>
+        <w:t>24</w:t>
       </w:r>
       <w:r>
         <w:fldChar w:fldCharType="end"/>
@@ -4601,7 +5267,7 @@
         <w:rPr>
           <w:noProof/>
         </w:rPr>
-        <w:t>26</w:t>
+        <w:t>25</w:t>
       </w:r>
       <w:r>
         <w:fldChar w:fldCharType="end"/>
@@ -4635,7 +5301,7 @@
         <w:rPr>
           <w:noProof/>
         </w:rPr>
-        <w:t>27</w:t>
+        <w:t>26</w:t>
       </w:r>
       <w:r>
         <w:fldChar w:fldCharType="end"/>
@@ -4669,7 +5335,7 @@
         <w:rPr>
           <w:noProof/>
         </w:rPr>
-        <w:t>31</w:t>
+        <w:t>30</w:t>
       </w:r>
       <w:r>
         <w:fldChar w:fldCharType="end"/>
@@ -4703,7 +5369,7 @@
         <w:rPr>
           <w:noProof/>
         </w:rPr>
-        <w:t>32</w:t>
+        <w:t>30</w:t>
       </w:r>
       <w:r>
         <w:fldChar w:fldCharType="end"/>
@@ -4737,7 +5403,7 @@
         <w:rPr>
           <w:noProof/>
         </w:rPr>
-        <w:t>32</w:t>
+        <w:t>31</w:t>
       </w:r>
       <w:r>
         <w:fldChar w:fldCharType="end"/>
@@ -4771,7 +5437,7 @@
         <w:rPr>
           <w:noProof/>
         </w:rPr>
-        <w:t>34</w:t>
+        <w:t>33</w:t>
       </w:r>
       <w:r>
         <w:fldChar w:fldCharType="end"/>
@@ -4805,7 +5471,7 @@
         <w:rPr>
           <w:noProof/>
         </w:rPr>
-        <w:t>35</w:t>
+        <w:t>34</w:t>
       </w:r>
       <w:r>
         <w:fldChar w:fldCharType="end"/>
@@ -4820,7 +5486,7 @@
       </w:pPr>
       <w:hyperlink w:anchor="dm_bang_12" w:history="1">
         <w:r>
-          <w:t>Bảng 3.1. Công cụ và môi trường cài đặt</w:t>
+          <w:t>Bảng 2.10. Bổ sung yêu cầu chức năng theo đặc tả GTech</w:t>
         </w:r>
       </w:hyperlink>
       <w:r>
@@ -4831,6 +5497,74 @@
       </w:r>
       <w:r>
         <w:instrText xml:space="preserve"> PAGEREF dm_bang_12 \h </w:instrText>
+      </w:r>
+      <w:r>
+        <w:fldChar w:fldCharType="separate"/>
+      </w:r>
+      <w:r>
+        <w:rPr>
+          <w:noProof/>
+        </w:rPr>
+        <w:t>40</w:t>
+      </w:r>
+      <w:r>
+        <w:fldChar w:fldCharType="end"/>
+      </w:r>
+    </w:p>
+    <w:p>
+      <w:pPr>
+        <w:tabs>
+          <w:tab w:val="right" w:leader="dot" w:pos="9071"/>
+        </w:tabs>
+        <w:spacing w:after="120" w:line="312" w:lineRule="auto"/>
+      </w:pPr>
+      <w:hyperlink w:anchor="dm_bang_13" w:history="1">
+        <w:r>
+          <w:t>Bảng 2.11. Bổ sung yêu cầu phi chức năng</w:t>
+        </w:r>
+      </w:hyperlink>
+      <w:r>
+        <w:tab/>
+      </w:r>
+      <w:r>
+        <w:fldChar w:fldCharType="begin"/>
+      </w:r>
+      <w:r>
+        <w:instrText xml:space="preserve"> PAGEREF dm_bang_13 \h </w:instrText>
+      </w:r>
+      <w:r>
+        <w:fldChar w:fldCharType="separate"/>
+      </w:r>
+      <w:r>
+        <w:rPr>
+          <w:noProof/>
+        </w:rPr>
+        <w:t>40</w:t>
+      </w:r>
+      <w:r>
+        <w:fldChar w:fldCharType="end"/>
+      </w:r>
+    </w:p>
+    <w:p>
+      <w:pPr>
+        <w:tabs>
+          <w:tab w:val="right" w:leader="dot" w:pos="9071"/>
+        </w:tabs>
+        <w:spacing w:after="120" w:line="312" w:lineRule="auto"/>
+      </w:pPr>
+      <w:hyperlink w:anchor="dm_bang_14" w:history="1">
+        <w:r>
+          <w:t>Bảng 2.12. Ma trận quyền của các vai trò trong hệ thống</w:t>
+        </w:r>
+      </w:hyperlink>
+      <w:r>
+        <w:tab/>
+      </w:r>
+      <w:r>
+        <w:fldChar w:fldCharType="begin"/>
+      </w:r>
+      <w:r>
+        <w:instrText xml:space="preserve"> PAGEREF dm_bang_14 \h </w:instrText>
       </w:r>
       <w:r>
         <w:fldChar w:fldCharType="separate"/>
@@ -4852,9 +5586,9 @@
         </w:tabs>
         <w:spacing w:after="120" w:line="312" w:lineRule="auto"/>
       </w:pPr>
-      <w:hyperlink w:anchor="dm_bang_13" w:history="1">
-        <w:r>
-          <w:t>Bảng 3.2. Chức năng giao diện khách hàng</w:t>
+      <w:hyperlink w:anchor="dm_bang_15" w:history="1">
+        <w:r>
+          <w:t>Bảng 2.13. Danh sách Edge Functions và API nghiệp vụ chính</w:t>
         </w:r>
       </w:hyperlink>
       <w:r>
@@ -4864,7 +5598,7 @@
         <w:fldChar w:fldCharType="begin"/>
       </w:r>
       <w:r>
-        <w:instrText xml:space="preserve"> PAGEREF dm_bang_13 \h </w:instrText>
+        <w:instrText xml:space="preserve"> PAGEREF dm_bang_15 \h </w:instrText>
       </w:r>
       <w:r>
         <w:fldChar w:fldCharType="separate"/>
@@ -4873,7 +5607,7 @@
         <w:rPr>
           <w:noProof/>
         </w:rPr>
-        <w:t>42</w:t>
+        <w:t>41</w:t>
       </w:r>
       <w:r>
         <w:fldChar w:fldCharType="end"/>
@@ -4886,9 +5620,9 @@
         </w:tabs>
         <w:spacing w:after="120" w:line="312" w:lineRule="auto"/>
       </w:pPr>
-      <w:hyperlink w:anchor="dm_bang_14" w:history="1">
-        <w:r>
-          <w:t>Bảng 3.3. Chức năng giao diện quản trị</w:t>
+      <w:hyperlink w:anchor="dm_bang_16" w:history="1">
+        <w:r>
+          <w:t>Bảng 2.14. AI Action Registry của hệ thống GTech</w:t>
         </w:r>
       </w:hyperlink>
       <w:r>
@@ -4898,7 +5632,7 @@
         <w:fldChar w:fldCharType="begin"/>
       </w:r>
       <w:r>
-        <w:instrText xml:space="preserve"> PAGEREF dm_bang_14 \h </w:instrText>
+        <w:instrText xml:space="preserve"> PAGEREF dm_bang_16 \h </w:instrText>
       </w:r>
       <w:r>
         <w:fldChar w:fldCharType="separate"/>
@@ -4920,9 +5654,9 @@
         </w:tabs>
         <w:spacing w:after="120" w:line="312" w:lineRule="auto"/>
       </w:pPr>
-      <w:hyperlink w:anchor="dm_bang_15" w:history="1">
-        <w:r>
-          <w:t>Bảng 3.4. Kế hoạch kiểm thử chức năng chính</w:t>
+      <w:hyperlink w:anchor="dm_bang_17" w:history="1">
+        <w:r>
+          <w:t>Bảng 2.15. Quy tắc thực thi action tại frontend</w:t>
         </w:r>
       </w:hyperlink>
       <w:r>
@@ -4932,7 +5666,7 @@
         <w:fldChar w:fldCharType="begin"/>
       </w:r>
       <w:r>
-        <w:instrText xml:space="preserve"> PAGEREF dm_bang_15 \h </w:instrText>
+        <w:instrText xml:space="preserve"> PAGEREF dm_bang_17 \h </w:instrText>
       </w:r>
       <w:r>
         <w:fldChar w:fldCharType="separate"/>
@@ -4941,7 +5675,7 @@
         <w:rPr>
           <w:noProof/>
         </w:rPr>
-        <w:t>43</w:t>
+        <w:t>44</w:t>
       </w:r>
       <w:r>
         <w:fldChar w:fldCharType="end"/>
@@ -4949,11 +5683,249 @@
     </w:p>
     <w:p>
       <w:pPr>
+        <w:tabs>
+          <w:tab w:val="right" w:leader="dot" w:pos="9071"/>
+        </w:tabs>
+        <w:spacing w:after="120" w:line="312" w:lineRule="auto"/>
+      </w:pPr>
+      <w:hyperlink w:anchor="dm_bang_18" w:history="1">
+        <w:r>
+          <w:t>Bảng 2.16. Ma trận quyền thực thi AI action</w:t>
+        </w:r>
+      </w:hyperlink>
+      <w:r>
+        <w:tab/>
+      </w:r>
+      <w:r>
+        <w:fldChar w:fldCharType="begin"/>
+      </w:r>
+      <w:r>
+        <w:instrText xml:space="preserve"> PAGEREF dm_bang_18 \h </w:instrText>
+      </w:r>
+      <w:r>
+        <w:fldChar w:fldCharType="separate"/>
+      </w:r>
+      <w:r>
+        <w:rPr>
+          <w:noProof/>
+        </w:rPr>
+        <w:t>45</w:t>
+      </w:r>
+      <w:r>
+        <w:fldChar w:fldCharType="end"/>
+      </w:r>
+    </w:p>
+    <w:p>
+      <w:pPr>
+        <w:tabs>
+          <w:tab w:val="right" w:leader="dot" w:pos="9071"/>
+        </w:tabs>
+        <w:spacing w:after="120" w:line="312" w:lineRule="auto"/>
+      </w:pPr>
+      <w:hyperlink w:anchor="dm_bang_19" w:history="1">
+        <w:r>
+          <w:t>Bảng 2.17. Nhóm bảng dữ liệu bổ sung cho AI Agent và audit</w:t>
+        </w:r>
+      </w:hyperlink>
+      <w:r>
+        <w:tab/>
+      </w:r>
+      <w:r>
+        <w:fldChar w:fldCharType="begin"/>
+      </w:r>
+      <w:r>
+        <w:instrText xml:space="preserve"> PAGEREF dm_bang_19 \h </w:instrText>
+      </w:r>
+      <w:r>
+        <w:fldChar w:fldCharType="separate"/>
+      </w:r>
+      <w:r>
+        <w:rPr>
+          <w:noProof/>
+        </w:rPr>
+        <w:t>46</w:t>
+      </w:r>
+      <w:r>
+        <w:fldChar w:fldCharType="end"/>
+      </w:r>
+    </w:p>
+    <w:p>
+      <w:pPr>
+        <w:tabs>
+          <w:tab w:val="right" w:leader="dot" w:pos="9071"/>
+        </w:tabs>
+        <w:spacing w:after="120" w:line="312" w:lineRule="auto"/>
+      </w:pPr>
+      <w:hyperlink w:anchor="dm_bang_20" w:history="1">
+        <w:r>
+          <w:t>Bảng 2.18. Kịch bản kiểm thử nghiệp vụ và AI Agent</w:t>
+        </w:r>
+      </w:hyperlink>
+      <w:r>
+        <w:tab/>
+      </w:r>
+      <w:r>
+        <w:fldChar w:fldCharType="begin"/>
+      </w:r>
+      <w:r>
+        <w:instrText xml:space="preserve"> PAGEREF dm_bang_20 \h </w:instrText>
+      </w:r>
+      <w:r>
+        <w:fldChar w:fldCharType="separate"/>
+      </w:r>
+      <w:r>
+        <w:rPr>
+          <w:noProof/>
+        </w:rPr>
+        <w:t>47</w:t>
+      </w:r>
+      <w:r>
+        <w:fldChar w:fldCharType="end"/>
+      </w:r>
+    </w:p>
+    <w:p>
+      <w:pPr>
+        <w:tabs>
+          <w:tab w:val="right" w:leader="dot" w:pos="9071"/>
+        </w:tabs>
+        <w:spacing w:after="120" w:line="312" w:lineRule="auto"/>
+      </w:pPr>
+      <w:hyperlink w:anchor="dm_bang_21" w:history="1">
+        <w:r>
+          <w:t>Bảng 3.1. Công cụ và môi trường cài đặt</w:t>
+        </w:r>
+      </w:hyperlink>
+      <w:r>
+        <w:tab/>
+      </w:r>
+      <w:r>
+        <w:fldChar w:fldCharType="begin"/>
+      </w:r>
+      <w:r>
+        <w:instrText xml:space="preserve"> PAGEREF dm_bang_21 \h </w:instrText>
+      </w:r>
+      <w:r>
+        <w:fldChar w:fldCharType="separate"/>
+      </w:r>
+      <w:r>
+        <w:rPr>
+          <w:noProof/>
+        </w:rPr>
+        <w:t>48</w:t>
+      </w:r>
+      <w:r>
+        <w:fldChar w:fldCharType="end"/>
+      </w:r>
+    </w:p>
+    <w:p>
+      <w:pPr>
+        <w:tabs>
+          <w:tab w:val="right" w:leader="dot" w:pos="9071"/>
+        </w:tabs>
+        <w:spacing w:after="120" w:line="312" w:lineRule="auto"/>
+      </w:pPr>
+      <w:hyperlink w:anchor="dm_bang_22" w:history="1">
+        <w:r>
+          <w:t>Bảng 3.2. Chức năng giao diện khách hàng</w:t>
+        </w:r>
+      </w:hyperlink>
+      <w:r>
+        <w:tab/>
+      </w:r>
+      <w:r>
+        <w:fldChar w:fldCharType="begin"/>
+      </w:r>
+      <w:r>
+        <w:instrText xml:space="preserve"> PAGEREF dm_bang_22 \h </w:instrText>
+      </w:r>
+      <w:r>
+        <w:fldChar w:fldCharType="separate"/>
+      </w:r>
+      <w:r>
+        <w:rPr>
+          <w:noProof/>
+        </w:rPr>
+        <w:t>49</w:t>
+      </w:r>
+      <w:r>
+        <w:fldChar w:fldCharType="end"/>
+      </w:r>
+    </w:p>
+    <w:p>
+      <w:pPr>
+        <w:tabs>
+          <w:tab w:val="right" w:leader="dot" w:pos="9071"/>
+        </w:tabs>
+        <w:spacing w:after="120" w:line="312" w:lineRule="auto"/>
+      </w:pPr>
+      <w:hyperlink w:anchor="dm_bang_23" w:history="1">
+        <w:r>
+          <w:t>Bảng 3.3. Chức năng giao diện quản trị</w:t>
+        </w:r>
+      </w:hyperlink>
+      <w:r>
+        <w:tab/>
+      </w:r>
+      <w:r>
+        <w:fldChar w:fldCharType="begin"/>
+      </w:r>
+      <w:r>
+        <w:instrText xml:space="preserve"> PAGEREF dm_bang_23 \h </w:instrText>
+      </w:r>
+      <w:r>
+        <w:fldChar w:fldCharType="separate"/>
+      </w:r>
+      <w:r>
+        <w:rPr>
+          <w:noProof/>
+        </w:rPr>
+        <w:t>50</w:t>
+      </w:r>
+      <w:r>
+        <w:fldChar w:fldCharType="end"/>
+      </w:r>
+    </w:p>
+    <w:p>
+      <w:pPr>
+        <w:tabs>
+          <w:tab w:val="right" w:leader="dot" w:pos="9071"/>
+        </w:tabs>
+        <w:spacing w:after="120" w:line="312" w:lineRule="auto"/>
+      </w:pPr>
+      <w:hyperlink w:anchor="dm_bang_24" w:history="1">
+        <w:r>
+          <w:t>Bảng 3.4. Kế hoạch kiểm thử chức năng chính</w:t>
+        </w:r>
+      </w:hyperlink>
+      <w:r>
+        <w:tab/>
+      </w:r>
+      <w:r>
+        <w:fldChar w:fldCharType="begin"/>
+      </w:r>
+      <w:r>
+        <w:instrText xml:space="preserve"> PAGEREF dm_bang_24 \h </w:instrText>
+      </w:r>
+      <w:r>
+        <w:fldChar w:fldCharType="separate"/>
+      </w:r>
+      <w:r>
+        <w:rPr>
+          <w:noProof/>
+        </w:rPr>
+        <w:t>51</w:t>
+      </w:r>
+      <w:r>
+        <w:fldChar w:fldCharType="end"/>
+      </w:r>
+    </w:p>
+    <w:p>
+      <w:pPr>
         <w:pStyle w:val="Heading1"/>
-        <w:spacing w:after="240" w:line="312" w:lineRule="auto"/>
+        <w:spacing w:after="120" w:line="312" w:lineRule="auto"/>
         <w:jc w:val="center"/>
       </w:pPr>
-      <w:bookmarkStart w:id="2" w:name="_Toc230639662"/>
+      <w:bookmarkStart w:id="2" w:name="_Toc230642032"/>
       <w:r>
         <w:rPr>
           <w:rFonts w:ascii="Times New Roman" w:eastAsia="Times New Roman" w:hAnsi="Times New Roman"/>
@@ -4991,7 +5963,7 @@
         <w:rPr>
           <w:noProof/>
         </w:rPr>
-        <w:t>29</w:t>
+        <w:t>28</w:t>
       </w:r>
       <w:r>
         <w:fldChar w:fldCharType="end"/>
@@ -5025,7 +5997,7 @@
         <w:rPr>
           <w:noProof/>
         </w:rPr>
-        <w:t>30</w:t>
+        <w:t>29</w:t>
       </w:r>
       <w:r>
         <w:fldChar w:fldCharType="end"/>
@@ -5059,7 +6031,7 @@
         <w:rPr>
           <w:noProof/>
         </w:rPr>
-        <w:t>33</w:t>
+        <w:t>32</w:t>
       </w:r>
       <w:r>
         <w:fldChar w:fldCharType="end"/>
@@ -5093,7 +6065,7 @@
         <w:rPr>
           <w:noProof/>
         </w:rPr>
-        <w:t>34</w:t>
+        <w:t>33</w:t>
       </w:r>
       <w:r>
         <w:fldChar w:fldCharType="end"/>
@@ -5127,7 +6099,7 @@
         <w:rPr>
           <w:noProof/>
         </w:rPr>
-        <w:t>37</w:t>
+        <w:t>36</w:t>
       </w:r>
       <w:r>
         <w:fldChar w:fldCharType="end"/>
@@ -5161,7 +6133,7 @@
         <w:rPr>
           <w:noProof/>
         </w:rPr>
-        <w:t>37</w:t>
+        <w:t>36</w:t>
       </w:r>
       <w:r>
         <w:fldChar w:fldCharType="end"/>
@@ -5195,7 +6167,7 @@
         <w:rPr>
           <w:noProof/>
         </w:rPr>
-        <w:t>38</w:t>
+        <w:t>37</w:t>
       </w:r>
       <w:r>
         <w:fldChar w:fldCharType="end"/>
@@ -5229,7 +6201,7 @@
         <w:rPr>
           <w:noProof/>
         </w:rPr>
-        <w:t>38</w:t>
+        <w:t>37</w:t>
       </w:r>
       <w:r>
         <w:fldChar w:fldCharType="end"/>
@@ -5263,7 +6235,7 @@
         <w:rPr>
           <w:noProof/>
         </w:rPr>
-        <w:t>39</w:t>
+        <w:t>38</w:t>
       </w:r>
       <w:r>
         <w:fldChar w:fldCharType="end"/>
@@ -5297,7 +6269,7 @@
         <w:rPr>
           <w:noProof/>
         </w:rPr>
-        <w:t>39</w:t>
+        <w:t>38</w:t>
       </w:r>
       <w:r>
         <w:fldChar w:fldCharType="end"/>
@@ -5331,7 +6303,7 @@
         <w:rPr>
           <w:noProof/>
         </w:rPr>
-        <w:t>40</w:t>
+        <w:t>39</w:t>
       </w:r>
       <w:r>
         <w:fldChar w:fldCharType="end"/>
@@ -5365,7 +6337,7 @@
         <w:rPr>
           <w:noProof/>
         </w:rPr>
-        <w:t>40</w:t>
+        <w:t>39</w:t>
       </w:r>
       <w:r>
         <w:fldChar w:fldCharType="end"/>
@@ -5380,7 +6352,7 @@
       </w:pPr>
       <w:hyperlink w:anchor="dm_hinh_13" w:history="1">
         <w:r>
-          <w:t>Hình 3.1. Kiến trúc triển khai dự kiến của hệ thống</w:t>
+          <w:t>Hình 2.13. Kiến trúc AI Agent điều khiển web có kiểm soát</w:t>
         </w:r>
       </w:hyperlink>
       <w:r>
@@ -5399,7 +6371,7 @@
         <w:rPr>
           <w:noProof/>
         </w:rPr>
-        <w:t>41</w:t>
+        <w:t>42</w:t>
       </w:r>
       <w:r>
         <w:fldChar w:fldCharType="end"/>
@@ -5407,11 +6379,113 @@
     </w:p>
     <w:p>
       <w:pPr>
+        <w:tabs>
+          <w:tab w:val="right" w:leader="dot" w:pos="9071"/>
+        </w:tabs>
+        <w:spacing w:after="120" w:line="312" w:lineRule="auto"/>
+      </w:pPr>
+      <w:hyperlink w:anchor="dm_hinh_14" w:history="1">
+        <w:r>
+          <w:t>Hình 2.14. Luồng xử lý AI action từ yêu cầu đến thực thi</w:t>
+        </w:r>
+      </w:hyperlink>
+      <w:r>
+        <w:tab/>
+      </w:r>
+      <w:r>
+        <w:fldChar w:fldCharType="begin"/>
+      </w:r>
+      <w:r>
+        <w:instrText xml:space="preserve"> PAGEREF dm_hinh_14 \h </w:instrText>
+      </w:r>
+      <w:r>
+        <w:fldChar w:fldCharType="separate"/>
+      </w:r>
+      <w:r>
+        <w:rPr>
+          <w:noProof/>
+        </w:rPr>
+        <w:t>44</w:t>
+      </w:r>
+      <w:r>
+        <w:fldChar w:fldCharType="end"/>
+      </w:r>
+    </w:p>
+    <w:p>
+      <w:pPr>
+        <w:tabs>
+          <w:tab w:val="right" w:leader="dot" w:pos="9071"/>
+        </w:tabs>
+        <w:spacing w:after="120" w:line="312" w:lineRule="auto"/>
+      </w:pPr>
+      <w:hyperlink w:anchor="dm_hinh_15" w:history="1">
+        <w:r>
+          <w:t>Hình 2.15. Vòng đời AI action và điểm kiểm soát</w:t>
+        </w:r>
+      </w:hyperlink>
+      <w:r>
+        <w:tab/>
+      </w:r>
+      <w:r>
+        <w:fldChar w:fldCharType="begin"/>
+      </w:r>
+      <w:r>
+        <w:instrText xml:space="preserve"> PAGEREF dm_hinh_15 \h </w:instrText>
+      </w:r>
+      <w:r>
+        <w:fldChar w:fldCharType="separate"/>
+      </w:r>
+      <w:r>
+        <w:rPr>
+          <w:noProof/>
+        </w:rPr>
+        <w:t>45</w:t>
+      </w:r>
+      <w:r>
+        <w:fldChar w:fldCharType="end"/>
+      </w:r>
+    </w:p>
+    <w:p>
+      <w:pPr>
+        <w:tabs>
+          <w:tab w:val="right" w:leader="dot" w:pos="9071"/>
+        </w:tabs>
+        <w:spacing w:after="120" w:line="312" w:lineRule="auto"/>
+      </w:pPr>
+      <w:hyperlink w:anchor="dm_hinh_16" w:history="1">
+        <w:r>
+          <w:t>Hình 3.1. Kiến trúc triển khai dự kiến của hệ thống</w:t>
+        </w:r>
+      </w:hyperlink>
+      <w:r>
+        <w:tab/>
+      </w:r>
+      <w:r>
+        <w:fldChar w:fldCharType="begin"/>
+      </w:r>
+      <w:r>
+        <w:instrText xml:space="preserve"> PAGEREF dm_hinh_16 \h </w:instrText>
+      </w:r>
+      <w:r>
+        <w:fldChar w:fldCharType="separate"/>
+      </w:r>
+      <w:r>
+        <w:rPr>
+          <w:noProof/>
+        </w:rPr>
+        <w:t>49</w:t>
+      </w:r>
+      <w:r>
+        <w:fldChar w:fldCharType="end"/>
+      </w:r>
+    </w:p>
+    <w:p>
+      <w:pPr>
         <w:pStyle w:val="Heading1"/>
-        <w:spacing w:after="240" w:line="312" w:lineRule="auto"/>
+        <w:spacing w:after="120" w:line="312" w:lineRule="auto"/>
         <w:jc w:val="center"/>
       </w:pPr>
-      <w:bookmarkStart w:id="3" w:name="_Toc230639663"/>
+      <w:bookmarkStart w:id="3" w:name="_Toc230642033"/>
       <w:r>
         <w:rPr>
           <w:rFonts w:ascii="Times New Roman" w:eastAsia="Times New Roman" w:hAnsi="Times New Roman"/>
@@ -5614,6 +6688,7 @@
               <w:rPr>
                 <w:sz w:val="26"/>
               </w:rPr>
+              <w:lastRenderedPageBreak/>
               <w:t>GPU</w:t>
             </w:r>
           </w:p>
@@ -5851,7 +6926,7 @@
         <w:spacing w:before="60" w:after="120" w:line="312" w:lineRule="auto"/>
         <w:jc w:val="center"/>
       </w:pPr>
-      <w:bookmarkStart w:id="4" w:name="_Toc230639664"/>
+      <w:bookmarkStart w:id="4" w:name="_Toc230642034"/>
       <w:r>
         <w:rPr>
           <w:rFonts w:ascii="Times New Roman" w:eastAsia="Times New Roman" w:hAnsi="Times New Roman"/>
@@ -5866,7 +6941,7 @@
         <w:pStyle w:val="Heading2"/>
         <w:spacing w:before="60" w:after="120" w:line="312" w:lineRule="auto"/>
       </w:pPr>
-      <w:bookmarkStart w:id="5" w:name="_Toc230639665"/>
+      <w:bookmarkStart w:id="5" w:name="_Toc230642035"/>
       <w:r>
         <w:rPr>
           <w:rFonts w:ascii="Times New Roman" w:eastAsia="Times New Roman" w:hAnsi="Times New Roman"/>
@@ -5900,7 +6975,7 @@
         <w:pStyle w:val="Heading2"/>
         <w:spacing w:before="60" w:after="120" w:line="312" w:lineRule="auto"/>
       </w:pPr>
-      <w:bookmarkStart w:id="6" w:name="_Toc230639666"/>
+      <w:bookmarkStart w:id="6" w:name="_Toc230642036"/>
       <w:r>
         <w:rPr>
           <w:rFonts w:ascii="Times New Roman" w:eastAsia="Times New Roman" w:hAnsi="Times New Roman"/>
@@ -5924,7 +6999,7 @@
         <w:pStyle w:val="Heading2"/>
         <w:spacing w:before="60" w:after="120" w:line="312" w:lineRule="auto"/>
       </w:pPr>
-      <w:bookmarkStart w:id="7" w:name="_Toc230639667"/>
+      <w:bookmarkStart w:id="7" w:name="_Toc230642037"/>
       <w:r>
         <w:rPr>
           <w:rFonts w:ascii="Times New Roman" w:eastAsia="Times New Roman" w:hAnsi="Times New Roman"/>
@@ -5962,7 +7037,7 @@
         <w:pStyle w:val="Heading2"/>
         <w:spacing w:before="60" w:after="120" w:line="312" w:lineRule="auto"/>
       </w:pPr>
-      <w:bookmarkStart w:id="8" w:name="_Toc230639668"/>
+      <w:bookmarkStart w:id="8" w:name="_Toc230642038"/>
       <w:r>
         <w:rPr>
           <w:rFonts w:ascii="Times New Roman" w:eastAsia="Times New Roman" w:hAnsi="Times New Roman"/>
@@ -6087,7 +7162,7 @@
           <w:color w:val="auto"/>
         </w:rPr>
       </w:pPr>
-      <w:bookmarkStart w:id="9" w:name="_Toc230639669"/>
+      <w:bookmarkStart w:id="9" w:name="_Toc230642039"/>
       <w:r>
         <w:rPr>
           <w:rFonts w:ascii="Times New Roman" w:eastAsia="Times New Roman" w:hAnsi="Times New Roman" w:cs="Times New Roman"/>
@@ -6106,7 +7181,7 @@
           <w:color w:val="auto"/>
         </w:rPr>
       </w:pPr>
-      <w:bookmarkStart w:id="10" w:name="_Toc230639670"/>
+      <w:bookmarkStart w:id="10" w:name="_Toc230642040"/>
       <w:r>
         <w:rPr>
           <w:rFonts w:ascii="Times New Roman" w:eastAsia="Times New Roman" w:hAnsi="Times New Roman" w:cs="Times New Roman"/>
@@ -6125,7 +7200,7 @@
           <w:sz w:val="26"/>
         </w:rPr>
       </w:pPr>
-      <w:bookmarkStart w:id="11" w:name="_Toc230639671"/>
+      <w:bookmarkStart w:id="11" w:name="_Toc230642041"/>
       <w:r>
         <w:rPr>
           <w:rFonts w:ascii="Times New Roman" w:eastAsia="Times New Roman" w:hAnsi="Times New Roman" w:cs="Times New Roman"/>
@@ -6189,7 +7264,7 @@
           <w:sz w:val="26"/>
         </w:rPr>
       </w:pPr>
-      <w:bookmarkStart w:id="12" w:name="_Toc230639672"/>
+      <w:bookmarkStart w:id="12" w:name="_Toc230642042"/>
       <w:r>
         <w:rPr>
           <w:rFonts w:ascii="Times New Roman" w:eastAsia="Times New Roman" w:hAnsi="Times New Roman" w:cs="Times New Roman"/>
@@ -6253,7 +7328,7 @@
           <w:sz w:val="26"/>
         </w:rPr>
       </w:pPr>
-      <w:bookmarkStart w:id="13" w:name="_Toc230639673"/>
+      <w:bookmarkStart w:id="13" w:name="_Toc230642043"/>
       <w:r>
         <w:rPr>
           <w:rFonts w:ascii="Times New Roman" w:eastAsia="Times New Roman" w:hAnsi="Times New Roman" w:cs="Times New Roman"/>
@@ -6313,7 +7388,7 @@
           <w:sz w:val="26"/>
         </w:rPr>
       </w:pPr>
-      <w:bookmarkStart w:id="14" w:name="_Toc230639674"/>
+      <w:bookmarkStart w:id="14" w:name="_Toc230642044"/>
       <w:r>
         <w:rPr>
           <w:rFonts w:ascii="Times New Roman" w:eastAsia="Times New Roman" w:hAnsi="Times New Roman" w:cs="Times New Roman"/>
@@ -6377,7 +7452,7 @@
           <w:sz w:val="26"/>
         </w:rPr>
       </w:pPr>
-      <w:bookmarkStart w:id="15" w:name="_Toc230639675"/>
+      <w:bookmarkStart w:id="15" w:name="_Toc230642045"/>
       <w:r>
         <w:rPr>
           <w:rFonts w:ascii="Times New Roman" w:eastAsia="Times New Roman" w:hAnsi="Times New Roman" w:cs="Times New Roman"/>
@@ -6770,7 +7845,7 @@
           <w:color w:val="auto"/>
         </w:rPr>
       </w:pPr>
-      <w:bookmarkStart w:id="17" w:name="_Toc230639676"/>
+      <w:bookmarkStart w:id="17" w:name="_Toc230642046"/>
       <w:r>
         <w:rPr>
           <w:rFonts w:ascii="Times New Roman" w:eastAsia="Times New Roman" w:hAnsi="Times New Roman" w:cs="Times New Roman"/>
@@ -6790,7 +7865,7 @@
           <w:sz w:val="26"/>
         </w:rPr>
       </w:pPr>
-      <w:bookmarkStart w:id="18" w:name="_Toc230639677"/>
+      <w:bookmarkStart w:id="18" w:name="_Toc230642047"/>
       <w:r>
         <w:rPr>
           <w:rFonts w:ascii="Times New Roman" w:eastAsia="Times New Roman" w:hAnsi="Times New Roman" w:cs="Times New Roman"/>
@@ -6840,7 +7915,7 @@
           <w:sz w:val="26"/>
         </w:rPr>
       </w:pPr>
-      <w:bookmarkStart w:id="19" w:name="_Toc230639678"/>
+      <w:bookmarkStart w:id="19" w:name="_Toc230642048"/>
       <w:r>
         <w:rPr>
           <w:rFonts w:ascii="Times New Roman" w:eastAsia="Times New Roman" w:hAnsi="Times New Roman" w:cs="Times New Roman"/>
@@ -6884,7 +7959,7 @@
           <w:sz w:val="26"/>
         </w:rPr>
       </w:pPr>
-      <w:bookmarkStart w:id="20" w:name="_Toc230639679"/>
+      <w:bookmarkStart w:id="20" w:name="_Toc230642049"/>
       <w:r>
         <w:rPr>
           <w:rFonts w:ascii="Times New Roman" w:eastAsia="Times New Roman" w:hAnsi="Times New Roman" w:cs="Times New Roman"/>
@@ -6944,7 +8019,7 @@
           <w:sz w:val="26"/>
         </w:rPr>
       </w:pPr>
-      <w:bookmarkStart w:id="21" w:name="_Toc230639680"/>
+      <w:bookmarkStart w:id="21" w:name="_Toc230642050"/>
       <w:r>
         <w:rPr>
           <w:rFonts w:ascii="Times New Roman" w:eastAsia="Times New Roman" w:hAnsi="Times New Roman" w:cs="Times New Roman"/>
@@ -6998,7 +8073,7 @@
           <w:sz w:val="26"/>
         </w:rPr>
       </w:pPr>
-      <w:bookmarkStart w:id="22" w:name="_Toc230639681"/>
+      <w:bookmarkStart w:id="22" w:name="_Toc230642051"/>
       <w:r>
         <w:rPr>
           <w:rFonts w:ascii="Times New Roman" w:eastAsia="Times New Roman" w:hAnsi="Times New Roman" w:cs="Times New Roman"/>
@@ -7062,7 +8137,7 @@
           <w:sz w:val="26"/>
         </w:rPr>
       </w:pPr>
-      <w:bookmarkStart w:id="23" w:name="_Toc230639682"/>
+      <w:bookmarkStart w:id="23" w:name="_Toc230642052"/>
       <w:r>
         <w:rPr>
           <w:rFonts w:ascii="Times New Roman" w:eastAsia="Times New Roman" w:hAnsi="Times New Roman" w:cs="Times New Roman"/>
@@ -7209,7 +8284,7 @@
             </w:pPr>
             <w:r>
               <w:rPr>
-                <w:sz w:val="26"/>
+                <w:sz w:val="24"/>
               </w:rPr>
               <w:t>Đăng ký, đăng nhập, xem danh sách sản phẩm, tìm kiếm, lọc sản phẩm, xem chi tiết, thêm giỏ hàng, đặt hàng, thanh toán, theo dõi đơn hàng, đánh giá sản phẩm.</w:t>
             </w:r>
@@ -7268,7 +8343,7 @@
             </w:pPr>
             <w:r>
               <w:rPr>
-                <w:sz w:val="26"/>
+                <w:sz w:val="24"/>
               </w:rPr>
               <w:t>Quản lý người dùng, danh mục, thương hiệu, sản phẩm, biến thể, đơn hàng, tồn kho, khuyến mãi, đánh giá và báo cáo.</w:t>
             </w:r>
@@ -7327,7 +8402,7 @@
             </w:pPr>
             <w:r>
               <w:rPr>
-                <w:sz w:val="26"/>
+                <w:sz w:val="24"/>
               </w:rPr>
               <w:t>Tư vấn sản phẩm theo nhu cầu, tìm kiếm bằng ngôn ngữ tự nhiên, gợi ý cấu hình, hỗ trợ trả lời câu hỏi thường gặp và hỗ trợ quản trị ở mức cơ bản.</w:t>
             </w:r>
@@ -7386,16 +8461,16 @@
             </w:pPr>
             <w:r>
               <w:rPr>
-                <w:sz w:val="26"/>
-              </w:rPr>
-              <w:t xml:space="preserve">Xác thực người dùng, phân quyền theo vai trò, </w:t>
-            </w:r>
-            <w:r>
-              <w:rPr>
-                <w:sz w:val="26"/>
+                <w:sz w:val="24"/>
+              </w:rPr>
+              <w:t xml:space="preserve">Xác thực người dùng, phân quyền theo vai trò, bảo vệ dữ liệu cá nhân, kiểm soát </w:t>
+            </w:r>
+            <w:r>
+              <w:rPr>
+                <w:sz w:val="24"/>
               </w:rPr>
               <w:lastRenderedPageBreak/>
-              <w:t>bảo vệ dữ liệu cá nhân, kiểm soát truy cập chức năng quản trị.</w:t>
+              <w:t>truy cập chức năng quản trị.</w:t>
             </w:r>
           </w:p>
         </w:tc>
@@ -7453,7 +8528,7 @@
             </w:pPr>
             <w:r>
               <w:rPr>
-                <w:sz w:val="26"/>
+                <w:sz w:val="24"/>
               </w:rPr>
               <w:t>Thống kê doanh thu, đơn hàng, sản phẩm bán chạy, sản phẩm bán chậm, tồn kho và đánh giá khách hàng.</w:t>
             </w:r>
@@ -7488,7 +8563,7 @@
           <w:color w:val="auto"/>
         </w:rPr>
       </w:pPr>
-      <w:bookmarkStart w:id="25" w:name="_Toc230639683"/>
+      <w:bookmarkStart w:id="25" w:name="_Toc230642053"/>
       <w:r>
         <w:rPr>
           <w:rFonts w:ascii="Times New Roman" w:eastAsia="Times New Roman" w:hAnsi="Times New Roman" w:cs="Times New Roman"/>
@@ -7527,7 +8602,7 @@
           <w:sz w:val="26"/>
         </w:rPr>
       </w:pPr>
-      <w:bookmarkStart w:id="26" w:name="_Toc230639684"/>
+      <w:bookmarkStart w:id="26" w:name="_Toc230642054"/>
       <w:r>
         <w:rPr>
           <w:rFonts w:ascii="Times New Roman" w:eastAsia="Times New Roman" w:hAnsi="Times New Roman" w:cs="Times New Roman"/>
@@ -7554,8 +8629,11 @@
         <w:jc w:val="both"/>
       </w:pPr>
       <w:r>
+        <w:t xml:space="preserve">TypeScript là ngôn ngữ do Microsoft giới thiệu vào năm 2012, được xây dựng như một phần mở rộng của JavaScript. Điểm nổi bật của TypeScript là bổ sung hệ thống kiểu dữ liệu tĩnh, interface, generic và khả năng kiểm tra </w:t>
+      </w:r>
+      <w:r>
         <w:lastRenderedPageBreak/>
-        <w:t>TypeScript là ngôn ngữ do Microsoft giới thiệu vào năm 2012, được xây dựng như một phần mở rộng của JavaScript. Điểm nổi bật của TypeScript là bổ sung hệ thống kiểu dữ liệu tĩnh, interface, generic và khả năng kiểm tra lỗi trong quá trình phát triển. Mã TypeScript sau khi biên dịch vẫn trở thành JavaScript để chạy trên trình duyệt hoặc môi trường Node.js. Trong đề tài này, JavaScript và TypeScript phù hợp để xây dựng cả frontend bằng Next.js và backend bằng NestJS, giúp mã nguồn rõ ràng, dễ bảo trì và hạn chế lỗi khi hệ thống mở rộng.</w:t>
+        <w:t>lỗi trong quá trình phát triển. Mã TypeScript sau khi biên dịch vẫn trở thành JavaScript để chạy trên trình duyệt hoặc môi trường Node.js. Trong đề tài này, JavaScript và TypeScript phù hợp để xây dựng cả frontend bằng Next.js và backend bằng NestJS, giúp mã nguồn rõ ràng, dễ bảo trì và hạn chế lỗi khi hệ thống mở rộng.</w:t>
       </w:r>
     </w:p>
     <w:p>
@@ -7568,7 +8646,7 @@
           <w:sz w:val="26"/>
         </w:rPr>
       </w:pPr>
-      <w:bookmarkStart w:id="27" w:name="_Toc230639685"/>
+      <w:bookmarkStart w:id="27" w:name="_Toc230642055"/>
       <w:r>
         <w:rPr>
           <w:rFonts w:ascii="Times New Roman" w:eastAsia="Times New Roman" w:hAnsi="Times New Roman" w:cs="Times New Roman"/>
@@ -7608,7 +8686,7 @@
           <w:sz w:val="26"/>
         </w:rPr>
       </w:pPr>
-      <w:bookmarkStart w:id="28" w:name="_Toc230639686"/>
+      <w:bookmarkStart w:id="28" w:name="_Toc230642056"/>
       <w:r>
         <w:rPr>
           <w:rFonts w:ascii="Times New Roman" w:eastAsia="Times New Roman" w:hAnsi="Times New Roman" w:cs="Times New Roman"/>
@@ -7635,8 +8713,11 @@
         <w:jc w:val="both"/>
       </w:pPr>
       <w:r>
+        <w:t xml:space="preserve">Trong hệ thống GTech, NestJS đảm nhiệm vai trò xây dựng API cho frontend, xử lý nghiệp vụ, kiểm tra quyền truy cập, kết nối cơ sở dữ liệu và tích hợp với thành phần AI. Backend cũng là nơi kiểm soát các quy tắc quan trọng như kiểm tra tồn kho trước khi đặt hàng, tính tổng tiền đơn hàng, cập </w:t>
+      </w:r>
+      <w:r>
         <w:lastRenderedPageBreak/>
-        <w:t>Trong hệ thống GTech, NestJS đảm nhiệm vai trò xây dựng API cho frontend, xử lý nghiệp vụ, kiểm tra quyền truy cập, kết nối cơ sở dữ liệu và tích hợp với thành phần AI. Backend cũng là nơi kiểm soát các quy tắc quan trọng như kiểm tra tồn kho trước khi đặt hàng, tính tổng tiền đơn hàng, cập nhật trạng thái đơn, lưu lịch sử giao dịch và ghi nhận đánh giá sản phẩm. Cấu trúc module của NestJS giúp tách riêng các nhóm chức năng như người dùng, sản phẩm, giỏ hàng, đơn hàng, thanh toán, báo cáo và AI.</w:t>
+        <w:t>nhật trạng thái đơn, lưu lịch sử giao dịch và ghi nhận đánh giá sản phẩm. Cấu trúc module của NestJS giúp tách riêng các nhóm chức năng như người dùng, sản phẩm, giỏ hàng, đơn hàng, thanh toán, báo cáo và AI.</w:t>
       </w:r>
     </w:p>
     <w:p>
@@ -7649,7 +8730,7 @@
           <w:sz w:val="26"/>
         </w:rPr>
       </w:pPr>
-      <w:bookmarkStart w:id="29" w:name="_Toc230639687"/>
+      <w:bookmarkStart w:id="29" w:name="_Toc230642057"/>
       <w:r>
         <w:rPr>
           <w:rFonts w:ascii="Times New Roman" w:eastAsia="Times New Roman" w:hAnsi="Times New Roman" w:cs="Times New Roman"/>
@@ -7689,7 +8770,7 @@
           <w:sz w:val="26"/>
         </w:rPr>
       </w:pPr>
-      <w:bookmarkStart w:id="30" w:name="_Toc230639688"/>
+      <w:bookmarkStart w:id="30" w:name="_Toc230642058"/>
       <w:r>
         <w:rPr>
           <w:rFonts w:ascii="Times New Roman" w:eastAsia="Times New Roman" w:hAnsi="Times New Roman" w:cs="Times New Roman"/>
@@ -7716,11 +8797,11 @@
         <w:jc w:val="both"/>
       </w:pPr>
       <w:r>
-        <w:t xml:space="preserve">AI Agent được hiểu là tác tử AI có khả năng tiếp nhận yêu cầu, phân tích ngữ cảnh, gọi OpenAI API, sử dụng dữ liệu sản phẩm trong hệ thống và </w:t>
+        <w:t xml:space="preserve">AI Agent được hiểu là tác tử AI có khả năng tiếp nhận yêu cầu, phân tích ngữ cảnh, gọi OpenAI API, sử dụng dữ liệu sản phẩm trong hệ thống và tạo phản hồi cho người dùng. Trong hệ thống GTech, AI Agent có thể nhận câu hỏi như “Tôi cần laptop học lập trình dưới 20 triệu” hoặc “Máy nào phù hợp để thiết kế đồ họa cơ bản”, sau đó truy vấn dữ liệu sản phẩm, lọc theo ngân sách và đề xuất một số lựa chọn phù hợp. Tuy nhiên, phản hồi của AI </w:t>
       </w:r>
       <w:r>
         <w:lastRenderedPageBreak/>
-        <w:t>tạo phản hồi cho người dùng. Trong hệ thống GTech, AI Agent có thể nhận câu hỏi như “Tôi cần laptop học lập trình dưới 20 triệu” hoặc “Máy nào phù hợp để thiết kế đồ họa cơ bản”, sau đó truy vấn dữ liệu sản phẩm, lọc theo ngân sách và đề xuất một số lựa chọn phù hợp. Tuy nhiên, phản hồi của AI phải dựa trên dữ liệu sản phẩm thực tế, tránh đưa ra thông tin không tồn tại hoặc không đúng tồn kho.</w:t>
+        <w:t>phải dựa trên dữ liệu sản phẩm thực tế, tránh đưa ra thông tin không tồn tại hoặc không đúng tồn kho.</w:t>
       </w:r>
     </w:p>
     <w:p>
@@ -7733,7 +8814,7 @@
           <w:sz w:val="26"/>
         </w:rPr>
       </w:pPr>
-      <w:bookmarkStart w:id="31" w:name="_Toc230639689"/>
+      <w:bookmarkStart w:id="31" w:name="_Toc230642059"/>
       <w:r>
         <w:rPr>
           <w:rFonts w:ascii="Times New Roman" w:eastAsia="Times New Roman" w:hAnsi="Times New Roman" w:cs="Times New Roman"/>
@@ -7772,7 +8853,7 @@
           <w:color w:val="auto"/>
         </w:rPr>
       </w:pPr>
-      <w:bookmarkStart w:id="32" w:name="_Toc230639690"/>
+      <w:bookmarkStart w:id="32" w:name="_Toc230642060"/>
       <w:r>
         <w:rPr>
           <w:rFonts w:ascii="Times New Roman" w:eastAsia="Times New Roman" w:hAnsi="Times New Roman" w:cs="Times New Roman"/>
@@ -7798,11 +8879,7 @@
         <w:jc w:val="both"/>
       </w:pPr>
       <w:r>
-        <w:t xml:space="preserve">Chương này cũng đã xác định hiện trạng, các vấn đề cần giải quyết, nhóm người dùng liên quan, yêu cầu chính của hệ thống và các công nghệ dự kiến sử dụng như JavaScript, TypeScript, Next.js, NestJS, cơ sở dữ liệu quan hệ, OpenAI API, mô hình GPT, AI Agent, Git và GitHub. Đây là cơ sở để triển khai Chương 2 về phân tích và thiết kế hệ thống, bao gồm xác định tác </w:t>
-      </w:r>
-      <w:r>
-        <w:lastRenderedPageBreak/>
-        <w:t>nhân, xây dựng use case, thiết kế cơ sở dữ liệu, thiết kế lớp và thiết kế giao diện cho hệ thống website bán máy tính GTech có tích hợp AI hỗ trợ hoạt động mua bán hàng.</w:t>
+        <w:t>Chương này cũng đã xác định hiện trạng, các vấn đề cần giải quyết, nhóm người dùng liên quan, yêu cầu chính của hệ thống và các công nghệ dự kiến sử dụng như JavaScript, TypeScript, Next.js, NestJS, cơ sở dữ liệu quan hệ, OpenAI API, mô hình GPT, AI Agent, Git và GitHub. Đây là cơ sở để triển khai Chương 2 về phân tích và thiết kế hệ thống, bao gồm xác định tác nhân, xây dựng use case, thiết kế cơ sở dữ liệu, thiết kế lớp và thiết kế giao diện cho hệ thống website bán máy tính GTech có tích hợp AI hỗ trợ hoạt động mua bán hàng.</w:t>
       </w:r>
     </w:p>
     <w:p>
@@ -7819,7 +8896,7 @@
           <w:color w:val="auto"/>
         </w:rPr>
       </w:pPr>
-      <w:bookmarkStart w:id="33" w:name="_Toc230639691"/>
+      <w:bookmarkStart w:id="33" w:name="_Toc230642061"/>
       <w:r>
         <w:rPr>
           <w:rFonts w:ascii="Times New Roman" w:eastAsia="Times New Roman" w:hAnsi="Times New Roman"/>
@@ -7937,7 +9014,7 @@
             </w:pPr>
             <w:r>
               <w:rPr>
-                <w:sz w:val="26"/>
+                <w:sz w:val="24"/>
               </w:rPr>
               <w:t>Tìm kiếm, lọc sản phẩm, xem chi tiết, thêm giỏ hàng, đặt hàng, thanh toán và theo dõi đơn.</w:t>
             </w:r>
@@ -8055,7 +9132,7 @@
             </w:pPr>
             <w:r>
               <w:rPr>
-                <w:sz w:val="26"/>
+                <w:sz w:val="24"/>
               </w:rPr>
               <w:t>Cập nhật danh mục, thương hiệu, sản phẩm, biến thể, hình ảnh, giá bán và tồn kho.</w:t>
             </w:r>
@@ -8207,7 +9284,7 @@
           <w:color w:val="auto"/>
         </w:rPr>
       </w:pPr>
-      <w:bookmarkStart w:id="34" w:name="_Toc230639692"/>
+      <w:bookmarkStart w:id="34" w:name="_Toc230642062"/>
       <w:r>
         <w:rPr>
           <w:rFonts w:ascii="Times New Roman" w:eastAsia="Times New Roman" w:hAnsi="Times New Roman"/>
@@ -8234,7 +9311,7 @@
           <w:color w:val="auto"/>
         </w:rPr>
       </w:pPr>
-      <w:bookmarkStart w:id="35" w:name="_Toc230639693"/>
+      <w:bookmarkStart w:id="35" w:name="_Toc230642063"/>
       <w:r>
         <w:rPr>
           <w:rFonts w:ascii="Times New Roman" w:eastAsia="Times New Roman" w:hAnsi="Times New Roman"/>
@@ -8378,7 +9455,7 @@
             </w:pPr>
             <w:r>
               <w:rPr>
-                <w:sz w:val="26"/>
+                <w:sz w:val="24"/>
               </w:rPr>
               <w:t>Tìm hiểu nhu cầu mua máy tính trực tuyến, các khó khăn khi lựa chọn cấu hình và yêu cầu quản trị bán hàng của GTech.</w:t>
             </w:r>
@@ -8419,7 +9496,7 @@
             </w:pPr>
             <w:r>
               <w:rPr>
-                <w:sz w:val="26"/>
+                <w:sz w:val="24"/>
               </w:rPr>
               <w:t>Quan sát quy trình bán hàng, tham khảo các website thương mại điện tử cùng lĩnh vực, phỏng vấn nhanh người dùng giả định và xây dựng bảng hỏi khảo sát chức năng.</w:t>
             </w:r>
@@ -8460,7 +9537,7 @@
             </w:pPr>
             <w:r>
               <w:rPr>
-                <w:sz w:val="26"/>
+                <w:sz w:val="24"/>
               </w:rPr>
               <w:t>Khách hàng mua máy tính, nhân viên bán hàng, nhân viên kho, quản trị viên hệ thống và bộ phận chăm sóc khách hàng.</w:t>
             </w:r>
@@ -8501,7 +9578,7 @@
             </w:pPr>
             <w:r>
               <w:rPr>
-                <w:sz w:val="26"/>
+                <w:sz w:val="24"/>
               </w:rPr>
               <w:t>Người dùng cần tìm kiếm/lọc sản phẩm nhanh, thông tin cấu hình rõ ràng, quy trình đặt hàng đơn giản, có tư vấn theo nhu cầu. Phía quản trị cần quản lý sản phẩm, tồn kho, đơn hàng, khách hàng, báo cáo và hỗ trợ trả lời khách hàng hiệu quả.</w:t>
             </w:r>
@@ -8517,7 +9594,7 @@
           <w:color w:val="auto"/>
         </w:rPr>
       </w:pPr>
-      <w:bookmarkStart w:id="37" w:name="_Toc230639694"/>
+      <w:bookmarkStart w:id="37" w:name="_Toc230642064"/>
       <w:r>
         <w:rPr>
           <w:rFonts w:ascii="Times New Roman" w:eastAsia="Times New Roman" w:hAnsi="Times New Roman"/>
@@ -8589,7 +9666,6 @@
         <w:rPr>
           <w:i/>
         </w:rPr>
-        <w:lastRenderedPageBreak/>
         <w:t>Bảng 2.2. Bảng hỏi khảo sát yêu cầu chức năng</w:t>
       </w:r>
       <w:bookmarkEnd w:id="38"/>
@@ -8704,7 +9780,14 @@
               <w:rPr>
                 <w:sz w:val="26"/>
               </w:rPr>
-              <w:t>Khách hàng có cần đăng ký, đăng nhập để mua hàng và theo dõi đơn không?</w:t>
+              <w:t xml:space="preserve">Khách hàng có cần đăng </w:t>
+            </w:r>
+            <w:r>
+              <w:rPr>
+                <w:sz w:val="26"/>
+              </w:rPr>
+              <w:lastRenderedPageBreak/>
+              <w:t>ký, đăng nhập để mua hàng và theo dõi đơn không?</w:t>
             </w:r>
           </w:p>
         </w:tc>
@@ -8722,7 +9805,15 @@
               <w:rPr>
                 <w:sz w:val="26"/>
               </w:rPr>
-              <w:t>Cần có tài khoản để lưu thông tin cá nhân, lịch sử mua hàng và trạng thái đơn.</w:t>
+              <w:lastRenderedPageBreak/>
+              <w:t xml:space="preserve">Cần có tài khoản để lưu </w:t>
+            </w:r>
+            <w:r>
+              <w:rPr>
+                <w:sz w:val="26"/>
+              </w:rPr>
+              <w:lastRenderedPageBreak/>
+              <w:t>thông tin cá nhân, lịch sử mua hàng và trạng thái đơn.</w:t>
             </w:r>
           </w:p>
         </w:tc>
@@ -8745,6 +9836,7 @@
               <w:rPr>
                 <w:sz w:val="26"/>
               </w:rPr>
+              <w:lastRenderedPageBreak/>
               <w:t>2</w:t>
             </w:r>
           </w:p>
@@ -8779,7 +9871,7 @@
             </w:pPr>
             <w:r>
               <w:rPr>
-                <w:sz w:val="26"/>
+                <w:sz w:val="24"/>
               </w:rPr>
               <w:t>Tên sản phẩm, thương hiệu, khoảng giá, CPU, RAM, ổ cứng, card đồ họa và nhu cầu sử dụng.</w:t>
             </w:r>
@@ -8838,7 +9930,7 @@
             </w:pPr>
             <w:r>
               <w:rPr>
-                <w:sz w:val="26"/>
+                <w:sz w:val="24"/>
               </w:rPr>
               <w:t>Cần, vì sản phẩm máy tính có nhiều thông số kỹ thuật và khách hàng dễ nhầm lẫn khi lựa chọn.</w:t>
             </w:r>
@@ -8897,7 +9989,7 @@
             </w:pPr>
             <w:r>
               <w:rPr>
-                <w:sz w:val="26"/>
+                <w:sz w:val="24"/>
               </w:rPr>
               <w:t>Danh mục, thương hiệu, sản phẩm, biến thể, tồn kho, đơn hàng, người dùng, đánh giá, khuyến mãi và báo cáo.</w:t>
             </w:r>
@@ -8956,7 +10048,7 @@
             </w:pPr>
             <w:r>
               <w:rPr>
-                <w:sz w:val="26"/>
+                <w:sz w:val="24"/>
               </w:rPr>
               <w:t>Tư vấn sản phẩm theo ngân sách/nhu cầu, giải thích thông số, gợi ý sản phẩm và hỗ trợ trả lời câu hỏi thường gặp.</w:t>
             </w:r>
@@ -9055,7 +10147,6 @@
         <w:rPr>
           <w:i/>
         </w:rPr>
-        <w:lastRenderedPageBreak/>
         <w:t>Bảng 2.3. Bảng hỏi khảo sát yêu cầu phi chức năng</w:t>
       </w:r>
       <w:bookmarkEnd w:id="39"/>
@@ -9188,7 +10279,14 @@
               <w:rPr>
                 <w:sz w:val="26"/>
               </w:rPr>
-              <w:t>Giao diện cần rõ ràng, thao tác tìm kiếm, thêm giỏ hàng và đặt hàng dễ hiểu.</w:t>
+              <w:t xml:space="preserve">Giao diện cần rõ ràng, thao tác tìm kiếm, thêm </w:t>
+            </w:r>
+            <w:r>
+              <w:rPr>
+                <w:sz w:val="26"/>
+              </w:rPr>
+              <w:lastRenderedPageBreak/>
+              <w:t>giỏ hàng và đặt hàng dễ hiểu.</w:t>
             </w:r>
           </w:p>
         </w:tc>
@@ -9211,6 +10309,7 @@
               <w:rPr>
                 <w:sz w:val="26"/>
               </w:rPr>
+              <w:lastRenderedPageBreak/>
               <w:t>2</w:t>
             </w:r>
           </w:p>
@@ -9304,7 +10403,7 @@
             </w:pPr>
             <w:r>
               <w:rPr>
-                <w:sz w:val="26"/>
+                <w:sz w:val="24"/>
               </w:rPr>
               <w:t>Cần xác thực người dùng, phân quyền quản trị, bảo vệ thông tin cá nhân và dữ liệu đơn hàng.</w:t>
             </w:r>
@@ -9363,7 +10462,7 @@
             </w:pPr>
             <w:r>
               <w:rPr>
-                <w:sz w:val="26"/>
+                <w:sz w:val="24"/>
               </w:rPr>
               <w:t>Hệ thống cần dễ bổ sung danh mục, sản phẩm, phương thức thanh toán và tính năng AI mới.</w:t>
             </w:r>
@@ -9422,7 +10521,7 @@
             </w:pPr>
             <w:r>
               <w:rPr>
-                <w:sz w:val="26"/>
+                <w:sz w:val="24"/>
               </w:rPr>
               <w:t>Thông tin giá bán, tồn kho và trạng thái đơn hàng phải nhất quán giữa giao diện khách hàng và quản trị.</w:t>
             </w:r>
@@ -9438,7 +10537,7 @@
           <w:color w:val="auto"/>
         </w:rPr>
       </w:pPr>
-      <w:bookmarkStart w:id="40" w:name="_Toc230639695"/>
+      <w:bookmarkStart w:id="40" w:name="_Toc230642065"/>
       <w:r>
         <w:rPr>
           <w:rFonts w:ascii="Times New Roman" w:eastAsia="Times New Roman" w:hAnsi="Times New Roman"/>
@@ -9466,7 +10565,7 @@
           <w:color w:val="auto"/>
         </w:rPr>
       </w:pPr>
-      <w:bookmarkStart w:id="41" w:name="_Toc230639696"/>
+      <w:bookmarkStart w:id="41" w:name="_Toc230642066"/>
       <w:r>
         <w:rPr>
           <w:rFonts w:ascii="Times New Roman" w:eastAsia="Times New Roman" w:hAnsi="Times New Roman"/>
@@ -9488,11 +10587,7 @@
         <w:jc w:val="both"/>
       </w:pPr>
       <w:r>
-        <w:t xml:space="preserve">Dựa trên phạm vi đề tài, hệ thống website bán máy tính cho GTech có các tác nhân chính gồm khách hàng, quản trị viên, nhân viên bán hàng, nhân </w:t>
-      </w:r>
-      <w:r>
-        <w:lastRenderedPageBreak/>
-        <w:t>viên kho, hệ thống thanh toán và AI hỗ trợ mua bán hàng. Mỗi tác nhân tham gia vào hệ thống với vai trò và quyền hạn khác nhau.</w:t>
+        <w:t>Dựa trên phạm vi đề tài, hệ thống website bán máy tính cho GTech có các tác nhân chính gồm khách hàng, quản trị viên, nhân viên bán hàng, nhân viên kho, hệ thống thanh toán và AI hỗ trợ mua bán hàng. Mỗi tác nhân tham gia vào hệ thống với vai trò và quyền hạn khác nhau.</w:t>
       </w:r>
     </w:p>
     <w:p>
@@ -9619,7 +10714,14 @@
               <w:rPr>
                 <w:sz w:val="26"/>
               </w:rPr>
-              <w:t>Người truy cập website để tìm hiểu, lựa chọn và đặt mua sản phẩm.</w:t>
+              <w:t xml:space="preserve">Người truy cập website để tìm hiểu, lựa chọn và </w:t>
+            </w:r>
+            <w:r>
+              <w:rPr>
+                <w:sz w:val="26"/>
+              </w:rPr>
+              <w:lastRenderedPageBreak/>
+              <w:t>đặt mua sản phẩm.</w:t>
             </w:r>
           </w:p>
         </w:tc>
@@ -9635,9 +10737,17 @@
             </w:pPr>
             <w:r>
               <w:rPr>
-                <w:sz w:val="26"/>
-              </w:rPr>
-              <w:t>Đăng ký, đăng nhập, tìm kiếm sản phẩm, xem chi tiết, thêm giỏ hàng, đặt hàng, thanh toán, theo dõi đơn, đánh giá sản phẩm, sử dụng trợ lý AI.</w:t>
+                <w:sz w:val="24"/>
+              </w:rPr>
+              <w:lastRenderedPageBreak/>
+              <w:t xml:space="preserve">Đăng ký, đăng nhập, tìm kiếm sản phẩm, xem chi tiết, thêm giỏ hàng, đặt </w:t>
+            </w:r>
+            <w:r>
+              <w:rPr>
+                <w:sz w:val="24"/>
+              </w:rPr>
+              <w:lastRenderedPageBreak/>
+              <w:t>hàng, thanh toán, theo dõi đơn, đánh giá sản phẩm, sử dụng trợ lý AI.</w:t>
             </w:r>
           </w:p>
         </w:tc>
@@ -9660,6 +10770,7 @@
               <w:rPr>
                 <w:sz w:val="26"/>
               </w:rPr>
+              <w:lastRenderedPageBreak/>
               <w:t>Quản trị viên</w:t>
             </w:r>
           </w:p>
@@ -9694,7 +10805,7 @@
             </w:pPr>
             <w:r>
               <w:rPr>
-                <w:sz w:val="26"/>
+                <w:sz w:val="24"/>
               </w:rPr>
               <w:t>Quản lý tài khoản, phân quyền, danh mục, sản phẩm, đơn hàng, khuyến mãi, đánh giá, báo cáo và cấu hình hệ thống.</w:t>
             </w:r>
@@ -9871,7 +10982,7 @@
             </w:pPr>
             <w:r>
               <w:rPr>
-                <w:sz w:val="26"/>
+                <w:sz w:val="24"/>
               </w:rPr>
               <w:t>Tiếp nhận yêu cầu thanh toán, trả về kết quả giao dịch, hỗ trợ cập nhật trạng thái đơn hàng.</w:t>
             </w:r>
@@ -9930,7 +11041,7 @@
             </w:pPr>
             <w:r>
               <w:rPr>
-                <w:sz w:val="26"/>
+                <w:sz w:val="24"/>
               </w:rPr>
               <w:t>Phân tích nhu cầu, gợi ý sản phẩm, so sánh cấu hình, trả lời câu hỏi thường gặp, hỗ trợ tổng hợp thông tin quản trị.</w:t>
             </w:r>
@@ -9946,7 +11057,7 @@
           <w:color w:val="auto"/>
         </w:rPr>
       </w:pPr>
-      <w:bookmarkStart w:id="43" w:name="_Toc230639697"/>
+      <w:bookmarkStart w:id="43" w:name="_Toc230642067"/>
       <w:r>
         <w:rPr>
           <w:rFonts w:ascii="Times New Roman" w:eastAsia="Times New Roman" w:hAnsi="Times New Roman"/>
@@ -9963,11 +11074,7 @@
         <w:jc w:val="both"/>
       </w:pPr>
       <w:r>
-        <w:t xml:space="preserve">Khách hàng có thể thực hiện các ca sử dụng chính như đăng ký tài khoản, đăng nhập, xem danh sách sản phẩm, tìm kiếm và lọc sản phẩm, xem </w:t>
-      </w:r>
-      <w:r>
-        <w:lastRenderedPageBreak/>
-        <w:t>chi tiết sản phẩm, sử dụng trợ lý AI để được tư vấn, thêm sản phẩm vào giỏ hàng, cập nhật giỏ hàng, đặt hàng, thanh toán, theo dõi trạng thái đơn hàng và đánh giá sản phẩm sau khi mua.</w:t>
+        <w:t>Khách hàng có thể thực hiện các ca sử dụng chính như đăng ký tài khoản, đăng nhập, xem danh sách sản phẩm, tìm kiếm và lọc sản phẩm, xem chi tiết sản phẩm, sử dụng trợ lý AI để được tư vấn, thêm sản phẩm vào giỏ hàng, cập nhật giỏ hàng, đặt hàng, thanh toán, theo dõi trạng thái đơn hàng và đánh giá sản phẩm sau khi mua.</w:t>
       </w:r>
     </w:p>
     <w:p>
@@ -9978,7 +11085,7 @@
           <w:color w:val="auto"/>
         </w:rPr>
       </w:pPr>
-      <w:bookmarkStart w:id="44" w:name="_Toc230639698"/>
+      <w:bookmarkStart w:id="44" w:name="_Toc230642068"/>
       <w:r>
         <w:rPr>
           <w:rFonts w:ascii="Times New Roman" w:eastAsia="Times New Roman" w:hAnsi="Times New Roman"/>
@@ -9995,7 +11102,11 @@
         <w:jc w:val="both"/>
       </w:pPr>
       <w:r>
-        <w:t>Quản trị viên và nhân viên sử dụng khu vực quản trị để thực hiện các ca sử dụng như quản lý danh mục, thương hiệu, sản phẩm, biến thể sản phẩm, tồn kho, đơn hàng, người dùng, khuyến mãi, đánh giá và báo cáo. Tùy theo vai trò, mỗi người dùng nội bộ chỉ được truy cập những chức năng phù hợp, ví dụ nhân viên kho tập trung vào tồn kho, nhân viên bán hàng tập trung vào đơn hàng và chăm sóc khách hàng.</w:t>
+        <w:t xml:space="preserve">Quản trị viên và nhân viên sử dụng khu vực quản trị để thực hiện các ca sử dụng như quản lý danh mục, thương hiệu, sản phẩm, biến thể sản phẩm, tồn kho, đơn hàng, người dùng, khuyến mãi, đánh giá và báo cáo. Tùy theo vai trò, mỗi người dùng nội bộ chỉ được truy cập những chức năng phù hợp, </w:t>
+      </w:r>
+      <w:r>
+        <w:lastRenderedPageBreak/>
+        <w:t>ví dụ nhân viên kho tập trung vào tồn kho, nhân viên bán hàng tập trung vào đơn hàng và chăm sóc khách hàng.</w:t>
       </w:r>
     </w:p>
     <w:p>
@@ -10006,7 +11117,7 @@
           <w:color w:val="auto"/>
         </w:rPr>
       </w:pPr>
-      <w:bookmarkStart w:id="45" w:name="_Toc230639699"/>
+      <w:bookmarkStart w:id="45" w:name="_Toc230642069"/>
       <w:r>
         <w:rPr>
           <w:rFonts w:ascii="Times New Roman" w:eastAsia="Times New Roman" w:hAnsi="Times New Roman"/>
@@ -10034,7 +11145,7 @@
           <w:color w:val="auto"/>
         </w:rPr>
       </w:pPr>
-      <w:bookmarkStart w:id="46" w:name="_Toc230639700"/>
+      <w:bookmarkStart w:id="46" w:name="_Toc230642070"/>
       <w:r>
         <w:rPr>
           <w:rFonts w:ascii="Times New Roman" w:eastAsia="Times New Roman" w:hAnsi="Times New Roman"/>
@@ -10061,9 +11172,8 @@
         <w:rPr>
           <w:noProof/>
         </w:rPr>
-        <w:lastRenderedPageBreak/>
         <w:drawing>
-          <wp:inline distT="0" distB="0" distL="0" distR="0" wp14:anchorId="366A4E00" wp14:editId="273F2F3E">
+          <wp:inline distT="0" distB="0" distL="0" distR="0" wp14:anchorId="38064B70" wp14:editId="6488D6CF">
             <wp:extent cx="5580000" cy="3487500"/>
             <wp:effectExtent l="0" t="0" r="0" b="0"/>
             <wp:docPr id="1" name="Picture 1"/>
@@ -10122,7 +11232,14 @@
         <w:rPr>
           <w:i/>
         </w:rPr>
-        <w:t>Hình 2.1 thể hiện các chức năng chính của hệ thống. Khách hàng tương tác với các chức năng mua sắm như tìm kiếm sản phẩm, xem chi tiết, quản lý giỏ hàng, đặt hàng, thanh toán, theo dõi đơn hàng và sử dụng AI tư vấn. Quản trị viên và nhân viên tương tác với các chức năng quản lý sản phẩm, quản lý đơn hàng, báo cáo và hỗ trợ khách hàng. Hệ thống thanh toán là tác nhân bên ngoài tham gia vào quá trình xác nhận giao dịch.</w:t>
+        <w:t xml:space="preserve">Hình 2.1 thể hiện các chức năng chính của hệ thống. Khách hàng tương tác với các chức năng mua sắm như tìm kiếm sản phẩm, xem chi tiết, quản lý giỏ </w:t>
+      </w:r>
+      <w:r>
+        <w:rPr>
+          <w:i/>
+        </w:rPr>
+        <w:lastRenderedPageBreak/>
+        <w:t>hàng, đặt hàng, thanh toán, theo dõi đơn hàng và sử dụng AI tư vấn. Quản trị viên và nhân viên tương tác với các chức năng quản lý sản phẩm, quản lý đơn hàng, báo cáo và hỗ trợ khách hàng. Hệ thống thanh toán là tác nhân bên ngoài tham gia vào quá trình xác nhận giao dịch.</w:t>
       </w:r>
     </w:p>
     <w:p>
@@ -10133,9 +11250,8 @@
         <w:rPr>
           <w:noProof/>
         </w:rPr>
-        <w:lastRenderedPageBreak/>
         <w:drawing>
-          <wp:inline distT="0" distB="0" distL="0" distR="0" wp14:anchorId="3E041DD0" wp14:editId="3EF8888F">
+          <wp:inline distT="0" distB="0" distL="0" distR="0" wp14:anchorId="70A5BC35" wp14:editId="21322482">
             <wp:extent cx="5580000" cy="3348000"/>
             <wp:effectExtent l="0" t="0" r="0" b="0"/>
             <wp:docPr id="2" name="Picture 2"/>
@@ -10210,7 +11326,7 @@
           <w:color w:val="auto"/>
         </w:rPr>
       </w:pPr>
-      <w:bookmarkStart w:id="49" w:name="_Toc230639701"/>
+      <w:bookmarkStart w:id="49" w:name="_Toc230642071"/>
       <w:r>
         <w:rPr>
           <w:rFonts w:ascii="Times New Roman" w:eastAsia="Times New Roman" w:hAnsi="Times New Roman"/>
@@ -10373,7 +11489,7 @@
             </w:pPr>
             <w:r>
               <w:rPr>
-                <w:sz w:val="26"/>
+                <w:sz w:val="24"/>
               </w:rPr>
               <w:t>Tìm được sản phẩm phù hợp theo tên, thương hiệu, giá bán, cấu hình hoặc nhu cầu sử dụng.</w:t>
             </w:r>
@@ -10455,7 +11571,7 @@
             </w:pPr>
             <w:r>
               <w:rPr>
-                <w:sz w:val="26"/>
+                <w:sz w:val="24"/>
               </w:rPr>
               <w:t>Khách hàng nhập từ khóa hoặc chọn bộ lọc; hệ thống truy vấn dữ liệu; danh sách sản phẩm phù hợp được hiển thị; khách hàng chọn sản phẩm để xem chi tiết.</w:t>
             </w:r>
@@ -10496,7 +11612,7 @@
             </w:pPr>
             <w:r>
               <w:rPr>
-                <w:sz w:val="26"/>
+                <w:sz w:val="24"/>
               </w:rPr>
               <w:t>Không có sản phẩm phù hợp, hệ thống hiển thị thông báo và gợi ý thay đổi tiêu chí tìm kiếm.</w:t>
             </w:r>
@@ -10604,7 +11720,6 @@
         <w:rPr>
           <w:i/>
         </w:rPr>
-        <w:lastRenderedPageBreak/>
         <w:t>Bảng 2.6. Mô tả use case tư vấn sản phẩm bằng AI</w:t>
       </w:r>
       <w:bookmarkEnd w:id="51"/>
@@ -10639,6 +11754,7 @@
                 <w:b/>
                 <w:sz w:val="26"/>
               </w:rPr>
+              <w:lastRenderedPageBreak/>
               <w:t>Thành phần</w:t>
             </w:r>
           </w:p>
@@ -10738,7 +11854,7 @@
             </w:pPr>
             <w:r>
               <w:rPr>
-                <w:sz w:val="26"/>
+                <w:sz w:val="24"/>
               </w:rPr>
               <w:t>Gợi ý sản phẩm phù hợp với nhu cầu, ngân sách và mục đích sử dụng của khách hàng.</w:t>
             </w:r>
@@ -10779,7 +11895,7 @@
             </w:pPr>
             <w:r>
               <w:rPr>
-                <w:sz w:val="26"/>
+                <w:sz w:val="24"/>
               </w:rPr>
               <w:t>Hệ thống có dữ liệu sản phẩm, tồn kho và backend được cấu hình kết nối OpenAI API.</w:t>
             </w:r>
@@ -10820,7 +11936,7 @@
             </w:pPr>
             <w:r>
               <w:rPr>
-                <w:sz w:val="26"/>
+                <w:sz w:val="24"/>
               </w:rPr>
               <w:t>Khách hàng nhập nhu cầu; backend lấy dữ liệu sản phẩm liên quan; hệ thống gọi OpenAI API; AI trả về gợi ý và giải thích lý do lựa chọn.</w:t>
             </w:r>
@@ -10861,7 +11977,7 @@
             </w:pPr>
             <w:r>
               <w:rPr>
-                <w:sz w:val="26"/>
+                <w:sz w:val="24"/>
               </w:rPr>
               <w:t>Nếu OpenAI API không phản hồi hoặc dữ liệu sản phẩm không đủ, hệ thống hiển thị thông báo và gợi ý khách hàng sử dụng bộ lọc thủ công.</w:t>
             </w:r>
@@ -11094,7 +12210,7 @@
             </w:pPr>
             <w:r>
               <w:rPr>
-                <w:sz w:val="26"/>
+                <w:sz w:val="24"/>
               </w:rPr>
               <w:t>Khách hàng kiểm tra giỏ hàng; nhập địa chỉ; chọn phương thức thanh toán; hệ thống kiểm tra tồn kho; tạo đơn hàng; cập nhật trạng thái đơn.</w:t>
             </w:r>
@@ -11135,7 +12251,7 @@
             </w:pPr>
             <w:r>
               <w:rPr>
-                <w:sz w:val="26"/>
+                <w:sz w:val="24"/>
               </w:rPr>
               <w:t>Sản phẩm hết hàng hoặc thông tin nhận hàng không hợp lệ, hệ thống yêu cầu khách hàng cập nhật lại.</w:t>
             </w:r>
@@ -11151,7 +12267,7 @@
           <w:color w:val="auto"/>
         </w:rPr>
       </w:pPr>
-      <w:bookmarkStart w:id="53" w:name="_Toc230639702"/>
+      <w:bookmarkStart w:id="53" w:name="_Toc230642072"/>
       <w:r>
         <w:rPr>
           <w:rFonts w:ascii="Times New Roman" w:eastAsia="Times New Roman" w:hAnsi="Times New Roman"/>
@@ -11167,11 +12283,7 @@
         <w:jc w:val="both"/>
       </w:pPr>
       <w:r>
-        <w:t xml:space="preserve">Biểu đồ lớp thể hiện các lớp dữ liệu và nghiệp vụ chính của hệ thống. Các lớp quan trọng gồm User, Role, Product, Category, Cart, CartItem, Order, </w:t>
-      </w:r>
-      <w:r>
-        <w:lastRenderedPageBreak/>
-        <w:t>OrderItem, Review và AIInteraction. Mối quan hệ giữa các lớp phản ánh nghiệp vụ mua hàng, quản lý sản phẩm, đánh giá và lưu lịch sử tương tác AI.</w:t>
+        <w:t>Biểu đồ lớp thể hiện các lớp dữ liệu và nghiệp vụ chính của hệ thống. Các lớp quan trọng gồm User, Role, Product, Category, Cart, CartItem, Order, OrderItem, Review và AIInteraction. Mối quan hệ giữa các lớp phản ánh nghiệp vụ mua hàng, quản lý sản phẩm, đánh giá và lưu lịch sử tương tác AI.</w:t>
       </w:r>
     </w:p>
     <w:p>
@@ -11182,8 +12294,9 @@
         <w:rPr>
           <w:noProof/>
         </w:rPr>
+        <w:lastRenderedPageBreak/>
         <w:drawing>
-          <wp:inline distT="0" distB="0" distL="0" distR="0" wp14:anchorId="5F9BA12D" wp14:editId="70832345">
+          <wp:inline distT="0" distB="0" distL="0" distR="0" wp14:anchorId="1BAF4E65" wp14:editId="2F5F30E4">
             <wp:extent cx="5580000" cy="3282353"/>
             <wp:effectExtent l="0" t="0" r="0" b="0"/>
             <wp:docPr id="3" name="Picture 3"/>
@@ -11251,7 +12364,7 @@
           <w:color w:val="auto"/>
         </w:rPr>
       </w:pPr>
-      <w:bookmarkStart w:id="55" w:name="_Toc230639703"/>
+      <w:bookmarkStart w:id="55" w:name="_Toc230642073"/>
       <w:r>
         <w:rPr>
           <w:rFonts w:ascii="Times New Roman" w:eastAsia="Times New Roman" w:hAnsi="Times New Roman"/>
@@ -11268,7 +12381,7 @@
           <w:color w:val="auto"/>
         </w:rPr>
       </w:pPr>
-      <w:bookmarkStart w:id="56" w:name="_Toc230639704"/>
+      <w:bookmarkStart w:id="56" w:name="_Toc230642074"/>
       <w:r>
         <w:rPr>
           <w:rFonts w:ascii="Times New Roman" w:eastAsia="Times New Roman" w:hAnsi="Times New Roman"/>
@@ -11300,7 +12413,7 @@
         </w:rPr>
         <w:lastRenderedPageBreak/>
         <w:drawing>
-          <wp:inline distT="0" distB="0" distL="0" distR="0" wp14:anchorId="71ED0BCB" wp14:editId="2DEA6328">
+          <wp:inline distT="0" distB="0" distL="0" distR="0" wp14:anchorId="71E35725" wp14:editId="399308BF">
             <wp:extent cx="5580000" cy="3446471"/>
             <wp:effectExtent l="0" t="0" r="0" b="0"/>
             <wp:docPr id="4" name="Picture 4"/>
@@ -11358,7 +12471,7 @@
           <w:color w:val="auto"/>
         </w:rPr>
       </w:pPr>
-      <w:bookmarkStart w:id="58" w:name="_Toc230639705"/>
+      <w:bookmarkStart w:id="58" w:name="_Toc230642075"/>
       <w:r>
         <w:rPr>
           <w:rFonts w:ascii="Times New Roman" w:eastAsia="Times New Roman" w:hAnsi="Times New Roman"/>
@@ -12046,7 +13159,7 @@
           <w:color w:val="auto"/>
         </w:rPr>
       </w:pPr>
-      <w:bookmarkStart w:id="60" w:name="_Toc230639706"/>
+      <w:bookmarkStart w:id="60" w:name="_Toc230642076"/>
       <w:r>
         <w:rPr>
           <w:rFonts w:ascii="Times New Roman" w:eastAsia="Times New Roman" w:hAnsi="Times New Roman"/>
@@ -12323,7 +13436,7 @@
             </w:pPr>
             <w:r>
               <w:rPr>
-                <w:sz w:val="26"/>
+                <w:sz w:val="24"/>
               </w:rPr>
               <w:t>Xem hình ảnh, thông số kỹ thuật, giá bán, tồn kho, đánh giá và sản phẩm liên quan.</w:t>
             </w:r>
@@ -12620,14 +13733,14 @@
               <w:rPr>
                 <w:sz w:val="26"/>
               </w:rPr>
-              <w:t xml:space="preserve">Xem chi tiết đơn, cập </w:t>
+              <w:t xml:space="preserve">Xem chi tiết đơn, cập nhật trạng thái, xác nhận </w:t>
             </w:r>
             <w:r>
               <w:rPr>
                 <w:sz w:val="26"/>
               </w:rPr>
               <w:lastRenderedPageBreak/>
-              <w:t>nhật trạng thái, xác nhận xử lý.</w:t>
+              <w:t>xử lý.</w:t>
             </w:r>
           </w:p>
         </w:tc>
@@ -12644,7 +13757,7 @@
         <w:pStyle w:val="Heading3"/>
         <w:spacing w:after="120" w:line="312" w:lineRule="auto"/>
       </w:pPr>
-      <w:bookmarkStart w:id="62" w:name="_Toc230639707"/>
+      <w:bookmarkStart w:id="62" w:name="_Toc230642077"/>
       <w:r>
         <w:rPr>
           <w:rFonts w:ascii="Times New Roman" w:eastAsia="Times New Roman" w:hAnsi="Times New Roman"/>
@@ -12674,7 +13787,7 @@
           <w:noProof/>
         </w:rPr>
         <w:drawing>
-          <wp:inline distT="0" distB="0" distL="0" distR="0" wp14:anchorId="13EACB7A" wp14:editId="318CC7E9">
+          <wp:inline distT="0" distB="0" distL="0" distR="0" wp14:anchorId="58C36D37" wp14:editId="5C41AB0C">
             <wp:extent cx="5580000" cy="3313125"/>
             <wp:effectExtent l="0" t="0" r="0" b="0"/>
             <wp:docPr id="6" name="Picture 6"/>
@@ -12733,7 +13846,7 @@
           <w:noProof/>
         </w:rPr>
         <w:drawing>
-          <wp:inline distT="0" distB="0" distL="0" distR="0" wp14:anchorId="00DDFF27" wp14:editId="5F9235E9">
+          <wp:inline distT="0" distB="0" distL="0" distR="0" wp14:anchorId="5E4BE3EB" wp14:editId="2073922E">
             <wp:extent cx="5580000" cy="3313125"/>
             <wp:effectExtent l="0" t="0" r="0" b="0"/>
             <wp:docPr id="7" name="Picture 7"/>
@@ -12793,7 +13906,7 @@
         </w:rPr>
         <w:lastRenderedPageBreak/>
         <w:drawing>
-          <wp:inline distT="0" distB="0" distL="0" distR="0" wp14:anchorId="072B1513" wp14:editId="1AD42849">
+          <wp:inline distT="0" distB="0" distL="0" distR="0" wp14:anchorId="0CBBA018" wp14:editId="14F960BC">
             <wp:extent cx="5580000" cy="3313125"/>
             <wp:effectExtent l="0" t="0" r="0" b="0"/>
             <wp:docPr id="8" name="Picture 8"/>
@@ -12852,7 +13965,7 @@
           <w:noProof/>
         </w:rPr>
         <w:drawing>
-          <wp:inline distT="0" distB="0" distL="0" distR="0" wp14:anchorId="581A3CB4" wp14:editId="0197AA79">
+          <wp:inline distT="0" distB="0" distL="0" distR="0" wp14:anchorId="3E00BFA0" wp14:editId="3DC420DC">
             <wp:extent cx="5580000" cy="3313125"/>
             <wp:effectExtent l="0" t="0" r="0" b="0"/>
             <wp:docPr id="9" name="Picture 9"/>
@@ -12912,7 +14025,7 @@
         </w:rPr>
         <w:lastRenderedPageBreak/>
         <w:drawing>
-          <wp:inline distT="0" distB="0" distL="0" distR="0" wp14:anchorId="327398B5" wp14:editId="17B62CCD">
+          <wp:inline distT="0" distB="0" distL="0" distR="0" wp14:anchorId="282D798E" wp14:editId="739D0A0F">
             <wp:extent cx="5580000" cy="3313125"/>
             <wp:effectExtent l="0" t="0" r="0" b="0"/>
             <wp:docPr id="10" name="Picture 10"/>
@@ -12971,7 +14084,7 @@
           <w:noProof/>
         </w:rPr>
         <w:drawing>
-          <wp:inline distT="0" distB="0" distL="0" distR="0" wp14:anchorId="42E179AB" wp14:editId="5F05785D">
+          <wp:inline distT="0" distB="0" distL="0" distR="0" wp14:anchorId="6A97DA9B" wp14:editId="5EAA6192">
             <wp:extent cx="5580000" cy="3313125"/>
             <wp:effectExtent l="0" t="0" r="0" b="0"/>
             <wp:docPr id="11" name="Picture 11"/>
@@ -13031,7 +14144,7 @@
         </w:rPr>
         <w:lastRenderedPageBreak/>
         <w:drawing>
-          <wp:inline distT="0" distB="0" distL="0" distR="0" wp14:anchorId="6FE764D8" wp14:editId="1B14A33D">
+          <wp:inline distT="0" distB="0" distL="0" distR="0" wp14:anchorId="496E0225" wp14:editId="1C5512B2">
             <wp:extent cx="5580000" cy="3313125"/>
             <wp:effectExtent l="0" t="0" r="0" b="0"/>
             <wp:docPr id="12" name="Picture 12"/>
@@ -13090,7 +14203,7 @@
           <w:noProof/>
         </w:rPr>
         <w:drawing>
-          <wp:inline distT="0" distB="0" distL="0" distR="0" wp14:anchorId="01C71CE0" wp14:editId="4EAB7C50">
+          <wp:inline distT="0" distB="0" distL="0" distR="0" wp14:anchorId="06BAF48F" wp14:editId="4D44C6C6">
             <wp:extent cx="5580000" cy="3313125"/>
             <wp:effectExtent l="0" t="0" r="0" b="0"/>
             <wp:docPr id="13" name="Picture 13"/>
@@ -13130,6 +14243,9 @@
       <w:pPr>
         <w:spacing w:after="120" w:line="312" w:lineRule="auto"/>
         <w:jc w:val="center"/>
+        <w:rPr>
+          <w:i/>
+        </w:rPr>
       </w:pPr>
       <w:bookmarkStart w:id="70" w:name="dm_hinh_12"/>
       <w:r>
@@ -13142,32 +14258,4716 @@
     </w:p>
     <w:p>
       <w:pPr>
+        <w:spacing w:after="120" w:line="312" w:lineRule="auto"/>
+        <w:jc w:val="center"/>
+        <w:rPr>
+          <w:i/>
+        </w:rPr>
+      </w:pPr>
+    </w:p>
+    <w:p>
+      <w:pPr>
+        <w:spacing w:after="120" w:line="312" w:lineRule="auto"/>
+        <w:jc w:val="both"/>
+      </w:pPr>
+    </w:p>
+    <w:p>
+      <w:pPr>
+        <w:pStyle w:val="Heading2"/>
+        <w:spacing w:before="120" w:after="120" w:line="312" w:lineRule="auto"/>
+      </w:pPr>
+      <w:bookmarkStart w:id="71" w:name="_Toc230642078"/>
+      <w:r>
+        <w:rPr>
+          <w:rFonts w:ascii="Times New Roman" w:eastAsia="Times New Roman" w:hAnsi="Times New Roman"/>
+        </w:rPr>
+        <w:lastRenderedPageBreak/>
+        <w:t>2.8. Bổ sung phân tích yêu cầu theo đặc tả hệ thống</w:t>
+      </w:r>
+      <w:bookmarkEnd w:id="71"/>
+    </w:p>
+    <w:p>
+      <w:pPr>
+        <w:spacing w:after="120" w:line="312" w:lineRule="auto"/>
+        <w:ind w:firstLine="720"/>
+        <w:jc w:val="both"/>
+      </w:pPr>
+      <w:r>
+        <w:t>Dựa trên đặc tả backend của hệ thống GTech, website được định hướng triển khai trên nền tảng InsForge với PostgreSQL, Auth, Storage và Edge Functions. Do đó, Chương 2 cần bổ sung rõ hơn các nhóm yêu cầu liên quan đến xác thực, danh mục sản phẩm, giỏ hàng, đặt hàng, quản trị, trợ lý AI và kiểm soát quyền.</w:t>
+      </w:r>
+    </w:p>
+    <w:p>
+      <w:pPr>
+        <w:spacing w:before="120" w:after="120" w:line="312" w:lineRule="auto"/>
+        <w:jc w:val="center"/>
+      </w:pPr>
+      <w:bookmarkStart w:id="72" w:name="dm_bang_12"/>
+      <w:r>
+        <w:rPr>
+          <w:i/>
+        </w:rPr>
+        <w:t>Bảng 2.10. Bổ sung yêu cầu chức năng theo đặc tả GTech</w:t>
+      </w:r>
+      <w:bookmarkEnd w:id="72"/>
+    </w:p>
+    <w:tbl>
+      <w:tblPr>
+        <w:tblStyle w:val="TableGrid"/>
+        <w:tblW w:w="0" w:type="auto"/>
+        <w:tblLook w:val="04A0" w:firstRow="1" w:lastRow="0" w:firstColumn="1" w:lastColumn="0" w:noHBand="0" w:noVBand="1"/>
+      </w:tblPr>
+      <w:tblGrid>
+        <w:gridCol w:w="1748"/>
+        <w:gridCol w:w="4895"/>
+        <w:gridCol w:w="2361"/>
+      </w:tblGrid>
+      <w:tr>
+        <w:tc>
+          <w:tcPr>
+            <w:tcW w:w="1814" w:type="dxa"/>
+            <w:vAlign w:val="center"/>
+          </w:tcPr>
+          <w:p>
+            <w:pPr>
+              <w:spacing w:after="60" w:line="276" w:lineRule="auto"/>
+              <w:jc w:val="center"/>
+            </w:pPr>
+            <w:r>
+              <w:rPr>
+                <w:b/>
+                <w:sz w:val="26"/>
+              </w:rPr>
+              <w:t>Nhóm chức năng</w:t>
+            </w:r>
+          </w:p>
+        </w:tc>
+        <w:tc>
+          <w:tcPr>
+            <w:tcW w:w="5159" w:type="dxa"/>
+            <w:vAlign w:val="center"/>
+          </w:tcPr>
+          <w:p>
+            <w:pPr>
+              <w:spacing w:after="60" w:line="276" w:lineRule="auto"/>
+              <w:jc w:val="center"/>
+            </w:pPr>
+            <w:r>
+              <w:rPr>
+                <w:b/>
+                <w:sz w:val="26"/>
+              </w:rPr>
+              <w:t>Yêu cầu chính</w:t>
+            </w:r>
+          </w:p>
+        </w:tc>
+        <w:tc>
+          <w:tcPr>
+            <w:tcW w:w="2494" w:type="dxa"/>
+            <w:vAlign w:val="center"/>
+          </w:tcPr>
+          <w:p>
+            <w:pPr>
+              <w:spacing w:after="60" w:line="276" w:lineRule="auto"/>
+              <w:jc w:val="center"/>
+            </w:pPr>
+            <w:r>
+              <w:rPr>
+                <w:b/>
+                <w:sz w:val="26"/>
+              </w:rPr>
+              <w:t>Đối tượng sử dụng</w:t>
+            </w:r>
+          </w:p>
+        </w:tc>
+      </w:tr>
+      <w:tr>
+        <w:tc>
+          <w:tcPr>
+            <w:tcW w:w="1814" w:type="dxa"/>
+            <w:vAlign w:val="center"/>
+          </w:tcPr>
+          <w:p>
+            <w:pPr>
+              <w:spacing w:after="60" w:line="276" w:lineRule="auto"/>
+              <w:jc w:val="center"/>
+            </w:pPr>
+            <w:r>
+              <w:rPr>
+                <w:sz w:val="26"/>
+              </w:rPr>
+              <w:t>Xác thực</w:t>
+            </w:r>
+          </w:p>
+        </w:tc>
+        <w:tc>
+          <w:tcPr>
+            <w:tcW w:w="5159" w:type="dxa"/>
+            <w:vAlign w:val="center"/>
+          </w:tcPr>
+          <w:p>
+            <w:pPr>
+              <w:spacing w:after="60" w:line="276" w:lineRule="auto"/>
+            </w:pPr>
+            <w:r>
+              <w:rPr>
+                <w:sz w:val="24"/>
+              </w:rPr>
+              <w:t>Đăng ký, đăng nhập email/password, đăng nhập Google/Facebook, đồng bộ hồ sơ người dùng sau khi xác thực.</w:t>
+            </w:r>
+          </w:p>
+        </w:tc>
+        <w:tc>
+          <w:tcPr>
+            <w:tcW w:w="2494" w:type="dxa"/>
+            <w:vAlign w:val="center"/>
+          </w:tcPr>
+          <w:p>
+            <w:pPr>
+              <w:spacing w:after="60" w:line="276" w:lineRule="auto"/>
+            </w:pPr>
+            <w:r>
+              <w:rPr>
+                <w:sz w:val="26"/>
+              </w:rPr>
+              <w:t>Khách hàng, nhân viên, quản trị viên</w:t>
+            </w:r>
+          </w:p>
+        </w:tc>
+      </w:tr>
+      <w:tr>
+        <w:tc>
+          <w:tcPr>
+            <w:tcW w:w="1814" w:type="dxa"/>
+            <w:vAlign w:val="center"/>
+          </w:tcPr>
+          <w:p>
+            <w:pPr>
+              <w:spacing w:after="60" w:line="276" w:lineRule="auto"/>
+              <w:jc w:val="center"/>
+            </w:pPr>
+            <w:r>
+              <w:rPr>
+                <w:sz w:val="26"/>
+              </w:rPr>
+              <w:t>Catalog</w:t>
+            </w:r>
+          </w:p>
+        </w:tc>
+        <w:tc>
+          <w:tcPr>
+            <w:tcW w:w="5159" w:type="dxa"/>
+            <w:vAlign w:val="center"/>
+          </w:tcPr>
+          <w:p>
+            <w:pPr>
+              <w:spacing w:after="60" w:line="276" w:lineRule="auto"/>
+            </w:pPr>
+            <w:r>
+              <w:rPr>
+                <w:sz w:val="24"/>
+              </w:rPr>
+              <w:t>Quản lý danh mục, thương hiệu, sản phẩm, ảnh sản phẩm, thông số kỹ thuật, trạng thái tồn kho và sản phẩm nổi bật.</w:t>
+            </w:r>
+          </w:p>
+        </w:tc>
+        <w:tc>
+          <w:tcPr>
+            <w:tcW w:w="2494" w:type="dxa"/>
+            <w:vAlign w:val="center"/>
+          </w:tcPr>
+          <w:p>
+            <w:pPr>
+              <w:spacing w:after="60" w:line="276" w:lineRule="auto"/>
+            </w:pPr>
+            <w:r>
+              <w:rPr>
+                <w:sz w:val="26"/>
+              </w:rPr>
+              <w:t>Khách hàng, quản trị viên</w:t>
+            </w:r>
+          </w:p>
+        </w:tc>
+      </w:tr>
+      <w:tr>
+        <w:tc>
+          <w:tcPr>
+            <w:tcW w:w="1814" w:type="dxa"/>
+            <w:vAlign w:val="center"/>
+          </w:tcPr>
+          <w:p>
+            <w:pPr>
+              <w:spacing w:after="60" w:line="276" w:lineRule="auto"/>
+              <w:jc w:val="center"/>
+            </w:pPr>
+            <w:r>
+              <w:rPr>
+                <w:sz w:val="26"/>
+              </w:rPr>
+              <w:t>Giỏ hàng</w:t>
+            </w:r>
+          </w:p>
+        </w:tc>
+        <w:tc>
+          <w:tcPr>
+            <w:tcW w:w="5159" w:type="dxa"/>
+            <w:vAlign w:val="center"/>
+          </w:tcPr>
+          <w:p>
+            <w:pPr>
+              <w:spacing w:after="60" w:line="276" w:lineRule="auto"/>
+            </w:pPr>
+            <w:r>
+              <w:rPr>
+                <w:sz w:val="24"/>
+              </w:rPr>
+              <w:t>Thêm/cập nhật/xóa sản phẩm trong giỏ, đồng bộ giỏ theo tài khoản, kiểm tra số lượng không vượt tồn kho.</w:t>
+            </w:r>
+          </w:p>
+        </w:tc>
+        <w:tc>
+          <w:tcPr>
+            <w:tcW w:w="2494" w:type="dxa"/>
+            <w:vAlign w:val="center"/>
+          </w:tcPr>
+          <w:p>
+            <w:pPr>
+              <w:spacing w:after="60" w:line="276" w:lineRule="auto"/>
+            </w:pPr>
+            <w:r>
+              <w:rPr>
+                <w:sz w:val="26"/>
+              </w:rPr>
+              <w:t>Khách hàng</w:t>
+            </w:r>
+          </w:p>
+        </w:tc>
+      </w:tr>
+      <w:tr>
+        <w:tc>
+          <w:tcPr>
+            <w:tcW w:w="1814" w:type="dxa"/>
+            <w:vAlign w:val="center"/>
+          </w:tcPr>
+          <w:p>
+            <w:pPr>
+              <w:spacing w:after="60" w:line="276" w:lineRule="auto"/>
+              <w:jc w:val="center"/>
+            </w:pPr>
+            <w:r>
+              <w:rPr>
+                <w:sz w:val="26"/>
+              </w:rPr>
+              <w:t>Đặt hàng</w:t>
+            </w:r>
+          </w:p>
+        </w:tc>
+        <w:tc>
+          <w:tcPr>
+            <w:tcW w:w="5159" w:type="dxa"/>
+            <w:vAlign w:val="center"/>
+          </w:tcPr>
+          <w:p>
+            <w:pPr>
+              <w:spacing w:after="60" w:line="276" w:lineRule="auto"/>
+            </w:pPr>
+            <w:r>
+              <w:rPr>
+                <w:sz w:val="24"/>
+              </w:rPr>
+              <w:t>Tạo đơn từ giỏ hàng, kiểm tra tồn kho, áp mã giảm giá, tính phí vận chuyển, lưu chi tiết đơn và trừ tồn kho an toàn.</w:t>
+            </w:r>
+          </w:p>
+        </w:tc>
+        <w:tc>
+          <w:tcPr>
+            <w:tcW w:w="2494" w:type="dxa"/>
+            <w:vAlign w:val="center"/>
+          </w:tcPr>
+          <w:p>
+            <w:pPr>
+              <w:spacing w:after="60" w:line="276" w:lineRule="auto"/>
+            </w:pPr>
+            <w:r>
+              <w:rPr>
+                <w:sz w:val="26"/>
+              </w:rPr>
+              <w:t>Khách hàng</w:t>
+            </w:r>
+          </w:p>
+        </w:tc>
+      </w:tr>
+      <w:tr>
+        <w:tc>
+          <w:tcPr>
+            <w:tcW w:w="1814" w:type="dxa"/>
+            <w:vAlign w:val="center"/>
+          </w:tcPr>
+          <w:p>
+            <w:pPr>
+              <w:spacing w:after="60" w:line="276" w:lineRule="auto"/>
+              <w:jc w:val="center"/>
+            </w:pPr>
+            <w:r>
+              <w:rPr>
+                <w:sz w:val="26"/>
+              </w:rPr>
+              <w:t>Quản trị</w:t>
+            </w:r>
+          </w:p>
+        </w:tc>
+        <w:tc>
+          <w:tcPr>
+            <w:tcW w:w="5159" w:type="dxa"/>
+            <w:vAlign w:val="center"/>
+          </w:tcPr>
+          <w:p>
+            <w:pPr>
+              <w:spacing w:after="60" w:line="276" w:lineRule="auto"/>
+            </w:pPr>
+            <w:r>
+              <w:rPr>
+                <w:sz w:val="24"/>
+              </w:rPr>
+              <w:t>Dashboard, quản lý sản phẩm, quản lý đơn hàng, cập nhật trạng thái đơn, điều chỉnh tồn kho và ghi audit log.</w:t>
+            </w:r>
+          </w:p>
+        </w:tc>
+        <w:tc>
+          <w:tcPr>
+            <w:tcW w:w="2494" w:type="dxa"/>
+            <w:vAlign w:val="center"/>
+          </w:tcPr>
+          <w:p>
+            <w:pPr>
+              <w:spacing w:after="60" w:line="276" w:lineRule="auto"/>
+            </w:pPr>
+            <w:r>
+              <w:rPr>
+                <w:sz w:val="26"/>
+              </w:rPr>
+              <w:t>Nhân viên, quản trị viên</w:t>
+            </w:r>
+          </w:p>
+        </w:tc>
+      </w:tr>
+      <w:tr>
+        <w:tc>
+          <w:tcPr>
+            <w:tcW w:w="1814" w:type="dxa"/>
+            <w:vAlign w:val="center"/>
+          </w:tcPr>
+          <w:p>
+            <w:pPr>
+              <w:spacing w:after="60" w:line="276" w:lineRule="auto"/>
+              <w:jc w:val="center"/>
+            </w:pPr>
+            <w:r>
+              <w:rPr>
+                <w:sz w:val="26"/>
+              </w:rPr>
+              <w:t>AI Agent</w:t>
+            </w:r>
+          </w:p>
+        </w:tc>
+        <w:tc>
+          <w:tcPr>
+            <w:tcW w:w="5159" w:type="dxa"/>
+            <w:vAlign w:val="center"/>
+          </w:tcPr>
+          <w:p>
+            <w:pPr>
+              <w:spacing w:after="60" w:line="276" w:lineRule="auto"/>
+            </w:pPr>
+            <w:r>
+              <w:rPr>
+                <w:sz w:val="24"/>
+              </w:rPr>
+              <w:t>Lưu hội thoại, phân tích nhu cầu, tìm sản phẩm, trả lời tư vấn và trả về action có cấu trúc để frontend thực thi có kiểm soát.</w:t>
+            </w:r>
+          </w:p>
+        </w:tc>
+        <w:tc>
+          <w:tcPr>
+            <w:tcW w:w="2494" w:type="dxa"/>
+            <w:vAlign w:val="center"/>
+          </w:tcPr>
+          <w:p>
+            <w:pPr>
+              <w:spacing w:after="60" w:line="276" w:lineRule="auto"/>
+            </w:pPr>
+            <w:r>
+              <w:rPr>
+                <w:sz w:val="26"/>
+              </w:rPr>
+              <w:t>Khách hàng, nhân viên, quản trị viên</w:t>
+            </w:r>
+          </w:p>
+        </w:tc>
+      </w:tr>
+    </w:tbl>
+    <w:p>
+      <w:pPr>
+        <w:spacing w:before="120" w:after="120" w:line="312" w:lineRule="auto"/>
+        <w:jc w:val="center"/>
+      </w:pPr>
+      <w:bookmarkStart w:id="73" w:name="dm_bang_13"/>
+      <w:r>
+        <w:rPr>
+          <w:i/>
+        </w:rPr>
+        <w:t>Bảng 2.11. Bổ sung yêu cầu phi chức năng</w:t>
+      </w:r>
+      <w:bookmarkEnd w:id="73"/>
+    </w:p>
+    <w:tbl>
+      <w:tblPr>
+        <w:tblStyle w:val="TableGrid"/>
+        <w:tblW w:w="0" w:type="auto"/>
+        <w:tblLook w:val="04A0" w:firstRow="1" w:lastRow="0" w:firstColumn="1" w:lastColumn="0" w:noHBand="0" w:noVBand="1"/>
+      </w:tblPr>
+      <w:tblGrid>
+        <w:gridCol w:w="2236"/>
+        <w:gridCol w:w="6768"/>
+      </w:tblGrid>
+      <w:tr>
+        <w:tc>
+          <w:tcPr>
+            <w:tcW w:w="2324" w:type="dxa"/>
+            <w:vAlign w:val="center"/>
+          </w:tcPr>
+          <w:p>
+            <w:pPr>
+              <w:spacing w:after="60" w:line="276" w:lineRule="auto"/>
+              <w:jc w:val="center"/>
+            </w:pPr>
+            <w:r>
+              <w:rPr>
+                <w:b/>
+                <w:sz w:val="26"/>
+              </w:rPr>
+              <w:t>Nhóm yêu cầu</w:t>
+            </w:r>
+          </w:p>
+        </w:tc>
+        <w:tc>
+          <w:tcPr>
+            <w:tcW w:w="7143" w:type="dxa"/>
+            <w:vAlign w:val="center"/>
+          </w:tcPr>
+          <w:p>
+            <w:pPr>
+              <w:spacing w:after="60" w:line="276" w:lineRule="auto"/>
+              <w:jc w:val="center"/>
+            </w:pPr>
+            <w:r>
+              <w:rPr>
+                <w:b/>
+                <w:sz w:val="26"/>
+              </w:rPr>
+              <w:t>Nội dung cần đáp ứng</w:t>
+            </w:r>
+          </w:p>
+        </w:tc>
+      </w:tr>
+      <w:tr>
+        <w:tc>
+          <w:tcPr>
+            <w:tcW w:w="2324" w:type="dxa"/>
+            <w:vAlign w:val="center"/>
+          </w:tcPr>
+          <w:p>
+            <w:pPr>
+              <w:spacing w:after="60" w:line="276" w:lineRule="auto"/>
+              <w:jc w:val="center"/>
+            </w:pPr>
+            <w:r>
+              <w:rPr>
+                <w:sz w:val="26"/>
+              </w:rPr>
+              <w:t>Bảo mật</w:t>
+            </w:r>
+          </w:p>
+        </w:tc>
+        <w:tc>
+          <w:tcPr>
+            <w:tcW w:w="7143" w:type="dxa"/>
+            <w:vAlign w:val="center"/>
+          </w:tcPr>
+          <w:p>
+            <w:pPr>
+              <w:spacing w:after="60" w:line="276" w:lineRule="auto"/>
+            </w:pPr>
+            <w:r>
+              <w:rPr>
+                <w:sz w:val="24"/>
+              </w:rPr>
+              <w:t>Mật khẩu và phiên đăng nhập do Auth quản lý; dữ liệu người dùng, giỏ hàng, đơn hàng được kiểm soát bằng RLS và role.</w:t>
+            </w:r>
+          </w:p>
+        </w:tc>
+      </w:tr>
+      <w:tr>
+        <w:tc>
+          <w:tcPr>
+            <w:tcW w:w="2324" w:type="dxa"/>
+            <w:vAlign w:val="center"/>
+          </w:tcPr>
+          <w:p>
+            <w:pPr>
+              <w:spacing w:after="60" w:line="276" w:lineRule="auto"/>
+              <w:jc w:val="center"/>
+            </w:pPr>
+            <w:r>
+              <w:rPr>
+                <w:sz w:val="26"/>
+              </w:rPr>
+              <w:t>Toàn vẹn dữ liệu</w:t>
+            </w:r>
+          </w:p>
+        </w:tc>
+        <w:tc>
+          <w:tcPr>
+            <w:tcW w:w="7143" w:type="dxa"/>
+            <w:vAlign w:val="center"/>
+          </w:tcPr>
+          <w:p>
+            <w:pPr>
+              <w:spacing w:after="60" w:line="276" w:lineRule="auto"/>
+            </w:pPr>
+            <w:r>
+              <w:rPr>
+                <w:sz w:val="24"/>
+              </w:rPr>
+              <w:t>Các nghiệp vụ tạo đơn, cập nhật giỏ, cập nhật tồn kho cần chạy qua RPC/Edge Function để tránh race condition.</w:t>
+            </w:r>
+          </w:p>
+        </w:tc>
+      </w:tr>
+      <w:tr>
+        <w:tc>
+          <w:tcPr>
+            <w:tcW w:w="2324" w:type="dxa"/>
+            <w:vAlign w:val="center"/>
+          </w:tcPr>
+          <w:p>
+            <w:pPr>
+              <w:spacing w:after="60" w:line="276" w:lineRule="auto"/>
+              <w:jc w:val="center"/>
+            </w:pPr>
+            <w:r>
+              <w:rPr>
+                <w:sz w:val="26"/>
+              </w:rPr>
+              <w:t>Khả năng mở rộng</w:t>
+            </w:r>
+          </w:p>
+        </w:tc>
+        <w:tc>
+          <w:tcPr>
+            <w:tcW w:w="7143" w:type="dxa"/>
+            <w:vAlign w:val="center"/>
+          </w:tcPr>
+          <w:p>
+            <w:pPr>
+              <w:spacing w:after="60" w:line="276" w:lineRule="auto"/>
+            </w:pPr>
+            <w:r>
+              <w:rPr>
+                <w:sz w:val="24"/>
+              </w:rPr>
+              <w:t>Sử dụng PostgreSQL, JSONB cho thông số sản phẩm linh hoạt, Storage cho ảnh và Edge Functions cho nghiệp vụ cần transaction.</w:t>
+            </w:r>
+          </w:p>
+        </w:tc>
+      </w:tr>
+      <w:tr>
+        <w:tc>
+          <w:tcPr>
+            <w:tcW w:w="2324" w:type="dxa"/>
+            <w:vAlign w:val="center"/>
+          </w:tcPr>
+          <w:p>
+            <w:pPr>
+              <w:spacing w:after="60" w:line="276" w:lineRule="auto"/>
+              <w:jc w:val="center"/>
+            </w:pPr>
+            <w:r>
+              <w:rPr>
+                <w:sz w:val="26"/>
+              </w:rPr>
+              <w:t>Khả năng kiểm toán</w:t>
+            </w:r>
+          </w:p>
+        </w:tc>
+        <w:tc>
+          <w:tcPr>
+            <w:tcW w:w="7143" w:type="dxa"/>
+            <w:vAlign w:val="center"/>
+          </w:tcPr>
+          <w:p>
+            <w:pPr>
+              <w:spacing w:after="60" w:line="276" w:lineRule="auto"/>
+            </w:pPr>
+            <w:r>
+              <w:rPr>
+                <w:sz w:val="24"/>
+              </w:rPr>
+              <w:t>Action của AI, cập nhật đơn hàng, điều chỉnh tồn kho và thao tác quản trị phải có log để truy vết.</w:t>
+            </w:r>
+          </w:p>
+        </w:tc>
+      </w:tr>
+      <w:tr>
+        <w:tc>
+          <w:tcPr>
+            <w:tcW w:w="2324" w:type="dxa"/>
+            <w:vAlign w:val="center"/>
+          </w:tcPr>
+          <w:p>
+            <w:pPr>
+              <w:spacing w:after="60" w:line="276" w:lineRule="auto"/>
+              <w:jc w:val="center"/>
+            </w:pPr>
+            <w:r>
+              <w:rPr>
+                <w:sz w:val="26"/>
+              </w:rPr>
+              <w:lastRenderedPageBreak/>
+              <w:t>Trải nghiệm người dùng</w:t>
+            </w:r>
+          </w:p>
+        </w:tc>
+        <w:tc>
+          <w:tcPr>
+            <w:tcW w:w="7143" w:type="dxa"/>
+            <w:vAlign w:val="center"/>
+          </w:tcPr>
+          <w:p>
+            <w:pPr>
+              <w:spacing w:after="60" w:line="276" w:lineRule="auto"/>
+            </w:pPr>
+            <w:r>
+              <w:rPr>
+                <w:sz w:val="24"/>
+              </w:rPr>
+              <w:t>Tìm kiếm, lọc, so sánh, xem chi tiết, giỏ hàng và trợ lý AI phải phản hồi rõ ràng, hạn chế thao tác thừa.</w:t>
+            </w:r>
+          </w:p>
+        </w:tc>
+      </w:tr>
+    </w:tbl>
+    <w:p>
+      <w:pPr>
+        <w:pStyle w:val="Heading2"/>
+        <w:spacing w:before="120" w:after="120" w:line="312" w:lineRule="auto"/>
+      </w:pPr>
+      <w:bookmarkStart w:id="74" w:name="_Toc230642079"/>
+      <w:r>
+        <w:rPr>
+          <w:rFonts w:ascii="Times New Roman" w:eastAsia="Times New Roman" w:hAnsi="Times New Roman"/>
+        </w:rPr>
+        <w:t>2.9. Ma trận quyền và phạm vi sử dụng hệ thống</w:t>
+      </w:r>
+      <w:bookmarkEnd w:id="74"/>
+    </w:p>
+    <w:p>
+      <w:pPr>
+        <w:spacing w:after="120" w:line="312" w:lineRule="auto"/>
+        <w:ind w:firstLine="720"/>
+        <w:jc w:val="both"/>
+      </w:pPr>
+      <w:r>
+        <w:t>Hệ thống phân quyền theo bốn vai trò chính gồm guest, customer, staff và admin. Việc phân quyền này không chỉ áp dụng cho các màn hình thông thường mà còn áp dụng cho các action do AI đề xuất.</w:t>
+      </w:r>
+    </w:p>
+    <w:p>
+      <w:pPr>
+        <w:spacing w:before="120" w:after="120" w:line="312" w:lineRule="auto"/>
+        <w:jc w:val="center"/>
+      </w:pPr>
+      <w:bookmarkStart w:id="75" w:name="dm_bang_14"/>
+      <w:r>
+        <w:rPr>
+          <w:i/>
+        </w:rPr>
+        <w:t>Bảng 2.12. Ma trận quyền của các vai trò trong hệ thống</w:t>
+      </w:r>
+      <w:bookmarkEnd w:id="75"/>
+    </w:p>
+    <w:tbl>
+      <w:tblPr>
+        <w:tblStyle w:val="TableGrid"/>
+        <w:tblW w:w="0" w:type="auto"/>
+        <w:tblLook w:val="04A0" w:firstRow="1" w:lastRow="0" w:firstColumn="1" w:lastColumn="0" w:noHBand="0" w:noVBand="1"/>
+      </w:tblPr>
+      <w:tblGrid>
+        <w:gridCol w:w="1814"/>
+        <w:gridCol w:w="1757"/>
+        <w:gridCol w:w="1871"/>
+        <w:gridCol w:w="1757"/>
+        <w:gridCol w:w="1757"/>
+      </w:tblGrid>
+      <w:tr>
+        <w:tc>
+          <w:tcPr>
+            <w:tcW w:w="1814" w:type="dxa"/>
+            <w:vAlign w:val="center"/>
+          </w:tcPr>
+          <w:p>
+            <w:pPr>
+              <w:spacing w:after="60" w:line="276" w:lineRule="auto"/>
+              <w:jc w:val="center"/>
+            </w:pPr>
+            <w:r>
+              <w:rPr>
+                <w:b/>
+                <w:sz w:val="26"/>
+              </w:rPr>
+              <w:t>Tài nguyên</w:t>
+            </w:r>
+          </w:p>
+        </w:tc>
+        <w:tc>
+          <w:tcPr>
+            <w:tcW w:w="1757" w:type="dxa"/>
+            <w:vAlign w:val="center"/>
+          </w:tcPr>
+          <w:p>
+            <w:pPr>
+              <w:spacing w:after="60" w:line="276" w:lineRule="auto"/>
+              <w:jc w:val="center"/>
+            </w:pPr>
+            <w:r>
+              <w:rPr>
+                <w:b/>
+                <w:sz w:val="26"/>
+              </w:rPr>
+              <w:t>Guest</w:t>
+            </w:r>
+          </w:p>
+        </w:tc>
+        <w:tc>
+          <w:tcPr>
+            <w:tcW w:w="1871" w:type="dxa"/>
+            <w:vAlign w:val="center"/>
+          </w:tcPr>
+          <w:p>
+            <w:pPr>
+              <w:spacing w:after="60" w:line="276" w:lineRule="auto"/>
+              <w:jc w:val="center"/>
+            </w:pPr>
+            <w:r>
+              <w:rPr>
+                <w:b/>
+                <w:sz w:val="26"/>
+              </w:rPr>
+              <w:t>Customer</w:t>
+            </w:r>
+          </w:p>
+        </w:tc>
+        <w:tc>
+          <w:tcPr>
+            <w:tcW w:w="1757" w:type="dxa"/>
+            <w:vAlign w:val="center"/>
+          </w:tcPr>
+          <w:p>
+            <w:pPr>
+              <w:spacing w:after="60" w:line="276" w:lineRule="auto"/>
+              <w:jc w:val="center"/>
+            </w:pPr>
+            <w:r>
+              <w:rPr>
+                <w:b/>
+                <w:sz w:val="26"/>
+              </w:rPr>
+              <w:t>Staff</w:t>
+            </w:r>
+          </w:p>
+        </w:tc>
+        <w:tc>
+          <w:tcPr>
+            <w:tcW w:w="1757" w:type="dxa"/>
+            <w:vAlign w:val="center"/>
+          </w:tcPr>
+          <w:p>
+            <w:pPr>
+              <w:spacing w:after="60" w:line="276" w:lineRule="auto"/>
+              <w:jc w:val="center"/>
+            </w:pPr>
+            <w:r>
+              <w:rPr>
+                <w:b/>
+                <w:sz w:val="26"/>
+              </w:rPr>
+              <w:t>Admin</w:t>
+            </w:r>
+          </w:p>
+        </w:tc>
+      </w:tr>
+      <w:tr>
+        <w:tc>
+          <w:tcPr>
+            <w:tcW w:w="1814" w:type="dxa"/>
+            <w:vAlign w:val="center"/>
+          </w:tcPr>
+          <w:p>
+            <w:pPr>
+              <w:spacing w:after="60" w:line="276" w:lineRule="auto"/>
+              <w:jc w:val="center"/>
+            </w:pPr>
+            <w:r>
+              <w:rPr>
+                <w:sz w:val="26"/>
+              </w:rPr>
+              <w:t>Sản phẩm</w:t>
+            </w:r>
+          </w:p>
+        </w:tc>
+        <w:tc>
+          <w:tcPr>
+            <w:tcW w:w="1757" w:type="dxa"/>
+            <w:vAlign w:val="center"/>
+          </w:tcPr>
+          <w:p>
+            <w:pPr>
+              <w:spacing w:after="60" w:line="276" w:lineRule="auto"/>
+            </w:pPr>
+            <w:r>
+              <w:rPr>
+                <w:sz w:val="26"/>
+              </w:rPr>
+              <w:t>Xem sản phẩm active</w:t>
+            </w:r>
+          </w:p>
+        </w:tc>
+        <w:tc>
+          <w:tcPr>
+            <w:tcW w:w="1871" w:type="dxa"/>
+            <w:vAlign w:val="center"/>
+          </w:tcPr>
+          <w:p>
+            <w:pPr>
+              <w:spacing w:after="60" w:line="276" w:lineRule="auto"/>
+            </w:pPr>
+            <w:r>
+              <w:rPr>
+                <w:sz w:val="26"/>
+              </w:rPr>
+              <w:t>Xem sản phẩm active</w:t>
+            </w:r>
+          </w:p>
+        </w:tc>
+        <w:tc>
+          <w:tcPr>
+            <w:tcW w:w="1757" w:type="dxa"/>
+            <w:vAlign w:val="center"/>
+          </w:tcPr>
+          <w:p>
+            <w:pPr>
+              <w:spacing w:after="60" w:line="276" w:lineRule="auto"/>
+            </w:pPr>
+            <w:r>
+              <w:rPr>
+                <w:sz w:val="26"/>
+              </w:rPr>
+              <w:t>Xem sản phẩm</w:t>
+            </w:r>
+          </w:p>
+        </w:tc>
+        <w:tc>
+          <w:tcPr>
+            <w:tcW w:w="1757" w:type="dxa"/>
+            <w:vAlign w:val="center"/>
+          </w:tcPr>
+          <w:p>
+            <w:pPr>
+              <w:spacing w:after="60" w:line="276" w:lineRule="auto"/>
+            </w:pPr>
+            <w:r>
+              <w:rPr>
+                <w:sz w:val="26"/>
+              </w:rPr>
+              <w:t>Toàn quyền quản lý</w:t>
+            </w:r>
+          </w:p>
+        </w:tc>
+      </w:tr>
+      <w:tr>
+        <w:tc>
+          <w:tcPr>
+            <w:tcW w:w="1814" w:type="dxa"/>
+            <w:vAlign w:val="center"/>
+          </w:tcPr>
+          <w:p>
+            <w:pPr>
+              <w:spacing w:after="60" w:line="276" w:lineRule="auto"/>
+              <w:jc w:val="center"/>
+            </w:pPr>
+            <w:r>
+              <w:rPr>
+                <w:sz w:val="26"/>
+              </w:rPr>
+              <w:t>Giỏ hàng</w:t>
+            </w:r>
+          </w:p>
+        </w:tc>
+        <w:tc>
+          <w:tcPr>
+            <w:tcW w:w="1757" w:type="dxa"/>
+            <w:vAlign w:val="center"/>
+          </w:tcPr>
+          <w:p>
+            <w:pPr>
+              <w:spacing w:after="60" w:line="276" w:lineRule="auto"/>
+            </w:pPr>
+            <w:r>
+              <w:rPr>
+                <w:sz w:val="26"/>
+              </w:rPr>
+              <w:t>Giỏ local tạm thời</w:t>
+            </w:r>
+          </w:p>
+        </w:tc>
+        <w:tc>
+          <w:tcPr>
+            <w:tcW w:w="1871" w:type="dxa"/>
+            <w:vAlign w:val="center"/>
+          </w:tcPr>
+          <w:p>
+            <w:pPr>
+              <w:spacing w:after="60" w:line="276" w:lineRule="auto"/>
+            </w:pPr>
+            <w:r>
+              <w:rPr>
+                <w:sz w:val="26"/>
+              </w:rPr>
+              <w:t>Giỏ của chính mình</w:t>
+            </w:r>
+          </w:p>
+        </w:tc>
+        <w:tc>
+          <w:tcPr>
+            <w:tcW w:w="1757" w:type="dxa"/>
+            <w:vAlign w:val="center"/>
+          </w:tcPr>
+          <w:p>
+            <w:pPr>
+              <w:spacing w:after="60" w:line="276" w:lineRule="auto"/>
+            </w:pPr>
+            <w:r>
+              <w:rPr>
+                <w:sz w:val="26"/>
+              </w:rPr>
+              <w:t>Không thao tác</w:t>
+            </w:r>
+          </w:p>
+        </w:tc>
+        <w:tc>
+          <w:tcPr>
+            <w:tcW w:w="1757" w:type="dxa"/>
+            <w:vAlign w:val="center"/>
+          </w:tcPr>
+          <w:p>
+            <w:pPr>
+              <w:spacing w:after="60" w:line="276" w:lineRule="auto"/>
+            </w:pPr>
+            <w:r>
+              <w:rPr>
+                <w:sz w:val="26"/>
+              </w:rPr>
+              <w:t>Không thao tác</w:t>
+            </w:r>
+          </w:p>
+        </w:tc>
+      </w:tr>
+      <w:tr>
+        <w:tc>
+          <w:tcPr>
+            <w:tcW w:w="1814" w:type="dxa"/>
+            <w:vAlign w:val="center"/>
+          </w:tcPr>
+          <w:p>
+            <w:pPr>
+              <w:spacing w:after="60" w:line="276" w:lineRule="auto"/>
+              <w:jc w:val="center"/>
+            </w:pPr>
+            <w:r>
+              <w:rPr>
+                <w:sz w:val="26"/>
+              </w:rPr>
+              <w:t>Đơn hàng</w:t>
+            </w:r>
+          </w:p>
+        </w:tc>
+        <w:tc>
+          <w:tcPr>
+            <w:tcW w:w="1757" w:type="dxa"/>
+            <w:vAlign w:val="center"/>
+          </w:tcPr>
+          <w:p>
+            <w:pPr>
+              <w:spacing w:after="60" w:line="276" w:lineRule="auto"/>
+            </w:pPr>
+            <w:r>
+              <w:rPr>
+                <w:sz w:val="26"/>
+              </w:rPr>
+              <w:t>Không xem</w:t>
+            </w:r>
+          </w:p>
+        </w:tc>
+        <w:tc>
+          <w:tcPr>
+            <w:tcW w:w="1871" w:type="dxa"/>
+            <w:vAlign w:val="center"/>
+          </w:tcPr>
+          <w:p>
+            <w:pPr>
+              <w:spacing w:after="60" w:line="276" w:lineRule="auto"/>
+            </w:pPr>
+            <w:r>
+              <w:rPr>
+                <w:sz w:val="26"/>
+              </w:rPr>
+              <w:t>Xem đơn của chính mình</w:t>
+            </w:r>
+          </w:p>
+        </w:tc>
+        <w:tc>
+          <w:tcPr>
+            <w:tcW w:w="1757" w:type="dxa"/>
+            <w:vAlign w:val="center"/>
+          </w:tcPr>
+          <w:p>
+            <w:pPr>
+              <w:spacing w:after="60" w:line="276" w:lineRule="auto"/>
+            </w:pPr>
+            <w:r>
+              <w:rPr>
+                <w:sz w:val="26"/>
+              </w:rPr>
+              <w:t>Xem và xử lý đơn</w:t>
+            </w:r>
+          </w:p>
+        </w:tc>
+        <w:tc>
+          <w:tcPr>
+            <w:tcW w:w="1757" w:type="dxa"/>
+            <w:vAlign w:val="center"/>
+          </w:tcPr>
+          <w:p>
+            <w:pPr>
+              <w:spacing w:after="60" w:line="276" w:lineRule="auto"/>
+            </w:pPr>
+            <w:r>
+              <w:rPr>
+                <w:sz w:val="26"/>
+              </w:rPr>
+              <w:t>Toàn quyền quản lý đơn</w:t>
+            </w:r>
+          </w:p>
+        </w:tc>
+      </w:tr>
+      <w:tr>
+        <w:tc>
+          <w:tcPr>
+            <w:tcW w:w="1814" w:type="dxa"/>
+            <w:vAlign w:val="center"/>
+          </w:tcPr>
+          <w:p>
+            <w:pPr>
+              <w:spacing w:after="60" w:line="276" w:lineRule="auto"/>
+              <w:jc w:val="center"/>
+            </w:pPr>
+            <w:r>
+              <w:rPr>
+                <w:sz w:val="26"/>
+              </w:rPr>
+              <w:t>Tồn kho</w:t>
+            </w:r>
+          </w:p>
+        </w:tc>
+        <w:tc>
+          <w:tcPr>
+            <w:tcW w:w="1757" w:type="dxa"/>
+            <w:vAlign w:val="center"/>
+          </w:tcPr>
+          <w:p>
+            <w:pPr>
+              <w:spacing w:after="60" w:line="276" w:lineRule="auto"/>
+            </w:pPr>
+            <w:r>
+              <w:rPr>
+                <w:sz w:val="26"/>
+              </w:rPr>
+              <w:t>Không</w:t>
+            </w:r>
+          </w:p>
+        </w:tc>
+        <w:tc>
+          <w:tcPr>
+            <w:tcW w:w="1871" w:type="dxa"/>
+            <w:vAlign w:val="center"/>
+          </w:tcPr>
+          <w:p>
+            <w:pPr>
+              <w:spacing w:after="60" w:line="276" w:lineRule="auto"/>
+            </w:pPr>
+            <w:r>
+              <w:rPr>
+                <w:sz w:val="26"/>
+              </w:rPr>
+              <w:t>Không</w:t>
+            </w:r>
+          </w:p>
+        </w:tc>
+        <w:tc>
+          <w:tcPr>
+            <w:tcW w:w="1757" w:type="dxa"/>
+            <w:vAlign w:val="center"/>
+          </w:tcPr>
+          <w:p>
+            <w:pPr>
+              <w:spacing w:after="60" w:line="276" w:lineRule="auto"/>
+            </w:pPr>
+            <w:r>
+              <w:rPr>
+                <w:sz w:val="26"/>
+              </w:rPr>
+              <w:t>Xem cảnh báo</w:t>
+            </w:r>
+          </w:p>
+        </w:tc>
+        <w:tc>
+          <w:tcPr>
+            <w:tcW w:w="1757" w:type="dxa"/>
+            <w:vAlign w:val="center"/>
+          </w:tcPr>
+          <w:p>
+            <w:pPr>
+              <w:spacing w:after="60" w:line="276" w:lineRule="auto"/>
+            </w:pPr>
+            <w:r>
+              <w:rPr>
+                <w:sz w:val="26"/>
+              </w:rPr>
+              <w:t>Điều chỉnh tồn kho</w:t>
+            </w:r>
+          </w:p>
+        </w:tc>
+      </w:tr>
+      <w:tr>
+        <w:tc>
+          <w:tcPr>
+            <w:tcW w:w="1814" w:type="dxa"/>
+            <w:vAlign w:val="center"/>
+          </w:tcPr>
+          <w:p>
+            <w:pPr>
+              <w:spacing w:after="60" w:line="276" w:lineRule="auto"/>
+              <w:jc w:val="center"/>
+            </w:pPr>
+            <w:r>
+              <w:rPr>
+                <w:sz w:val="26"/>
+              </w:rPr>
+              <w:t>AI chat</w:t>
+            </w:r>
+          </w:p>
+        </w:tc>
+        <w:tc>
+          <w:tcPr>
+            <w:tcW w:w="1757" w:type="dxa"/>
+            <w:vAlign w:val="center"/>
+          </w:tcPr>
+          <w:p>
+            <w:pPr>
+              <w:spacing w:after="60" w:line="276" w:lineRule="auto"/>
+            </w:pPr>
+            <w:r>
+              <w:rPr>
+                <w:sz w:val="26"/>
+              </w:rPr>
+              <w:t>Hội thoại tạm</w:t>
+            </w:r>
+          </w:p>
+        </w:tc>
+        <w:tc>
+          <w:tcPr>
+            <w:tcW w:w="1871" w:type="dxa"/>
+            <w:vAlign w:val="center"/>
+          </w:tcPr>
+          <w:p>
+            <w:pPr>
+              <w:spacing w:after="60" w:line="276" w:lineRule="auto"/>
+            </w:pPr>
+            <w:r>
+              <w:rPr>
+                <w:sz w:val="26"/>
+              </w:rPr>
+              <w:t>Hội thoại của chính mình</w:t>
+            </w:r>
+          </w:p>
+        </w:tc>
+        <w:tc>
+          <w:tcPr>
+            <w:tcW w:w="1757" w:type="dxa"/>
+            <w:vAlign w:val="center"/>
+          </w:tcPr>
+          <w:p>
+            <w:pPr>
+              <w:spacing w:after="60" w:line="276" w:lineRule="auto"/>
+            </w:pPr>
+            <w:r>
+              <w:rPr>
+                <w:sz w:val="26"/>
+              </w:rPr>
+              <w:t>Hỗ trợ đọc/xử lý</w:t>
+            </w:r>
+          </w:p>
+        </w:tc>
+        <w:tc>
+          <w:tcPr>
+            <w:tcW w:w="1757" w:type="dxa"/>
+            <w:vAlign w:val="center"/>
+          </w:tcPr>
+          <w:p>
+            <w:pPr>
+              <w:spacing w:after="60" w:line="276" w:lineRule="auto"/>
+            </w:pPr>
+            <w:r>
+              <w:rPr>
+                <w:sz w:val="26"/>
+              </w:rPr>
+              <w:t>Quản trị và audit</w:t>
+            </w:r>
+          </w:p>
+        </w:tc>
+      </w:tr>
+      <w:tr>
+        <w:tc>
+          <w:tcPr>
+            <w:tcW w:w="1814" w:type="dxa"/>
+            <w:vAlign w:val="center"/>
+          </w:tcPr>
+          <w:p>
+            <w:pPr>
+              <w:spacing w:after="60" w:line="276" w:lineRule="auto"/>
+              <w:jc w:val="center"/>
+            </w:pPr>
+            <w:r>
+              <w:rPr>
+                <w:sz w:val="26"/>
+              </w:rPr>
+              <w:t>Audit</w:t>
+            </w:r>
+          </w:p>
+        </w:tc>
+        <w:tc>
+          <w:tcPr>
+            <w:tcW w:w="1757" w:type="dxa"/>
+            <w:vAlign w:val="center"/>
+          </w:tcPr>
+          <w:p>
+            <w:pPr>
+              <w:spacing w:after="60" w:line="276" w:lineRule="auto"/>
+            </w:pPr>
+            <w:r>
+              <w:rPr>
+                <w:sz w:val="26"/>
+              </w:rPr>
+              <w:t>Không</w:t>
+            </w:r>
+          </w:p>
+        </w:tc>
+        <w:tc>
+          <w:tcPr>
+            <w:tcW w:w="1871" w:type="dxa"/>
+            <w:vAlign w:val="center"/>
+          </w:tcPr>
+          <w:p>
+            <w:pPr>
+              <w:spacing w:after="60" w:line="276" w:lineRule="auto"/>
+            </w:pPr>
+            <w:r>
+              <w:rPr>
+                <w:sz w:val="26"/>
+              </w:rPr>
+              <w:t>Không</w:t>
+            </w:r>
+          </w:p>
+        </w:tc>
+        <w:tc>
+          <w:tcPr>
+            <w:tcW w:w="1757" w:type="dxa"/>
+            <w:vAlign w:val="center"/>
+          </w:tcPr>
+          <w:p>
+            <w:pPr>
+              <w:spacing w:after="60" w:line="276" w:lineRule="auto"/>
+            </w:pPr>
+            <w:r>
+              <w:rPr>
+                <w:sz w:val="26"/>
+              </w:rPr>
+              <w:t>Đọc một phần</w:t>
+            </w:r>
+          </w:p>
+        </w:tc>
+        <w:tc>
+          <w:tcPr>
+            <w:tcW w:w="1757" w:type="dxa"/>
+            <w:vAlign w:val="center"/>
+          </w:tcPr>
+          <w:p>
+            <w:pPr>
+              <w:spacing w:after="60" w:line="276" w:lineRule="auto"/>
+            </w:pPr>
+            <w:r>
+              <w:rPr>
+                <w:sz w:val="26"/>
+              </w:rPr>
+              <w:t>Đọc/ghi theo nghiệp vụ</w:t>
+            </w:r>
+          </w:p>
+        </w:tc>
+      </w:tr>
+    </w:tbl>
+    <w:p>
+      <w:pPr>
+        <w:pStyle w:val="Heading2"/>
+        <w:spacing w:before="120" w:after="120" w:line="312" w:lineRule="auto"/>
+      </w:pPr>
+      <w:bookmarkStart w:id="76" w:name="_Toc230642080"/>
+      <w:r>
+        <w:rPr>
+          <w:rFonts w:ascii="Times New Roman" w:eastAsia="Times New Roman" w:hAnsi="Times New Roman"/>
+        </w:rPr>
+        <w:t>2.10. Thiết kế nghiệp vụ Edge Functions và API chính</w:t>
+      </w:r>
+      <w:bookmarkEnd w:id="76"/>
+    </w:p>
+    <w:p>
+      <w:pPr>
+        <w:spacing w:after="120" w:line="312" w:lineRule="auto"/>
+        <w:ind w:firstLine="720"/>
+        <w:jc w:val="both"/>
+      </w:pPr>
+      <w:r>
+        <w:t>Các nghiệp vụ có nguy cơ phát sinh sai lệch dữ liệu như tạo đơn, cập nhật giỏ hàng, áp mã giảm giá, xác nhận thanh toán, cập nhật trạng thái đơn và điều chỉnh tồn kho được đặt tại Edge Functions hoặc RPC phía backend. Cách thiết kế này giúp frontend không tự xử lý các transaction quan trọng.</w:t>
+      </w:r>
+    </w:p>
+    <w:p>
+      <w:pPr>
+        <w:spacing w:before="120" w:after="120" w:line="312" w:lineRule="auto"/>
+        <w:jc w:val="center"/>
+      </w:pPr>
+      <w:bookmarkStart w:id="77" w:name="dm_bang_15"/>
+      <w:r>
+        <w:rPr>
+          <w:i/>
+        </w:rPr>
+        <w:t>Bảng 2.13. Danh sách Edge Functions và API nghiệp vụ chính</w:t>
+      </w:r>
+      <w:bookmarkEnd w:id="77"/>
+    </w:p>
+    <w:tbl>
+      <w:tblPr>
+        <w:tblStyle w:val="TableGrid"/>
+        <w:tblW w:w="0" w:type="auto"/>
+        <w:tblLook w:val="04A0" w:firstRow="1" w:lastRow="0" w:firstColumn="1" w:lastColumn="0" w:noHBand="0" w:noVBand="1"/>
+      </w:tblPr>
+      <w:tblGrid>
+        <w:gridCol w:w="2210"/>
+        <w:gridCol w:w="4074"/>
+        <w:gridCol w:w="2720"/>
+      </w:tblGrid>
+      <w:tr>
+        <w:tc>
+          <w:tcPr>
+            <w:tcW w:w="2268" w:type="dxa"/>
+            <w:vAlign w:val="center"/>
+          </w:tcPr>
+          <w:p>
+            <w:pPr>
+              <w:spacing w:after="60" w:line="276" w:lineRule="auto"/>
+              <w:jc w:val="center"/>
+            </w:pPr>
+            <w:r>
+              <w:rPr>
+                <w:b/>
+                <w:sz w:val="26"/>
+              </w:rPr>
+              <w:t>Function/API</w:t>
+            </w:r>
+          </w:p>
+        </w:tc>
+        <w:tc>
+          <w:tcPr>
+            <w:tcW w:w="4309" w:type="dxa"/>
+            <w:vAlign w:val="center"/>
+          </w:tcPr>
+          <w:p>
+            <w:pPr>
+              <w:spacing w:after="60" w:line="276" w:lineRule="auto"/>
+              <w:jc w:val="center"/>
+            </w:pPr>
+            <w:r>
+              <w:rPr>
+                <w:b/>
+                <w:sz w:val="26"/>
+              </w:rPr>
+              <w:t>Mục đích</w:t>
+            </w:r>
+          </w:p>
+        </w:tc>
+        <w:tc>
+          <w:tcPr>
+            <w:tcW w:w="2835" w:type="dxa"/>
+            <w:vAlign w:val="center"/>
+          </w:tcPr>
+          <w:p>
+            <w:pPr>
+              <w:spacing w:after="60" w:line="276" w:lineRule="auto"/>
+              <w:jc w:val="center"/>
+            </w:pPr>
+            <w:r>
+              <w:rPr>
+                <w:b/>
+                <w:sz w:val="26"/>
+              </w:rPr>
+              <w:t>Kiểm soát chính</w:t>
+            </w:r>
+          </w:p>
+        </w:tc>
+      </w:tr>
+      <w:tr>
+        <w:tc>
+          <w:tcPr>
+            <w:tcW w:w="2268" w:type="dxa"/>
+            <w:vAlign w:val="center"/>
+          </w:tcPr>
+          <w:p>
+            <w:pPr>
+              <w:spacing w:after="60" w:line="276" w:lineRule="auto"/>
+              <w:jc w:val="center"/>
+            </w:pPr>
+            <w:r>
+              <w:rPr>
+                <w:sz w:val="26"/>
+              </w:rPr>
+              <w:t>create-order</w:t>
+            </w:r>
+          </w:p>
+        </w:tc>
+        <w:tc>
+          <w:tcPr>
+            <w:tcW w:w="4309" w:type="dxa"/>
+            <w:vAlign w:val="center"/>
+          </w:tcPr>
+          <w:p>
+            <w:pPr>
+              <w:spacing w:after="60" w:line="276" w:lineRule="auto"/>
+            </w:pPr>
+            <w:r>
+              <w:rPr>
+                <w:sz w:val="24"/>
+              </w:rPr>
+              <w:t>Tạo đơn hàng từ giỏ, kiểm tra sản phẩm active, tồn kho, coupon, phí ship, tạo order_items và trừ tồn.</w:t>
+            </w:r>
+          </w:p>
+        </w:tc>
+        <w:tc>
+          <w:tcPr>
+            <w:tcW w:w="2835" w:type="dxa"/>
+            <w:vAlign w:val="center"/>
+          </w:tcPr>
+          <w:p>
+            <w:pPr>
+              <w:spacing w:after="60" w:line="276" w:lineRule="auto"/>
+            </w:pPr>
+            <w:r>
+              <w:rPr>
+                <w:sz w:val="26"/>
+              </w:rPr>
+              <w:t>Yêu cầu đăng nhập, transaction, ghi inventory movement.</w:t>
+            </w:r>
+          </w:p>
+        </w:tc>
+      </w:tr>
+      <w:tr>
+        <w:tc>
+          <w:tcPr>
+            <w:tcW w:w="2268" w:type="dxa"/>
+            <w:vAlign w:val="center"/>
+          </w:tcPr>
+          <w:p>
+            <w:pPr>
+              <w:spacing w:after="60" w:line="276" w:lineRule="auto"/>
+              <w:jc w:val="center"/>
+            </w:pPr>
+            <w:r>
+              <w:rPr>
+                <w:sz w:val="26"/>
+              </w:rPr>
+              <w:t>upsert-cart-item</w:t>
+            </w:r>
+          </w:p>
+        </w:tc>
+        <w:tc>
+          <w:tcPr>
+            <w:tcW w:w="4309" w:type="dxa"/>
+            <w:vAlign w:val="center"/>
+          </w:tcPr>
+          <w:p>
+            <w:pPr>
+              <w:spacing w:after="60" w:line="276" w:lineRule="auto"/>
+            </w:pPr>
+            <w:r>
+              <w:rPr>
+                <w:sz w:val="26"/>
+              </w:rPr>
+              <w:t>Thêm/cập nhật/xóa item trong giỏ, tránh duplicate khi người dùng bấm nhiều lần.</w:t>
+            </w:r>
+          </w:p>
+        </w:tc>
+        <w:tc>
+          <w:tcPr>
+            <w:tcW w:w="2835" w:type="dxa"/>
+            <w:vAlign w:val="center"/>
+          </w:tcPr>
+          <w:p>
+            <w:pPr>
+              <w:spacing w:after="60" w:line="276" w:lineRule="auto"/>
+            </w:pPr>
+            <w:r>
+              <w:rPr>
+                <w:sz w:val="26"/>
+              </w:rPr>
+              <w:t>Kiểm tra sản phẩm còn hàng, không cho vượt tồn kho, dùng upsert.</w:t>
+            </w:r>
+          </w:p>
+        </w:tc>
+      </w:tr>
+      <w:tr>
+        <w:tc>
+          <w:tcPr>
+            <w:tcW w:w="2268" w:type="dxa"/>
+            <w:vAlign w:val="center"/>
+          </w:tcPr>
+          <w:p>
+            <w:pPr>
+              <w:spacing w:after="60" w:line="276" w:lineRule="auto"/>
+              <w:jc w:val="center"/>
+            </w:pPr>
+            <w:r>
+              <w:rPr>
+                <w:sz w:val="26"/>
+              </w:rPr>
+              <w:lastRenderedPageBreak/>
+              <w:t>apply-coupon</w:t>
+            </w:r>
+          </w:p>
+        </w:tc>
+        <w:tc>
+          <w:tcPr>
+            <w:tcW w:w="4309" w:type="dxa"/>
+            <w:vAlign w:val="center"/>
+          </w:tcPr>
+          <w:p>
+            <w:pPr>
+              <w:spacing w:after="60" w:line="276" w:lineRule="auto"/>
+            </w:pPr>
+            <w:r>
+              <w:rPr>
+                <w:sz w:val="26"/>
+              </w:rPr>
+              <w:t>Xem trước mã giảm giá trong checkout.</w:t>
+            </w:r>
+          </w:p>
+        </w:tc>
+        <w:tc>
+          <w:tcPr>
+            <w:tcW w:w="2835" w:type="dxa"/>
+            <w:vAlign w:val="center"/>
+          </w:tcPr>
+          <w:p>
+            <w:pPr>
+              <w:spacing w:after="60" w:line="276" w:lineRule="auto"/>
+            </w:pPr>
+            <w:r>
+              <w:rPr>
+                <w:sz w:val="26"/>
+              </w:rPr>
+              <w:t>Kiểm tra thời hạn, điều kiện đơn tối thiểu, danh sách sản phẩm áp dụng.</w:t>
+            </w:r>
+          </w:p>
+        </w:tc>
+      </w:tr>
+      <w:tr>
+        <w:tc>
+          <w:tcPr>
+            <w:tcW w:w="2268" w:type="dxa"/>
+            <w:vAlign w:val="center"/>
+          </w:tcPr>
+          <w:p>
+            <w:pPr>
+              <w:spacing w:after="60" w:line="276" w:lineRule="auto"/>
+              <w:jc w:val="center"/>
+            </w:pPr>
+            <w:r>
+              <w:rPr>
+                <w:sz w:val="26"/>
+              </w:rPr>
+              <w:t>calculate-shipping</w:t>
+            </w:r>
+          </w:p>
+        </w:tc>
+        <w:tc>
+          <w:tcPr>
+            <w:tcW w:w="4309" w:type="dxa"/>
+            <w:vAlign w:val="center"/>
+          </w:tcPr>
+          <w:p>
+            <w:pPr>
+              <w:spacing w:after="60" w:line="276" w:lineRule="auto"/>
+            </w:pPr>
+            <w:r>
+              <w:rPr>
+                <w:sz w:val="26"/>
+              </w:rPr>
+              <w:t>Tính phí vận chuyển theo địa chỉ và tổng khối lượng/giá trị đơn.</w:t>
+            </w:r>
+          </w:p>
+        </w:tc>
+        <w:tc>
+          <w:tcPr>
+            <w:tcW w:w="2835" w:type="dxa"/>
+            <w:vAlign w:val="center"/>
+          </w:tcPr>
+          <w:p>
+            <w:pPr>
+              <w:spacing w:after="60" w:line="276" w:lineRule="auto"/>
+            </w:pPr>
+            <w:r>
+              <w:rPr>
+                <w:sz w:val="26"/>
+              </w:rPr>
+              <w:t>Trả phí ship và thời gian dự kiến để checkout hiển thị.</w:t>
+            </w:r>
+          </w:p>
+        </w:tc>
+      </w:tr>
+      <w:tr>
+        <w:tc>
+          <w:tcPr>
+            <w:tcW w:w="2268" w:type="dxa"/>
+            <w:vAlign w:val="center"/>
+          </w:tcPr>
+          <w:p>
+            <w:pPr>
+              <w:spacing w:after="60" w:line="276" w:lineRule="auto"/>
+              <w:jc w:val="center"/>
+            </w:pPr>
+            <w:r>
+              <w:rPr>
+                <w:sz w:val="26"/>
+              </w:rPr>
+              <w:t>admin-update-order-status</w:t>
+            </w:r>
+          </w:p>
+        </w:tc>
+        <w:tc>
+          <w:tcPr>
+            <w:tcW w:w="4309" w:type="dxa"/>
+            <w:vAlign w:val="center"/>
+          </w:tcPr>
+          <w:p>
+            <w:pPr>
+              <w:spacing w:after="60" w:line="276" w:lineRule="auto"/>
+            </w:pPr>
+            <w:r>
+              <w:rPr>
+                <w:sz w:val="26"/>
+              </w:rPr>
+              <w:t>Nhân viên/quản trị viên cập nhật trạng thái đơn hàng.</w:t>
+            </w:r>
+          </w:p>
+        </w:tc>
+        <w:tc>
+          <w:tcPr>
+            <w:tcW w:w="2835" w:type="dxa"/>
+            <w:vAlign w:val="center"/>
+          </w:tcPr>
+          <w:p>
+            <w:pPr>
+              <w:spacing w:after="60" w:line="276" w:lineRule="auto"/>
+            </w:pPr>
+            <w:r>
+              <w:rPr>
+                <w:sz w:val="26"/>
+              </w:rPr>
+              <w:t>Kiểm tra role, kiểm tra trạng thái chuyển tiếp, ghi audit/status event.</w:t>
+            </w:r>
+          </w:p>
+        </w:tc>
+      </w:tr>
+      <w:tr>
+        <w:tc>
+          <w:tcPr>
+            <w:tcW w:w="2268" w:type="dxa"/>
+            <w:vAlign w:val="center"/>
+          </w:tcPr>
+          <w:p>
+            <w:pPr>
+              <w:spacing w:after="60" w:line="276" w:lineRule="auto"/>
+              <w:jc w:val="center"/>
+            </w:pPr>
+            <w:r>
+              <w:rPr>
+                <w:sz w:val="26"/>
+              </w:rPr>
+              <w:t>admin-adjust-inventory</w:t>
+            </w:r>
+          </w:p>
+        </w:tc>
+        <w:tc>
+          <w:tcPr>
+            <w:tcW w:w="4309" w:type="dxa"/>
+            <w:vAlign w:val="center"/>
+          </w:tcPr>
+          <w:p>
+            <w:pPr>
+              <w:spacing w:after="60" w:line="276" w:lineRule="auto"/>
+            </w:pPr>
+            <w:r>
+              <w:rPr>
+                <w:sz w:val="26"/>
+              </w:rPr>
+              <w:t>Quản trị viên nhập/xuất/điều chỉnh tồn kho sản phẩm.</w:t>
+            </w:r>
+          </w:p>
+        </w:tc>
+        <w:tc>
+          <w:tcPr>
+            <w:tcW w:w="2835" w:type="dxa"/>
+            <w:vAlign w:val="center"/>
+          </w:tcPr>
+          <w:p>
+            <w:pPr>
+              <w:spacing w:after="60" w:line="276" w:lineRule="auto"/>
+            </w:pPr>
+            <w:r>
+              <w:rPr>
+                <w:sz w:val="26"/>
+              </w:rPr>
+              <w:t>Chỉ admin, cập nhật stock_status, ghi inventory movement và audit log.</w:t>
+            </w:r>
+          </w:p>
+        </w:tc>
+      </w:tr>
+      <w:tr>
+        <w:tc>
+          <w:tcPr>
+            <w:tcW w:w="2268" w:type="dxa"/>
+            <w:vAlign w:val="center"/>
+          </w:tcPr>
+          <w:p>
+            <w:pPr>
+              <w:spacing w:after="60" w:line="276" w:lineRule="auto"/>
+              <w:jc w:val="center"/>
+            </w:pPr>
+            <w:r>
+              <w:rPr>
+                <w:sz w:val="26"/>
+              </w:rPr>
+              <w:t>ai-assistant-action</w:t>
+            </w:r>
+          </w:p>
+        </w:tc>
+        <w:tc>
+          <w:tcPr>
+            <w:tcW w:w="4309" w:type="dxa"/>
+            <w:vAlign w:val="center"/>
+          </w:tcPr>
+          <w:p>
+            <w:pPr>
+              <w:spacing w:after="60" w:line="276" w:lineRule="auto"/>
+            </w:pPr>
+            <w:r>
+              <w:rPr>
+                <w:sz w:val="26"/>
+              </w:rPr>
+              <w:t>Nhận message AI, phân tích nhu cầu, trả assistant_message và actions[].</w:t>
+            </w:r>
+          </w:p>
+        </w:tc>
+        <w:tc>
+          <w:tcPr>
+            <w:tcW w:w="2835" w:type="dxa"/>
+            <w:vAlign w:val="center"/>
+          </w:tcPr>
+          <w:p>
+            <w:pPr>
+              <w:spacing w:after="60" w:line="276" w:lineRule="auto"/>
+            </w:pPr>
+            <w:r>
+              <w:rPr>
+                <w:sz w:val="26"/>
+              </w:rPr>
+              <w:t>Validate action registry, lọc theo role, không tự chạy action nguy hiểm.</w:t>
+            </w:r>
+          </w:p>
+        </w:tc>
+      </w:tr>
+      <w:tr>
+        <w:tc>
+          <w:tcPr>
+            <w:tcW w:w="2268" w:type="dxa"/>
+            <w:vAlign w:val="center"/>
+          </w:tcPr>
+          <w:p>
+            <w:pPr>
+              <w:spacing w:after="60" w:line="276" w:lineRule="auto"/>
+              <w:jc w:val="center"/>
+            </w:pPr>
+            <w:r>
+              <w:rPr>
+                <w:sz w:val="26"/>
+              </w:rPr>
+              <w:t>record-ai-action-event</w:t>
+            </w:r>
+          </w:p>
+        </w:tc>
+        <w:tc>
+          <w:tcPr>
+            <w:tcW w:w="4309" w:type="dxa"/>
+            <w:vAlign w:val="center"/>
+          </w:tcPr>
+          <w:p>
+            <w:pPr>
+              <w:spacing w:after="60" w:line="276" w:lineRule="auto"/>
+            </w:pPr>
+            <w:r>
+              <w:rPr>
+                <w:sz w:val="26"/>
+              </w:rPr>
+              <w:t>Frontend báo kết quả thực thi action AI.</w:t>
+            </w:r>
+          </w:p>
+        </w:tc>
+        <w:tc>
+          <w:tcPr>
+            <w:tcW w:w="2835" w:type="dxa"/>
+            <w:vAlign w:val="center"/>
+          </w:tcPr>
+          <w:p>
+            <w:pPr>
+              <w:spacing w:after="60" w:line="276" w:lineRule="auto"/>
+            </w:pPr>
+            <w:r>
+              <w:rPr>
+                <w:sz w:val="26"/>
+              </w:rPr>
+              <w:t>Kiểm tra owner/session, chỉ nhận status hợp lệ, lưu audit action.</w:t>
+            </w:r>
+          </w:p>
+        </w:tc>
+      </w:tr>
+    </w:tbl>
+    <w:p>
+      <w:pPr>
+        <w:pStyle w:val="Heading2"/>
+        <w:spacing w:before="120" w:after="120" w:line="312" w:lineRule="auto"/>
+      </w:pPr>
+      <w:bookmarkStart w:id="78" w:name="_Toc230642081"/>
+      <w:r>
+        <w:rPr>
+          <w:rFonts w:ascii="Times New Roman" w:eastAsia="Times New Roman" w:hAnsi="Times New Roman"/>
+        </w:rPr>
+        <w:t>2.11. Thiết kế AI Agent điều khiển web có kiểm soát</w:t>
+      </w:r>
+      <w:bookmarkEnd w:id="78"/>
+    </w:p>
+    <w:p>
+      <w:pPr>
+        <w:spacing w:after="120" w:line="312" w:lineRule="auto"/>
+        <w:ind w:firstLine="720"/>
+        <w:jc w:val="both"/>
+      </w:pPr>
+      <w:r>
+        <w:t>Theo đặc tả hệ thống, MVP của GTech không để AI hoặc MCP điều khiển trực tiếp DOM trong phiên mua hàng của khách hàng. Thay vào đó, AI chỉ phân tích nhu cầu và trả về các action có cấu trúc. Frontend đóng vai trò action executor, chịu trách nhiệm kiểm tra loại action, payload, quyền hiện tại và quyết định action nào chạy ngay hoặc cần xác nhận.</w:t>
+      </w:r>
+    </w:p>
+    <w:p>
+      <w:pPr>
+        <w:spacing w:before="120" w:after="120" w:line="312" w:lineRule="auto"/>
+        <w:jc w:val="center"/>
+      </w:pPr>
+      <w:bookmarkStart w:id="79" w:name="dm_hinh_13"/>
+      <w:r>
+        <w:rPr>
+          <w:i/>
+        </w:rPr>
+        <w:t>Hình 2.13. Kiến trúc AI Agent điều khiển web có kiểm soát</w:t>
+      </w:r>
+      <w:bookmarkEnd w:id="79"/>
+    </w:p>
+    <w:p>
+      <w:pPr>
+        <w:jc w:val="center"/>
+      </w:pPr>
+      <w:r>
+        <w:rPr>
+          <w:noProof/>
+        </w:rPr>
+        <w:lastRenderedPageBreak/>
+        <w:drawing>
+          <wp:inline distT="0" distB="0" distL="0" distR="0" wp14:anchorId="628A75F1" wp14:editId="74DB7A7C">
+            <wp:extent cx="5760000" cy="3126857"/>
+            <wp:effectExtent l="0" t="0" r="0" b="0"/>
+            <wp:docPr id="14" name="Picture 14"/>
+            <wp:cNvGraphicFramePr>
+              <a:graphicFrameLocks xmlns:a="http://schemas.openxmlformats.org/drawingml/2006/main" noChangeAspect="1"/>
+            </wp:cNvGraphicFramePr>
+            <a:graphic xmlns:a="http://schemas.openxmlformats.org/drawingml/2006/main">
+              <a:graphicData uri="http://schemas.openxmlformats.org/drawingml/2006/picture">
+                <pic:pic xmlns:pic="http://schemas.openxmlformats.org/drawingml/2006/picture">
+                  <pic:nvPicPr>
+                    <pic:cNvPr id="0" name="Hinh_2_13_Kien_truc_AI_Agent_dieu_khien_web.png"/>
+                    <pic:cNvPicPr/>
+                  </pic:nvPicPr>
+                  <pic:blipFill>
+                    <a:blip r:embed="rId21"/>
+                    <a:stretch>
+                      <a:fillRect/>
+                    </a:stretch>
+                  </pic:blipFill>
+                  <pic:spPr>
+                    <a:xfrm>
+                      <a:off x="0" y="0"/>
+                      <a:ext cx="5760000" cy="3126857"/>
+                    </a:xfrm>
+                    <a:prstGeom prst="rect">
+                      <a:avLst/>
+                    </a:prstGeom>
+                  </pic:spPr>
+                </pic:pic>
+              </a:graphicData>
+            </a:graphic>
+          </wp:inline>
+        </w:drawing>
+      </w:r>
+    </w:p>
+    <w:p>
+      <w:pPr>
+        <w:pStyle w:val="Heading3"/>
+        <w:spacing w:before="120" w:after="120" w:line="312" w:lineRule="auto"/>
+      </w:pPr>
+      <w:bookmarkStart w:id="80" w:name="_Toc230642082"/>
+      <w:r>
+        <w:rPr>
+          <w:rFonts w:ascii="Times New Roman" w:eastAsia="Times New Roman" w:hAnsi="Times New Roman"/>
+        </w:rPr>
+        <w:t>2.11.1. AI Action Registry</w:t>
+      </w:r>
+      <w:bookmarkEnd w:id="80"/>
+    </w:p>
+    <w:p>
+      <w:pPr>
+        <w:spacing w:after="120" w:line="312" w:lineRule="auto"/>
+        <w:ind w:firstLine="720"/>
+        <w:jc w:val="both"/>
+      </w:pPr>
+      <w:r>
+        <w:t>AI Action Registry là danh sách cố định các action mà backend được phép trả về và frontend được phép thực thi. Nếu model trả action ngoài registry, hệ thống bỏ qua và ghi log. Thuộc tính requires_confirmation không tin hoàn toàn vào model mà được backend override theo registry.</w:t>
+      </w:r>
+    </w:p>
+    <w:p>
+      <w:pPr>
+        <w:spacing w:before="120" w:after="120" w:line="312" w:lineRule="auto"/>
+        <w:jc w:val="center"/>
+      </w:pPr>
+      <w:bookmarkStart w:id="81" w:name="dm_bang_16"/>
+      <w:r>
+        <w:rPr>
+          <w:i/>
+        </w:rPr>
+        <w:t>Bảng 2.14. AI Action Registry của hệ thống GTech</w:t>
+      </w:r>
+      <w:bookmarkEnd w:id="81"/>
+    </w:p>
+    <w:tbl>
+      <w:tblPr>
+        <w:tblStyle w:val="TableGrid"/>
+        <w:tblW w:w="0" w:type="auto"/>
+        <w:tblLook w:val="04A0" w:firstRow="1" w:lastRow="0" w:firstColumn="1" w:lastColumn="0" w:noHBand="0" w:noVBand="1"/>
+      </w:tblPr>
+      <w:tblGrid>
+        <w:gridCol w:w="4402"/>
+        <w:gridCol w:w="1464"/>
+        <w:gridCol w:w="743"/>
+        <w:gridCol w:w="926"/>
+        <w:gridCol w:w="1469"/>
+      </w:tblGrid>
+      <w:tr>
+        <w:tc>
+          <w:tcPr>
+            <w:tcW w:w="2494" w:type="dxa"/>
+            <w:vAlign w:val="center"/>
+          </w:tcPr>
+          <w:p>
+            <w:pPr>
+              <w:spacing w:after="60" w:line="276" w:lineRule="auto"/>
+              <w:jc w:val="center"/>
+            </w:pPr>
+            <w:r>
+              <w:rPr>
+                <w:b/>
+                <w:sz w:val="26"/>
+              </w:rPr>
+              <w:t>Action</w:t>
+            </w:r>
+          </w:p>
+        </w:tc>
+        <w:tc>
+          <w:tcPr>
+            <w:tcW w:w="1757" w:type="dxa"/>
+            <w:vAlign w:val="center"/>
+          </w:tcPr>
+          <w:p>
+            <w:pPr>
+              <w:spacing w:after="60" w:line="276" w:lineRule="auto"/>
+              <w:jc w:val="center"/>
+            </w:pPr>
+            <w:r>
+              <w:rPr>
+                <w:b/>
+                <w:sz w:val="26"/>
+              </w:rPr>
+              <w:t>Phạm vi</w:t>
+            </w:r>
+          </w:p>
+        </w:tc>
+        <w:tc>
+          <w:tcPr>
+            <w:tcW w:w="1191" w:type="dxa"/>
+            <w:vAlign w:val="center"/>
+          </w:tcPr>
+          <w:p>
+            <w:pPr>
+              <w:spacing w:after="60" w:line="276" w:lineRule="auto"/>
+              <w:jc w:val="center"/>
+            </w:pPr>
+            <w:r>
+              <w:rPr>
+                <w:b/>
+                <w:sz w:val="26"/>
+              </w:rPr>
+              <w:t>Tự chạy</w:t>
+            </w:r>
+          </w:p>
+        </w:tc>
+        <w:tc>
+          <w:tcPr>
+            <w:tcW w:w="1587" w:type="dxa"/>
+            <w:vAlign w:val="center"/>
+          </w:tcPr>
+          <w:p>
+            <w:pPr>
+              <w:spacing w:after="60" w:line="276" w:lineRule="auto"/>
+              <w:jc w:val="center"/>
+            </w:pPr>
+            <w:r>
+              <w:rPr>
+                <w:b/>
+                <w:sz w:val="26"/>
+              </w:rPr>
+              <w:t>Role tối thiểu</w:t>
+            </w:r>
+          </w:p>
+        </w:tc>
+        <w:tc>
+          <w:tcPr>
+            <w:tcW w:w="3061" w:type="dxa"/>
+            <w:vAlign w:val="center"/>
+          </w:tcPr>
+          <w:p>
+            <w:pPr>
+              <w:spacing w:after="60" w:line="276" w:lineRule="auto"/>
+              <w:jc w:val="center"/>
+            </w:pPr>
+            <w:r>
+              <w:rPr>
+                <w:b/>
+                <w:sz w:val="26"/>
+              </w:rPr>
+              <w:t>Payload chính</w:t>
+            </w:r>
+          </w:p>
+        </w:tc>
+      </w:tr>
+      <w:tr>
+        <w:tc>
+          <w:tcPr>
+            <w:tcW w:w="2494" w:type="dxa"/>
+            <w:vAlign w:val="center"/>
+          </w:tcPr>
+          <w:p>
+            <w:pPr>
+              <w:spacing w:after="60" w:line="276" w:lineRule="auto"/>
+              <w:jc w:val="center"/>
+            </w:pPr>
+            <w:r>
+              <w:rPr>
+                <w:sz w:val="26"/>
+              </w:rPr>
+              <w:t>NAVIGATE</w:t>
+            </w:r>
+          </w:p>
+        </w:tc>
+        <w:tc>
+          <w:tcPr>
+            <w:tcW w:w="1757" w:type="dxa"/>
+            <w:vAlign w:val="center"/>
+          </w:tcPr>
+          <w:p>
+            <w:pPr>
+              <w:spacing w:after="60" w:line="276" w:lineRule="auto"/>
+            </w:pPr>
+            <w:r>
+              <w:rPr>
+                <w:sz w:val="26"/>
+              </w:rPr>
+              <w:t>customer/admin</w:t>
+            </w:r>
+          </w:p>
+        </w:tc>
+        <w:tc>
+          <w:tcPr>
+            <w:tcW w:w="1191" w:type="dxa"/>
+            <w:vAlign w:val="center"/>
+          </w:tcPr>
+          <w:p>
+            <w:pPr>
+              <w:spacing w:after="60" w:line="276" w:lineRule="auto"/>
+            </w:pPr>
+            <w:r>
+              <w:rPr>
+                <w:sz w:val="26"/>
+              </w:rPr>
+              <w:t>Có</w:t>
+            </w:r>
+          </w:p>
+        </w:tc>
+        <w:tc>
+          <w:tcPr>
+            <w:tcW w:w="1587" w:type="dxa"/>
+            <w:vAlign w:val="center"/>
+          </w:tcPr>
+          <w:p>
+            <w:pPr>
+              <w:spacing w:after="60" w:line="276" w:lineRule="auto"/>
+            </w:pPr>
+            <w:r>
+              <w:rPr>
+                <w:sz w:val="26"/>
+              </w:rPr>
+              <w:t>guest</w:t>
+            </w:r>
+          </w:p>
+        </w:tc>
+        <w:tc>
+          <w:tcPr>
+            <w:tcW w:w="3061" w:type="dxa"/>
+            <w:vAlign w:val="center"/>
+          </w:tcPr>
+          <w:p>
+            <w:pPr>
+              <w:spacing w:after="60" w:line="276" w:lineRule="auto"/>
+            </w:pPr>
+            <w:r>
+              <w:rPr>
+                <w:sz w:val="26"/>
+              </w:rPr>
+              <w:t>path</w:t>
+            </w:r>
+          </w:p>
+        </w:tc>
+      </w:tr>
+      <w:tr>
+        <w:tc>
+          <w:tcPr>
+            <w:tcW w:w="2494" w:type="dxa"/>
+            <w:vAlign w:val="center"/>
+          </w:tcPr>
+          <w:p>
+            <w:pPr>
+              <w:spacing w:after="60" w:line="276" w:lineRule="auto"/>
+              <w:jc w:val="center"/>
+            </w:pPr>
+            <w:r>
+              <w:rPr>
+                <w:sz w:val="26"/>
+              </w:rPr>
+              <w:t>APPLY_FILTER</w:t>
+            </w:r>
+          </w:p>
+        </w:tc>
+        <w:tc>
+          <w:tcPr>
+            <w:tcW w:w="1757" w:type="dxa"/>
+            <w:vAlign w:val="center"/>
+          </w:tcPr>
+          <w:p>
+            <w:pPr>
+              <w:spacing w:after="60" w:line="276" w:lineRule="auto"/>
+            </w:pPr>
+            <w:r>
+              <w:rPr>
+                <w:sz w:val="26"/>
+              </w:rPr>
+              <w:t>customer</w:t>
+            </w:r>
+          </w:p>
+        </w:tc>
+        <w:tc>
+          <w:tcPr>
+            <w:tcW w:w="1191" w:type="dxa"/>
+            <w:vAlign w:val="center"/>
+          </w:tcPr>
+          <w:p>
+            <w:pPr>
+              <w:spacing w:after="60" w:line="276" w:lineRule="auto"/>
+            </w:pPr>
+            <w:r>
+              <w:rPr>
+                <w:sz w:val="26"/>
+              </w:rPr>
+              <w:t>Có</w:t>
+            </w:r>
+          </w:p>
+        </w:tc>
+        <w:tc>
+          <w:tcPr>
+            <w:tcW w:w="1587" w:type="dxa"/>
+            <w:vAlign w:val="center"/>
+          </w:tcPr>
+          <w:p>
+            <w:pPr>
+              <w:spacing w:after="60" w:line="276" w:lineRule="auto"/>
+            </w:pPr>
+            <w:r>
+              <w:rPr>
+                <w:sz w:val="26"/>
+              </w:rPr>
+              <w:t>guest</w:t>
+            </w:r>
+          </w:p>
+        </w:tc>
+        <w:tc>
+          <w:tcPr>
+            <w:tcW w:w="3061" w:type="dxa"/>
+            <w:vAlign w:val="center"/>
+          </w:tcPr>
+          <w:p>
+            <w:pPr>
+              <w:spacing w:after="60" w:line="276" w:lineRule="auto"/>
+            </w:pPr>
+            <w:r>
+              <w:rPr>
+                <w:sz w:val="26"/>
+              </w:rPr>
+              <w:t>category, brand, min_price_vnd, max_price_vnd, ram_min_gb, use_case</w:t>
+            </w:r>
+          </w:p>
+        </w:tc>
+      </w:tr>
+      <w:tr>
+        <w:tc>
+          <w:tcPr>
+            <w:tcW w:w="2494" w:type="dxa"/>
+            <w:vAlign w:val="center"/>
+          </w:tcPr>
+          <w:p>
+            <w:pPr>
+              <w:spacing w:after="60" w:line="276" w:lineRule="auto"/>
+              <w:jc w:val="center"/>
+            </w:pPr>
+            <w:r>
+              <w:rPr>
+                <w:sz w:val="26"/>
+              </w:rPr>
+              <w:t>OPEN_PRODUCT</w:t>
+            </w:r>
+          </w:p>
+        </w:tc>
+        <w:tc>
+          <w:tcPr>
+            <w:tcW w:w="1757" w:type="dxa"/>
+            <w:vAlign w:val="center"/>
+          </w:tcPr>
+          <w:p>
+            <w:pPr>
+              <w:spacing w:after="60" w:line="276" w:lineRule="auto"/>
+            </w:pPr>
+            <w:r>
+              <w:rPr>
+                <w:sz w:val="26"/>
+              </w:rPr>
+              <w:t>customer</w:t>
+            </w:r>
+          </w:p>
+        </w:tc>
+        <w:tc>
+          <w:tcPr>
+            <w:tcW w:w="1191" w:type="dxa"/>
+            <w:vAlign w:val="center"/>
+          </w:tcPr>
+          <w:p>
+            <w:pPr>
+              <w:spacing w:after="60" w:line="276" w:lineRule="auto"/>
+            </w:pPr>
+            <w:r>
+              <w:rPr>
+                <w:sz w:val="26"/>
+              </w:rPr>
+              <w:t>Có</w:t>
+            </w:r>
+          </w:p>
+        </w:tc>
+        <w:tc>
+          <w:tcPr>
+            <w:tcW w:w="1587" w:type="dxa"/>
+            <w:vAlign w:val="center"/>
+          </w:tcPr>
+          <w:p>
+            <w:pPr>
+              <w:spacing w:after="60" w:line="276" w:lineRule="auto"/>
+            </w:pPr>
+            <w:r>
+              <w:rPr>
+                <w:sz w:val="26"/>
+              </w:rPr>
+              <w:t>guest</w:t>
+            </w:r>
+          </w:p>
+        </w:tc>
+        <w:tc>
+          <w:tcPr>
+            <w:tcW w:w="3061" w:type="dxa"/>
+            <w:vAlign w:val="center"/>
+          </w:tcPr>
+          <w:p>
+            <w:pPr>
+              <w:spacing w:after="60" w:line="276" w:lineRule="auto"/>
+            </w:pPr>
+            <w:r>
+              <w:rPr>
+                <w:sz w:val="26"/>
+              </w:rPr>
+              <w:t>slug hoặc product_id</w:t>
+            </w:r>
+          </w:p>
+        </w:tc>
+      </w:tr>
+      <w:tr>
+        <w:tc>
+          <w:tcPr>
+            <w:tcW w:w="2494" w:type="dxa"/>
+            <w:vAlign w:val="center"/>
+          </w:tcPr>
+          <w:p>
+            <w:pPr>
+              <w:spacing w:after="60" w:line="276" w:lineRule="auto"/>
+              <w:jc w:val="center"/>
+            </w:pPr>
+            <w:r>
+              <w:rPr>
+                <w:sz w:val="26"/>
+              </w:rPr>
+              <w:t>OPEN_COMPARE</w:t>
+            </w:r>
+          </w:p>
+        </w:tc>
+        <w:tc>
+          <w:tcPr>
+            <w:tcW w:w="1757" w:type="dxa"/>
+            <w:vAlign w:val="center"/>
+          </w:tcPr>
+          <w:p>
+            <w:pPr>
+              <w:spacing w:after="60" w:line="276" w:lineRule="auto"/>
+            </w:pPr>
+            <w:r>
+              <w:rPr>
+                <w:sz w:val="26"/>
+              </w:rPr>
+              <w:t>customer</w:t>
+            </w:r>
+          </w:p>
+        </w:tc>
+        <w:tc>
+          <w:tcPr>
+            <w:tcW w:w="1191" w:type="dxa"/>
+            <w:vAlign w:val="center"/>
+          </w:tcPr>
+          <w:p>
+            <w:pPr>
+              <w:spacing w:after="60" w:line="276" w:lineRule="auto"/>
+            </w:pPr>
+            <w:r>
+              <w:rPr>
+                <w:sz w:val="26"/>
+              </w:rPr>
+              <w:t>Có</w:t>
+            </w:r>
+          </w:p>
+        </w:tc>
+        <w:tc>
+          <w:tcPr>
+            <w:tcW w:w="1587" w:type="dxa"/>
+            <w:vAlign w:val="center"/>
+          </w:tcPr>
+          <w:p>
+            <w:pPr>
+              <w:spacing w:after="60" w:line="276" w:lineRule="auto"/>
+            </w:pPr>
+            <w:r>
+              <w:rPr>
+                <w:sz w:val="26"/>
+              </w:rPr>
+              <w:t>guest</w:t>
+            </w:r>
+          </w:p>
+        </w:tc>
+        <w:tc>
+          <w:tcPr>
+            <w:tcW w:w="3061" w:type="dxa"/>
+            <w:vAlign w:val="center"/>
+          </w:tcPr>
+          <w:p>
+            <w:pPr>
+              <w:spacing w:after="60" w:line="276" w:lineRule="auto"/>
+            </w:pPr>
+            <w:r>
+              <w:rPr>
+                <w:sz w:val="26"/>
+              </w:rPr>
+              <w:t>product_ids</w:t>
+            </w:r>
+          </w:p>
+        </w:tc>
+      </w:tr>
+      <w:tr>
+        <w:tc>
+          <w:tcPr>
+            <w:tcW w:w="2494" w:type="dxa"/>
+            <w:vAlign w:val="center"/>
+          </w:tcPr>
+          <w:p>
+            <w:pPr>
+              <w:spacing w:after="60" w:line="276" w:lineRule="auto"/>
+              <w:jc w:val="center"/>
+            </w:pPr>
+            <w:r>
+              <w:rPr>
+                <w:sz w:val="26"/>
+              </w:rPr>
+              <w:lastRenderedPageBreak/>
+              <w:t>ADD_TO_CART_PROPOSAL</w:t>
+            </w:r>
+          </w:p>
+        </w:tc>
+        <w:tc>
+          <w:tcPr>
+            <w:tcW w:w="1757" w:type="dxa"/>
+            <w:vAlign w:val="center"/>
+          </w:tcPr>
+          <w:p>
+            <w:pPr>
+              <w:spacing w:after="60" w:line="276" w:lineRule="auto"/>
+            </w:pPr>
+            <w:r>
+              <w:rPr>
+                <w:sz w:val="26"/>
+              </w:rPr>
+              <w:t>customer</w:t>
+            </w:r>
+          </w:p>
+        </w:tc>
+        <w:tc>
+          <w:tcPr>
+            <w:tcW w:w="1191" w:type="dxa"/>
+            <w:vAlign w:val="center"/>
+          </w:tcPr>
+          <w:p>
+            <w:pPr>
+              <w:spacing w:after="60" w:line="276" w:lineRule="auto"/>
+            </w:pPr>
+            <w:r>
+              <w:rPr>
+                <w:sz w:val="26"/>
+              </w:rPr>
+              <w:t>Không</w:t>
+            </w:r>
+          </w:p>
+        </w:tc>
+        <w:tc>
+          <w:tcPr>
+            <w:tcW w:w="1587" w:type="dxa"/>
+            <w:vAlign w:val="center"/>
+          </w:tcPr>
+          <w:p>
+            <w:pPr>
+              <w:spacing w:after="60" w:line="276" w:lineRule="auto"/>
+            </w:pPr>
+            <w:r>
+              <w:rPr>
+                <w:sz w:val="26"/>
+              </w:rPr>
+              <w:t>customer</w:t>
+            </w:r>
+          </w:p>
+        </w:tc>
+        <w:tc>
+          <w:tcPr>
+            <w:tcW w:w="3061" w:type="dxa"/>
+            <w:vAlign w:val="center"/>
+          </w:tcPr>
+          <w:p>
+            <w:pPr>
+              <w:spacing w:after="60" w:line="276" w:lineRule="auto"/>
+            </w:pPr>
+            <w:r>
+              <w:rPr>
+                <w:sz w:val="26"/>
+              </w:rPr>
+              <w:t>product_id, quantity</w:t>
+            </w:r>
+          </w:p>
+        </w:tc>
+      </w:tr>
+      <w:tr>
+        <w:tc>
+          <w:tcPr>
+            <w:tcW w:w="2494" w:type="dxa"/>
+            <w:vAlign w:val="center"/>
+          </w:tcPr>
+          <w:p>
+            <w:pPr>
+              <w:spacing w:after="60" w:line="276" w:lineRule="auto"/>
+              <w:jc w:val="center"/>
+            </w:pPr>
+            <w:r>
+              <w:rPr>
+                <w:sz w:val="26"/>
+              </w:rPr>
+              <w:t>START_CHECKOUT</w:t>
+            </w:r>
+          </w:p>
+        </w:tc>
+        <w:tc>
+          <w:tcPr>
+            <w:tcW w:w="1757" w:type="dxa"/>
+            <w:vAlign w:val="center"/>
+          </w:tcPr>
+          <w:p>
+            <w:pPr>
+              <w:spacing w:after="60" w:line="276" w:lineRule="auto"/>
+            </w:pPr>
+            <w:r>
+              <w:rPr>
+                <w:sz w:val="26"/>
+              </w:rPr>
+              <w:t>customer</w:t>
+            </w:r>
+          </w:p>
+        </w:tc>
+        <w:tc>
+          <w:tcPr>
+            <w:tcW w:w="1191" w:type="dxa"/>
+            <w:vAlign w:val="center"/>
+          </w:tcPr>
+          <w:p>
+            <w:pPr>
+              <w:spacing w:after="60" w:line="276" w:lineRule="auto"/>
+            </w:pPr>
+            <w:r>
+              <w:rPr>
+                <w:sz w:val="26"/>
+              </w:rPr>
+              <w:t>Không</w:t>
+            </w:r>
+          </w:p>
+        </w:tc>
+        <w:tc>
+          <w:tcPr>
+            <w:tcW w:w="1587" w:type="dxa"/>
+            <w:vAlign w:val="center"/>
+          </w:tcPr>
+          <w:p>
+            <w:pPr>
+              <w:spacing w:after="60" w:line="276" w:lineRule="auto"/>
+            </w:pPr>
+            <w:r>
+              <w:rPr>
+                <w:sz w:val="26"/>
+              </w:rPr>
+              <w:t>customer</w:t>
+            </w:r>
+          </w:p>
+        </w:tc>
+        <w:tc>
+          <w:tcPr>
+            <w:tcW w:w="3061" w:type="dxa"/>
+            <w:vAlign w:val="center"/>
+          </w:tcPr>
+          <w:p>
+            <w:pPr>
+              <w:spacing w:after="60" w:line="276" w:lineRule="auto"/>
+            </w:pPr>
+            <w:r>
+              <w:rPr>
+                <w:sz w:val="26"/>
+              </w:rPr>
+              <w:t>cart_item_ids</w:t>
+            </w:r>
+          </w:p>
+        </w:tc>
+      </w:tr>
+      <w:tr>
+        <w:tc>
+          <w:tcPr>
+            <w:tcW w:w="2494" w:type="dxa"/>
+            <w:vAlign w:val="center"/>
+          </w:tcPr>
+          <w:p>
+            <w:pPr>
+              <w:spacing w:after="60" w:line="276" w:lineRule="auto"/>
+              <w:jc w:val="center"/>
+            </w:pPr>
+            <w:r>
+              <w:rPr>
+                <w:sz w:val="26"/>
+              </w:rPr>
+              <w:t>SHOW_ORDER_STATUS</w:t>
+            </w:r>
+          </w:p>
+        </w:tc>
+        <w:tc>
+          <w:tcPr>
+            <w:tcW w:w="1757" w:type="dxa"/>
+            <w:vAlign w:val="center"/>
+          </w:tcPr>
+          <w:p>
+            <w:pPr>
+              <w:spacing w:after="60" w:line="276" w:lineRule="auto"/>
+            </w:pPr>
+            <w:r>
+              <w:rPr>
+                <w:sz w:val="26"/>
+              </w:rPr>
+              <w:t>customer/admin</w:t>
+            </w:r>
+          </w:p>
+        </w:tc>
+        <w:tc>
+          <w:tcPr>
+            <w:tcW w:w="1191" w:type="dxa"/>
+            <w:vAlign w:val="center"/>
+          </w:tcPr>
+          <w:p>
+            <w:pPr>
+              <w:spacing w:after="60" w:line="276" w:lineRule="auto"/>
+            </w:pPr>
+            <w:r>
+              <w:rPr>
+                <w:sz w:val="26"/>
+              </w:rPr>
+              <w:t>Có</w:t>
+            </w:r>
+          </w:p>
+        </w:tc>
+        <w:tc>
+          <w:tcPr>
+            <w:tcW w:w="1587" w:type="dxa"/>
+            <w:vAlign w:val="center"/>
+          </w:tcPr>
+          <w:p>
+            <w:pPr>
+              <w:spacing w:after="60" w:line="276" w:lineRule="auto"/>
+            </w:pPr>
+            <w:r>
+              <w:rPr>
+                <w:sz w:val="26"/>
+              </w:rPr>
+              <w:t>customer</w:t>
+            </w:r>
+          </w:p>
+        </w:tc>
+        <w:tc>
+          <w:tcPr>
+            <w:tcW w:w="3061" w:type="dxa"/>
+            <w:vAlign w:val="center"/>
+          </w:tcPr>
+          <w:p>
+            <w:pPr>
+              <w:spacing w:after="60" w:line="276" w:lineRule="auto"/>
+            </w:pPr>
+            <w:r>
+              <w:rPr>
+                <w:sz w:val="26"/>
+              </w:rPr>
+              <w:t>order_id hoặc order_code</w:t>
+            </w:r>
+          </w:p>
+        </w:tc>
+      </w:tr>
+      <w:tr>
+        <w:tc>
+          <w:tcPr>
+            <w:tcW w:w="2494" w:type="dxa"/>
+            <w:vAlign w:val="center"/>
+          </w:tcPr>
+          <w:p>
+            <w:pPr>
+              <w:spacing w:after="60" w:line="276" w:lineRule="auto"/>
+              <w:jc w:val="center"/>
+            </w:pPr>
+            <w:r>
+              <w:rPr>
+                <w:sz w:val="26"/>
+              </w:rPr>
+              <w:t>ADMIN_OPEN_ORDER</w:t>
+            </w:r>
+          </w:p>
+        </w:tc>
+        <w:tc>
+          <w:tcPr>
+            <w:tcW w:w="1757" w:type="dxa"/>
+            <w:vAlign w:val="center"/>
+          </w:tcPr>
+          <w:p>
+            <w:pPr>
+              <w:spacing w:after="60" w:line="276" w:lineRule="auto"/>
+            </w:pPr>
+            <w:r>
+              <w:rPr>
+                <w:sz w:val="26"/>
+              </w:rPr>
+              <w:t>admin</w:t>
+            </w:r>
+          </w:p>
+        </w:tc>
+        <w:tc>
+          <w:tcPr>
+            <w:tcW w:w="1191" w:type="dxa"/>
+            <w:vAlign w:val="center"/>
+          </w:tcPr>
+          <w:p>
+            <w:pPr>
+              <w:spacing w:after="60" w:line="276" w:lineRule="auto"/>
+            </w:pPr>
+            <w:r>
+              <w:rPr>
+                <w:sz w:val="26"/>
+              </w:rPr>
+              <w:t>Có</w:t>
+            </w:r>
+          </w:p>
+        </w:tc>
+        <w:tc>
+          <w:tcPr>
+            <w:tcW w:w="1587" w:type="dxa"/>
+            <w:vAlign w:val="center"/>
+          </w:tcPr>
+          <w:p>
+            <w:pPr>
+              <w:spacing w:after="60" w:line="276" w:lineRule="auto"/>
+            </w:pPr>
+            <w:r>
+              <w:rPr>
+                <w:sz w:val="26"/>
+              </w:rPr>
+              <w:t>staff</w:t>
+            </w:r>
+          </w:p>
+        </w:tc>
+        <w:tc>
+          <w:tcPr>
+            <w:tcW w:w="3061" w:type="dxa"/>
+            <w:vAlign w:val="center"/>
+          </w:tcPr>
+          <w:p>
+            <w:pPr>
+              <w:spacing w:after="60" w:line="276" w:lineRule="auto"/>
+            </w:pPr>
+            <w:r>
+              <w:rPr>
+                <w:sz w:val="26"/>
+              </w:rPr>
+              <w:t>order_id</w:t>
+            </w:r>
+          </w:p>
+        </w:tc>
+      </w:tr>
+      <w:tr>
+        <w:tc>
+          <w:tcPr>
+            <w:tcW w:w="2494" w:type="dxa"/>
+            <w:vAlign w:val="center"/>
+          </w:tcPr>
+          <w:p>
+            <w:pPr>
+              <w:spacing w:after="60" w:line="276" w:lineRule="auto"/>
+              <w:jc w:val="center"/>
+            </w:pPr>
+            <w:r>
+              <w:rPr>
+                <w:sz w:val="26"/>
+              </w:rPr>
+              <w:t>ADMIN_UPDATE_ORDER_STATUS_PROPOSAL</w:t>
+            </w:r>
+          </w:p>
+        </w:tc>
+        <w:tc>
+          <w:tcPr>
+            <w:tcW w:w="1757" w:type="dxa"/>
+            <w:vAlign w:val="center"/>
+          </w:tcPr>
+          <w:p>
+            <w:pPr>
+              <w:spacing w:after="60" w:line="276" w:lineRule="auto"/>
+            </w:pPr>
+            <w:r>
+              <w:rPr>
+                <w:sz w:val="26"/>
+              </w:rPr>
+              <w:t>admin</w:t>
+            </w:r>
+          </w:p>
+        </w:tc>
+        <w:tc>
+          <w:tcPr>
+            <w:tcW w:w="1191" w:type="dxa"/>
+            <w:vAlign w:val="center"/>
+          </w:tcPr>
+          <w:p>
+            <w:pPr>
+              <w:spacing w:after="60" w:line="276" w:lineRule="auto"/>
+            </w:pPr>
+            <w:r>
+              <w:rPr>
+                <w:sz w:val="26"/>
+              </w:rPr>
+              <w:t>Không</w:t>
+            </w:r>
+          </w:p>
+        </w:tc>
+        <w:tc>
+          <w:tcPr>
+            <w:tcW w:w="1587" w:type="dxa"/>
+            <w:vAlign w:val="center"/>
+          </w:tcPr>
+          <w:p>
+            <w:pPr>
+              <w:spacing w:after="60" w:line="276" w:lineRule="auto"/>
+            </w:pPr>
+            <w:r>
+              <w:rPr>
+                <w:sz w:val="26"/>
+              </w:rPr>
+              <w:t>staff</w:t>
+            </w:r>
+          </w:p>
+        </w:tc>
+        <w:tc>
+          <w:tcPr>
+            <w:tcW w:w="3061" w:type="dxa"/>
+            <w:vAlign w:val="center"/>
+          </w:tcPr>
+          <w:p>
+            <w:pPr>
+              <w:spacing w:after="60" w:line="276" w:lineRule="auto"/>
+            </w:pPr>
+            <w:r>
+              <w:rPr>
+                <w:sz w:val="26"/>
+              </w:rPr>
+              <w:t>order_id, next_status, note</w:t>
+            </w:r>
+          </w:p>
+        </w:tc>
+      </w:tr>
+      <w:tr>
+        <w:tc>
+          <w:tcPr>
+            <w:tcW w:w="2494" w:type="dxa"/>
+            <w:vAlign w:val="center"/>
+          </w:tcPr>
+          <w:p>
+            <w:pPr>
+              <w:spacing w:after="60" w:line="276" w:lineRule="auto"/>
+              <w:jc w:val="center"/>
+            </w:pPr>
+            <w:r>
+              <w:rPr>
+                <w:sz w:val="26"/>
+              </w:rPr>
+              <w:t>ADMIN_ADJUST_INVENTORY_PROPOSAL</w:t>
+            </w:r>
+          </w:p>
+        </w:tc>
+        <w:tc>
+          <w:tcPr>
+            <w:tcW w:w="1757" w:type="dxa"/>
+            <w:vAlign w:val="center"/>
+          </w:tcPr>
+          <w:p>
+            <w:pPr>
+              <w:spacing w:after="60" w:line="276" w:lineRule="auto"/>
+            </w:pPr>
+            <w:r>
+              <w:rPr>
+                <w:sz w:val="26"/>
+              </w:rPr>
+              <w:t>admin</w:t>
+            </w:r>
+          </w:p>
+        </w:tc>
+        <w:tc>
+          <w:tcPr>
+            <w:tcW w:w="1191" w:type="dxa"/>
+            <w:vAlign w:val="center"/>
+          </w:tcPr>
+          <w:p>
+            <w:pPr>
+              <w:spacing w:after="60" w:line="276" w:lineRule="auto"/>
+            </w:pPr>
+            <w:r>
+              <w:rPr>
+                <w:sz w:val="26"/>
+              </w:rPr>
+              <w:t>Không</w:t>
+            </w:r>
+          </w:p>
+        </w:tc>
+        <w:tc>
+          <w:tcPr>
+            <w:tcW w:w="1587" w:type="dxa"/>
+            <w:vAlign w:val="center"/>
+          </w:tcPr>
+          <w:p>
+            <w:pPr>
+              <w:spacing w:after="60" w:line="276" w:lineRule="auto"/>
+            </w:pPr>
+            <w:r>
+              <w:rPr>
+                <w:sz w:val="26"/>
+              </w:rPr>
+              <w:t>admin</w:t>
+            </w:r>
+          </w:p>
+        </w:tc>
+        <w:tc>
+          <w:tcPr>
+            <w:tcW w:w="3061" w:type="dxa"/>
+            <w:vAlign w:val="center"/>
+          </w:tcPr>
+          <w:p>
+            <w:pPr>
+              <w:spacing w:after="60" w:line="276" w:lineRule="auto"/>
+            </w:pPr>
+            <w:r>
+              <w:rPr>
+                <w:sz w:val="26"/>
+              </w:rPr>
+              <w:t>product_id, quantity_delta, reason</w:t>
+            </w:r>
+          </w:p>
+        </w:tc>
+      </w:tr>
+    </w:tbl>
+    <w:p>
+      <w:pPr>
+        <w:pStyle w:val="Heading3"/>
+        <w:spacing w:before="120" w:after="120" w:line="312" w:lineRule="auto"/>
+      </w:pPr>
+      <w:bookmarkStart w:id="82" w:name="_Toc230642083"/>
+      <w:r>
+        <w:rPr>
+          <w:rFonts w:ascii="Times New Roman" w:eastAsia="Times New Roman" w:hAnsi="Times New Roman"/>
+        </w:rPr>
+        <w:t>2.11.2. Luồng xử lý AI action</w:t>
+      </w:r>
+      <w:bookmarkEnd w:id="82"/>
+    </w:p>
+    <w:p>
+      <w:pPr>
+        <w:spacing w:after="120" w:line="312" w:lineRule="auto"/>
+        <w:ind w:firstLine="720"/>
+        <w:jc w:val="both"/>
+      </w:pPr>
+      <w:r>
+        <w:t>Khi người dùng nhập yêu cầu trong AI popup, frontend gửi message cùng page_context gồm route hiện tại, bộ lọc, sản phẩm đang chọn và số lượng trong giỏ. Edge Function đọc dữ liệu sản phẩm/đơn hàng cần thiết, gọi OpenAI API để sinh câu trả lời, sau đó trả về assistant_message và actions[].</w:t>
+      </w:r>
+    </w:p>
+    <w:p>
+      <w:pPr>
+        <w:spacing w:before="120" w:after="120" w:line="312" w:lineRule="auto"/>
+        <w:jc w:val="center"/>
+      </w:pPr>
+      <w:bookmarkStart w:id="83" w:name="dm_hinh_14"/>
+      <w:r>
+        <w:rPr>
+          <w:i/>
+        </w:rPr>
+        <w:t>Hình 2.14. Luồng xử lý AI action từ yêu cầu đến thực thi</w:t>
+      </w:r>
+      <w:bookmarkEnd w:id="83"/>
+    </w:p>
+    <w:p>
+      <w:pPr>
+        <w:jc w:val="center"/>
+      </w:pPr>
+      <w:r>
+        <w:rPr>
+          <w:noProof/>
+        </w:rPr>
+        <w:drawing>
+          <wp:inline distT="0" distB="0" distL="0" distR="0" wp14:anchorId="22F6E262" wp14:editId="74577C7A">
+            <wp:extent cx="5760000" cy="3373714"/>
+            <wp:effectExtent l="0" t="0" r="0" b="0"/>
+            <wp:docPr id="15" name="Picture 15"/>
+            <wp:cNvGraphicFramePr>
+              <a:graphicFrameLocks xmlns:a="http://schemas.openxmlformats.org/drawingml/2006/main" noChangeAspect="1"/>
+            </wp:cNvGraphicFramePr>
+            <a:graphic xmlns:a="http://schemas.openxmlformats.org/drawingml/2006/main">
+              <a:graphicData uri="http://schemas.openxmlformats.org/drawingml/2006/picture">
+                <pic:pic xmlns:pic="http://schemas.openxmlformats.org/drawingml/2006/picture">
+                  <pic:nvPicPr>
+                    <pic:cNvPr id="0" name="Hinh_2_14_Luong_xu_ly_AI_action.png"/>
+                    <pic:cNvPicPr/>
+                  </pic:nvPicPr>
+                  <pic:blipFill>
+                    <a:blip r:embed="rId22"/>
+                    <a:stretch>
+                      <a:fillRect/>
+                    </a:stretch>
+                  </pic:blipFill>
+                  <pic:spPr>
+                    <a:xfrm>
+                      <a:off x="0" y="0"/>
+                      <a:ext cx="5760000" cy="3373714"/>
+                    </a:xfrm>
+                    <a:prstGeom prst="rect">
+                      <a:avLst/>
+                    </a:prstGeom>
+                  </pic:spPr>
+                </pic:pic>
+              </a:graphicData>
+            </a:graphic>
+          </wp:inline>
+        </w:drawing>
+      </w:r>
+    </w:p>
+    <w:p>
+      <w:pPr>
+        <w:spacing w:before="120" w:after="120" w:line="312" w:lineRule="auto"/>
+        <w:jc w:val="center"/>
+      </w:pPr>
+      <w:bookmarkStart w:id="84" w:name="dm_bang_17"/>
+      <w:r>
+        <w:rPr>
+          <w:i/>
+        </w:rPr>
+        <w:t>Bảng 2.15. Quy tắc thực thi action tại frontend</w:t>
+      </w:r>
+      <w:bookmarkEnd w:id="84"/>
+    </w:p>
+    <w:tbl>
+      <w:tblPr>
+        <w:tblStyle w:val="TableGrid"/>
+        <w:tblW w:w="0" w:type="auto"/>
+        <w:tblLook w:val="04A0" w:firstRow="1" w:lastRow="0" w:firstColumn="1" w:lastColumn="0" w:noHBand="0" w:noVBand="1"/>
+      </w:tblPr>
+      <w:tblGrid>
+        <w:gridCol w:w="3539"/>
+        <w:gridCol w:w="5465"/>
+      </w:tblGrid>
+      <w:tr>
+        <w:tc>
+          <w:tcPr>
+            <w:tcW w:w="2948" w:type="dxa"/>
+            <w:vAlign w:val="center"/>
+          </w:tcPr>
+          <w:p>
+            <w:pPr>
+              <w:spacing w:after="60" w:line="276" w:lineRule="auto"/>
+              <w:jc w:val="center"/>
+            </w:pPr>
+            <w:r>
+              <w:rPr>
+                <w:b/>
+                <w:sz w:val="26"/>
+              </w:rPr>
+              <w:lastRenderedPageBreak/>
+              <w:t>Action</w:t>
+            </w:r>
+          </w:p>
+        </w:tc>
+        <w:tc>
+          <w:tcPr>
+            <w:tcW w:w="6520" w:type="dxa"/>
+            <w:vAlign w:val="center"/>
+          </w:tcPr>
+          <w:p>
+            <w:pPr>
+              <w:spacing w:after="60" w:line="276" w:lineRule="auto"/>
+              <w:jc w:val="center"/>
+            </w:pPr>
+            <w:r>
+              <w:rPr>
+                <w:b/>
+                <w:sz w:val="26"/>
+              </w:rPr>
+              <w:t>Cách frontend thực thi</w:t>
+            </w:r>
+          </w:p>
+        </w:tc>
+      </w:tr>
+      <w:tr>
+        <w:tc>
+          <w:tcPr>
+            <w:tcW w:w="2948" w:type="dxa"/>
+            <w:vAlign w:val="center"/>
+          </w:tcPr>
+          <w:p>
+            <w:pPr>
+              <w:spacing w:after="60" w:line="276" w:lineRule="auto"/>
+              <w:jc w:val="center"/>
+            </w:pPr>
+            <w:r>
+              <w:rPr>
+                <w:sz w:val="26"/>
+              </w:rPr>
+              <w:t>NAVIGATE</w:t>
+            </w:r>
+          </w:p>
+        </w:tc>
+        <w:tc>
+          <w:tcPr>
+            <w:tcW w:w="6520" w:type="dxa"/>
+            <w:vAlign w:val="center"/>
+          </w:tcPr>
+          <w:p>
+            <w:pPr>
+              <w:spacing w:after="60" w:line="276" w:lineRule="auto"/>
+            </w:pPr>
+            <w:r>
+              <w:rPr>
+                <w:sz w:val="26"/>
+              </w:rPr>
+              <w:t>router.push(path) đến trang tương ứng.</w:t>
+            </w:r>
+          </w:p>
+        </w:tc>
+      </w:tr>
+      <w:tr>
+        <w:tc>
+          <w:tcPr>
+            <w:tcW w:w="2948" w:type="dxa"/>
+            <w:vAlign w:val="center"/>
+          </w:tcPr>
+          <w:p>
+            <w:pPr>
+              <w:spacing w:after="60" w:line="276" w:lineRule="auto"/>
+              <w:jc w:val="center"/>
+            </w:pPr>
+            <w:r>
+              <w:rPr>
+                <w:sz w:val="26"/>
+              </w:rPr>
+              <w:t>APPLY_FILTER</w:t>
+            </w:r>
+          </w:p>
+        </w:tc>
+        <w:tc>
+          <w:tcPr>
+            <w:tcW w:w="6520" w:type="dxa"/>
+            <w:vAlign w:val="center"/>
+          </w:tcPr>
+          <w:p>
+            <w:pPr>
+              <w:spacing w:after="60" w:line="276" w:lineRule="auto"/>
+            </w:pPr>
+            <w:r>
+              <w:rPr>
+                <w:sz w:val="26"/>
+              </w:rPr>
+              <w:t>Cập nhật query params trên /products để lọc danh sách sản phẩm.</w:t>
+            </w:r>
+          </w:p>
+        </w:tc>
+      </w:tr>
+      <w:tr>
+        <w:tc>
+          <w:tcPr>
+            <w:tcW w:w="2948" w:type="dxa"/>
+            <w:vAlign w:val="center"/>
+          </w:tcPr>
+          <w:p>
+            <w:pPr>
+              <w:spacing w:after="60" w:line="276" w:lineRule="auto"/>
+              <w:jc w:val="center"/>
+            </w:pPr>
+            <w:r>
+              <w:rPr>
+                <w:sz w:val="26"/>
+              </w:rPr>
+              <w:t>OPEN_PRODUCT</w:t>
+            </w:r>
+          </w:p>
+        </w:tc>
+        <w:tc>
+          <w:tcPr>
+            <w:tcW w:w="6520" w:type="dxa"/>
+            <w:vAlign w:val="center"/>
+          </w:tcPr>
+          <w:p>
+            <w:pPr>
+              <w:spacing w:after="60" w:line="276" w:lineRule="auto"/>
+            </w:pPr>
+            <w:r>
+              <w:rPr>
+                <w:sz w:val="26"/>
+              </w:rPr>
+              <w:t>Điều hướng đến /products/[slug] hoặc trang chi tiết theo product_id.</w:t>
+            </w:r>
+          </w:p>
+        </w:tc>
+      </w:tr>
+      <w:tr>
+        <w:tc>
+          <w:tcPr>
+            <w:tcW w:w="2948" w:type="dxa"/>
+            <w:vAlign w:val="center"/>
+          </w:tcPr>
+          <w:p>
+            <w:pPr>
+              <w:spacing w:after="60" w:line="276" w:lineRule="auto"/>
+              <w:jc w:val="center"/>
+            </w:pPr>
+            <w:r>
+              <w:rPr>
+                <w:sz w:val="26"/>
+              </w:rPr>
+              <w:t>OPEN_COMPARE</w:t>
+            </w:r>
+          </w:p>
+        </w:tc>
+        <w:tc>
+          <w:tcPr>
+            <w:tcW w:w="6520" w:type="dxa"/>
+            <w:vAlign w:val="center"/>
+          </w:tcPr>
+          <w:p>
+            <w:pPr>
+              <w:spacing w:after="60" w:line="276" w:lineRule="auto"/>
+            </w:pPr>
+            <w:r>
+              <w:rPr>
+                <w:sz w:val="26"/>
+              </w:rPr>
+              <w:t>Mở trang hoặc modal so sánh với danh sách product_ids.</w:t>
+            </w:r>
+          </w:p>
+        </w:tc>
+      </w:tr>
+      <w:tr>
+        <w:tc>
+          <w:tcPr>
+            <w:tcW w:w="2948" w:type="dxa"/>
+            <w:vAlign w:val="center"/>
+          </w:tcPr>
+          <w:p>
+            <w:pPr>
+              <w:spacing w:after="60" w:line="276" w:lineRule="auto"/>
+              <w:jc w:val="center"/>
+            </w:pPr>
+            <w:r>
+              <w:rPr>
+                <w:sz w:val="26"/>
+              </w:rPr>
+              <w:t>ADD_TO_CART_PROPOSAL</w:t>
+            </w:r>
+          </w:p>
+        </w:tc>
+        <w:tc>
+          <w:tcPr>
+            <w:tcW w:w="6520" w:type="dxa"/>
+            <w:vAlign w:val="center"/>
+          </w:tcPr>
+          <w:p>
+            <w:pPr>
+              <w:spacing w:after="60" w:line="276" w:lineRule="auto"/>
+            </w:pPr>
+            <w:r>
+              <w:rPr>
+                <w:sz w:val="26"/>
+              </w:rPr>
+              <w:t>Hiển thị card xác nhận, sau khi người dùng đồng ý mới gọi upsert-cart-item.</w:t>
+            </w:r>
+          </w:p>
+        </w:tc>
+      </w:tr>
+      <w:tr>
+        <w:tc>
+          <w:tcPr>
+            <w:tcW w:w="2948" w:type="dxa"/>
+            <w:vAlign w:val="center"/>
+          </w:tcPr>
+          <w:p>
+            <w:pPr>
+              <w:spacing w:after="60" w:line="276" w:lineRule="auto"/>
+              <w:jc w:val="center"/>
+            </w:pPr>
+            <w:r>
+              <w:rPr>
+                <w:sz w:val="26"/>
+              </w:rPr>
+              <w:t>START_CHECKOUT</w:t>
+            </w:r>
+          </w:p>
+        </w:tc>
+        <w:tc>
+          <w:tcPr>
+            <w:tcW w:w="6520" w:type="dxa"/>
+            <w:vAlign w:val="center"/>
+          </w:tcPr>
+          <w:p>
+            <w:pPr>
+              <w:spacing w:after="60" w:line="276" w:lineRule="auto"/>
+            </w:pPr>
+            <w:r>
+              <w:rPr>
+                <w:sz w:val="24"/>
+              </w:rPr>
+              <w:t>Hiển thị xác nhận checkout, sau đó chuyển đến /checkout với các cart_item_ids hợp lệ.</w:t>
+            </w:r>
+          </w:p>
+        </w:tc>
+      </w:tr>
+      <w:tr>
+        <w:tc>
+          <w:tcPr>
+            <w:tcW w:w="2948" w:type="dxa"/>
+            <w:vAlign w:val="center"/>
+          </w:tcPr>
+          <w:p>
+            <w:pPr>
+              <w:spacing w:after="60" w:line="276" w:lineRule="auto"/>
+              <w:jc w:val="center"/>
+            </w:pPr>
+            <w:r>
+              <w:rPr>
+                <w:sz w:val="26"/>
+              </w:rPr>
+              <w:t>SHOW_ORDER_STATUS</w:t>
+            </w:r>
+          </w:p>
+        </w:tc>
+        <w:tc>
+          <w:tcPr>
+            <w:tcW w:w="6520" w:type="dxa"/>
+            <w:vAlign w:val="center"/>
+          </w:tcPr>
+          <w:p>
+            <w:pPr>
+              <w:spacing w:after="60" w:line="276" w:lineRule="auto"/>
+            </w:pPr>
+            <w:r>
+              <w:rPr>
+                <w:sz w:val="26"/>
+              </w:rPr>
+              <w:t>Hiển thị order card trong AI modal nếu đơn thuộc quyền xem của người dùng.</w:t>
+            </w:r>
+          </w:p>
+        </w:tc>
+      </w:tr>
+    </w:tbl>
+    <w:p>
+      <w:pPr>
+        <w:pStyle w:val="Heading3"/>
+        <w:spacing w:before="120" w:after="120" w:line="312" w:lineRule="auto"/>
+      </w:pPr>
+      <w:bookmarkStart w:id="85" w:name="_Toc230642084"/>
+      <w:r>
+        <w:rPr>
+          <w:rFonts w:ascii="Times New Roman" w:eastAsia="Times New Roman" w:hAnsi="Times New Roman"/>
+        </w:rPr>
+        <w:t>2.11.3. Kiểm soát quyền, xác nhận và audit</w:t>
+      </w:r>
+      <w:bookmarkEnd w:id="85"/>
+    </w:p>
+    <w:p>
+      <w:pPr>
+        <w:spacing w:after="120" w:line="312" w:lineRule="auto"/>
+        <w:ind w:firstLine="720"/>
+        <w:jc w:val="both"/>
+      </w:pPr>
+      <w:r>
+        <w:t>AI không có quyền riêng ngoài quyền của người dùng hiện tại. Backend lấy role từ auth/session, không tin role do frontend gửi. Các action làm thay đổi giỏ hàng, checkout, đơn hàng, thanh toán, tồn kho hoặc dữ liệu quản trị phải được xác nhận trước khi thực thi.</w:t>
+      </w:r>
+    </w:p>
+    <w:p>
+      <w:pPr>
+        <w:spacing w:before="120" w:after="120" w:line="312" w:lineRule="auto"/>
+        <w:jc w:val="center"/>
+      </w:pPr>
+      <w:bookmarkStart w:id="86" w:name="dm_hinh_15"/>
+      <w:r>
+        <w:rPr>
+          <w:i/>
+        </w:rPr>
+        <w:t>Hình 2.15. Vòng đời AI action và điểm kiểm soát</w:t>
+      </w:r>
+      <w:bookmarkEnd w:id="86"/>
+    </w:p>
+    <w:p>
+      <w:pPr>
+        <w:jc w:val="center"/>
+      </w:pPr>
+      <w:r>
+        <w:rPr>
+          <w:noProof/>
+        </w:rPr>
+        <w:drawing>
+          <wp:inline distT="0" distB="0" distL="0" distR="0" wp14:anchorId="5B4F3AF9" wp14:editId="0996369B">
+            <wp:extent cx="5400000" cy="2160000"/>
+            <wp:effectExtent l="0" t="0" r="0" b="0"/>
+            <wp:docPr id="16" name="Picture 16"/>
+            <wp:cNvGraphicFramePr>
+              <a:graphicFrameLocks xmlns:a="http://schemas.openxmlformats.org/drawingml/2006/main" noChangeAspect="1"/>
+            </wp:cNvGraphicFramePr>
+            <a:graphic xmlns:a="http://schemas.openxmlformats.org/drawingml/2006/main">
+              <a:graphicData uri="http://schemas.openxmlformats.org/drawingml/2006/picture">
+                <pic:pic xmlns:pic="http://schemas.openxmlformats.org/drawingml/2006/picture">
+                  <pic:nvPicPr>
+                    <pic:cNvPr id="0" name="Hinh_2_15_Vong_doi_AI_action.png"/>
+                    <pic:cNvPicPr/>
+                  </pic:nvPicPr>
+                  <pic:blipFill>
+                    <a:blip r:embed="rId23"/>
+                    <a:stretch>
+                      <a:fillRect/>
+                    </a:stretch>
+                  </pic:blipFill>
+                  <pic:spPr>
+                    <a:xfrm>
+                      <a:off x="0" y="0"/>
+                      <a:ext cx="5400000" cy="2160000"/>
+                    </a:xfrm>
+                    <a:prstGeom prst="rect">
+                      <a:avLst/>
+                    </a:prstGeom>
+                  </pic:spPr>
+                </pic:pic>
+              </a:graphicData>
+            </a:graphic>
+          </wp:inline>
+        </w:drawing>
+      </w:r>
+    </w:p>
+    <w:p>
+      <w:pPr>
+        <w:spacing w:before="120" w:after="120" w:line="312" w:lineRule="auto"/>
+        <w:jc w:val="center"/>
+      </w:pPr>
+      <w:bookmarkStart w:id="87" w:name="dm_bang_18"/>
+      <w:r>
+        <w:rPr>
+          <w:i/>
+        </w:rPr>
+        <w:t>Bảng 2.16. Ma trận quyền thực thi AI action</w:t>
+      </w:r>
+      <w:bookmarkEnd w:id="87"/>
+    </w:p>
+    <w:tbl>
+      <w:tblPr>
+        <w:tblStyle w:val="TableGrid"/>
+        <w:tblW w:w="0" w:type="auto"/>
+        <w:tblLook w:val="04A0" w:firstRow="1" w:lastRow="0" w:firstColumn="1" w:lastColumn="0" w:noHBand="0" w:noVBand="1"/>
+      </w:tblPr>
+      <w:tblGrid>
+        <w:gridCol w:w="1711"/>
+        <w:gridCol w:w="7293"/>
+      </w:tblGrid>
+      <w:tr>
+        <w:tc>
+          <w:tcPr>
+            <w:tcW w:w="1814" w:type="dxa"/>
+            <w:vAlign w:val="center"/>
+          </w:tcPr>
+          <w:p>
+            <w:pPr>
+              <w:spacing w:after="60" w:line="276" w:lineRule="auto"/>
+              <w:jc w:val="center"/>
+            </w:pPr>
+            <w:r>
+              <w:rPr>
+                <w:b/>
+                <w:sz w:val="26"/>
+              </w:rPr>
+              <w:t>Role</w:t>
+            </w:r>
+          </w:p>
+        </w:tc>
+        <w:tc>
+          <w:tcPr>
+            <w:tcW w:w="7654" w:type="dxa"/>
+            <w:vAlign w:val="center"/>
+          </w:tcPr>
+          <w:p>
+            <w:pPr>
+              <w:spacing w:after="60" w:line="276" w:lineRule="auto"/>
+              <w:jc w:val="center"/>
+            </w:pPr>
+            <w:r>
+              <w:rPr>
+                <w:b/>
+                <w:sz w:val="26"/>
+              </w:rPr>
+              <w:t>Action được phép</w:t>
+            </w:r>
+          </w:p>
+        </w:tc>
+      </w:tr>
+      <w:tr>
+        <w:tc>
+          <w:tcPr>
+            <w:tcW w:w="1814" w:type="dxa"/>
+            <w:vAlign w:val="center"/>
+          </w:tcPr>
+          <w:p>
+            <w:pPr>
+              <w:spacing w:after="60" w:line="276" w:lineRule="auto"/>
+              <w:jc w:val="center"/>
+            </w:pPr>
+            <w:r>
+              <w:rPr>
+                <w:sz w:val="26"/>
+              </w:rPr>
+              <w:t>guest</w:t>
+            </w:r>
+          </w:p>
+        </w:tc>
+        <w:tc>
+          <w:tcPr>
+            <w:tcW w:w="7654" w:type="dxa"/>
+            <w:vAlign w:val="center"/>
+          </w:tcPr>
+          <w:p>
+            <w:pPr>
+              <w:spacing w:after="60" w:line="276" w:lineRule="auto"/>
+            </w:pPr>
+            <w:r>
+              <w:rPr>
+                <w:sz w:val="26"/>
+              </w:rPr>
+              <w:t>NAVIGATE, APPLY_FILTER, OPEN_PRODUCT, OPEN_COMPARE.</w:t>
+            </w:r>
+          </w:p>
+        </w:tc>
+      </w:tr>
+      <w:tr>
+        <w:tc>
+          <w:tcPr>
+            <w:tcW w:w="1814" w:type="dxa"/>
+            <w:vAlign w:val="center"/>
+          </w:tcPr>
+          <w:p>
+            <w:pPr>
+              <w:spacing w:after="60" w:line="276" w:lineRule="auto"/>
+              <w:jc w:val="center"/>
+            </w:pPr>
+            <w:r>
+              <w:rPr>
+                <w:sz w:val="26"/>
+              </w:rPr>
+              <w:t>customer</w:t>
+            </w:r>
+          </w:p>
+        </w:tc>
+        <w:tc>
+          <w:tcPr>
+            <w:tcW w:w="7654" w:type="dxa"/>
+            <w:vAlign w:val="center"/>
+          </w:tcPr>
+          <w:p>
+            <w:pPr>
+              <w:spacing w:after="60" w:line="276" w:lineRule="auto"/>
+            </w:pPr>
+            <w:r>
+              <w:rPr>
+                <w:sz w:val="24"/>
+              </w:rPr>
+              <w:t xml:space="preserve">Các action của guest, ADD_TO_CART_PROPOSAL, </w:t>
+            </w:r>
+            <w:r>
+              <w:rPr>
+                <w:sz w:val="24"/>
+              </w:rPr>
+              <w:lastRenderedPageBreak/>
+              <w:t>START_CHECKOUT, SHOW_ORDER_STATUS cho đơn của chính mình.</w:t>
+            </w:r>
+          </w:p>
+        </w:tc>
+      </w:tr>
+      <w:tr>
+        <w:tc>
+          <w:tcPr>
+            <w:tcW w:w="1814" w:type="dxa"/>
+            <w:vAlign w:val="center"/>
+          </w:tcPr>
+          <w:p>
+            <w:pPr>
+              <w:spacing w:after="60" w:line="276" w:lineRule="auto"/>
+              <w:jc w:val="center"/>
+            </w:pPr>
+            <w:r>
+              <w:rPr>
+                <w:sz w:val="26"/>
+              </w:rPr>
+              <w:lastRenderedPageBreak/>
+              <w:t>staff</w:t>
+            </w:r>
+          </w:p>
+        </w:tc>
+        <w:tc>
+          <w:tcPr>
+            <w:tcW w:w="7654" w:type="dxa"/>
+            <w:vAlign w:val="center"/>
+          </w:tcPr>
+          <w:p>
+            <w:pPr>
+              <w:spacing w:after="60" w:line="276" w:lineRule="auto"/>
+            </w:pPr>
+            <w:r>
+              <w:rPr>
+                <w:sz w:val="24"/>
+              </w:rPr>
+              <w:t>Các action của customer, ADMIN_OPEN_ORDER, ADMIN_UPDATE_ORDER_STATUS_PROPOSAL trong phạm vi xử lý đơn.</w:t>
+            </w:r>
+          </w:p>
+        </w:tc>
+      </w:tr>
+      <w:tr>
+        <w:tc>
+          <w:tcPr>
+            <w:tcW w:w="1814" w:type="dxa"/>
+            <w:vAlign w:val="center"/>
+          </w:tcPr>
+          <w:p>
+            <w:pPr>
+              <w:spacing w:after="60" w:line="276" w:lineRule="auto"/>
+              <w:jc w:val="center"/>
+            </w:pPr>
+            <w:r>
+              <w:rPr>
+                <w:sz w:val="26"/>
+              </w:rPr>
+              <w:t>admin</w:t>
+            </w:r>
+          </w:p>
+        </w:tc>
+        <w:tc>
+          <w:tcPr>
+            <w:tcW w:w="7654" w:type="dxa"/>
+            <w:vAlign w:val="center"/>
+          </w:tcPr>
+          <w:p>
+            <w:pPr>
+              <w:spacing w:after="60" w:line="276" w:lineRule="auto"/>
+            </w:pPr>
+            <w:r>
+              <w:rPr>
+                <w:sz w:val="26"/>
+              </w:rPr>
+              <w:t>Toàn bộ action, nhưng action ghi dữ liệu vẫn yêu cầu confirmation và audit.</w:t>
+            </w:r>
+          </w:p>
+        </w:tc>
+      </w:tr>
+    </w:tbl>
+    <w:p>
+      <w:pPr>
+        <w:spacing w:after="120" w:line="312" w:lineRule="auto"/>
+        <w:ind w:firstLine="720"/>
+        <w:jc w:val="both"/>
+      </w:pPr>
+      <w:r>
+        <w:t>Mỗi action được ghi nhận theo vòng đời proposed, confirmed, executed, failed, skipped hoặc rejected_by_policy. Bảng ai_actions lưu action do AI sinh ra, còn bảng ai_action_events lưu kết quả xác nhận/thực thi kèm page_context và thông báo lỗi nếu có.</w:t>
+      </w:r>
+    </w:p>
+    <w:p>
+      <w:pPr>
+        <w:pStyle w:val="Heading2"/>
+        <w:spacing w:before="120" w:after="120" w:line="312" w:lineRule="auto"/>
+      </w:pPr>
+      <w:bookmarkStart w:id="88" w:name="_Toc230642085"/>
+      <w:r>
+        <w:rPr>
+          <w:rFonts w:ascii="Times New Roman" w:eastAsia="Times New Roman" w:hAnsi="Times New Roman"/>
+        </w:rPr>
+        <w:t>2.12. Bổ sung thiết kế dữ liệu cho AI và audit</w:t>
+      </w:r>
+      <w:bookmarkEnd w:id="88"/>
+    </w:p>
+    <w:p>
+      <w:pPr>
+        <w:spacing w:after="120" w:line="312" w:lineRule="auto"/>
+        <w:ind w:firstLine="720"/>
+        <w:jc w:val="both"/>
+      </w:pPr>
+      <w:r>
+        <w:t>Ngoài các bảng sản phẩm, giỏ hàng và đơn hàng, hệ thống cần bổ sung nhóm bảng phục vụ hội thoại AI, action có cấu trúc và audit. Nhóm bảng này giúp truy vết việc AI đề xuất thao tác nào, người dùng có xác nhận hay không và frontend đã thực thi ra sao.</w:t>
+      </w:r>
+    </w:p>
+    <w:p>
+      <w:pPr>
+        <w:spacing w:before="120" w:after="120" w:line="312" w:lineRule="auto"/>
+        <w:jc w:val="center"/>
+      </w:pPr>
+      <w:bookmarkStart w:id="89" w:name="dm_bang_19"/>
+      <w:r>
+        <w:rPr>
+          <w:i/>
+        </w:rPr>
+        <w:t>Bảng 2.17. Nhóm bảng dữ liệu bổ sung cho AI Agent và audit</w:t>
+      </w:r>
+      <w:bookmarkEnd w:id="89"/>
+    </w:p>
+    <w:tbl>
+      <w:tblPr>
+        <w:tblStyle w:val="TableGrid"/>
+        <w:tblW w:w="0" w:type="auto"/>
+        <w:tblLook w:val="04A0" w:firstRow="1" w:lastRow="0" w:firstColumn="1" w:lastColumn="0" w:noHBand="0" w:noVBand="1"/>
+      </w:tblPr>
+      <w:tblGrid>
+        <w:gridCol w:w="1656"/>
+        <w:gridCol w:w="5439"/>
+        <w:gridCol w:w="1909"/>
+      </w:tblGrid>
+      <w:tr>
+        <w:tc>
+          <w:tcPr>
+            <w:tcW w:w="1871" w:type="dxa"/>
+            <w:vAlign w:val="center"/>
+          </w:tcPr>
+          <w:p>
+            <w:pPr>
+              <w:spacing w:after="60" w:line="276" w:lineRule="auto"/>
+              <w:jc w:val="center"/>
+            </w:pPr>
+            <w:r>
+              <w:rPr>
+                <w:b/>
+                <w:sz w:val="26"/>
+              </w:rPr>
+              <w:t>Bảng</w:t>
+            </w:r>
+          </w:p>
+        </w:tc>
+        <w:tc>
+          <w:tcPr>
+            <w:tcW w:w="3798" w:type="dxa"/>
+            <w:vAlign w:val="center"/>
+          </w:tcPr>
+          <w:p>
+            <w:pPr>
+              <w:spacing w:after="60" w:line="276" w:lineRule="auto"/>
+              <w:jc w:val="center"/>
+            </w:pPr>
+            <w:r>
+              <w:rPr>
+                <w:b/>
+                <w:sz w:val="26"/>
+              </w:rPr>
+              <w:t>Mục đích</w:t>
+            </w:r>
+          </w:p>
+        </w:tc>
+        <w:tc>
+          <w:tcPr>
+            <w:tcW w:w="3798" w:type="dxa"/>
+            <w:vAlign w:val="center"/>
+          </w:tcPr>
+          <w:p>
+            <w:pPr>
+              <w:spacing w:after="60" w:line="276" w:lineRule="auto"/>
+              <w:jc w:val="center"/>
+            </w:pPr>
+            <w:r>
+              <w:rPr>
+                <w:b/>
+                <w:sz w:val="26"/>
+              </w:rPr>
+              <w:t>Trường chính</w:t>
+            </w:r>
+          </w:p>
+        </w:tc>
+      </w:tr>
+      <w:tr>
+        <w:tc>
+          <w:tcPr>
+            <w:tcW w:w="1871" w:type="dxa"/>
+            <w:vAlign w:val="center"/>
+          </w:tcPr>
+          <w:p>
+            <w:pPr>
+              <w:spacing w:after="60" w:line="276" w:lineRule="auto"/>
+              <w:jc w:val="center"/>
+            </w:pPr>
+            <w:r>
+              <w:rPr>
+                <w:sz w:val="26"/>
+              </w:rPr>
+              <w:t>ai_sessions</w:t>
+            </w:r>
+          </w:p>
+        </w:tc>
+        <w:tc>
+          <w:tcPr>
+            <w:tcW w:w="3798" w:type="dxa"/>
+            <w:vAlign w:val="center"/>
+          </w:tcPr>
+          <w:p>
+            <w:pPr>
+              <w:spacing w:after="60" w:line="276" w:lineRule="auto"/>
+            </w:pPr>
+            <w:r>
+              <w:rPr>
+                <w:sz w:val="26"/>
+              </w:rPr>
+              <w:t>Lưu phiên hội thoại AI của người dùng.</w:t>
+            </w:r>
+          </w:p>
+        </w:tc>
+        <w:tc>
+          <w:tcPr>
+            <w:tcW w:w="3798" w:type="dxa"/>
+            <w:vAlign w:val="center"/>
+          </w:tcPr>
+          <w:p>
+            <w:pPr>
+              <w:spacing w:after="60" w:line="276" w:lineRule="auto"/>
+            </w:pPr>
+            <w:r>
+              <w:rPr>
+                <w:sz w:val="26"/>
+              </w:rPr>
+              <w:t>id, user_id, title, metadata, created_at, updated_at</w:t>
+            </w:r>
+          </w:p>
+        </w:tc>
+      </w:tr>
+      <w:tr>
+        <w:tc>
+          <w:tcPr>
+            <w:tcW w:w="1871" w:type="dxa"/>
+            <w:vAlign w:val="center"/>
+          </w:tcPr>
+          <w:p>
+            <w:pPr>
+              <w:spacing w:after="60" w:line="276" w:lineRule="auto"/>
+              <w:jc w:val="center"/>
+            </w:pPr>
+            <w:r>
+              <w:rPr>
+                <w:sz w:val="26"/>
+              </w:rPr>
+              <w:t>ai_messages</w:t>
+            </w:r>
+          </w:p>
+        </w:tc>
+        <w:tc>
+          <w:tcPr>
+            <w:tcW w:w="3798" w:type="dxa"/>
+            <w:vAlign w:val="center"/>
+          </w:tcPr>
+          <w:p>
+            <w:pPr>
+              <w:spacing w:after="60" w:line="276" w:lineRule="auto"/>
+            </w:pPr>
+            <w:r>
+              <w:rPr>
+                <w:sz w:val="26"/>
+              </w:rPr>
+              <w:t>Lưu tin nhắn user, assistant, system hoặc tool trong một phiên.</w:t>
+            </w:r>
+          </w:p>
+        </w:tc>
+        <w:tc>
+          <w:tcPr>
+            <w:tcW w:w="3798" w:type="dxa"/>
+            <w:vAlign w:val="center"/>
+          </w:tcPr>
+          <w:p>
+            <w:pPr>
+              <w:spacing w:after="60" w:line="276" w:lineRule="auto"/>
+            </w:pPr>
+            <w:r>
+              <w:rPr>
+                <w:sz w:val="26"/>
+              </w:rPr>
+              <w:t>id, session_id, role, content, metadata, created_at</w:t>
+            </w:r>
+          </w:p>
+        </w:tc>
+      </w:tr>
+      <w:tr>
+        <w:tc>
+          <w:tcPr>
+            <w:tcW w:w="1871" w:type="dxa"/>
+            <w:vAlign w:val="center"/>
+          </w:tcPr>
+          <w:p>
+            <w:pPr>
+              <w:spacing w:after="60" w:line="276" w:lineRule="auto"/>
+              <w:jc w:val="center"/>
+            </w:pPr>
+            <w:r>
+              <w:rPr>
+                <w:sz w:val="26"/>
+              </w:rPr>
+              <w:t>ai_actions</w:t>
+            </w:r>
+          </w:p>
+        </w:tc>
+        <w:tc>
+          <w:tcPr>
+            <w:tcW w:w="3798" w:type="dxa"/>
+            <w:vAlign w:val="center"/>
+          </w:tcPr>
+          <w:p>
+            <w:pPr>
+              <w:spacing w:after="60" w:line="276" w:lineRule="auto"/>
+            </w:pPr>
+            <w:r>
+              <w:rPr>
+                <w:sz w:val="26"/>
+              </w:rPr>
+              <w:t>Lưu action có cấu trúc do AI đề xuất.</w:t>
+            </w:r>
+          </w:p>
+        </w:tc>
+        <w:tc>
+          <w:tcPr>
+            <w:tcW w:w="3798" w:type="dxa"/>
+            <w:vAlign w:val="center"/>
+          </w:tcPr>
+          <w:p>
+            <w:pPr>
+              <w:spacing w:after="60" w:line="276" w:lineRule="auto"/>
+            </w:pPr>
+            <w:r>
+              <w:rPr>
+                <w:sz w:val="24"/>
+              </w:rPr>
+              <w:t>id, session_id, message_id, type, label, payload, requires_confirmation, confirmed_at, executed_at</w:t>
+            </w:r>
+          </w:p>
+        </w:tc>
+      </w:tr>
+      <w:tr>
+        <w:tc>
+          <w:tcPr>
+            <w:tcW w:w="1871" w:type="dxa"/>
+            <w:vAlign w:val="center"/>
+          </w:tcPr>
+          <w:p>
+            <w:pPr>
+              <w:spacing w:after="60" w:line="276" w:lineRule="auto"/>
+              <w:jc w:val="center"/>
+            </w:pPr>
+            <w:r>
+              <w:rPr>
+                <w:sz w:val="26"/>
+              </w:rPr>
+              <w:t>ai_action_events</w:t>
+            </w:r>
+          </w:p>
+        </w:tc>
+        <w:tc>
+          <w:tcPr>
+            <w:tcW w:w="3798" w:type="dxa"/>
+            <w:vAlign w:val="center"/>
+          </w:tcPr>
+          <w:p>
+            <w:pPr>
+              <w:spacing w:after="60" w:line="276" w:lineRule="auto"/>
+            </w:pPr>
+            <w:r>
+              <w:rPr>
+                <w:sz w:val="26"/>
+              </w:rPr>
+              <w:t>Lưu sự kiện proposed/confirmed/executed/failed/skipped/rejected_by_policy.</w:t>
+            </w:r>
+          </w:p>
+        </w:tc>
+        <w:tc>
+          <w:tcPr>
+            <w:tcW w:w="3798" w:type="dxa"/>
+            <w:vAlign w:val="center"/>
+          </w:tcPr>
+          <w:p>
+            <w:pPr>
+              <w:spacing w:after="60" w:line="276" w:lineRule="auto"/>
+            </w:pPr>
+            <w:r>
+              <w:rPr>
+                <w:sz w:val="26"/>
+              </w:rPr>
+              <w:t xml:space="preserve">id, action_id, user_id, status, result, </w:t>
+            </w:r>
+            <w:r>
+              <w:rPr>
+                <w:sz w:val="26"/>
+              </w:rPr>
+              <w:lastRenderedPageBreak/>
+              <w:t>error_message, page_context</w:t>
+            </w:r>
+          </w:p>
+        </w:tc>
+      </w:tr>
+      <w:tr>
+        <w:tc>
+          <w:tcPr>
+            <w:tcW w:w="1871" w:type="dxa"/>
+            <w:vAlign w:val="center"/>
+          </w:tcPr>
+          <w:p>
+            <w:pPr>
+              <w:spacing w:after="60" w:line="276" w:lineRule="auto"/>
+              <w:jc w:val="center"/>
+            </w:pPr>
+            <w:r>
+              <w:rPr>
+                <w:sz w:val="26"/>
+              </w:rPr>
+              <w:lastRenderedPageBreak/>
+              <w:t>admin_audit_logs</w:t>
+            </w:r>
+          </w:p>
+        </w:tc>
+        <w:tc>
+          <w:tcPr>
+            <w:tcW w:w="3798" w:type="dxa"/>
+            <w:vAlign w:val="center"/>
+          </w:tcPr>
+          <w:p>
+            <w:pPr>
+              <w:spacing w:after="60" w:line="276" w:lineRule="auto"/>
+            </w:pPr>
+            <w:r>
+              <w:rPr>
+                <w:sz w:val="26"/>
+              </w:rPr>
+              <w:t>Lưu thao tác quản trị và thay đổi dữ liệu quan trọng.</w:t>
+            </w:r>
+          </w:p>
+        </w:tc>
+        <w:tc>
+          <w:tcPr>
+            <w:tcW w:w="3798" w:type="dxa"/>
+            <w:vAlign w:val="center"/>
+          </w:tcPr>
+          <w:p>
+            <w:pPr>
+              <w:spacing w:after="60" w:line="276" w:lineRule="auto"/>
+            </w:pPr>
+            <w:r>
+              <w:rPr>
+                <w:sz w:val="24"/>
+              </w:rPr>
+              <w:t>id, actor_id, action, entity_type, entity_id, before_data, after_data, ip_address</w:t>
+            </w:r>
+          </w:p>
+        </w:tc>
+      </w:tr>
+    </w:tbl>
+    <w:p>
+      <w:pPr>
+        <w:pStyle w:val="Heading2"/>
+        <w:spacing w:before="120" w:after="120" w:line="312" w:lineRule="auto"/>
+      </w:pPr>
+      <w:bookmarkStart w:id="90" w:name="_Toc230642086"/>
+      <w:r>
+        <w:rPr>
+          <w:rFonts w:ascii="Times New Roman" w:eastAsia="Times New Roman" w:hAnsi="Times New Roman"/>
+        </w:rPr>
+        <w:t>2.13. Kịch bản kiểm thử bổ sung cho Chương 2</w:t>
+      </w:r>
+      <w:bookmarkEnd w:id="90"/>
+    </w:p>
+    <w:p>
+      <w:pPr>
+        <w:spacing w:after="120" w:line="312" w:lineRule="auto"/>
+        <w:ind w:firstLine="720"/>
+        <w:jc w:val="both"/>
+      </w:pPr>
+      <w:r>
+        <w:t>Các kịch bản kiểm thử dưới đây được xây dựng từ đặc tả backend để đảm bảo thiết kế phân tích có thể kiểm chứng khi triển khai. Nội dung này cũng làm rõ các điểm rủi ro của hệ thống thương mại điện tử có AI hỗ trợ.</w:t>
+      </w:r>
+    </w:p>
+    <w:p>
+      <w:pPr>
+        <w:spacing w:before="120" w:after="120" w:line="312" w:lineRule="auto"/>
+        <w:jc w:val="center"/>
+      </w:pPr>
+      <w:bookmarkStart w:id="91" w:name="dm_bang_20"/>
+      <w:r>
+        <w:rPr>
+          <w:i/>
+        </w:rPr>
+        <w:t>Bảng 2.18. Kịch bản kiểm thử nghiệp vụ và AI Agent</w:t>
+      </w:r>
+      <w:bookmarkEnd w:id="91"/>
+    </w:p>
+    <w:tbl>
+      <w:tblPr>
+        <w:tblStyle w:val="TableGrid"/>
+        <w:tblW w:w="0" w:type="auto"/>
+        <w:tblLook w:val="04A0" w:firstRow="1" w:lastRow="0" w:firstColumn="1" w:lastColumn="0" w:noHBand="0" w:noVBand="1"/>
+      </w:tblPr>
+      <w:tblGrid>
+        <w:gridCol w:w="1674"/>
+        <w:gridCol w:w="4033"/>
+        <w:gridCol w:w="3297"/>
+      </w:tblGrid>
+      <w:tr>
+        <w:tc>
+          <w:tcPr>
+            <w:tcW w:w="1814" w:type="dxa"/>
+            <w:vAlign w:val="center"/>
+          </w:tcPr>
+          <w:p>
+            <w:pPr>
+              <w:spacing w:after="60" w:line="276" w:lineRule="auto"/>
+              <w:jc w:val="center"/>
+            </w:pPr>
+            <w:r>
+              <w:rPr>
+                <w:b/>
+                <w:sz w:val="26"/>
+              </w:rPr>
+              <w:t>Nhóm</w:t>
+            </w:r>
+          </w:p>
+        </w:tc>
+        <w:tc>
+          <w:tcPr>
+            <w:tcW w:w="4139" w:type="dxa"/>
+            <w:vAlign w:val="center"/>
+          </w:tcPr>
+          <w:p>
+            <w:pPr>
+              <w:spacing w:after="60" w:line="276" w:lineRule="auto"/>
+              <w:jc w:val="center"/>
+            </w:pPr>
+            <w:r>
+              <w:rPr>
+                <w:b/>
+                <w:sz w:val="26"/>
+              </w:rPr>
+              <w:t>Kịch bản kiểm thử</w:t>
+            </w:r>
+          </w:p>
+        </w:tc>
+        <w:tc>
+          <w:tcPr>
+            <w:tcW w:w="3515" w:type="dxa"/>
+            <w:vAlign w:val="center"/>
+          </w:tcPr>
+          <w:p>
+            <w:pPr>
+              <w:spacing w:after="60" w:line="276" w:lineRule="auto"/>
+              <w:jc w:val="center"/>
+            </w:pPr>
+            <w:r>
+              <w:rPr>
+                <w:b/>
+                <w:sz w:val="26"/>
+              </w:rPr>
+              <w:t>Kết quả mong đợi</w:t>
+            </w:r>
+          </w:p>
+        </w:tc>
+      </w:tr>
+      <w:tr>
+        <w:tc>
+          <w:tcPr>
+            <w:tcW w:w="1814" w:type="dxa"/>
+            <w:vAlign w:val="center"/>
+          </w:tcPr>
+          <w:p>
+            <w:pPr>
+              <w:spacing w:after="60" w:line="276" w:lineRule="auto"/>
+              <w:jc w:val="center"/>
+            </w:pPr>
+            <w:r>
+              <w:rPr>
+                <w:sz w:val="26"/>
+              </w:rPr>
+              <w:t>Catalog</w:t>
+            </w:r>
+          </w:p>
+        </w:tc>
+        <w:tc>
+          <w:tcPr>
+            <w:tcW w:w="4139" w:type="dxa"/>
+            <w:vAlign w:val="center"/>
+          </w:tcPr>
+          <w:p>
+            <w:pPr>
+              <w:spacing w:after="60" w:line="276" w:lineRule="auto"/>
+            </w:pPr>
+            <w:r>
+              <w:rPr>
+                <w:sz w:val="26"/>
+              </w:rPr>
+              <w:t>Guest xem danh sách sản phẩm active và không xem được sản phẩm draft.</w:t>
+            </w:r>
+          </w:p>
+        </w:tc>
+        <w:tc>
+          <w:tcPr>
+            <w:tcW w:w="3515" w:type="dxa"/>
+            <w:vAlign w:val="center"/>
+          </w:tcPr>
+          <w:p>
+            <w:pPr>
+              <w:spacing w:after="60" w:line="276" w:lineRule="auto"/>
+            </w:pPr>
+            <w:r>
+              <w:rPr>
+                <w:sz w:val="26"/>
+              </w:rPr>
+              <w:t>Chỉ sản phẩm active hiển thị ở trang khách hàng.</w:t>
+            </w:r>
+          </w:p>
+        </w:tc>
+      </w:tr>
+      <w:tr>
+        <w:tc>
+          <w:tcPr>
+            <w:tcW w:w="1814" w:type="dxa"/>
+            <w:vAlign w:val="center"/>
+          </w:tcPr>
+          <w:p>
+            <w:pPr>
+              <w:spacing w:after="60" w:line="276" w:lineRule="auto"/>
+              <w:jc w:val="center"/>
+            </w:pPr>
+            <w:r>
+              <w:rPr>
+                <w:sz w:val="26"/>
+              </w:rPr>
+              <w:t>Giỏ hàng</w:t>
+            </w:r>
+          </w:p>
+        </w:tc>
+        <w:tc>
+          <w:tcPr>
+            <w:tcW w:w="4139" w:type="dxa"/>
+            <w:vAlign w:val="center"/>
+          </w:tcPr>
+          <w:p>
+            <w:pPr>
+              <w:spacing w:after="60" w:line="276" w:lineRule="auto"/>
+            </w:pPr>
+            <w:r>
+              <w:rPr>
+                <w:sz w:val="26"/>
+              </w:rPr>
+              <w:t>Customer thêm/cập nhật/xóa sản phẩm trong giỏ.</w:t>
+            </w:r>
+          </w:p>
+        </w:tc>
+        <w:tc>
+          <w:tcPr>
+            <w:tcW w:w="3515" w:type="dxa"/>
+            <w:vAlign w:val="center"/>
+          </w:tcPr>
+          <w:p>
+            <w:pPr>
+              <w:spacing w:after="60" w:line="276" w:lineRule="auto"/>
+            </w:pPr>
+            <w:r>
+              <w:rPr>
+                <w:sz w:val="26"/>
+              </w:rPr>
+              <w:t>Giỏ đúng user, không vượt tồn kho, không đọc được giỏ user khác.</w:t>
+            </w:r>
+          </w:p>
+        </w:tc>
+      </w:tr>
+      <w:tr>
+        <w:tc>
+          <w:tcPr>
+            <w:tcW w:w="1814" w:type="dxa"/>
+            <w:vAlign w:val="center"/>
+          </w:tcPr>
+          <w:p>
+            <w:pPr>
+              <w:spacing w:after="60" w:line="276" w:lineRule="auto"/>
+              <w:jc w:val="center"/>
+            </w:pPr>
+            <w:r>
+              <w:rPr>
+                <w:sz w:val="26"/>
+              </w:rPr>
+              <w:t>Đặt hàng</w:t>
+            </w:r>
+          </w:p>
+        </w:tc>
+        <w:tc>
+          <w:tcPr>
+            <w:tcW w:w="4139" w:type="dxa"/>
+            <w:vAlign w:val="center"/>
+          </w:tcPr>
+          <w:p>
+            <w:pPr>
+              <w:spacing w:after="60" w:line="276" w:lineRule="auto"/>
+            </w:pPr>
+            <w:r>
+              <w:rPr>
+                <w:sz w:val="26"/>
+              </w:rPr>
+              <w:t>Tạo đơn từ giỏ khi đủ hàng và khi thiếu hàng.</w:t>
+            </w:r>
+          </w:p>
+        </w:tc>
+        <w:tc>
+          <w:tcPr>
+            <w:tcW w:w="3515" w:type="dxa"/>
+            <w:vAlign w:val="center"/>
+          </w:tcPr>
+          <w:p>
+            <w:pPr>
+              <w:spacing w:after="60" w:line="276" w:lineRule="auto"/>
+            </w:pPr>
+            <w:r>
+              <w:rPr>
+                <w:sz w:val="26"/>
+              </w:rPr>
+              <w:t>Đơn hợp lệ trừ tồn một lần; đơn thiếu hàng trả lỗi rõ ràng.</w:t>
+            </w:r>
+          </w:p>
+        </w:tc>
+      </w:tr>
+      <w:tr>
+        <w:tc>
+          <w:tcPr>
+            <w:tcW w:w="1814" w:type="dxa"/>
+            <w:vAlign w:val="center"/>
+          </w:tcPr>
+          <w:p>
+            <w:pPr>
+              <w:spacing w:after="60" w:line="276" w:lineRule="auto"/>
+              <w:jc w:val="center"/>
+            </w:pPr>
+            <w:r>
+              <w:rPr>
+                <w:sz w:val="26"/>
+              </w:rPr>
+              <w:t>Quản trị</w:t>
+            </w:r>
+          </w:p>
+        </w:tc>
+        <w:tc>
+          <w:tcPr>
+            <w:tcW w:w="4139" w:type="dxa"/>
+            <w:vAlign w:val="center"/>
+          </w:tcPr>
+          <w:p>
+            <w:pPr>
+              <w:spacing w:after="60" w:line="276" w:lineRule="auto"/>
+            </w:pPr>
+            <w:r>
+              <w:rPr>
+                <w:sz w:val="26"/>
+              </w:rPr>
+              <w:t>Staff/admin cập nhật trạng thái đơn.</w:t>
+            </w:r>
+          </w:p>
+        </w:tc>
+        <w:tc>
+          <w:tcPr>
+            <w:tcW w:w="3515" w:type="dxa"/>
+            <w:vAlign w:val="center"/>
+          </w:tcPr>
+          <w:p>
+            <w:pPr>
+              <w:spacing w:after="60" w:line="276" w:lineRule="auto"/>
+            </w:pPr>
+            <w:r>
+              <w:rPr>
+                <w:sz w:val="26"/>
+              </w:rPr>
+              <w:t>Chuyển trạng thái hợp lệ, có order_status_events và audit log.</w:t>
+            </w:r>
+          </w:p>
+        </w:tc>
+      </w:tr>
+      <w:tr>
+        <w:tc>
+          <w:tcPr>
+            <w:tcW w:w="1814" w:type="dxa"/>
+            <w:vAlign w:val="center"/>
+          </w:tcPr>
+          <w:p>
+            <w:pPr>
+              <w:spacing w:after="60" w:line="276" w:lineRule="auto"/>
+              <w:jc w:val="center"/>
+            </w:pPr>
+            <w:r>
+              <w:rPr>
+                <w:sz w:val="26"/>
+              </w:rPr>
+              <w:t>AI action</w:t>
+            </w:r>
+          </w:p>
+        </w:tc>
+        <w:tc>
+          <w:tcPr>
+            <w:tcW w:w="4139" w:type="dxa"/>
+            <w:vAlign w:val="center"/>
+          </w:tcPr>
+          <w:p>
+            <w:pPr>
+              <w:spacing w:after="60" w:line="276" w:lineRule="auto"/>
+            </w:pPr>
+            <w:r>
+              <w:rPr>
+                <w:sz w:val="26"/>
+              </w:rPr>
+              <w:t>AI trả APPLY_FILTER từ yêu cầu tìm laptop dưới 20 triệu.</w:t>
+            </w:r>
+          </w:p>
+        </w:tc>
+        <w:tc>
+          <w:tcPr>
+            <w:tcW w:w="3515" w:type="dxa"/>
+            <w:vAlign w:val="center"/>
+          </w:tcPr>
+          <w:p>
+            <w:pPr>
+              <w:spacing w:after="60" w:line="276" w:lineRule="auto"/>
+            </w:pPr>
+            <w:r>
+              <w:rPr>
+                <w:sz w:val="26"/>
+              </w:rPr>
+              <w:t>Frontend tự lọc sản phẩm và ghi event executed.</w:t>
+            </w:r>
+          </w:p>
+        </w:tc>
+      </w:tr>
+      <w:tr>
+        <w:tc>
+          <w:tcPr>
+            <w:tcW w:w="1814" w:type="dxa"/>
+            <w:vAlign w:val="center"/>
+          </w:tcPr>
+          <w:p>
+            <w:pPr>
+              <w:spacing w:after="60" w:line="276" w:lineRule="auto"/>
+              <w:jc w:val="center"/>
+            </w:pPr>
+            <w:r>
+              <w:rPr>
+                <w:sz w:val="26"/>
+              </w:rPr>
+              <w:t>AI an toàn</w:t>
+            </w:r>
+          </w:p>
+        </w:tc>
+        <w:tc>
+          <w:tcPr>
+            <w:tcW w:w="4139" w:type="dxa"/>
+            <w:vAlign w:val="center"/>
+          </w:tcPr>
+          <w:p>
+            <w:pPr>
+              <w:spacing w:after="60" w:line="276" w:lineRule="auto"/>
+            </w:pPr>
+            <w:r>
+              <w:rPr>
+                <w:sz w:val="26"/>
+              </w:rPr>
+              <w:t>AI đề xuất ADD_TO_CART_PROPOSAL hoặc START_CHECKOUT.</w:t>
+            </w:r>
+          </w:p>
+        </w:tc>
+        <w:tc>
+          <w:tcPr>
+            <w:tcW w:w="3515" w:type="dxa"/>
+            <w:vAlign w:val="center"/>
+          </w:tcPr>
+          <w:p>
+            <w:pPr>
+              <w:spacing w:after="60" w:line="276" w:lineRule="auto"/>
+            </w:pPr>
+            <w:r>
+              <w:rPr>
+                <w:sz w:val="26"/>
+              </w:rPr>
+              <w:t>Hiển thị xác nhận, chỉ thực thi sau khi customer đồng ý.</w:t>
+            </w:r>
+          </w:p>
+        </w:tc>
+      </w:tr>
+      <w:tr>
+        <w:tc>
+          <w:tcPr>
+            <w:tcW w:w="1814" w:type="dxa"/>
+            <w:vAlign w:val="center"/>
+          </w:tcPr>
+          <w:p>
+            <w:pPr>
+              <w:spacing w:after="60" w:line="276" w:lineRule="auto"/>
+              <w:jc w:val="center"/>
+            </w:pPr>
+            <w:r>
+              <w:rPr>
+                <w:sz w:val="26"/>
+              </w:rPr>
+              <w:t>AI phân quyền</w:t>
+            </w:r>
+          </w:p>
+        </w:tc>
+        <w:tc>
+          <w:tcPr>
+            <w:tcW w:w="4139" w:type="dxa"/>
+            <w:vAlign w:val="center"/>
+          </w:tcPr>
+          <w:p>
+            <w:pPr>
+              <w:spacing w:after="60" w:line="276" w:lineRule="auto"/>
+            </w:pPr>
+            <w:r>
+              <w:rPr>
+                <w:sz w:val="26"/>
+              </w:rPr>
+              <w:t>Customer yêu cầu AI cập nhật trạng thái đơn hoặc chỉnh tồn kho.</w:t>
+            </w:r>
+          </w:p>
+        </w:tc>
+        <w:tc>
+          <w:tcPr>
+            <w:tcW w:w="3515" w:type="dxa"/>
+            <w:vAlign w:val="center"/>
+          </w:tcPr>
+          <w:p>
+            <w:pPr>
+              <w:spacing w:after="60" w:line="276" w:lineRule="auto"/>
+            </w:pPr>
+            <w:r>
+              <w:rPr>
+                <w:sz w:val="26"/>
+              </w:rPr>
+              <w:t>Backend từ chối/reject action và ghi rejected_by_policy.</w:t>
+            </w:r>
+          </w:p>
+        </w:tc>
+      </w:tr>
+      <w:tr>
+        <w:tc>
+          <w:tcPr>
+            <w:tcW w:w="1814" w:type="dxa"/>
+            <w:vAlign w:val="center"/>
+          </w:tcPr>
+          <w:p>
+            <w:pPr>
+              <w:spacing w:after="60" w:line="276" w:lineRule="auto"/>
+              <w:jc w:val="center"/>
+            </w:pPr>
+            <w:r>
+              <w:rPr>
+                <w:sz w:val="26"/>
+              </w:rPr>
+              <w:t>AI registry</w:t>
+            </w:r>
+          </w:p>
+        </w:tc>
+        <w:tc>
+          <w:tcPr>
+            <w:tcW w:w="4139" w:type="dxa"/>
+            <w:vAlign w:val="center"/>
+          </w:tcPr>
+          <w:p>
+            <w:pPr>
+              <w:spacing w:after="60" w:line="276" w:lineRule="auto"/>
+            </w:pPr>
+            <w:r>
+              <w:rPr>
+                <w:sz w:val="26"/>
+              </w:rPr>
+              <w:t>Model trả action không nằm trong registry.</w:t>
+            </w:r>
+          </w:p>
+        </w:tc>
+        <w:tc>
+          <w:tcPr>
+            <w:tcW w:w="3515" w:type="dxa"/>
+            <w:vAlign w:val="center"/>
+          </w:tcPr>
+          <w:p>
+            <w:pPr>
+              <w:spacing w:after="60" w:line="276" w:lineRule="auto"/>
+            </w:pPr>
+            <w:r>
+              <w:rPr>
+                <w:sz w:val="26"/>
+              </w:rPr>
+              <w:t>Frontend/backend bỏ qua action và ghi log lỗi.</w:t>
+            </w:r>
+          </w:p>
+        </w:tc>
+      </w:tr>
+    </w:tbl>
+    <w:p>
+      <w:pPr>
         <w:pStyle w:val="Heading1"/>
         <w:spacing w:before="60" w:after="120" w:line="312" w:lineRule="auto"/>
         <w:jc w:val="center"/>
       </w:pPr>
-      <w:bookmarkStart w:id="71" w:name="_Toc230639708"/>
+      <w:bookmarkStart w:id="92" w:name="_Toc230642087"/>
       <w:r>
         <w:rPr>
           <w:rFonts w:ascii="Times New Roman" w:eastAsia="Times New Roman" w:hAnsi="Times New Roman"/>
         </w:rPr>
+        <w:lastRenderedPageBreak/>
         <w:t>CHƯƠNG 3: CÀI ĐẶT VÀ TRIỂN KHAI HỆ THỐNG</w:t>
       </w:r>
-      <w:bookmarkEnd w:id="71"/>
+      <w:bookmarkEnd w:id="92"/>
     </w:p>
     <w:p>
       <w:pPr>
         <w:pStyle w:val="Heading2"/>
         <w:spacing w:before="60" w:after="120" w:line="312" w:lineRule="auto"/>
       </w:pPr>
-      <w:bookmarkStart w:id="72" w:name="_Toc230639709"/>
+      <w:bookmarkStart w:id="93" w:name="_Toc230642088"/>
       <w:r>
         <w:rPr>
           <w:rFonts w:ascii="Times New Roman" w:eastAsia="Times New Roman" w:hAnsi="Times New Roman"/>
         </w:rPr>
         <w:t>3.1. Giới thiệu về công cụ và môi trường cài đặt</w:t>
       </w:r>
-      <w:bookmarkEnd w:id="72"/>
+      <w:bookmarkEnd w:id="93"/>
     </w:p>
     <w:p>
       <w:pPr>
@@ -13176,11 +18976,7 @@
         <w:jc w:val="both"/>
       </w:pPr>
       <w:r>
-        <w:t xml:space="preserve">Chương 3 trình bày định hướng cài đặt và triển khai hệ thống website bán máy tính GTech. Hệ thống được xây dựng theo kiến trúc frontend, backend, cơ sở dữ liệu và thành phần tích hợp AI. Các công nghệ sử dụng </w:t>
-      </w:r>
-      <w:r>
-        <w:lastRenderedPageBreak/>
-        <w:t>gồm Next.js/React cho giao diện người dùng, NestJS cho backend, PostgreSQL hoặc MySQL cho cơ sở dữ liệu, OpenAI API cho chức năng trợ lý AI, Git/GitHub để quản lý mã nguồn.</w:t>
+        <w:t>Chương 3 trình bày định hướng cài đặt và triển khai hệ thống website bán máy tính GTech. Hệ thống được xây dựng theo kiến trúc frontend, backend, cơ sở dữ liệu và thành phần tích hợp AI. Các công nghệ sử dụng gồm Next.js/React cho giao diện người dùng, NestJS cho backend, PostgreSQL hoặc MySQL cho cơ sở dữ liệu, OpenAI API cho chức năng trợ lý AI, Git/GitHub để quản lý mã nguồn.</w:t>
       </w:r>
     </w:p>
     <w:p>
@@ -13188,14 +18984,14 @@
         <w:spacing w:after="120" w:line="312" w:lineRule="auto"/>
         <w:jc w:val="center"/>
       </w:pPr>
-      <w:bookmarkStart w:id="73" w:name="dm_bang_12"/>
+      <w:bookmarkStart w:id="94" w:name="dm_bang_21"/>
       <w:r>
         <w:rPr>
           <w:i/>
         </w:rPr>
         <w:t>Bảng 3.1. Công cụ và môi trường cài đặt</w:t>
       </w:r>
-      <w:bookmarkEnd w:id="73"/>
+      <w:bookmarkEnd w:id="94"/>
     </w:p>
     <w:tbl>
       <w:tblPr>
@@ -13646,8 +19442,9 @@
         <w:rPr>
           <w:noProof/>
         </w:rPr>
+        <w:lastRenderedPageBreak/>
         <w:drawing>
-          <wp:inline distT="0" distB="0" distL="0" distR="0" wp14:anchorId="23CCF916" wp14:editId="097C7A51">
+          <wp:inline distT="0" distB="0" distL="0" distR="0" wp14:anchorId="62B98B1C" wp14:editId="031A90DC">
             <wp:extent cx="5580000" cy="3162000"/>
             <wp:effectExtent l="0" t="0" r="0" b="0"/>
             <wp:docPr id="5" name="Picture 5"/>
@@ -13662,7 +19459,7 @@
                     <pic:cNvPicPr/>
                   </pic:nvPicPr>
                   <pic:blipFill>
-                    <a:blip r:embed="rId21"/>
+                    <a:blip r:embed="rId24"/>
                     <a:stretch>
                       <a:fillRect/>
                     </a:stretch>
@@ -13688,29 +19485,28 @@
         <w:spacing w:after="120" w:line="312" w:lineRule="auto"/>
         <w:jc w:val="center"/>
       </w:pPr>
-      <w:bookmarkStart w:id="74" w:name="dm_hinh_13"/>
+      <w:bookmarkStart w:id="95" w:name="dm_hinh_16"/>
       <w:r>
         <w:rPr>
           <w:i/>
         </w:rPr>
         <w:t>Hình 3.1. Kiến trúc triển khai dự kiến của hệ thống</w:t>
       </w:r>
-      <w:bookmarkEnd w:id="74"/>
+      <w:bookmarkEnd w:id="95"/>
     </w:p>
     <w:p>
       <w:pPr>
         <w:pStyle w:val="Heading2"/>
         <w:spacing w:before="60" w:after="120" w:line="312" w:lineRule="auto"/>
       </w:pPr>
-      <w:bookmarkStart w:id="75" w:name="_Toc230639710"/>
+      <w:bookmarkStart w:id="96" w:name="_Toc230642089"/>
       <w:r>
         <w:rPr>
           <w:rFonts w:ascii="Times New Roman" w:eastAsia="Times New Roman" w:hAnsi="Times New Roman"/>
         </w:rPr>
-        <w:lastRenderedPageBreak/>
         <w:t>3.2. Trang màn hình giao diện của khách hàng</w:t>
       </w:r>
-      <w:bookmarkEnd w:id="75"/>
+      <w:bookmarkEnd w:id="96"/>
     </w:p>
     <w:p>
       <w:pPr>
@@ -13737,14 +19533,14 @@
         <w:spacing w:after="120" w:line="312" w:lineRule="auto"/>
         <w:jc w:val="center"/>
       </w:pPr>
-      <w:bookmarkStart w:id="76" w:name="dm_bang_13"/>
+      <w:bookmarkStart w:id="97" w:name="dm_bang_22"/>
       <w:r>
         <w:rPr>
           <w:i/>
         </w:rPr>
         <w:t>Bảng 3.2. Chức năng giao diện khách hàng</w:t>
       </w:r>
-      <w:bookmarkEnd w:id="76"/>
+      <w:bookmarkEnd w:id="97"/>
     </w:p>
     <w:tbl>
       <w:tblPr>
@@ -13918,7 +19714,14 @@
               <w:rPr>
                 <w:sz w:val="26"/>
               </w:rPr>
-              <w:t>Xem thông số, hình ảnh, giá bán, tồn kho, đánh giá, sản phẩm liên quan.</w:t>
+              <w:t xml:space="preserve">Xem thông số, hình ảnh, giá bán, tồn </w:t>
+            </w:r>
+            <w:r>
+              <w:rPr>
+                <w:sz w:val="26"/>
+              </w:rPr>
+              <w:lastRenderedPageBreak/>
+              <w:t>kho, đánh giá, sản phẩm liên quan.</w:t>
             </w:r>
           </w:p>
         </w:tc>
@@ -13941,6 +19744,7 @@
               <w:rPr>
                 <w:sz w:val="26"/>
               </w:rPr>
+              <w:lastRenderedPageBreak/>
               <w:t>Giỏ hàng</w:t>
             </w:r>
           </w:p>
@@ -14052,14 +19856,14 @@
         <w:pStyle w:val="Heading2"/>
         <w:spacing w:before="60" w:after="120" w:line="312" w:lineRule="auto"/>
       </w:pPr>
-      <w:bookmarkStart w:id="77" w:name="_Toc230639711"/>
+      <w:bookmarkStart w:id="98" w:name="_Toc230642090"/>
       <w:r>
         <w:rPr>
           <w:rFonts w:ascii="Times New Roman" w:eastAsia="Times New Roman" w:hAnsi="Times New Roman"/>
         </w:rPr>
         <w:t>3.3. Trang màn hình giao diện của người quản trị</w:t>
       </w:r>
-      <w:bookmarkEnd w:id="77"/>
+      <w:bookmarkEnd w:id="98"/>
     </w:p>
     <w:p>
       <w:pPr>
@@ -14078,7 +19882,6 @@
         <w:jc w:val="both"/>
       </w:pPr>
       <w:r>
-        <w:lastRenderedPageBreak/>
         <w:t>Màn hình quản lý đơn hàng cho phép xem danh sách đơn, lọc theo trạng thái, xem chi tiết đơn và cập nhật trạng thái xử lý. Màn hình quản lý người dùng hỗ trợ phân quyền và khóa/mở tài khoản. Màn hình báo cáo thống kê hỗ trợ theo dõi doanh thu theo thời gian, sản phẩm bán chạy, sản phẩm bán chậm và đánh giá của khách hàng.</w:t>
       </w:r>
     </w:p>
@@ -14087,14 +19890,14 @@
         <w:spacing w:after="120" w:line="312" w:lineRule="auto"/>
         <w:jc w:val="center"/>
       </w:pPr>
-      <w:bookmarkStart w:id="78" w:name="dm_bang_14"/>
+      <w:bookmarkStart w:id="99" w:name="dm_bang_23"/>
       <w:r>
         <w:rPr>
           <w:i/>
         </w:rPr>
         <w:t>Bảng 3.3. Chức năng giao diện quản trị</w:t>
       </w:r>
-      <w:bookmarkEnd w:id="78"/>
+      <w:bookmarkEnd w:id="99"/>
     </w:p>
     <w:tbl>
       <w:tblPr>
@@ -14402,14 +20205,15 @@
         <w:pStyle w:val="Heading2"/>
         <w:spacing w:before="60" w:after="120" w:line="312" w:lineRule="auto"/>
       </w:pPr>
-      <w:bookmarkStart w:id="79" w:name="_Toc230639712"/>
+      <w:bookmarkStart w:id="100" w:name="_Toc230642091"/>
       <w:r>
         <w:rPr>
           <w:rFonts w:ascii="Times New Roman" w:eastAsia="Times New Roman" w:hAnsi="Times New Roman"/>
         </w:rPr>
+        <w:lastRenderedPageBreak/>
         <w:t>3.4. Một số giao diện khác</w:t>
       </w:r>
-      <w:bookmarkEnd w:id="79"/>
+      <w:bookmarkEnd w:id="100"/>
     </w:p>
     <w:p>
       <w:pPr>
@@ -14426,14 +20230,14 @@
         <w:pStyle w:val="Heading2"/>
         <w:spacing w:before="60" w:after="120" w:line="312" w:lineRule="auto"/>
       </w:pPr>
-      <w:bookmarkStart w:id="80" w:name="_Toc230639713"/>
+      <w:bookmarkStart w:id="101" w:name="_Toc230642092"/>
       <w:r>
         <w:rPr>
           <w:rFonts w:ascii="Times New Roman" w:eastAsia="Times New Roman" w:hAnsi="Times New Roman"/>
         </w:rPr>
         <w:t>3.5. Kiểm thử</w:t>
       </w:r>
-      <w:bookmarkEnd w:id="80"/>
+      <w:bookmarkEnd w:id="101"/>
     </w:p>
     <w:p>
       <w:pPr>
@@ -14450,14 +20254,14 @@
         <w:spacing w:after="120" w:line="312" w:lineRule="auto"/>
         <w:jc w:val="center"/>
       </w:pPr>
-      <w:bookmarkStart w:id="81" w:name="dm_bang_15"/>
+      <w:bookmarkStart w:id="102" w:name="dm_bang_24"/>
       <w:r>
         <w:rPr>
           <w:i/>
         </w:rPr>
         <w:t>Bảng 3.4. Kế hoạch kiểm thử chức năng chính</w:t>
       </w:r>
-      <w:bookmarkEnd w:id="81"/>
+      <w:bookmarkEnd w:id="102"/>
     </w:p>
     <w:tbl>
       <w:tblPr>
@@ -14551,7 +20355,6 @@
               <w:rPr>
                 <w:sz w:val="26"/>
               </w:rPr>
-              <w:lastRenderedPageBreak/>
               <w:t>1</w:t>
             </w:r>
           </w:p>
@@ -14901,7 +20704,7 @@
         <w:spacing w:after="120" w:line="312" w:lineRule="auto"/>
         <w:jc w:val="center"/>
       </w:pPr>
-      <w:bookmarkStart w:id="82" w:name="_Toc230639714"/>
+      <w:bookmarkStart w:id="103" w:name="_Toc230642093"/>
       <w:r>
         <w:rPr>
           <w:rFonts w:ascii="Times New Roman" w:eastAsia="Times New Roman" w:hAnsi="Times New Roman"/>
@@ -14909,7 +20712,7 @@
         <w:lastRenderedPageBreak/>
         <w:t>KẾT LUẬN</w:t>
       </w:r>
-      <w:bookmarkEnd w:id="82"/>
+      <w:bookmarkEnd w:id="103"/>
     </w:p>
     <w:p>
       <w:pPr>
@@ -14952,7 +20755,7 @@
         <w:spacing w:after="120" w:line="312" w:lineRule="auto"/>
         <w:jc w:val="center"/>
       </w:pPr>
-      <w:bookmarkStart w:id="83" w:name="_Toc230639715"/>
+      <w:bookmarkStart w:id="104" w:name="_Toc230642094"/>
       <w:r>
         <w:rPr>
           <w:rFonts w:ascii="Times New Roman" w:eastAsia="Times New Roman" w:hAnsi="Times New Roman"/>
@@ -14960,7 +20763,7 @@
         <w:lastRenderedPageBreak/>
         <w:t>TÀI LIỆU THAM KHẢO</w:t>
       </w:r>
-      <w:bookmarkEnd w:id="83"/>
+      <w:bookmarkEnd w:id="104"/>
     </w:p>
     <w:p>
       <w:pPr>

--- a/BaoCao/Tuan_06_Hoan_Thien_Form_Bao_Cao/CNTT_2022603587_TranHuyHoang_BaoCao_HoanThien_Form.docx
+++ b/BaoCao/Tuan_06_Hoan_Thien_Form_Bao_Cao/CNTT_2022603587_TranHuyHoang_BaoCao_HoanThien_Form.docx
@@ -136,7 +136,7 @@
         <w:spacing w:after="120" w:line="312" w:lineRule="auto"/>
         <w:jc w:val="center"/>
       </w:pPr>
-      <w:bookmarkStart w:id="0" w:name="_Toc230642030"/>
+      <w:bookmarkStart w:id="0" w:name="_Toc230643044"/>
       <w:r>
         <w:rPr>
           <w:rFonts w:ascii="Times New Roman" w:eastAsia="Times New Roman" w:hAnsi="Times New Roman"/>
@@ -257,7 +257,7 @@
         </w:rPr>
         <w:fldChar w:fldCharType="separate"/>
       </w:r>
-      <w:hyperlink w:anchor="_Toc230642030" w:history="1">
+      <w:hyperlink w:anchor="_Toc230643044" w:history="1">
         <w:r>
           <w:rPr>
             <w:rStyle w:val="Hyperlink"/>
@@ -284,7 +284,7 @@
             <w:noProof/>
             <w:webHidden/>
           </w:rPr>
-          <w:instrText xml:space="preserve"> PAGEREF _Toc230642030 \h </w:instrText>
+          <w:instrText xml:space="preserve"> PAGEREF _Toc230643044 \h </w:instrText>
         </w:r>
         <w:r>
           <w:rPr>
@@ -331,7 +331,7 @@
           <w14:ligatures w14:val="standardContextual"/>
         </w:rPr>
       </w:pPr>
-      <w:hyperlink w:anchor="_Toc230642031" w:history="1">
+      <w:hyperlink w:anchor="_Toc230643045" w:history="1">
         <w:r>
           <w:rPr>
             <w:rStyle w:val="Hyperlink"/>
@@ -358,7 +358,7 @@
             <w:noProof/>
             <w:webHidden/>
           </w:rPr>
-          <w:instrText xml:space="preserve"> PAGEREF _Toc230642031 \h </w:instrText>
+          <w:instrText xml:space="preserve"> PAGEREF _Toc230643045 \h </w:instrText>
         </w:r>
         <w:r>
           <w:rPr>
@@ -405,7 +405,7 @@
           <w14:ligatures w14:val="standardContextual"/>
         </w:rPr>
       </w:pPr>
-      <w:hyperlink w:anchor="_Toc230642032" w:history="1">
+      <w:hyperlink w:anchor="_Toc230643046" w:history="1">
         <w:r>
           <w:rPr>
             <w:rStyle w:val="Hyperlink"/>
@@ -432,7 +432,7 @@
             <w:noProof/>
             <w:webHidden/>
           </w:rPr>
-          <w:instrText xml:space="preserve"> PAGEREF _Toc230642032 \h </w:instrText>
+          <w:instrText xml:space="preserve"> PAGEREF _Toc230643046 \h </w:instrText>
         </w:r>
         <w:r>
           <w:rPr>
@@ -479,7 +479,7 @@
           <w14:ligatures w14:val="standardContextual"/>
         </w:rPr>
       </w:pPr>
-      <w:hyperlink w:anchor="_Toc230642033" w:history="1">
+      <w:hyperlink w:anchor="_Toc230643047" w:history="1">
         <w:r>
           <w:rPr>
             <w:rStyle w:val="Hyperlink"/>
@@ -506,7 +506,7 @@
             <w:noProof/>
             <w:webHidden/>
           </w:rPr>
-          <w:instrText xml:space="preserve"> PAGEREF _Toc230642033 \h </w:instrText>
+          <w:instrText xml:space="preserve"> PAGEREF _Toc230643047 \h </w:instrText>
         </w:r>
         <w:r>
           <w:rPr>
@@ -526,7 +526,7 @@
             <w:noProof/>
             <w:webHidden/>
           </w:rPr>
-          <w:t>7</w:t>
+          <w:t>8</w:t>
         </w:r>
         <w:r>
           <w:rPr>
@@ -553,7 +553,7 @@
           <w14:ligatures w14:val="standardContextual"/>
         </w:rPr>
       </w:pPr>
-      <w:hyperlink w:anchor="_Toc230642034" w:history="1">
+      <w:hyperlink w:anchor="_Toc230643048" w:history="1">
         <w:r>
           <w:rPr>
             <w:rStyle w:val="Hyperlink"/>
@@ -580,7 +580,7 @@
             <w:noProof/>
             <w:webHidden/>
           </w:rPr>
-          <w:instrText xml:space="preserve"> PAGEREF _Toc230642034 \h </w:instrText>
+          <w:instrText xml:space="preserve"> PAGEREF _Toc230643048 \h </w:instrText>
         </w:r>
         <w:r>
           <w:rPr>
@@ -627,7 +627,7 @@
           <w14:ligatures w14:val="standardContextual"/>
         </w:rPr>
       </w:pPr>
-      <w:hyperlink w:anchor="_Toc230642035" w:history="1">
+      <w:hyperlink w:anchor="_Toc230643049" w:history="1">
         <w:r>
           <w:rPr>
             <w:rStyle w:val="Hyperlink"/>
@@ -654,7 +654,7 @@
             <w:noProof/>
             <w:webHidden/>
           </w:rPr>
-          <w:instrText xml:space="preserve"> PAGEREF _Toc230642035 \h </w:instrText>
+          <w:instrText xml:space="preserve"> PAGEREF _Toc230643049 \h </w:instrText>
         </w:r>
         <w:r>
           <w:rPr>
@@ -701,7 +701,7 @@
           <w14:ligatures w14:val="standardContextual"/>
         </w:rPr>
       </w:pPr>
-      <w:hyperlink w:anchor="_Toc230642036" w:history="1">
+      <w:hyperlink w:anchor="_Toc230643050" w:history="1">
         <w:r>
           <w:rPr>
             <w:rStyle w:val="Hyperlink"/>
@@ -728,7 +728,7 @@
             <w:noProof/>
             <w:webHidden/>
           </w:rPr>
-          <w:instrText xml:space="preserve"> PAGEREF _Toc230642036 \h </w:instrText>
+          <w:instrText xml:space="preserve"> PAGEREF _Toc230643050 \h </w:instrText>
         </w:r>
         <w:r>
           <w:rPr>
@@ -775,7 +775,7 @@
           <w14:ligatures w14:val="standardContextual"/>
         </w:rPr>
       </w:pPr>
-      <w:hyperlink w:anchor="_Toc230642037" w:history="1">
+      <w:hyperlink w:anchor="_Toc230643051" w:history="1">
         <w:r>
           <w:rPr>
             <w:rStyle w:val="Hyperlink"/>
@@ -802,7 +802,7 @@
             <w:noProof/>
             <w:webHidden/>
           </w:rPr>
-          <w:instrText xml:space="preserve"> PAGEREF _Toc230642037 \h </w:instrText>
+          <w:instrText xml:space="preserve"> PAGEREF _Toc230643051 \h </w:instrText>
         </w:r>
         <w:r>
           <w:rPr>
@@ -849,7 +849,7 @@
           <w14:ligatures w14:val="standardContextual"/>
         </w:rPr>
       </w:pPr>
-      <w:hyperlink w:anchor="_Toc230642038" w:history="1">
+      <w:hyperlink w:anchor="_Toc230643052" w:history="1">
         <w:r>
           <w:rPr>
             <w:rStyle w:val="Hyperlink"/>
@@ -876,7 +876,7 @@
             <w:noProof/>
             <w:webHidden/>
           </w:rPr>
-          <w:instrText xml:space="preserve"> PAGEREF _Toc230642038 \h </w:instrText>
+          <w:instrText xml:space="preserve"> PAGEREF _Toc230643052 \h </w:instrText>
         </w:r>
         <w:r>
           <w:rPr>
@@ -923,7 +923,7 @@
           <w14:ligatures w14:val="standardContextual"/>
         </w:rPr>
       </w:pPr>
-      <w:hyperlink w:anchor="_Toc230642039" w:history="1">
+      <w:hyperlink w:anchor="_Toc230643053" w:history="1">
         <w:r>
           <w:rPr>
             <w:rStyle w:val="Hyperlink"/>
@@ -951,7 +951,7 @@
             <w:noProof/>
             <w:webHidden/>
           </w:rPr>
-          <w:instrText xml:space="preserve"> PAGEREF _Toc230642039 \h </w:instrText>
+          <w:instrText xml:space="preserve"> PAGEREF _Toc230643053 \h </w:instrText>
         </w:r>
         <w:r>
           <w:rPr>
@@ -998,7 +998,7 @@
           <w14:ligatures w14:val="standardContextual"/>
         </w:rPr>
       </w:pPr>
-      <w:hyperlink w:anchor="_Toc230642040" w:history="1">
+      <w:hyperlink w:anchor="_Toc230643054" w:history="1">
         <w:r>
           <w:rPr>
             <w:rStyle w:val="Hyperlink"/>
@@ -1026,7 +1026,7 @@
             <w:noProof/>
             <w:webHidden/>
           </w:rPr>
-          <w:instrText xml:space="preserve"> PAGEREF _Toc230642040 \h </w:instrText>
+          <w:instrText xml:space="preserve"> PAGEREF _Toc230643054 \h </w:instrText>
         </w:r>
         <w:r>
           <w:rPr>
@@ -1073,7 +1073,7 @@
           <w14:ligatures w14:val="standardContextual"/>
         </w:rPr>
       </w:pPr>
-      <w:hyperlink w:anchor="_Toc230642041" w:history="1">
+      <w:hyperlink w:anchor="_Toc230643055" w:history="1">
         <w:r>
           <w:rPr>
             <w:rStyle w:val="Hyperlink"/>
@@ -1101,7 +1101,7 @@
             <w:noProof/>
             <w:webHidden/>
           </w:rPr>
-          <w:instrText xml:space="preserve"> PAGEREF _Toc230642041 \h </w:instrText>
+          <w:instrText xml:space="preserve"> PAGEREF _Toc230643055 \h </w:instrText>
         </w:r>
         <w:r>
           <w:rPr>
@@ -1148,7 +1148,7 @@
           <w14:ligatures w14:val="standardContextual"/>
         </w:rPr>
       </w:pPr>
-      <w:hyperlink w:anchor="_Toc230642042" w:history="1">
+      <w:hyperlink w:anchor="_Toc230643056" w:history="1">
         <w:r>
           <w:rPr>
             <w:rStyle w:val="Hyperlink"/>
@@ -1176,7 +1176,7 @@
             <w:noProof/>
             <w:webHidden/>
           </w:rPr>
-          <w:instrText xml:space="preserve"> PAGEREF _Toc230642042 \h </w:instrText>
+          <w:instrText xml:space="preserve"> PAGEREF _Toc230643056 \h </w:instrText>
         </w:r>
         <w:r>
           <w:rPr>
@@ -1223,7 +1223,7 @@
           <w14:ligatures w14:val="standardContextual"/>
         </w:rPr>
       </w:pPr>
-      <w:hyperlink w:anchor="_Toc230642043" w:history="1">
+      <w:hyperlink w:anchor="_Toc230643057" w:history="1">
         <w:r>
           <w:rPr>
             <w:rStyle w:val="Hyperlink"/>
@@ -1251,7 +1251,7 @@
             <w:noProof/>
             <w:webHidden/>
           </w:rPr>
-          <w:instrText xml:space="preserve"> PAGEREF _Toc230642043 \h </w:instrText>
+          <w:instrText xml:space="preserve"> PAGEREF _Toc230643057 \h </w:instrText>
         </w:r>
         <w:r>
           <w:rPr>
@@ -1298,7 +1298,7 @@
           <w14:ligatures w14:val="standardContextual"/>
         </w:rPr>
       </w:pPr>
-      <w:hyperlink w:anchor="_Toc230642044" w:history="1">
+      <w:hyperlink w:anchor="_Toc230643058" w:history="1">
         <w:r>
           <w:rPr>
             <w:rStyle w:val="Hyperlink"/>
@@ -1326,7 +1326,7 @@
             <w:noProof/>
             <w:webHidden/>
           </w:rPr>
-          <w:instrText xml:space="preserve"> PAGEREF _Toc230642044 \h </w:instrText>
+          <w:instrText xml:space="preserve"> PAGEREF _Toc230643058 \h </w:instrText>
         </w:r>
         <w:r>
           <w:rPr>
@@ -1373,7 +1373,7 @@
           <w14:ligatures w14:val="standardContextual"/>
         </w:rPr>
       </w:pPr>
-      <w:hyperlink w:anchor="_Toc230642045" w:history="1">
+      <w:hyperlink w:anchor="_Toc230643059" w:history="1">
         <w:r>
           <w:rPr>
             <w:rStyle w:val="Hyperlink"/>
@@ -1401,7 +1401,7 @@
             <w:noProof/>
             <w:webHidden/>
           </w:rPr>
-          <w:instrText xml:space="preserve"> PAGEREF _Toc230642045 \h </w:instrText>
+          <w:instrText xml:space="preserve"> PAGEREF _Toc230643059 \h </w:instrText>
         </w:r>
         <w:r>
           <w:rPr>
@@ -1448,7 +1448,7 @@
           <w14:ligatures w14:val="standardContextual"/>
         </w:rPr>
       </w:pPr>
-      <w:hyperlink w:anchor="_Toc230642046" w:history="1">
+      <w:hyperlink w:anchor="_Toc230643060" w:history="1">
         <w:r>
           <w:rPr>
             <w:rStyle w:val="Hyperlink"/>
@@ -1476,7 +1476,7 @@
             <w:noProof/>
             <w:webHidden/>
           </w:rPr>
-          <w:instrText xml:space="preserve"> PAGEREF _Toc230642046 \h </w:instrText>
+          <w:instrText xml:space="preserve"> PAGEREF _Toc230643060 \h </w:instrText>
         </w:r>
         <w:r>
           <w:rPr>
@@ -1523,7 +1523,7 @@
           <w14:ligatures w14:val="standardContextual"/>
         </w:rPr>
       </w:pPr>
-      <w:hyperlink w:anchor="_Toc230642047" w:history="1">
+      <w:hyperlink w:anchor="_Toc230643061" w:history="1">
         <w:r>
           <w:rPr>
             <w:rStyle w:val="Hyperlink"/>
@@ -1551,7 +1551,7 @@
             <w:noProof/>
             <w:webHidden/>
           </w:rPr>
-          <w:instrText xml:space="preserve"> PAGEREF _Toc230642047 \h </w:instrText>
+          <w:instrText xml:space="preserve"> PAGEREF _Toc230643061 \h </w:instrText>
         </w:r>
         <w:r>
           <w:rPr>
@@ -1598,7 +1598,7 @@
           <w14:ligatures w14:val="standardContextual"/>
         </w:rPr>
       </w:pPr>
-      <w:hyperlink w:anchor="_Toc230642048" w:history="1">
+      <w:hyperlink w:anchor="_Toc230643062" w:history="1">
         <w:r>
           <w:rPr>
             <w:rStyle w:val="Hyperlink"/>
@@ -1626,7 +1626,7 @@
             <w:noProof/>
             <w:webHidden/>
           </w:rPr>
-          <w:instrText xml:space="preserve"> PAGEREF _Toc230642048 \h </w:instrText>
+          <w:instrText xml:space="preserve"> PAGEREF _Toc230643062 \h </w:instrText>
         </w:r>
         <w:r>
           <w:rPr>
@@ -1673,7 +1673,7 @@
           <w14:ligatures w14:val="standardContextual"/>
         </w:rPr>
       </w:pPr>
-      <w:hyperlink w:anchor="_Toc230642049" w:history="1">
+      <w:hyperlink w:anchor="_Toc230643063" w:history="1">
         <w:r>
           <w:rPr>
             <w:rStyle w:val="Hyperlink"/>
@@ -1701,7 +1701,7 @@
             <w:noProof/>
             <w:webHidden/>
           </w:rPr>
-          <w:instrText xml:space="preserve"> PAGEREF _Toc230642049 \h </w:instrText>
+          <w:instrText xml:space="preserve"> PAGEREF _Toc230643063 \h </w:instrText>
         </w:r>
         <w:r>
           <w:rPr>
@@ -1748,7 +1748,7 @@
           <w14:ligatures w14:val="standardContextual"/>
         </w:rPr>
       </w:pPr>
-      <w:hyperlink w:anchor="_Toc230642050" w:history="1">
+      <w:hyperlink w:anchor="_Toc230643064" w:history="1">
         <w:r>
           <w:rPr>
             <w:rStyle w:val="Hyperlink"/>
@@ -1776,7 +1776,7 @@
             <w:noProof/>
             <w:webHidden/>
           </w:rPr>
-          <w:instrText xml:space="preserve"> PAGEREF _Toc230642050 \h </w:instrText>
+          <w:instrText xml:space="preserve"> PAGEREF _Toc230643064 \h </w:instrText>
         </w:r>
         <w:r>
           <w:rPr>
@@ -1823,7 +1823,7 @@
           <w14:ligatures w14:val="standardContextual"/>
         </w:rPr>
       </w:pPr>
-      <w:hyperlink w:anchor="_Toc230642051" w:history="1">
+      <w:hyperlink w:anchor="_Toc230643065" w:history="1">
         <w:r>
           <w:rPr>
             <w:rStyle w:val="Hyperlink"/>
@@ -1851,7 +1851,7 @@
             <w:noProof/>
             <w:webHidden/>
           </w:rPr>
-          <w:instrText xml:space="preserve"> PAGEREF _Toc230642051 \h </w:instrText>
+          <w:instrText xml:space="preserve"> PAGEREF _Toc230643065 \h </w:instrText>
         </w:r>
         <w:r>
           <w:rPr>
@@ -1898,7 +1898,7 @@
           <w14:ligatures w14:val="standardContextual"/>
         </w:rPr>
       </w:pPr>
-      <w:hyperlink w:anchor="_Toc230642052" w:history="1">
+      <w:hyperlink w:anchor="_Toc230643066" w:history="1">
         <w:r>
           <w:rPr>
             <w:rStyle w:val="Hyperlink"/>
@@ -1926,7 +1926,7 @@
             <w:noProof/>
             <w:webHidden/>
           </w:rPr>
-          <w:instrText xml:space="preserve"> PAGEREF _Toc230642052 \h </w:instrText>
+          <w:instrText xml:space="preserve"> PAGEREF _Toc230643066 \h </w:instrText>
         </w:r>
         <w:r>
           <w:rPr>
@@ -1973,7 +1973,7 @@
           <w14:ligatures w14:val="standardContextual"/>
         </w:rPr>
       </w:pPr>
-      <w:hyperlink w:anchor="_Toc230642053" w:history="1">
+      <w:hyperlink w:anchor="_Toc230643067" w:history="1">
         <w:r>
           <w:rPr>
             <w:rStyle w:val="Hyperlink"/>
@@ -2001,7 +2001,7 @@
             <w:noProof/>
             <w:webHidden/>
           </w:rPr>
-          <w:instrText xml:space="preserve"> PAGEREF _Toc230642053 \h </w:instrText>
+          <w:instrText xml:space="preserve"> PAGEREF _Toc230643067 \h </w:instrText>
         </w:r>
         <w:r>
           <w:rPr>
@@ -2048,7 +2048,7 @@
           <w14:ligatures w14:val="standardContextual"/>
         </w:rPr>
       </w:pPr>
-      <w:hyperlink w:anchor="_Toc230642054" w:history="1">
+      <w:hyperlink w:anchor="_Toc230643068" w:history="1">
         <w:r>
           <w:rPr>
             <w:rStyle w:val="Hyperlink"/>
@@ -2076,7 +2076,7 @@
             <w:noProof/>
             <w:webHidden/>
           </w:rPr>
-          <w:instrText xml:space="preserve"> PAGEREF _Toc230642054 \h </w:instrText>
+          <w:instrText xml:space="preserve"> PAGEREF _Toc230643068 \h </w:instrText>
         </w:r>
         <w:r>
           <w:rPr>
@@ -2123,7 +2123,7 @@
           <w14:ligatures w14:val="standardContextual"/>
         </w:rPr>
       </w:pPr>
-      <w:hyperlink w:anchor="_Toc230642055" w:history="1">
+      <w:hyperlink w:anchor="_Toc230643069" w:history="1">
         <w:r>
           <w:rPr>
             <w:rStyle w:val="Hyperlink"/>
@@ -2151,7 +2151,7 @@
             <w:noProof/>
             <w:webHidden/>
           </w:rPr>
-          <w:instrText xml:space="preserve"> PAGEREF _Toc230642055 \h </w:instrText>
+          <w:instrText xml:space="preserve"> PAGEREF _Toc230643069 \h </w:instrText>
         </w:r>
         <w:r>
           <w:rPr>
@@ -2198,7 +2198,7 @@
           <w14:ligatures w14:val="standardContextual"/>
         </w:rPr>
       </w:pPr>
-      <w:hyperlink w:anchor="_Toc230642056" w:history="1">
+      <w:hyperlink w:anchor="_Toc230643070" w:history="1">
         <w:r>
           <w:rPr>
             <w:rStyle w:val="Hyperlink"/>
@@ -2226,7 +2226,7 @@
             <w:noProof/>
             <w:webHidden/>
           </w:rPr>
-          <w:instrText xml:space="preserve"> PAGEREF _Toc230642056 \h </w:instrText>
+          <w:instrText xml:space="preserve"> PAGEREF _Toc230643070 \h </w:instrText>
         </w:r>
         <w:r>
           <w:rPr>
@@ -2273,7 +2273,7 @@
           <w14:ligatures w14:val="standardContextual"/>
         </w:rPr>
       </w:pPr>
-      <w:hyperlink w:anchor="_Toc230642057" w:history="1">
+      <w:hyperlink w:anchor="_Toc230643071" w:history="1">
         <w:r>
           <w:rPr>
             <w:rStyle w:val="Hyperlink"/>
@@ -2301,7 +2301,7 @@
             <w:noProof/>
             <w:webHidden/>
           </w:rPr>
-          <w:instrText xml:space="preserve"> PAGEREF _Toc230642057 \h </w:instrText>
+          <w:instrText xml:space="preserve"> PAGEREF _Toc230643071 \h </w:instrText>
         </w:r>
         <w:r>
           <w:rPr>
@@ -2348,7 +2348,7 @@
           <w14:ligatures w14:val="standardContextual"/>
         </w:rPr>
       </w:pPr>
-      <w:hyperlink w:anchor="_Toc230642058" w:history="1">
+      <w:hyperlink w:anchor="_Toc230643072" w:history="1">
         <w:r>
           <w:rPr>
             <w:rStyle w:val="Hyperlink"/>
@@ -2376,7 +2376,7 @@
             <w:noProof/>
             <w:webHidden/>
           </w:rPr>
-          <w:instrText xml:space="preserve"> PAGEREF _Toc230642058 \h </w:instrText>
+          <w:instrText xml:space="preserve"> PAGEREF _Toc230643072 \h </w:instrText>
         </w:r>
         <w:r>
           <w:rPr>
@@ -2423,7 +2423,7 @@
           <w14:ligatures w14:val="standardContextual"/>
         </w:rPr>
       </w:pPr>
-      <w:hyperlink w:anchor="_Toc230642059" w:history="1">
+      <w:hyperlink w:anchor="_Toc230643073" w:history="1">
         <w:r>
           <w:rPr>
             <w:rStyle w:val="Hyperlink"/>
@@ -2451,7 +2451,7 @@
             <w:noProof/>
             <w:webHidden/>
           </w:rPr>
-          <w:instrText xml:space="preserve"> PAGEREF _Toc230642059 \h </w:instrText>
+          <w:instrText xml:space="preserve"> PAGEREF _Toc230643073 \h </w:instrText>
         </w:r>
         <w:r>
           <w:rPr>
@@ -2498,7 +2498,7 @@
           <w14:ligatures w14:val="standardContextual"/>
         </w:rPr>
       </w:pPr>
-      <w:hyperlink w:anchor="_Toc230642060" w:history="1">
+      <w:hyperlink w:anchor="_Toc230643074" w:history="1">
         <w:r>
           <w:rPr>
             <w:rStyle w:val="Hyperlink"/>
@@ -2526,7 +2526,7 @@
             <w:noProof/>
             <w:webHidden/>
           </w:rPr>
-          <w:instrText xml:space="preserve"> PAGEREF _Toc230642060 \h </w:instrText>
+          <w:instrText xml:space="preserve"> PAGEREF _Toc230643074 \h </w:instrText>
         </w:r>
         <w:r>
           <w:rPr>
@@ -2573,7 +2573,7 @@
           <w14:ligatures w14:val="standardContextual"/>
         </w:rPr>
       </w:pPr>
-      <w:hyperlink w:anchor="_Toc230642061" w:history="1">
+      <w:hyperlink w:anchor="_Toc230643075" w:history="1">
         <w:r>
           <w:rPr>
             <w:rStyle w:val="Hyperlink"/>
@@ -2600,7 +2600,7 @@
             <w:noProof/>
             <w:webHidden/>
           </w:rPr>
-          <w:instrText xml:space="preserve"> PAGEREF _Toc230642061 \h </w:instrText>
+          <w:instrText xml:space="preserve"> PAGEREF _Toc230643075 \h </w:instrText>
         </w:r>
         <w:r>
           <w:rPr>
@@ -2647,7 +2647,7 @@
           <w14:ligatures w14:val="standardContextual"/>
         </w:rPr>
       </w:pPr>
-      <w:hyperlink w:anchor="_Toc230642062" w:history="1">
+      <w:hyperlink w:anchor="_Toc230643076" w:history="1">
         <w:r>
           <w:rPr>
             <w:rStyle w:val="Hyperlink"/>
@@ -2674,7 +2674,7 @@
             <w:noProof/>
             <w:webHidden/>
           </w:rPr>
-          <w:instrText xml:space="preserve"> PAGEREF _Toc230642062 \h </w:instrText>
+          <w:instrText xml:space="preserve"> PAGEREF _Toc230643076 \h </w:instrText>
         </w:r>
         <w:r>
           <w:rPr>
@@ -2721,7 +2721,7 @@
           <w14:ligatures w14:val="standardContextual"/>
         </w:rPr>
       </w:pPr>
-      <w:hyperlink w:anchor="_Toc230642063" w:history="1">
+      <w:hyperlink w:anchor="_Toc230643077" w:history="1">
         <w:r>
           <w:rPr>
             <w:rStyle w:val="Hyperlink"/>
@@ -2748,7 +2748,7 @@
             <w:noProof/>
             <w:webHidden/>
           </w:rPr>
-          <w:instrText xml:space="preserve"> PAGEREF _Toc230642063 \h </w:instrText>
+          <w:instrText xml:space="preserve"> PAGEREF _Toc230643077 \h </w:instrText>
         </w:r>
         <w:r>
           <w:rPr>
@@ -2795,7 +2795,7 @@
           <w14:ligatures w14:val="standardContextual"/>
         </w:rPr>
       </w:pPr>
-      <w:hyperlink w:anchor="_Toc230642064" w:history="1">
+      <w:hyperlink w:anchor="_Toc230643078" w:history="1">
         <w:r>
           <w:rPr>
             <w:rStyle w:val="Hyperlink"/>
@@ -2822,7 +2822,7 @@
             <w:noProof/>
             <w:webHidden/>
           </w:rPr>
-          <w:instrText xml:space="preserve"> PAGEREF _Toc230642064 \h </w:instrText>
+          <w:instrText xml:space="preserve"> PAGEREF _Toc230643078 \h </w:instrText>
         </w:r>
         <w:r>
           <w:rPr>
@@ -2869,7 +2869,7 @@
           <w14:ligatures w14:val="standardContextual"/>
         </w:rPr>
       </w:pPr>
-      <w:hyperlink w:anchor="_Toc230642065" w:history="1">
+      <w:hyperlink w:anchor="_Toc230643079" w:history="1">
         <w:r>
           <w:rPr>
             <w:rStyle w:val="Hyperlink"/>
@@ -2896,7 +2896,7 @@
             <w:noProof/>
             <w:webHidden/>
           </w:rPr>
-          <w:instrText xml:space="preserve"> PAGEREF _Toc230642065 \h </w:instrText>
+          <w:instrText xml:space="preserve"> PAGEREF _Toc230643079 \h </w:instrText>
         </w:r>
         <w:r>
           <w:rPr>
@@ -2943,7 +2943,7 @@
           <w14:ligatures w14:val="standardContextual"/>
         </w:rPr>
       </w:pPr>
-      <w:hyperlink w:anchor="_Toc230642066" w:history="1">
+      <w:hyperlink w:anchor="_Toc230643080" w:history="1">
         <w:r>
           <w:rPr>
             <w:rStyle w:val="Hyperlink"/>
@@ -2970,7 +2970,7 @@
             <w:noProof/>
             <w:webHidden/>
           </w:rPr>
-          <w:instrText xml:space="preserve"> PAGEREF _Toc230642066 \h </w:instrText>
+          <w:instrText xml:space="preserve"> PAGEREF _Toc230643080 \h </w:instrText>
         </w:r>
         <w:r>
           <w:rPr>
@@ -3017,7 +3017,7 @@
           <w14:ligatures w14:val="standardContextual"/>
         </w:rPr>
       </w:pPr>
-      <w:hyperlink w:anchor="_Toc230642067" w:history="1">
+      <w:hyperlink w:anchor="_Toc230643081" w:history="1">
         <w:r>
           <w:rPr>
             <w:rStyle w:val="Hyperlink"/>
@@ -3044,7 +3044,7 @@
             <w:noProof/>
             <w:webHidden/>
           </w:rPr>
-          <w:instrText xml:space="preserve"> PAGEREF _Toc230642067 \h </w:instrText>
+          <w:instrText xml:space="preserve"> PAGEREF _Toc230643081 \h </w:instrText>
         </w:r>
         <w:r>
           <w:rPr>
@@ -3091,7 +3091,7 @@
           <w14:ligatures w14:val="standardContextual"/>
         </w:rPr>
       </w:pPr>
-      <w:hyperlink w:anchor="_Toc230642068" w:history="1">
+      <w:hyperlink w:anchor="_Toc230643082" w:history="1">
         <w:r>
           <w:rPr>
             <w:rStyle w:val="Hyperlink"/>
@@ -3118,7 +3118,7 @@
             <w:noProof/>
             <w:webHidden/>
           </w:rPr>
-          <w:instrText xml:space="preserve"> PAGEREF _Toc230642068 \h </w:instrText>
+          <w:instrText xml:space="preserve"> PAGEREF _Toc230643082 \h </w:instrText>
         </w:r>
         <w:r>
           <w:rPr>
@@ -3165,7 +3165,7 @@
           <w14:ligatures w14:val="standardContextual"/>
         </w:rPr>
       </w:pPr>
-      <w:hyperlink w:anchor="_Toc230642069" w:history="1">
+      <w:hyperlink w:anchor="_Toc230643083" w:history="1">
         <w:r>
           <w:rPr>
             <w:rStyle w:val="Hyperlink"/>
@@ -3192,7 +3192,7 @@
             <w:noProof/>
             <w:webHidden/>
           </w:rPr>
-          <w:instrText xml:space="preserve"> PAGEREF _Toc230642069 \h </w:instrText>
+          <w:instrText xml:space="preserve"> PAGEREF _Toc230643083 \h </w:instrText>
         </w:r>
         <w:r>
           <w:rPr>
@@ -3239,7 +3239,7 @@
           <w14:ligatures w14:val="standardContextual"/>
         </w:rPr>
       </w:pPr>
-      <w:hyperlink w:anchor="_Toc230642070" w:history="1">
+      <w:hyperlink w:anchor="_Toc230643084" w:history="1">
         <w:r>
           <w:rPr>
             <w:rStyle w:val="Hyperlink"/>
@@ -3266,7 +3266,7 @@
             <w:noProof/>
             <w:webHidden/>
           </w:rPr>
-          <w:instrText xml:space="preserve"> PAGEREF _Toc230642070 \h </w:instrText>
+          <w:instrText xml:space="preserve"> PAGEREF _Toc230643084 \h </w:instrText>
         </w:r>
         <w:r>
           <w:rPr>
@@ -3313,7 +3313,7 @@
           <w14:ligatures w14:val="standardContextual"/>
         </w:rPr>
       </w:pPr>
-      <w:hyperlink w:anchor="_Toc230642071" w:history="1">
+      <w:hyperlink w:anchor="_Toc230643085" w:history="1">
         <w:r>
           <w:rPr>
             <w:rStyle w:val="Hyperlink"/>
@@ -3340,7 +3340,7 @@
             <w:noProof/>
             <w:webHidden/>
           </w:rPr>
-          <w:instrText xml:space="preserve"> PAGEREF _Toc230642071 \h </w:instrText>
+          <w:instrText xml:space="preserve"> PAGEREF _Toc230643085 \h </w:instrText>
         </w:r>
         <w:r>
           <w:rPr>
@@ -3373,7 +3373,7 @@
     </w:p>
     <w:p>
       <w:pPr>
-        <w:pStyle w:val="TOC2"/>
+        <w:pStyle w:val="TOC3"/>
         <w:tabs>
           <w:tab w:val="right" w:leader="dot" w:pos="8778"/>
         </w:tabs>
@@ -3387,13 +3387,13 @@
           <w14:ligatures w14:val="standardContextual"/>
         </w:rPr>
       </w:pPr>
-      <w:hyperlink w:anchor="_Toc230642072" w:history="1">
+      <w:hyperlink w:anchor="_Toc230643086" w:history="1">
         <w:r>
           <w:rPr>
             <w:rStyle w:val="Hyperlink"/>
             <w:noProof/>
           </w:rPr>
-          <w:t>2.5. Thiết kế biểu đồ lớp</w:t>
+          <w:t>2.4.1. Usecase “Đăng nhập”</w:t>
         </w:r>
         <w:r>
           <w:rPr>
@@ -3414,7 +3414,7 @@
             <w:noProof/>
             <w:webHidden/>
           </w:rPr>
-          <w:instrText xml:space="preserve"> PAGEREF _Toc230642072 \h </w:instrText>
+          <w:instrText xml:space="preserve"> PAGEREF _Toc230643086 \h </w:instrText>
         </w:r>
         <w:r>
           <w:rPr>
@@ -3434,7 +3434,7 @@
             <w:noProof/>
             <w:webHidden/>
           </w:rPr>
-          <w:t>32</w:t>
+          <w:t>33</w:t>
         </w:r>
         <w:r>
           <w:rPr>
@@ -3447,7 +3447,7 @@
     </w:p>
     <w:p>
       <w:pPr>
-        <w:pStyle w:val="TOC2"/>
+        <w:pStyle w:val="TOC3"/>
         <w:tabs>
           <w:tab w:val="right" w:leader="dot" w:pos="8778"/>
         </w:tabs>
@@ -3461,13 +3461,13 @@
           <w14:ligatures w14:val="standardContextual"/>
         </w:rPr>
       </w:pPr>
-      <w:hyperlink w:anchor="_Toc230642073" w:history="1">
+      <w:hyperlink w:anchor="_Toc230643087" w:history="1">
         <w:r>
           <w:rPr>
             <w:rStyle w:val="Hyperlink"/>
             <w:noProof/>
           </w:rPr>
-          <w:t>2.6. Cơ sở dữ liệu</w:t>
+          <w:t>2.4.2. Usecase “Đăng ký”</w:t>
         </w:r>
         <w:r>
           <w:rPr>
@@ -3488,7 +3488,7 @@
             <w:noProof/>
             <w:webHidden/>
           </w:rPr>
-          <w:instrText xml:space="preserve"> PAGEREF _Toc230642073 \h </w:instrText>
+          <w:instrText xml:space="preserve"> PAGEREF _Toc230643087 \h </w:instrText>
         </w:r>
         <w:r>
           <w:rPr>
@@ -3508,7 +3508,7 @@
             <w:noProof/>
             <w:webHidden/>
           </w:rPr>
-          <w:t>33</w:t>
+          <w:t>34</w:t>
         </w:r>
         <w:r>
           <w:rPr>
@@ -3535,13 +3535,13 @@
           <w14:ligatures w14:val="standardContextual"/>
         </w:rPr>
       </w:pPr>
-      <w:hyperlink w:anchor="_Toc230642074" w:history="1">
+      <w:hyperlink w:anchor="_Toc230643088" w:history="1">
         <w:r>
           <w:rPr>
             <w:rStyle w:val="Hyperlink"/>
             <w:noProof/>
           </w:rPr>
-          <w:t>2.6.1. Sơ đồ dữ liệu quan hệ</w:t>
+          <w:t>2.4.3. Usecase “Quản lý sản phẩm”</w:t>
         </w:r>
         <w:r>
           <w:rPr>
@@ -3562,7 +3562,7 @@
             <w:noProof/>
             <w:webHidden/>
           </w:rPr>
-          <w:instrText xml:space="preserve"> PAGEREF _Toc230642074 \h </w:instrText>
+          <w:instrText xml:space="preserve"> PAGEREF _Toc230643088 \h </w:instrText>
         </w:r>
         <w:r>
           <w:rPr>
@@ -3582,7 +3582,7 @@
             <w:noProof/>
             <w:webHidden/>
           </w:rPr>
-          <w:t>33</w:t>
+          <w:t>35</w:t>
         </w:r>
         <w:r>
           <w:rPr>
@@ -3609,13 +3609,13 @@
           <w14:ligatures w14:val="standardContextual"/>
         </w:rPr>
       </w:pPr>
-      <w:hyperlink w:anchor="_Toc230642075" w:history="1">
+      <w:hyperlink w:anchor="_Toc230643089" w:history="1">
         <w:r>
           <w:rPr>
             <w:rStyle w:val="Hyperlink"/>
             <w:noProof/>
           </w:rPr>
-          <w:t>2.6.2. Chi tiết các bảng dữ liệu</w:t>
+          <w:t>2.4.4. Usecase “Quản lý danh mục và thương hiệu”</w:t>
         </w:r>
         <w:r>
           <w:rPr>
@@ -3636,7 +3636,7 @@
             <w:noProof/>
             <w:webHidden/>
           </w:rPr>
-          <w:instrText xml:space="preserve"> PAGEREF _Toc230642075 \h </w:instrText>
+          <w:instrText xml:space="preserve"> PAGEREF _Toc230643089 \h </w:instrText>
         </w:r>
         <w:r>
           <w:rPr>
@@ -3656,7 +3656,7 @@
             <w:noProof/>
             <w:webHidden/>
           </w:rPr>
-          <w:t>34</w:t>
+          <w:t>36</w:t>
         </w:r>
         <w:r>
           <w:rPr>
@@ -3669,7 +3669,7 @@
     </w:p>
     <w:p>
       <w:pPr>
-        <w:pStyle w:val="TOC2"/>
+        <w:pStyle w:val="TOC3"/>
         <w:tabs>
           <w:tab w:val="right" w:leader="dot" w:pos="8778"/>
         </w:tabs>
@@ -3683,13 +3683,13 @@
           <w14:ligatures w14:val="standardContextual"/>
         </w:rPr>
       </w:pPr>
-      <w:hyperlink w:anchor="_Toc230642076" w:history="1">
+      <w:hyperlink w:anchor="_Toc230643090" w:history="1">
         <w:r>
           <w:rPr>
             <w:rStyle w:val="Hyperlink"/>
             <w:noProof/>
           </w:rPr>
-          <w:t>2.7. Thiết kế giao diện</w:t>
+          <w:t>2.4.5. Usecase “Tìm kiếm và lọc sản phẩm”</w:t>
         </w:r>
         <w:r>
           <w:rPr>
@@ -3710,7 +3710,7 @@
             <w:noProof/>
             <w:webHidden/>
           </w:rPr>
-          <w:instrText xml:space="preserve"> PAGEREF _Toc230642076 \h </w:instrText>
+          <w:instrText xml:space="preserve"> PAGEREF _Toc230643090 \h </w:instrText>
         </w:r>
         <w:r>
           <w:rPr>
@@ -3730,7 +3730,7 @@
             <w:noProof/>
             <w:webHidden/>
           </w:rPr>
-          <w:t>35</w:t>
+          <w:t>37</w:t>
         </w:r>
         <w:r>
           <w:rPr>
@@ -3757,13 +3757,13 @@
           <w14:ligatures w14:val="standardContextual"/>
         </w:rPr>
       </w:pPr>
-      <w:hyperlink w:anchor="_Toc230642077" w:history="1">
+      <w:hyperlink w:anchor="_Toc230643091" w:history="1">
         <w:r>
           <w:rPr>
             <w:rStyle w:val="Hyperlink"/>
             <w:noProof/>
           </w:rPr>
-          <w:t>2.7.1. Phác thảo các màn hình giao diện</w:t>
+          <w:t>2.4.6. Usecase “Quản lý giỏ hàng”</w:t>
         </w:r>
         <w:r>
           <w:rPr>
@@ -3784,7 +3784,7 @@
             <w:noProof/>
             <w:webHidden/>
           </w:rPr>
-          <w:instrText xml:space="preserve"> PAGEREF _Toc230642077 \h </w:instrText>
+          <w:instrText xml:space="preserve"> PAGEREF _Toc230643091 \h </w:instrText>
         </w:r>
         <w:r>
           <w:rPr>
@@ -3804,7 +3804,7 @@
             <w:noProof/>
             <w:webHidden/>
           </w:rPr>
-          <w:t>37</w:t>
+          <w:t>38</w:t>
         </w:r>
         <w:r>
           <w:rPr>
@@ -3817,7 +3817,7 @@
     </w:p>
     <w:p>
       <w:pPr>
-        <w:pStyle w:val="TOC2"/>
+        <w:pStyle w:val="TOC3"/>
         <w:tabs>
           <w:tab w:val="right" w:leader="dot" w:pos="8778"/>
         </w:tabs>
@@ -3831,13 +3831,13 @@
           <w14:ligatures w14:val="standardContextual"/>
         </w:rPr>
       </w:pPr>
-      <w:hyperlink w:anchor="_Toc230642078" w:history="1">
+      <w:hyperlink w:anchor="_Toc230643092" w:history="1">
         <w:r>
           <w:rPr>
             <w:rStyle w:val="Hyperlink"/>
             <w:noProof/>
           </w:rPr>
-          <w:t>2.8. Bổ sung phân tích yêu cầu theo đặc tả hệ thống</w:t>
+          <w:t>2.4.7. Usecase “Đặt hàng và thanh toán”</w:t>
         </w:r>
         <w:r>
           <w:rPr>
@@ -3858,7 +3858,7 @@
             <w:noProof/>
             <w:webHidden/>
           </w:rPr>
-          <w:instrText xml:space="preserve"> PAGEREF _Toc230642078 \h </w:instrText>
+          <w:instrText xml:space="preserve"> PAGEREF _Toc230643092 \h </w:instrText>
         </w:r>
         <w:r>
           <w:rPr>
@@ -3878,7 +3878,7 @@
             <w:noProof/>
             <w:webHidden/>
           </w:rPr>
-          <w:t>41</w:t>
+          <w:t>39</w:t>
         </w:r>
         <w:r>
           <w:rPr>
@@ -3891,7 +3891,7 @@
     </w:p>
     <w:p>
       <w:pPr>
-        <w:pStyle w:val="TOC2"/>
+        <w:pStyle w:val="TOC3"/>
         <w:tabs>
           <w:tab w:val="right" w:leader="dot" w:pos="8778"/>
         </w:tabs>
@@ -3905,13 +3905,13 @@
           <w14:ligatures w14:val="standardContextual"/>
         </w:rPr>
       </w:pPr>
-      <w:hyperlink w:anchor="_Toc230642079" w:history="1">
+      <w:hyperlink w:anchor="_Toc230643093" w:history="1">
         <w:r>
           <w:rPr>
             <w:rStyle w:val="Hyperlink"/>
             <w:noProof/>
           </w:rPr>
-          <w:t>2.9. Ma trận quyền và phạm vi sử dụng hệ thống</w:t>
+          <w:t>2.4.8. Usecase “Quản lý đơn hàng”</w:t>
         </w:r>
         <w:r>
           <w:rPr>
@@ -3932,7 +3932,7 @@
             <w:noProof/>
             <w:webHidden/>
           </w:rPr>
-          <w:instrText xml:space="preserve"> PAGEREF _Toc230642079 \h </w:instrText>
+          <w:instrText xml:space="preserve"> PAGEREF _Toc230643093 \h </w:instrText>
         </w:r>
         <w:r>
           <w:rPr>
@@ -3952,7 +3952,7 @@
             <w:noProof/>
             <w:webHidden/>
           </w:rPr>
-          <w:t>42</w:t>
+          <w:t>40</w:t>
         </w:r>
         <w:r>
           <w:rPr>
@@ -3965,7 +3965,7 @@
     </w:p>
     <w:p>
       <w:pPr>
-        <w:pStyle w:val="TOC2"/>
+        <w:pStyle w:val="TOC3"/>
         <w:tabs>
           <w:tab w:val="right" w:leader="dot" w:pos="8778"/>
         </w:tabs>
@@ -3979,13 +3979,13 @@
           <w14:ligatures w14:val="standardContextual"/>
         </w:rPr>
       </w:pPr>
-      <w:hyperlink w:anchor="_Toc230642080" w:history="1">
+      <w:hyperlink w:anchor="_Toc230643094" w:history="1">
         <w:r>
           <w:rPr>
             <w:rStyle w:val="Hyperlink"/>
             <w:noProof/>
           </w:rPr>
-          <w:t>2.10. Thiết kế nghiệp vụ Edge Functions và API chính</w:t>
+          <w:t>2.4.9. Usecase “Trợ lý AI tư vấn và điều khiển web”</w:t>
         </w:r>
         <w:r>
           <w:rPr>
@@ -4006,7 +4006,7 @@
             <w:noProof/>
             <w:webHidden/>
           </w:rPr>
-          <w:instrText xml:space="preserve"> PAGEREF _Toc230642080 \h </w:instrText>
+          <w:instrText xml:space="preserve"> PAGEREF _Toc230643094 \h </w:instrText>
         </w:r>
         <w:r>
           <w:rPr>
@@ -4026,7 +4026,7 @@
             <w:noProof/>
             <w:webHidden/>
           </w:rPr>
-          <w:t>42</w:t>
+          <w:t>41</w:t>
         </w:r>
         <w:r>
           <w:rPr>
@@ -4039,7 +4039,7 @@
     </w:p>
     <w:p>
       <w:pPr>
-        <w:pStyle w:val="TOC2"/>
+        <w:pStyle w:val="TOC3"/>
         <w:tabs>
           <w:tab w:val="right" w:leader="dot" w:pos="8778"/>
         </w:tabs>
@@ -4053,13 +4053,13 @@
           <w14:ligatures w14:val="standardContextual"/>
         </w:rPr>
       </w:pPr>
-      <w:hyperlink w:anchor="_Toc230642081" w:history="1">
+      <w:hyperlink w:anchor="_Toc230643095" w:history="1">
         <w:r>
           <w:rPr>
             <w:rStyle w:val="Hyperlink"/>
             <w:noProof/>
           </w:rPr>
-          <w:t>2.11. Thiết kế AI Agent điều khiển web có kiểm soát</w:t>
+          <w:t>2.4.10. Usecase “Quản lý người dùng và phân quyền”</w:t>
         </w:r>
         <w:r>
           <w:rPr>
@@ -4080,7 +4080,7 @@
             <w:noProof/>
             <w:webHidden/>
           </w:rPr>
-          <w:instrText xml:space="preserve"> PAGEREF _Toc230642081 \h </w:instrText>
+          <w:instrText xml:space="preserve"> PAGEREF _Toc230643095 \h </w:instrText>
         </w:r>
         <w:r>
           <w:rPr>
@@ -4100,7 +4100,7 @@
             <w:noProof/>
             <w:webHidden/>
           </w:rPr>
-          <w:t>43</w:t>
+          <w:t>42</w:t>
         </w:r>
         <w:r>
           <w:rPr>
@@ -4127,13 +4127,13 @@
           <w14:ligatures w14:val="standardContextual"/>
         </w:rPr>
       </w:pPr>
-      <w:hyperlink w:anchor="_Toc230642082" w:history="1">
+      <w:hyperlink w:anchor="_Toc230643096" w:history="1">
         <w:r>
           <w:rPr>
             <w:rStyle w:val="Hyperlink"/>
             <w:noProof/>
           </w:rPr>
-          <w:t>2.11.1. AI Action Registry</w:t>
+          <w:t>2.4.11. Phân tích usecase tiêu biểu bằng biểu đồ trình tự</w:t>
         </w:r>
         <w:r>
           <w:rPr>
@@ -4154,7 +4154,7 @@
             <w:noProof/>
             <w:webHidden/>
           </w:rPr>
-          <w:instrText xml:space="preserve"> PAGEREF _Toc230642082 \h </w:instrText>
+          <w:instrText xml:space="preserve"> PAGEREF _Toc230643096 \h </w:instrText>
         </w:r>
         <w:r>
           <w:rPr>
@@ -4174,7 +4174,7 @@
             <w:noProof/>
             <w:webHidden/>
           </w:rPr>
-          <w:t>44</w:t>
+          <w:t>42</w:t>
         </w:r>
         <w:r>
           <w:rPr>
@@ -4187,7 +4187,7 @@
     </w:p>
     <w:p>
       <w:pPr>
-        <w:pStyle w:val="TOC3"/>
+        <w:pStyle w:val="TOC2"/>
         <w:tabs>
           <w:tab w:val="right" w:leader="dot" w:pos="8778"/>
         </w:tabs>
@@ -4201,13 +4201,13 @@
           <w14:ligatures w14:val="standardContextual"/>
         </w:rPr>
       </w:pPr>
-      <w:hyperlink w:anchor="_Toc230642083" w:history="1">
+      <w:hyperlink w:anchor="_Toc230643097" w:history="1">
         <w:r>
           <w:rPr>
             <w:rStyle w:val="Hyperlink"/>
             <w:noProof/>
           </w:rPr>
-          <w:t>2.11.2. Luồng xử lý AI action</w:t>
+          <w:t>2.5. Thiết kế biểu đồ lớp</w:t>
         </w:r>
         <w:r>
           <w:rPr>
@@ -4228,7 +4228,7 @@
             <w:noProof/>
             <w:webHidden/>
           </w:rPr>
-          <w:instrText xml:space="preserve"> PAGEREF _Toc230642083 \h </w:instrText>
+          <w:instrText xml:space="preserve"> PAGEREF _Toc230643097 \h </w:instrText>
         </w:r>
         <w:r>
           <w:rPr>
@@ -4248,7 +4248,7 @@
             <w:noProof/>
             <w:webHidden/>
           </w:rPr>
-          <w:t>45</w:t>
+          <w:t>44</w:t>
         </w:r>
         <w:r>
           <w:rPr>
@@ -4261,7 +4261,7 @@
     </w:p>
     <w:p>
       <w:pPr>
-        <w:pStyle w:val="TOC3"/>
+        <w:pStyle w:val="TOC2"/>
         <w:tabs>
           <w:tab w:val="right" w:leader="dot" w:pos="8778"/>
         </w:tabs>
@@ -4275,13 +4275,13 @@
           <w14:ligatures w14:val="standardContextual"/>
         </w:rPr>
       </w:pPr>
-      <w:hyperlink w:anchor="_Toc230642084" w:history="1">
+      <w:hyperlink w:anchor="_Toc230643098" w:history="1">
         <w:r>
           <w:rPr>
             <w:rStyle w:val="Hyperlink"/>
             <w:noProof/>
           </w:rPr>
-          <w:t>2.11.3. Kiểm soát quyền, xác nhận và audit</w:t>
+          <w:t>2.6. Cơ sở dữ liệu</w:t>
         </w:r>
         <w:r>
           <w:rPr>
@@ -4302,7 +4302,7 @@
             <w:noProof/>
             <w:webHidden/>
           </w:rPr>
-          <w:instrText xml:space="preserve"> PAGEREF _Toc230642084 \h </w:instrText>
+          <w:instrText xml:space="preserve"> PAGEREF _Toc230643098 \h </w:instrText>
         </w:r>
         <w:r>
           <w:rPr>
@@ -4322,7 +4322,7 @@
             <w:noProof/>
             <w:webHidden/>
           </w:rPr>
-          <w:t>46</w:t>
+          <w:t>45</w:t>
         </w:r>
         <w:r>
           <w:rPr>
@@ -4335,7 +4335,7 @@
     </w:p>
     <w:p>
       <w:pPr>
-        <w:pStyle w:val="TOC2"/>
+        <w:pStyle w:val="TOC3"/>
         <w:tabs>
           <w:tab w:val="right" w:leader="dot" w:pos="8778"/>
         </w:tabs>
@@ -4349,13 +4349,13 @@
           <w14:ligatures w14:val="standardContextual"/>
         </w:rPr>
       </w:pPr>
-      <w:hyperlink w:anchor="_Toc230642085" w:history="1">
+      <w:hyperlink w:anchor="_Toc230643099" w:history="1">
         <w:r>
           <w:rPr>
             <w:rStyle w:val="Hyperlink"/>
             <w:noProof/>
           </w:rPr>
-          <w:t>2.12. Bổ sung thiết kế dữ liệu cho AI và audit</w:t>
+          <w:t>2.6.1. Sơ đồ dữ liệu quan hệ</w:t>
         </w:r>
         <w:r>
           <w:rPr>
@@ -4376,7 +4376,7 @@
             <w:noProof/>
             <w:webHidden/>
           </w:rPr>
-          <w:instrText xml:space="preserve"> PAGEREF _Toc230642085 \h </w:instrText>
+          <w:instrText xml:space="preserve"> PAGEREF _Toc230643099 \h </w:instrText>
         </w:r>
         <w:r>
           <w:rPr>
@@ -4396,7 +4396,7 @@
             <w:noProof/>
             <w:webHidden/>
           </w:rPr>
-          <w:t>47</w:t>
+          <w:t>45</w:t>
         </w:r>
         <w:r>
           <w:rPr>
@@ -4409,7 +4409,7 @@
     </w:p>
     <w:p>
       <w:pPr>
-        <w:pStyle w:val="TOC2"/>
+        <w:pStyle w:val="TOC3"/>
         <w:tabs>
           <w:tab w:val="right" w:leader="dot" w:pos="8778"/>
         </w:tabs>
@@ -4423,13 +4423,13 @@
           <w14:ligatures w14:val="standardContextual"/>
         </w:rPr>
       </w:pPr>
-      <w:hyperlink w:anchor="_Toc230642086" w:history="1">
+      <w:hyperlink w:anchor="_Toc230643100" w:history="1">
         <w:r>
           <w:rPr>
             <w:rStyle w:val="Hyperlink"/>
             <w:noProof/>
           </w:rPr>
-          <w:t>2.13. Kịch bản kiểm thử bổ sung cho Chương 2</w:t>
+          <w:t>2.6.2. Chi tiết các bảng dữ liệu</w:t>
         </w:r>
         <w:r>
           <w:rPr>
@@ -4450,7 +4450,7 @@
             <w:noProof/>
             <w:webHidden/>
           </w:rPr>
-          <w:instrText xml:space="preserve"> PAGEREF _Toc230642086 \h </w:instrText>
+          <w:instrText xml:space="preserve"> PAGEREF _Toc230643100 \h </w:instrText>
         </w:r>
         <w:r>
           <w:rPr>
@@ -4470,7 +4470,7 @@
             <w:noProof/>
             <w:webHidden/>
           </w:rPr>
-          <w:t>48</w:t>
+          <w:t>46</w:t>
         </w:r>
         <w:r>
           <w:rPr>
@@ -4483,7 +4483,7 @@
     </w:p>
     <w:p>
       <w:pPr>
-        <w:pStyle w:val="TOC1"/>
+        <w:pStyle w:val="TOC2"/>
         <w:tabs>
           <w:tab w:val="right" w:leader="dot" w:pos="8778"/>
         </w:tabs>
@@ -4497,13 +4497,13 @@
           <w14:ligatures w14:val="standardContextual"/>
         </w:rPr>
       </w:pPr>
-      <w:hyperlink w:anchor="_Toc230642087" w:history="1">
+      <w:hyperlink w:anchor="_Toc230643101" w:history="1">
         <w:r>
           <w:rPr>
             <w:rStyle w:val="Hyperlink"/>
             <w:noProof/>
           </w:rPr>
-          <w:t>CHƯƠNG 3: CÀI ĐẶT VÀ TRIỂN KHAI HỆ THỐNG</w:t>
+          <w:t>2.7. Thiết kế giao diện</w:t>
         </w:r>
         <w:r>
           <w:rPr>
@@ -4524,7 +4524,7 @@
             <w:noProof/>
             <w:webHidden/>
           </w:rPr>
-          <w:instrText xml:space="preserve"> PAGEREF _Toc230642087 \h </w:instrText>
+          <w:instrText xml:space="preserve"> PAGEREF _Toc230643101 \h </w:instrText>
         </w:r>
         <w:r>
           <w:rPr>
@@ -4544,7 +4544,7 @@
             <w:noProof/>
             <w:webHidden/>
           </w:rPr>
-          <w:t>49</w:t>
+          <w:t>47</w:t>
         </w:r>
         <w:r>
           <w:rPr>
@@ -4557,7 +4557,7 @@
     </w:p>
     <w:p>
       <w:pPr>
-        <w:pStyle w:val="TOC2"/>
+        <w:pStyle w:val="TOC3"/>
         <w:tabs>
           <w:tab w:val="right" w:leader="dot" w:pos="8778"/>
         </w:tabs>
@@ -4571,13 +4571,13 @@
           <w14:ligatures w14:val="standardContextual"/>
         </w:rPr>
       </w:pPr>
-      <w:hyperlink w:anchor="_Toc230642088" w:history="1">
+      <w:hyperlink w:anchor="_Toc230643102" w:history="1">
         <w:r>
           <w:rPr>
             <w:rStyle w:val="Hyperlink"/>
             <w:noProof/>
           </w:rPr>
-          <w:t>3.1. Giới thiệu về công cụ và môi trường cài đặt</w:t>
+          <w:t>2.7.1. Phác thảo các màn hình giao diện</w:t>
         </w:r>
         <w:r>
           <w:rPr>
@@ -4598,7 +4598,7 @@
             <w:noProof/>
             <w:webHidden/>
           </w:rPr>
-          <w:instrText xml:space="preserve"> PAGEREF _Toc230642088 \h </w:instrText>
+          <w:instrText xml:space="preserve"> PAGEREF _Toc230643102 \h </w:instrText>
         </w:r>
         <w:r>
           <w:rPr>
@@ -4645,13 +4645,13 @@
           <w14:ligatures w14:val="standardContextual"/>
         </w:rPr>
       </w:pPr>
-      <w:hyperlink w:anchor="_Toc230642089" w:history="1">
+      <w:hyperlink w:anchor="_Toc230643103" w:history="1">
         <w:r>
           <w:rPr>
             <w:rStyle w:val="Hyperlink"/>
             <w:noProof/>
           </w:rPr>
-          <w:t>3.2. Trang màn hình giao diện của khách hàng</w:t>
+          <w:t>2.8. Bổ sung phân tích yêu cầu theo đặc tả hệ thống</w:t>
         </w:r>
         <w:r>
           <w:rPr>
@@ -4672,7 +4672,7 @@
             <w:noProof/>
             <w:webHidden/>
           </w:rPr>
-          <w:instrText xml:space="preserve"> PAGEREF _Toc230642089 \h </w:instrText>
+          <w:instrText xml:space="preserve"> PAGEREF _Toc230643103 \h </w:instrText>
         </w:r>
         <w:r>
           <w:rPr>
@@ -4692,7 +4692,7 @@
             <w:noProof/>
             <w:webHidden/>
           </w:rPr>
-          <w:t>50</w:t>
+          <w:t>53</w:t>
         </w:r>
         <w:r>
           <w:rPr>
@@ -4719,13 +4719,13 @@
           <w14:ligatures w14:val="standardContextual"/>
         </w:rPr>
       </w:pPr>
-      <w:hyperlink w:anchor="_Toc230642090" w:history="1">
+      <w:hyperlink w:anchor="_Toc230643104" w:history="1">
         <w:r>
           <w:rPr>
             <w:rStyle w:val="Hyperlink"/>
             <w:noProof/>
           </w:rPr>
-          <w:t>3.3. Trang màn hình giao diện của người quản trị</w:t>
+          <w:t>2.9. Ma trận quyền và phạm vi sử dụng hệ thống</w:t>
         </w:r>
         <w:r>
           <w:rPr>
@@ -4746,7 +4746,7 @@
             <w:noProof/>
             <w:webHidden/>
           </w:rPr>
-          <w:instrText xml:space="preserve"> PAGEREF _Toc230642090 \h </w:instrText>
+          <w:instrText xml:space="preserve"> PAGEREF _Toc230643104 \h </w:instrText>
         </w:r>
         <w:r>
           <w:rPr>
@@ -4766,7 +4766,7 @@
             <w:noProof/>
             <w:webHidden/>
           </w:rPr>
-          <w:t>51</w:t>
+          <w:t>54</w:t>
         </w:r>
         <w:r>
           <w:rPr>
@@ -4793,13 +4793,13 @@
           <w14:ligatures w14:val="standardContextual"/>
         </w:rPr>
       </w:pPr>
-      <w:hyperlink w:anchor="_Toc230642091" w:history="1">
+      <w:hyperlink w:anchor="_Toc230643105" w:history="1">
         <w:r>
           <w:rPr>
             <w:rStyle w:val="Hyperlink"/>
             <w:noProof/>
           </w:rPr>
-          <w:t>3.4. Một số giao diện khác</w:t>
+          <w:t>2.10. Thiết kế nghiệp vụ Edge Functions và API chính</w:t>
         </w:r>
         <w:r>
           <w:rPr>
@@ -4820,7 +4820,7 @@
             <w:noProof/>
             <w:webHidden/>
           </w:rPr>
-          <w:instrText xml:space="preserve"> PAGEREF _Toc230642091 \h </w:instrText>
+          <w:instrText xml:space="preserve"> PAGEREF _Toc230643105 \h </w:instrText>
         </w:r>
         <w:r>
           <w:rPr>
@@ -4840,7 +4840,7 @@
             <w:noProof/>
             <w:webHidden/>
           </w:rPr>
-          <w:t>52</w:t>
+          <w:t>54</w:t>
         </w:r>
         <w:r>
           <w:rPr>
@@ -4867,13 +4867,13 @@
           <w14:ligatures w14:val="standardContextual"/>
         </w:rPr>
       </w:pPr>
-      <w:hyperlink w:anchor="_Toc230642092" w:history="1">
+      <w:hyperlink w:anchor="_Toc230643106" w:history="1">
         <w:r>
           <w:rPr>
             <w:rStyle w:val="Hyperlink"/>
             <w:noProof/>
           </w:rPr>
-          <w:t>3.5. Kiểm thử</w:t>
+          <w:t>2.11. Thiết kế AI Agent điều khiển web có kiểm soát</w:t>
         </w:r>
         <w:r>
           <w:rPr>
@@ -4894,7 +4894,7 @@
             <w:noProof/>
             <w:webHidden/>
           </w:rPr>
-          <w:instrText xml:space="preserve"> PAGEREF _Toc230642092 \h </w:instrText>
+          <w:instrText xml:space="preserve"> PAGEREF _Toc230643106 \h </w:instrText>
         </w:r>
         <w:r>
           <w:rPr>
@@ -4914,7 +4914,7 @@
             <w:noProof/>
             <w:webHidden/>
           </w:rPr>
-          <w:t>52</w:t>
+          <w:t>55</w:t>
         </w:r>
         <w:r>
           <w:rPr>
@@ -4927,7 +4927,7 @@
     </w:p>
     <w:p>
       <w:pPr>
-        <w:pStyle w:val="TOC1"/>
+        <w:pStyle w:val="TOC3"/>
         <w:tabs>
           <w:tab w:val="right" w:leader="dot" w:pos="8778"/>
         </w:tabs>
@@ -4941,13 +4941,13 @@
           <w14:ligatures w14:val="standardContextual"/>
         </w:rPr>
       </w:pPr>
-      <w:hyperlink w:anchor="_Toc230642093" w:history="1">
+      <w:hyperlink w:anchor="_Toc230643107" w:history="1">
         <w:r>
           <w:rPr>
             <w:rStyle w:val="Hyperlink"/>
             <w:noProof/>
           </w:rPr>
-          <w:t>KẾT LUẬN</w:t>
+          <w:t>2.11.1. AI Action Registry</w:t>
         </w:r>
         <w:r>
           <w:rPr>
@@ -4968,7 +4968,7 @@
             <w:noProof/>
             <w:webHidden/>
           </w:rPr>
-          <w:instrText xml:space="preserve"> PAGEREF _Toc230642093 \h </w:instrText>
+          <w:instrText xml:space="preserve"> PAGEREF _Toc230643107 \h </w:instrText>
         </w:r>
         <w:r>
           <w:rPr>
@@ -4988,7 +4988,7 @@
             <w:noProof/>
             <w:webHidden/>
           </w:rPr>
-          <w:t>53</w:t>
+          <w:t>56</w:t>
         </w:r>
         <w:r>
           <w:rPr>
@@ -5001,7 +5001,7 @@
     </w:p>
     <w:p>
       <w:pPr>
-        <w:pStyle w:val="TOC1"/>
+        <w:pStyle w:val="TOC3"/>
         <w:tabs>
           <w:tab w:val="right" w:leader="dot" w:pos="8778"/>
         </w:tabs>
@@ -5015,12 +5015,826 @@
           <w14:ligatures w14:val="standardContextual"/>
         </w:rPr>
       </w:pPr>
-      <w:hyperlink w:anchor="_Toc230642094" w:history="1">
+      <w:hyperlink w:anchor="_Toc230643108" w:history="1">
         <w:r>
           <w:rPr>
             <w:rStyle w:val="Hyperlink"/>
             <w:noProof/>
           </w:rPr>
+          <w:t>2.11.2. Luồng xử lý AI action</w:t>
+        </w:r>
+        <w:r>
+          <w:rPr>
+            <w:noProof/>
+            <w:webHidden/>
+          </w:rPr>
+          <w:tab/>
+        </w:r>
+        <w:r>
+          <w:rPr>
+            <w:noProof/>
+            <w:webHidden/>
+          </w:rPr>
+          <w:fldChar w:fldCharType="begin"/>
+        </w:r>
+        <w:r>
+          <w:rPr>
+            <w:noProof/>
+            <w:webHidden/>
+          </w:rPr>
+          <w:instrText xml:space="preserve"> PAGEREF _Toc230643108 \h </w:instrText>
+        </w:r>
+        <w:r>
+          <w:rPr>
+            <w:noProof/>
+            <w:webHidden/>
+          </w:rPr>
+        </w:r>
+        <w:r>
+          <w:rPr>
+            <w:noProof/>
+            <w:webHidden/>
+          </w:rPr>
+          <w:fldChar w:fldCharType="separate"/>
+        </w:r>
+        <w:r>
+          <w:rPr>
+            <w:noProof/>
+            <w:webHidden/>
+          </w:rPr>
+          <w:t>57</w:t>
+        </w:r>
+        <w:r>
+          <w:rPr>
+            <w:noProof/>
+            <w:webHidden/>
+          </w:rPr>
+          <w:fldChar w:fldCharType="end"/>
+        </w:r>
+      </w:hyperlink>
+    </w:p>
+    <w:p>
+      <w:pPr>
+        <w:pStyle w:val="TOC3"/>
+        <w:tabs>
+          <w:tab w:val="right" w:leader="dot" w:pos="8778"/>
+        </w:tabs>
+        <w:rPr>
+          <w:rFonts w:asciiTheme="minorHAnsi" w:eastAsiaTheme="minorEastAsia" w:hAnsiTheme="minorHAnsi"/>
+          <w:noProof/>
+          <w:color w:val="auto"/>
+          <w:kern w:val="2"/>
+          <w:sz w:val="24"/>
+          <w:szCs w:val="24"/>
+          <w14:ligatures w14:val="standardContextual"/>
+        </w:rPr>
+      </w:pPr>
+      <w:hyperlink w:anchor="_Toc230643109" w:history="1">
+        <w:r>
+          <w:rPr>
+            <w:rStyle w:val="Hyperlink"/>
+            <w:noProof/>
+          </w:rPr>
+          <w:t>2.11.3. Kiểm soát quyền, xác nhận và audit</w:t>
+        </w:r>
+        <w:r>
+          <w:rPr>
+            <w:noProof/>
+            <w:webHidden/>
+          </w:rPr>
+          <w:tab/>
+        </w:r>
+        <w:r>
+          <w:rPr>
+            <w:noProof/>
+            <w:webHidden/>
+          </w:rPr>
+          <w:fldChar w:fldCharType="begin"/>
+        </w:r>
+        <w:r>
+          <w:rPr>
+            <w:noProof/>
+            <w:webHidden/>
+          </w:rPr>
+          <w:instrText xml:space="preserve"> PAGEREF _Toc230643109 \h </w:instrText>
+        </w:r>
+        <w:r>
+          <w:rPr>
+            <w:noProof/>
+            <w:webHidden/>
+          </w:rPr>
+        </w:r>
+        <w:r>
+          <w:rPr>
+            <w:noProof/>
+            <w:webHidden/>
+          </w:rPr>
+          <w:fldChar w:fldCharType="separate"/>
+        </w:r>
+        <w:r>
+          <w:rPr>
+            <w:noProof/>
+            <w:webHidden/>
+          </w:rPr>
+          <w:t>58</w:t>
+        </w:r>
+        <w:r>
+          <w:rPr>
+            <w:noProof/>
+            <w:webHidden/>
+          </w:rPr>
+          <w:fldChar w:fldCharType="end"/>
+        </w:r>
+      </w:hyperlink>
+    </w:p>
+    <w:p>
+      <w:pPr>
+        <w:pStyle w:val="TOC2"/>
+        <w:tabs>
+          <w:tab w:val="right" w:leader="dot" w:pos="8778"/>
+        </w:tabs>
+        <w:rPr>
+          <w:rFonts w:asciiTheme="minorHAnsi" w:eastAsiaTheme="minorEastAsia" w:hAnsiTheme="minorHAnsi"/>
+          <w:noProof/>
+          <w:color w:val="auto"/>
+          <w:kern w:val="2"/>
+          <w:sz w:val="24"/>
+          <w:szCs w:val="24"/>
+          <w14:ligatures w14:val="standardContextual"/>
+        </w:rPr>
+      </w:pPr>
+      <w:hyperlink w:anchor="_Toc230643110" w:history="1">
+        <w:r>
+          <w:rPr>
+            <w:rStyle w:val="Hyperlink"/>
+            <w:noProof/>
+          </w:rPr>
+          <w:t>2.12. Bổ sung thiết kế dữ liệu cho AI và audit</w:t>
+        </w:r>
+        <w:r>
+          <w:rPr>
+            <w:noProof/>
+            <w:webHidden/>
+          </w:rPr>
+          <w:tab/>
+        </w:r>
+        <w:r>
+          <w:rPr>
+            <w:noProof/>
+            <w:webHidden/>
+          </w:rPr>
+          <w:fldChar w:fldCharType="begin"/>
+        </w:r>
+        <w:r>
+          <w:rPr>
+            <w:noProof/>
+            <w:webHidden/>
+          </w:rPr>
+          <w:instrText xml:space="preserve"> PAGEREF _Toc230643110 \h </w:instrText>
+        </w:r>
+        <w:r>
+          <w:rPr>
+            <w:noProof/>
+            <w:webHidden/>
+          </w:rPr>
+        </w:r>
+        <w:r>
+          <w:rPr>
+            <w:noProof/>
+            <w:webHidden/>
+          </w:rPr>
+          <w:fldChar w:fldCharType="separate"/>
+        </w:r>
+        <w:r>
+          <w:rPr>
+            <w:noProof/>
+            <w:webHidden/>
+          </w:rPr>
+          <w:t>59</w:t>
+        </w:r>
+        <w:r>
+          <w:rPr>
+            <w:noProof/>
+            <w:webHidden/>
+          </w:rPr>
+          <w:fldChar w:fldCharType="end"/>
+        </w:r>
+      </w:hyperlink>
+    </w:p>
+    <w:p>
+      <w:pPr>
+        <w:pStyle w:val="TOC2"/>
+        <w:tabs>
+          <w:tab w:val="right" w:leader="dot" w:pos="8778"/>
+        </w:tabs>
+        <w:rPr>
+          <w:rFonts w:asciiTheme="minorHAnsi" w:eastAsiaTheme="minorEastAsia" w:hAnsiTheme="minorHAnsi"/>
+          <w:noProof/>
+          <w:color w:val="auto"/>
+          <w:kern w:val="2"/>
+          <w:sz w:val="24"/>
+          <w:szCs w:val="24"/>
+          <w14:ligatures w14:val="standardContextual"/>
+        </w:rPr>
+      </w:pPr>
+      <w:hyperlink w:anchor="_Toc230643111" w:history="1">
+        <w:r>
+          <w:rPr>
+            <w:rStyle w:val="Hyperlink"/>
+            <w:noProof/>
+          </w:rPr>
+          <w:t>2.13. Kịch bản kiểm thử bổ sung cho Chương 2</w:t>
+        </w:r>
+        <w:r>
+          <w:rPr>
+            <w:noProof/>
+            <w:webHidden/>
+          </w:rPr>
+          <w:tab/>
+        </w:r>
+        <w:r>
+          <w:rPr>
+            <w:noProof/>
+            <w:webHidden/>
+          </w:rPr>
+          <w:fldChar w:fldCharType="begin"/>
+        </w:r>
+        <w:r>
+          <w:rPr>
+            <w:noProof/>
+            <w:webHidden/>
+          </w:rPr>
+          <w:instrText xml:space="preserve"> PAGEREF _Toc230643111 \h </w:instrText>
+        </w:r>
+        <w:r>
+          <w:rPr>
+            <w:noProof/>
+            <w:webHidden/>
+          </w:rPr>
+        </w:r>
+        <w:r>
+          <w:rPr>
+            <w:noProof/>
+            <w:webHidden/>
+          </w:rPr>
+          <w:fldChar w:fldCharType="separate"/>
+        </w:r>
+        <w:r>
+          <w:rPr>
+            <w:noProof/>
+            <w:webHidden/>
+          </w:rPr>
+          <w:t>60</w:t>
+        </w:r>
+        <w:r>
+          <w:rPr>
+            <w:noProof/>
+            <w:webHidden/>
+          </w:rPr>
+          <w:fldChar w:fldCharType="end"/>
+        </w:r>
+      </w:hyperlink>
+    </w:p>
+    <w:p>
+      <w:pPr>
+        <w:pStyle w:val="TOC1"/>
+        <w:tabs>
+          <w:tab w:val="right" w:leader="dot" w:pos="8778"/>
+        </w:tabs>
+        <w:rPr>
+          <w:rFonts w:asciiTheme="minorHAnsi" w:eastAsiaTheme="minorEastAsia" w:hAnsiTheme="minorHAnsi"/>
+          <w:noProof/>
+          <w:color w:val="auto"/>
+          <w:kern w:val="2"/>
+          <w:sz w:val="24"/>
+          <w:szCs w:val="24"/>
+          <w14:ligatures w14:val="standardContextual"/>
+        </w:rPr>
+      </w:pPr>
+      <w:hyperlink w:anchor="_Toc230643112" w:history="1">
+        <w:r>
+          <w:rPr>
+            <w:rStyle w:val="Hyperlink"/>
+            <w:noProof/>
+          </w:rPr>
+          <w:t>CHƯƠNG 3: CÀI ĐẶT VÀ TRIỂN KHAI HỆ THỐNG</w:t>
+        </w:r>
+        <w:r>
+          <w:rPr>
+            <w:noProof/>
+            <w:webHidden/>
+          </w:rPr>
+          <w:tab/>
+        </w:r>
+        <w:r>
+          <w:rPr>
+            <w:noProof/>
+            <w:webHidden/>
+          </w:rPr>
+          <w:fldChar w:fldCharType="begin"/>
+        </w:r>
+        <w:r>
+          <w:rPr>
+            <w:noProof/>
+            <w:webHidden/>
+          </w:rPr>
+          <w:instrText xml:space="preserve"> PAGEREF _Toc230643112 \h </w:instrText>
+        </w:r>
+        <w:r>
+          <w:rPr>
+            <w:noProof/>
+            <w:webHidden/>
+          </w:rPr>
+        </w:r>
+        <w:r>
+          <w:rPr>
+            <w:noProof/>
+            <w:webHidden/>
+          </w:rPr>
+          <w:fldChar w:fldCharType="separate"/>
+        </w:r>
+        <w:r>
+          <w:rPr>
+            <w:noProof/>
+            <w:webHidden/>
+          </w:rPr>
+          <w:t>61</w:t>
+        </w:r>
+        <w:r>
+          <w:rPr>
+            <w:noProof/>
+            <w:webHidden/>
+          </w:rPr>
+          <w:fldChar w:fldCharType="end"/>
+        </w:r>
+      </w:hyperlink>
+    </w:p>
+    <w:p>
+      <w:pPr>
+        <w:pStyle w:val="TOC2"/>
+        <w:tabs>
+          <w:tab w:val="right" w:leader="dot" w:pos="8778"/>
+        </w:tabs>
+        <w:rPr>
+          <w:rFonts w:asciiTheme="minorHAnsi" w:eastAsiaTheme="minorEastAsia" w:hAnsiTheme="minorHAnsi"/>
+          <w:noProof/>
+          <w:color w:val="auto"/>
+          <w:kern w:val="2"/>
+          <w:sz w:val="24"/>
+          <w:szCs w:val="24"/>
+          <w14:ligatures w14:val="standardContextual"/>
+        </w:rPr>
+      </w:pPr>
+      <w:hyperlink w:anchor="_Toc230643113" w:history="1">
+        <w:r>
+          <w:rPr>
+            <w:rStyle w:val="Hyperlink"/>
+            <w:noProof/>
+          </w:rPr>
+          <w:t>3.1. Giới thiệu về công cụ và môi trường cài đặt</w:t>
+        </w:r>
+        <w:r>
+          <w:rPr>
+            <w:noProof/>
+            <w:webHidden/>
+          </w:rPr>
+          <w:tab/>
+        </w:r>
+        <w:r>
+          <w:rPr>
+            <w:noProof/>
+            <w:webHidden/>
+          </w:rPr>
+          <w:fldChar w:fldCharType="begin"/>
+        </w:r>
+        <w:r>
+          <w:rPr>
+            <w:noProof/>
+            <w:webHidden/>
+          </w:rPr>
+          <w:instrText xml:space="preserve"> PAGEREF _Toc230643113 \h </w:instrText>
+        </w:r>
+        <w:r>
+          <w:rPr>
+            <w:noProof/>
+            <w:webHidden/>
+          </w:rPr>
+        </w:r>
+        <w:r>
+          <w:rPr>
+            <w:noProof/>
+            <w:webHidden/>
+          </w:rPr>
+          <w:fldChar w:fldCharType="separate"/>
+        </w:r>
+        <w:r>
+          <w:rPr>
+            <w:noProof/>
+            <w:webHidden/>
+          </w:rPr>
+          <w:t>61</w:t>
+        </w:r>
+        <w:r>
+          <w:rPr>
+            <w:noProof/>
+            <w:webHidden/>
+          </w:rPr>
+          <w:fldChar w:fldCharType="end"/>
+        </w:r>
+      </w:hyperlink>
+    </w:p>
+    <w:p>
+      <w:pPr>
+        <w:pStyle w:val="TOC2"/>
+        <w:tabs>
+          <w:tab w:val="right" w:leader="dot" w:pos="8778"/>
+        </w:tabs>
+        <w:rPr>
+          <w:rFonts w:asciiTheme="minorHAnsi" w:eastAsiaTheme="minorEastAsia" w:hAnsiTheme="minorHAnsi"/>
+          <w:noProof/>
+          <w:color w:val="auto"/>
+          <w:kern w:val="2"/>
+          <w:sz w:val="24"/>
+          <w:szCs w:val="24"/>
+          <w14:ligatures w14:val="standardContextual"/>
+        </w:rPr>
+      </w:pPr>
+      <w:hyperlink w:anchor="_Toc230643114" w:history="1">
+        <w:r>
+          <w:rPr>
+            <w:rStyle w:val="Hyperlink"/>
+            <w:noProof/>
+          </w:rPr>
+          <w:t>3.2. Trang màn hình giao diện của khách hàng</w:t>
+        </w:r>
+        <w:r>
+          <w:rPr>
+            <w:noProof/>
+            <w:webHidden/>
+          </w:rPr>
+          <w:tab/>
+        </w:r>
+        <w:r>
+          <w:rPr>
+            <w:noProof/>
+            <w:webHidden/>
+          </w:rPr>
+          <w:fldChar w:fldCharType="begin"/>
+        </w:r>
+        <w:r>
+          <w:rPr>
+            <w:noProof/>
+            <w:webHidden/>
+          </w:rPr>
+          <w:instrText xml:space="preserve"> PAGEREF _Toc230643114 \h </w:instrText>
+        </w:r>
+        <w:r>
+          <w:rPr>
+            <w:noProof/>
+            <w:webHidden/>
+          </w:rPr>
+        </w:r>
+        <w:r>
+          <w:rPr>
+            <w:noProof/>
+            <w:webHidden/>
+          </w:rPr>
+          <w:fldChar w:fldCharType="separate"/>
+        </w:r>
+        <w:r>
+          <w:rPr>
+            <w:noProof/>
+            <w:webHidden/>
+          </w:rPr>
+          <w:t>62</w:t>
+        </w:r>
+        <w:r>
+          <w:rPr>
+            <w:noProof/>
+            <w:webHidden/>
+          </w:rPr>
+          <w:fldChar w:fldCharType="end"/>
+        </w:r>
+      </w:hyperlink>
+    </w:p>
+    <w:p>
+      <w:pPr>
+        <w:pStyle w:val="TOC2"/>
+        <w:tabs>
+          <w:tab w:val="right" w:leader="dot" w:pos="8778"/>
+        </w:tabs>
+        <w:rPr>
+          <w:rFonts w:asciiTheme="minorHAnsi" w:eastAsiaTheme="minorEastAsia" w:hAnsiTheme="minorHAnsi"/>
+          <w:noProof/>
+          <w:color w:val="auto"/>
+          <w:kern w:val="2"/>
+          <w:sz w:val="24"/>
+          <w:szCs w:val="24"/>
+          <w14:ligatures w14:val="standardContextual"/>
+        </w:rPr>
+      </w:pPr>
+      <w:hyperlink w:anchor="_Toc230643115" w:history="1">
+        <w:r>
+          <w:rPr>
+            <w:rStyle w:val="Hyperlink"/>
+            <w:noProof/>
+          </w:rPr>
+          <w:t>3.3. Trang màn hình giao diện của người quản trị</w:t>
+        </w:r>
+        <w:r>
+          <w:rPr>
+            <w:noProof/>
+            <w:webHidden/>
+          </w:rPr>
+          <w:tab/>
+        </w:r>
+        <w:r>
+          <w:rPr>
+            <w:noProof/>
+            <w:webHidden/>
+          </w:rPr>
+          <w:fldChar w:fldCharType="begin"/>
+        </w:r>
+        <w:r>
+          <w:rPr>
+            <w:noProof/>
+            <w:webHidden/>
+          </w:rPr>
+          <w:instrText xml:space="preserve"> PAGEREF _Toc230643115 \h </w:instrText>
+        </w:r>
+        <w:r>
+          <w:rPr>
+            <w:noProof/>
+            <w:webHidden/>
+          </w:rPr>
+        </w:r>
+        <w:r>
+          <w:rPr>
+            <w:noProof/>
+            <w:webHidden/>
+          </w:rPr>
+          <w:fldChar w:fldCharType="separate"/>
+        </w:r>
+        <w:r>
+          <w:rPr>
+            <w:noProof/>
+            <w:webHidden/>
+          </w:rPr>
+          <w:t>63</w:t>
+        </w:r>
+        <w:r>
+          <w:rPr>
+            <w:noProof/>
+            <w:webHidden/>
+          </w:rPr>
+          <w:fldChar w:fldCharType="end"/>
+        </w:r>
+      </w:hyperlink>
+    </w:p>
+    <w:p>
+      <w:pPr>
+        <w:pStyle w:val="TOC2"/>
+        <w:tabs>
+          <w:tab w:val="right" w:leader="dot" w:pos="8778"/>
+        </w:tabs>
+        <w:rPr>
+          <w:rFonts w:asciiTheme="minorHAnsi" w:eastAsiaTheme="minorEastAsia" w:hAnsiTheme="minorHAnsi"/>
+          <w:noProof/>
+          <w:color w:val="auto"/>
+          <w:kern w:val="2"/>
+          <w:sz w:val="24"/>
+          <w:szCs w:val="24"/>
+          <w14:ligatures w14:val="standardContextual"/>
+        </w:rPr>
+      </w:pPr>
+      <w:hyperlink w:anchor="_Toc230643116" w:history="1">
+        <w:r>
+          <w:rPr>
+            <w:rStyle w:val="Hyperlink"/>
+            <w:noProof/>
+          </w:rPr>
+          <w:t>3.4. Một số giao diện khác</w:t>
+        </w:r>
+        <w:r>
+          <w:rPr>
+            <w:noProof/>
+            <w:webHidden/>
+          </w:rPr>
+          <w:tab/>
+        </w:r>
+        <w:r>
+          <w:rPr>
+            <w:noProof/>
+            <w:webHidden/>
+          </w:rPr>
+          <w:fldChar w:fldCharType="begin"/>
+        </w:r>
+        <w:r>
+          <w:rPr>
+            <w:noProof/>
+            <w:webHidden/>
+          </w:rPr>
+          <w:instrText xml:space="preserve"> PAGEREF _Toc230643116 \h </w:instrText>
+        </w:r>
+        <w:r>
+          <w:rPr>
+            <w:noProof/>
+            <w:webHidden/>
+          </w:rPr>
+        </w:r>
+        <w:r>
+          <w:rPr>
+            <w:noProof/>
+            <w:webHidden/>
+          </w:rPr>
+          <w:fldChar w:fldCharType="separate"/>
+        </w:r>
+        <w:r>
+          <w:rPr>
+            <w:noProof/>
+            <w:webHidden/>
+          </w:rPr>
+          <w:t>64</w:t>
+        </w:r>
+        <w:r>
+          <w:rPr>
+            <w:noProof/>
+            <w:webHidden/>
+          </w:rPr>
+          <w:fldChar w:fldCharType="end"/>
+        </w:r>
+      </w:hyperlink>
+    </w:p>
+    <w:p>
+      <w:pPr>
+        <w:pStyle w:val="TOC2"/>
+        <w:tabs>
+          <w:tab w:val="right" w:leader="dot" w:pos="8778"/>
+        </w:tabs>
+        <w:rPr>
+          <w:rFonts w:asciiTheme="minorHAnsi" w:eastAsiaTheme="minorEastAsia" w:hAnsiTheme="minorHAnsi"/>
+          <w:noProof/>
+          <w:color w:val="auto"/>
+          <w:kern w:val="2"/>
+          <w:sz w:val="24"/>
+          <w:szCs w:val="24"/>
+          <w14:ligatures w14:val="standardContextual"/>
+        </w:rPr>
+      </w:pPr>
+      <w:hyperlink w:anchor="_Toc230643117" w:history="1">
+        <w:r>
+          <w:rPr>
+            <w:rStyle w:val="Hyperlink"/>
+            <w:noProof/>
+          </w:rPr>
+          <w:t>3.5. Kiểm thử</w:t>
+        </w:r>
+        <w:r>
+          <w:rPr>
+            <w:noProof/>
+            <w:webHidden/>
+          </w:rPr>
+          <w:tab/>
+        </w:r>
+        <w:r>
+          <w:rPr>
+            <w:noProof/>
+            <w:webHidden/>
+          </w:rPr>
+          <w:fldChar w:fldCharType="begin"/>
+        </w:r>
+        <w:r>
+          <w:rPr>
+            <w:noProof/>
+            <w:webHidden/>
+          </w:rPr>
+          <w:instrText xml:space="preserve"> PAGEREF _Toc230643117 \h </w:instrText>
+        </w:r>
+        <w:r>
+          <w:rPr>
+            <w:noProof/>
+            <w:webHidden/>
+          </w:rPr>
+        </w:r>
+        <w:r>
+          <w:rPr>
+            <w:noProof/>
+            <w:webHidden/>
+          </w:rPr>
+          <w:fldChar w:fldCharType="separate"/>
+        </w:r>
+        <w:r>
+          <w:rPr>
+            <w:noProof/>
+            <w:webHidden/>
+          </w:rPr>
+          <w:t>64</w:t>
+        </w:r>
+        <w:r>
+          <w:rPr>
+            <w:noProof/>
+            <w:webHidden/>
+          </w:rPr>
+          <w:fldChar w:fldCharType="end"/>
+        </w:r>
+      </w:hyperlink>
+    </w:p>
+    <w:p>
+      <w:pPr>
+        <w:pStyle w:val="TOC1"/>
+        <w:tabs>
+          <w:tab w:val="right" w:leader="dot" w:pos="8778"/>
+        </w:tabs>
+        <w:rPr>
+          <w:rFonts w:asciiTheme="minorHAnsi" w:eastAsiaTheme="minorEastAsia" w:hAnsiTheme="minorHAnsi"/>
+          <w:noProof/>
+          <w:color w:val="auto"/>
+          <w:kern w:val="2"/>
+          <w:sz w:val="24"/>
+          <w:szCs w:val="24"/>
+          <w14:ligatures w14:val="standardContextual"/>
+        </w:rPr>
+      </w:pPr>
+      <w:hyperlink w:anchor="_Toc230643118" w:history="1">
+        <w:r>
+          <w:rPr>
+            <w:rStyle w:val="Hyperlink"/>
+            <w:noProof/>
+          </w:rPr>
+          <w:t>KẾT LUẬN</w:t>
+        </w:r>
+        <w:r>
+          <w:rPr>
+            <w:noProof/>
+            <w:webHidden/>
+          </w:rPr>
+          <w:tab/>
+        </w:r>
+        <w:r>
+          <w:rPr>
+            <w:noProof/>
+            <w:webHidden/>
+          </w:rPr>
+          <w:fldChar w:fldCharType="begin"/>
+        </w:r>
+        <w:r>
+          <w:rPr>
+            <w:noProof/>
+            <w:webHidden/>
+          </w:rPr>
+          <w:instrText xml:space="preserve"> PAGEREF _Toc230643118 \h </w:instrText>
+        </w:r>
+        <w:r>
+          <w:rPr>
+            <w:noProof/>
+            <w:webHidden/>
+          </w:rPr>
+        </w:r>
+        <w:r>
+          <w:rPr>
+            <w:noProof/>
+            <w:webHidden/>
+          </w:rPr>
+          <w:fldChar w:fldCharType="separate"/>
+        </w:r>
+        <w:r>
+          <w:rPr>
+            <w:noProof/>
+            <w:webHidden/>
+          </w:rPr>
+          <w:t>65</w:t>
+        </w:r>
+        <w:r>
+          <w:rPr>
+            <w:noProof/>
+            <w:webHidden/>
+          </w:rPr>
+          <w:fldChar w:fldCharType="end"/>
+        </w:r>
+      </w:hyperlink>
+    </w:p>
+    <w:p>
+      <w:pPr>
+        <w:pStyle w:val="TOC1"/>
+        <w:tabs>
+          <w:tab w:val="right" w:leader="dot" w:pos="8778"/>
+        </w:tabs>
+        <w:rPr>
+          <w:rFonts w:asciiTheme="minorHAnsi" w:eastAsiaTheme="minorEastAsia" w:hAnsiTheme="minorHAnsi"/>
+          <w:noProof/>
+          <w:color w:val="auto"/>
+          <w:kern w:val="2"/>
+          <w:sz w:val="24"/>
+          <w:szCs w:val="24"/>
+          <w14:ligatures w14:val="standardContextual"/>
+        </w:rPr>
+      </w:pPr>
+      <w:hyperlink w:anchor="_Toc230643119" w:history="1">
+        <w:r>
+          <w:rPr>
+            <w:rStyle w:val="Hyperlink"/>
+            <w:noProof/>
+          </w:rPr>
           <w:t>TÀI LIỆU THAM KHẢO</w:t>
         </w:r>
         <w:r>
@@ -5042,7 +5856,7 @@
             <w:noProof/>
             <w:webHidden/>
           </w:rPr>
-          <w:instrText xml:space="preserve"> PAGEREF _Toc230642094 \h </w:instrText>
+          <w:instrText xml:space="preserve"> PAGEREF _Toc230643119 \h </w:instrText>
         </w:r>
         <w:r>
           <w:rPr>
@@ -5062,7 +5876,7 @@
             <w:noProof/>
             <w:webHidden/>
           </w:rPr>
-          <w:t>54</w:t>
+          <w:t>66</w:t>
         </w:r>
         <w:r>
           <w:rPr>
@@ -5093,7 +5907,7 @@
         <w:spacing w:after="120" w:line="312" w:lineRule="auto"/>
         <w:jc w:val="center"/>
       </w:pPr>
-      <w:bookmarkStart w:id="1" w:name="_Toc230642031"/>
+      <w:bookmarkStart w:id="1" w:name="_Toc230643045"/>
       <w:r>
         <w:rPr>
           <w:rFonts w:ascii="Times New Roman" w:eastAsia="Times New Roman" w:hAnsi="Times New Roman"/>
@@ -5131,7 +5945,7 @@
         <w:rPr>
           <w:noProof/>
         </w:rPr>
-        <w:t>14</w:t>
+        <w:t>15</w:t>
       </w:r>
       <w:r>
         <w:fldChar w:fldCharType="end"/>
@@ -5165,7 +5979,7 @@
         <w:rPr>
           <w:noProof/>
         </w:rPr>
-        <w:t>18</w:t>
+        <w:t>19</w:t>
       </w:r>
       <w:r>
         <w:fldChar w:fldCharType="end"/>
@@ -5199,7 +6013,7 @@
         <w:rPr>
           <w:noProof/>
         </w:rPr>
-        <w:t>24</w:t>
+        <w:t>25</w:t>
       </w:r>
       <w:r>
         <w:fldChar w:fldCharType="end"/>
@@ -5233,7 +6047,7 @@
         <w:rPr>
           <w:noProof/>
         </w:rPr>
-        <w:t>24</w:t>
+        <w:t>25</w:t>
       </w:r>
       <w:r>
         <w:fldChar w:fldCharType="end"/>
@@ -5267,7 +6081,7 @@
         <w:rPr>
           <w:noProof/>
         </w:rPr>
-        <w:t>25</w:t>
+        <w:t>26</w:t>
       </w:r>
       <w:r>
         <w:fldChar w:fldCharType="end"/>
@@ -5301,7 +6115,7 @@
         <w:rPr>
           <w:noProof/>
         </w:rPr>
-        <w:t>26</w:t>
+        <w:t>27</w:t>
       </w:r>
       <w:r>
         <w:fldChar w:fldCharType="end"/>
@@ -5335,7 +6149,7 @@
         <w:rPr>
           <w:noProof/>
         </w:rPr>
-        <w:t>30</w:t>
+        <w:t>31</w:t>
       </w:r>
       <w:r>
         <w:fldChar w:fldCharType="end"/>
@@ -5369,7 +6183,7 @@
         <w:rPr>
           <w:noProof/>
         </w:rPr>
-        <w:t>30</w:t>
+        <w:t>31</w:t>
       </w:r>
       <w:r>
         <w:fldChar w:fldCharType="end"/>
@@ -5403,7 +6217,7 @@
         <w:rPr>
           <w:noProof/>
         </w:rPr>
-        <w:t>31</w:t>
+        <w:t>32</w:t>
       </w:r>
       <w:r>
         <w:fldChar w:fldCharType="end"/>
@@ -5437,7 +6251,7 @@
         <w:rPr>
           <w:noProof/>
         </w:rPr>
-        <w:t>33</w:t>
+        <w:t>46</w:t>
       </w:r>
       <w:r>
         <w:fldChar w:fldCharType="end"/>
@@ -5471,7 +6285,7 @@
         <w:rPr>
           <w:noProof/>
         </w:rPr>
-        <w:t>34</w:t>
+        <w:t>47</w:t>
       </w:r>
       <w:r>
         <w:fldChar w:fldCharType="end"/>
@@ -5505,7 +6319,7 @@
         <w:rPr>
           <w:noProof/>
         </w:rPr>
-        <w:t>40</w:t>
+        <w:t>53</w:t>
       </w:r>
       <w:r>
         <w:fldChar w:fldCharType="end"/>
@@ -5539,7 +6353,7 @@
         <w:rPr>
           <w:noProof/>
         </w:rPr>
-        <w:t>40</w:t>
+        <w:t>53</w:t>
       </w:r>
       <w:r>
         <w:fldChar w:fldCharType="end"/>
@@ -5573,7 +6387,7 @@
         <w:rPr>
           <w:noProof/>
         </w:rPr>
-        <w:t>41</w:t>
+        <w:t>54</w:t>
       </w:r>
       <w:r>
         <w:fldChar w:fldCharType="end"/>
@@ -5607,7 +6421,7 @@
         <w:rPr>
           <w:noProof/>
         </w:rPr>
-        <w:t>41</w:t>
+        <w:t>54</w:t>
       </w:r>
       <w:r>
         <w:fldChar w:fldCharType="end"/>
@@ -5641,7 +6455,7 @@
         <w:rPr>
           <w:noProof/>
         </w:rPr>
-        <w:t>43</w:t>
+        <w:t>56</w:t>
       </w:r>
       <w:r>
         <w:fldChar w:fldCharType="end"/>
@@ -5675,7 +6489,7 @@
         <w:rPr>
           <w:noProof/>
         </w:rPr>
-        <w:t>44</w:t>
+        <w:t>57</w:t>
       </w:r>
       <w:r>
         <w:fldChar w:fldCharType="end"/>
@@ -5709,7 +6523,7 @@
         <w:rPr>
           <w:noProof/>
         </w:rPr>
-        <w:t>45</w:t>
+        <w:t>58</w:t>
       </w:r>
       <w:r>
         <w:fldChar w:fldCharType="end"/>
@@ -5743,7 +6557,7 @@
         <w:rPr>
           <w:noProof/>
         </w:rPr>
-        <w:t>46</w:t>
+        <w:t>59</w:t>
       </w:r>
       <w:r>
         <w:fldChar w:fldCharType="end"/>
@@ -5777,7 +6591,7 @@
         <w:rPr>
           <w:noProof/>
         </w:rPr>
-        <w:t>47</w:t>
+        <w:t>60</w:t>
       </w:r>
       <w:r>
         <w:fldChar w:fldCharType="end"/>
@@ -5811,7 +6625,7 @@
         <w:rPr>
           <w:noProof/>
         </w:rPr>
-        <w:t>48</w:t>
+        <w:t>61</w:t>
       </w:r>
       <w:r>
         <w:fldChar w:fldCharType="end"/>
@@ -5845,7 +6659,7 @@
         <w:rPr>
           <w:noProof/>
         </w:rPr>
-        <w:t>49</w:t>
+        <w:t>62</w:t>
       </w:r>
       <w:r>
         <w:fldChar w:fldCharType="end"/>
@@ -5879,7 +6693,7 @@
         <w:rPr>
           <w:noProof/>
         </w:rPr>
-        <w:t>50</w:t>
+        <w:t>63</w:t>
       </w:r>
       <w:r>
         <w:fldChar w:fldCharType="end"/>
@@ -5913,7 +6727,7 @@
         <w:rPr>
           <w:noProof/>
         </w:rPr>
-        <w:t>51</w:t>
+        <w:t>64</w:t>
       </w:r>
       <w:r>
         <w:fldChar w:fldCharType="end"/>
@@ -5925,7 +6739,7 @@
         <w:spacing w:after="120" w:line="312" w:lineRule="auto"/>
         <w:jc w:val="center"/>
       </w:pPr>
-      <w:bookmarkStart w:id="2" w:name="_Toc230642032"/>
+      <w:bookmarkStart w:id="2" w:name="_Toc230643046"/>
       <w:r>
         <w:rPr>
           <w:rFonts w:ascii="Times New Roman" w:eastAsia="Times New Roman" w:hAnsi="Times New Roman"/>
@@ -5963,7 +6777,7 @@
         <w:rPr>
           <w:noProof/>
         </w:rPr>
-        <w:t>28</w:t>
+        <w:t>29</w:t>
       </w:r>
       <w:r>
         <w:fldChar w:fldCharType="end"/>
@@ -5997,7 +6811,7 @@
         <w:rPr>
           <w:noProof/>
         </w:rPr>
-        <w:t>29</w:t>
+        <w:t>30</w:t>
       </w:r>
       <w:r>
         <w:fldChar w:fldCharType="end"/>
@@ -6012,7 +6826,7 @@
       </w:pPr>
       <w:hyperlink w:anchor="dm_hinh_3" w:history="1">
         <w:r>
-          <w:t>Hình 2.3. Biểu đồ lớp tổng quát của hệ thống</w:t>
+          <w:t>Hình 2.4.1. Biểu đồ use case Đăng nhập</w:t>
         </w:r>
       </w:hyperlink>
       <w:r>
@@ -6031,7 +6845,7 @@
         <w:rPr>
           <w:noProof/>
         </w:rPr>
-        <w:t>32</w:t>
+        <w:t>33</w:t>
       </w:r>
       <w:r>
         <w:fldChar w:fldCharType="end"/>
@@ -6046,7 +6860,7 @@
       </w:pPr>
       <w:hyperlink w:anchor="dm_hinh_4" w:history="1">
         <w:r>
-          <w:t>Hình 2.4. Sơ đồ dữ liệu quan hệ của hệ thống</w:t>
+          <w:t>Hình 2.4.2. Biểu đồ use case Đăng ký</w:t>
         </w:r>
       </w:hyperlink>
       <w:r>
@@ -6065,7 +6879,7 @@
         <w:rPr>
           <w:noProof/>
         </w:rPr>
-        <w:t>33</w:t>
+        <w:t>34</w:t>
       </w:r>
       <w:r>
         <w:fldChar w:fldCharType="end"/>
@@ -6080,7 +6894,7 @@
       </w:pPr>
       <w:hyperlink w:anchor="dm_hinh_5" w:history="1">
         <w:r>
-          <w:t>Hình 2.5. Phác thảo màn hình trang chủ</w:t>
+          <w:t>Hình 2.4.3. Biểu đồ use case Quản lý sản phẩm</w:t>
         </w:r>
       </w:hyperlink>
       <w:r>
@@ -6099,7 +6913,7 @@
         <w:rPr>
           <w:noProof/>
         </w:rPr>
-        <w:t>36</w:t>
+        <w:t>35</w:t>
       </w:r>
       <w:r>
         <w:fldChar w:fldCharType="end"/>
@@ -6114,7 +6928,7 @@
       </w:pPr>
       <w:hyperlink w:anchor="dm_hinh_6" w:history="1">
         <w:r>
-          <w:t>Hình 2.6. Phác thảo màn hình danh sách sản phẩm</w:t>
+          <w:t>Hình 2.4.4. Biểu đồ use case Quản lý danh mục và thương hiệu</w:t>
         </w:r>
       </w:hyperlink>
       <w:r>
@@ -6148,7 +6962,7 @@
       </w:pPr>
       <w:hyperlink w:anchor="dm_hinh_7" w:history="1">
         <w:r>
-          <w:t>Hình 2.7. Phác thảo màn hình chi tiết sản phẩm</w:t>
+          <w:t>Hình 2.4.5. Biểu đồ use case Tìm kiếm và lọc sản phẩm</w:t>
         </w:r>
       </w:hyperlink>
       <w:r>
@@ -6182,7 +6996,7 @@
       </w:pPr>
       <w:hyperlink w:anchor="dm_hinh_8" w:history="1">
         <w:r>
-          <w:t>Hình 2.8. Phác thảo màn hình giỏ hàng và checkout</w:t>
+          <w:t>Hình 2.4.6. Biểu đồ use case Quản lý giỏ hàng</w:t>
         </w:r>
       </w:hyperlink>
       <w:r>
@@ -6201,7 +7015,7 @@
         <w:rPr>
           <w:noProof/>
         </w:rPr>
-        <w:t>37</w:t>
+        <w:t>38</w:t>
       </w:r>
       <w:r>
         <w:fldChar w:fldCharType="end"/>
@@ -6216,7 +7030,7 @@
       </w:pPr>
       <w:hyperlink w:anchor="dm_hinh_9" w:history="1">
         <w:r>
-          <w:t>Hình 2.9. Phác thảo màn hình trợ lý AI GTech</w:t>
+          <w:t>Hình 2.4.7. Biểu đồ use case Đặt hàng và thanh toán</w:t>
         </w:r>
       </w:hyperlink>
       <w:r>
@@ -6235,7 +7049,7 @@
         <w:rPr>
           <w:noProof/>
         </w:rPr>
-        <w:t>38</w:t>
+        <w:t>39</w:t>
       </w:r>
       <w:r>
         <w:fldChar w:fldCharType="end"/>
@@ -6250,7 +7064,7 @@
       </w:pPr>
       <w:hyperlink w:anchor="dm_hinh_10" w:history="1">
         <w:r>
-          <w:t>Hình 2.10. Phác thảo màn hình admin tổng quan</w:t>
+          <w:t>Hình 2.4.8. Biểu đồ use case Quản lý đơn hàng</w:t>
         </w:r>
       </w:hyperlink>
       <w:r>
@@ -6269,7 +7083,7 @@
         <w:rPr>
           <w:noProof/>
         </w:rPr>
-        <w:t>38</w:t>
+        <w:t>40</w:t>
       </w:r>
       <w:r>
         <w:fldChar w:fldCharType="end"/>
@@ -6284,7 +7098,7 @@
       </w:pPr>
       <w:hyperlink w:anchor="dm_hinh_11" w:history="1">
         <w:r>
-          <w:t>Hình 2.11. Phác thảo màn hình admin quản lý sản phẩm</w:t>
+          <w:t>Hình 2.4.9. Biểu đồ use case Trợ lý AI tư vấn và điều khiển web</w:t>
         </w:r>
       </w:hyperlink>
       <w:r>
@@ -6303,7 +7117,7 @@
         <w:rPr>
           <w:noProof/>
         </w:rPr>
-        <w:t>39</w:t>
+        <w:t>41</w:t>
       </w:r>
       <w:r>
         <w:fldChar w:fldCharType="end"/>
@@ -6318,7 +7132,7 @@
       </w:pPr>
       <w:hyperlink w:anchor="dm_hinh_12" w:history="1">
         <w:r>
-          <w:t>Hình 2.12. Phác thảo màn hình admin quản lý đơn hàng</w:t>
+          <w:t>Hình 2.4.10. Biểu đồ use case Quản lý người dùng và phân quyền</w:t>
         </w:r>
       </w:hyperlink>
       <w:r>
@@ -6337,7 +7151,7 @@
         <w:rPr>
           <w:noProof/>
         </w:rPr>
-        <w:t>39</w:t>
+        <w:t>42</w:t>
       </w:r>
       <w:r>
         <w:fldChar w:fldCharType="end"/>
@@ -6352,7 +7166,7 @@
       </w:pPr>
       <w:hyperlink w:anchor="dm_hinh_13" w:history="1">
         <w:r>
-          <w:t>Hình 2.13. Kiến trúc AI Agent điều khiển web có kiểm soát</w:t>
+          <w:t>Hình 2.4.11. Biểu đồ trình tự UC Đăng nhập</w:t>
         </w:r>
       </w:hyperlink>
       <w:r>
@@ -6371,7 +7185,7 @@
         <w:rPr>
           <w:noProof/>
         </w:rPr>
-        <w:t>42</w:t>
+        <w:t>43</w:t>
       </w:r>
       <w:r>
         <w:fldChar w:fldCharType="end"/>
@@ -6386,7 +7200,7 @@
       </w:pPr>
       <w:hyperlink w:anchor="dm_hinh_14" w:history="1">
         <w:r>
-          <w:t>Hình 2.14. Luồng xử lý AI action từ yêu cầu đến thực thi</w:t>
+          <w:t>Hình 2.4.12. Biểu đồ trình tự UC Đăng ký</w:t>
         </w:r>
       </w:hyperlink>
       <w:r>
@@ -6405,7 +7219,7 @@
         <w:rPr>
           <w:noProof/>
         </w:rPr>
-        <w:t>44</w:t>
+        <w:t>43</w:t>
       </w:r>
       <w:r>
         <w:fldChar w:fldCharType="end"/>
@@ -6420,7 +7234,7 @@
       </w:pPr>
       <w:hyperlink w:anchor="dm_hinh_15" w:history="1">
         <w:r>
-          <w:t>Hình 2.15. Vòng đời AI action và điểm kiểm soát</w:t>
+          <w:t>Hình 2.4.13. Biểu đồ trình tự UC Đặt hàng</w:t>
         </w:r>
       </w:hyperlink>
       <w:r>
@@ -6439,7 +7253,7 @@
         <w:rPr>
           <w:noProof/>
         </w:rPr>
-        <w:t>45</w:t>
+        <w:t>44</w:t>
       </w:r>
       <w:r>
         <w:fldChar w:fldCharType="end"/>
@@ -6454,6 +7268,482 @@
       </w:pPr>
       <w:hyperlink w:anchor="dm_hinh_16" w:history="1">
         <w:r>
+          <w:t>Hình 2.4.14. Biểu đồ trình tự UC AI Agent</w:t>
+        </w:r>
+      </w:hyperlink>
+      <w:r>
+        <w:tab/>
+      </w:r>
+      <w:r>
+        <w:fldChar w:fldCharType="begin"/>
+      </w:r>
+      <w:r>
+        <w:instrText xml:space="preserve"> PAGEREF dm_hinh_16 \h </w:instrText>
+      </w:r>
+      <w:r>
+        <w:fldChar w:fldCharType="separate"/>
+      </w:r>
+      <w:r>
+        <w:rPr>
+          <w:noProof/>
+        </w:rPr>
+        <w:t>44</w:t>
+      </w:r>
+      <w:r>
+        <w:fldChar w:fldCharType="end"/>
+      </w:r>
+    </w:p>
+    <w:p>
+      <w:pPr>
+        <w:tabs>
+          <w:tab w:val="right" w:leader="dot" w:pos="9071"/>
+        </w:tabs>
+        <w:spacing w:after="120" w:line="312" w:lineRule="auto"/>
+      </w:pPr>
+      <w:hyperlink w:anchor="dm_hinh_17" w:history="1">
+        <w:r>
+          <w:t>Hình 2.3. Biểu đồ lớp tổng quát của hệ thống</w:t>
+        </w:r>
+      </w:hyperlink>
+      <w:r>
+        <w:tab/>
+      </w:r>
+      <w:r>
+        <w:fldChar w:fldCharType="begin"/>
+      </w:r>
+      <w:r>
+        <w:instrText xml:space="preserve"> PAGEREF dm_hinh_17 \h </w:instrText>
+      </w:r>
+      <w:r>
+        <w:fldChar w:fldCharType="separate"/>
+      </w:r>
+      <w:r>
+        <w:rPr>
+          <w:noProof/>
+        </w:rPr>
+        <w:t>45</w:t>
+      </w:r>
+      <w:r>
+        <w:fldChar w:fldCharType="end"/>
+      </w:r>
+    </w:p>
+    <w:p>
+      <w:pPr>
+        <w:tabs>
+          <w:tab w:val="right" w:leader="dot" w:pos="9071"/>
+        </w:tabs>
+        <w:spacing w:after="120" w:line="312" w:lineRule="auto"/>
+      </w:pPr>
+      <w:hyperlink w:anchor="dm_hinh_18" w:history="1">
+        <w:r>
+          <w:t>Hình 2.4. Sơ đồ dữ liệu quan hệ của hệ thống</w:t>
+        </w:r>
+      </w:hyperlink>
+      <w:r>
+        <w:tab/>
+      </w:r>
+      <w:r>
+        <w:fldChar w:fldCharType="begin"/>
+      </w:r>
+      <w:r>
+        <w:instrText xml:space="preserve"> PAGEREF dm_hinh_18 \h </w:instrText>
+      </w:r>
+      <w:r>
+        <w:fldChar w:fldCharType="separate"/>
+      </w:r>
+      <w:r>
+        <w:rPr>
+          <w:noProof/>
+        </w:rPr>
+        <w:t>46</w:t>
+      </w:r>
+      <w:r>
+        <w:fldChar w:fldCharType="end"/>
+      </w:r>
+    </w:p>
+    <w:p>
+      <w:pPr>
+        <w:tabs>
+          <w:tab w:val="right" w:leader="dot" w:pos="9071"/>
+        </w:tabs>
+        <w:spacing w:after="120" w:line="312" w:lineRule="auto"/>
+      </w:pPr>
+      <w:hyperlink w:anchor="dm_hinh_19" w:history="1">
+        <w:r>
+          <w:t>Hình 2.5. Phác thảo màn hình trang chủ</w:t>
+        </w:r>
+      </w:hyperlink>
+      <w:r>
+        <w:tab/>
+      </w:r>
+      <w:r>
+        <w:fldChar w:fldCharType="begin"/>
+      </w:r>
+      <w:r>
+        <w:instrText xml:space="preserve"> PAGEREF dm_hinh_19 \h </w:instrText>
+      </w:r>
+      <w:r>
+        <w:fldChar w:fldCharType="separate"/>
+      </w:r>
+      <w:r>
+        <w:rPr>
+          <w:noProof/>
+        </w:rPr>
+        <w:t>49</w:t>
+      </w:r>
+      <w:r>
+        <w:fldChar w:fldCharType="end"/>
+      </w:r>
+    </w:p>
+    <w:p>
+      <w:pPr>
+        <w:tabs>
+          <w:tab w:val="right" w:leader="dot" w:pos="9071"/>
+        </w:tabs>
+        <w:spacing w:after="120" w:line="312" w:lineRule="auto"/>
+      </w:pPr>
+      <w:hyperlink w:anchor="dm_hinh_20" w:history="1">
+        <w:r>
+          <w:t>Hình 2.6. Phác thảo màn hình danh sách sản phẩm</w:t>
+        </w:r>
+      </w:hyperlink>
+      <w:r>
+        <w:tab/>
+      </w:r>
+      <w:r>
+        <w:fldChar w:fldCharType="begin"/>
+      </w:r>
+      <w:r>
+        <w:instrText xml:space="preserve"> PAGEREF dm_hinh_20 \h </w:instrText>
+      </w:r>
+      <w:r>
+        <w:fldChar w:fldCharType="separate"/>
+      </w:r>
+      <w:r>
+        <w:rPr>
+          <w:noProof/>
+        </w:rPr>
+        <w:t>49</w:t>
+      </w:r>
+      <w:r>
+        <w:fldChar w:fldCharType="end"/>
+      </w:r>
+    </w:p>
+    <w:p>
+      <w:pPr>
+        <w:tabs>
+          <w:tab w:val="right" w:leader="dot" w:pos="9071"/>
+        </w:tabs>
+        <w:spacing w:after="120" w:line="312" w:lineRule="auto"/>
+      </w:pPr>
+      <w:hyperlink w:anchor="dm_hinh_21" w:history="1">
+        <w:r>
+          <w:t>Hình 2.7. Phác thảo màn hình chi tiết sản phẩm</w:t>
+        </w:r>
+      </w:hyperlink>
+      <w:r>
+        <w:tab/>
+      </w:r>
+      <w:r>
+        <w:fldChar w:fldCharType="begin"/>
+      </w:r>
+      <w:r>
+        <w:instrText xml:space="preserve"> PAGEREF dm_hinh_21 \h </w:instrText>
+      </w:r>
+      <w:r>
+        <w:fldChar w:fldCharType="separate"/>
+      </w:r>
+      <w:r>
+        <w:rPr>
+          <w:noProof/>
+        </w:rPr>
+        <w:t>50</w:t>
+      </w:r>
+      <w:r>
+        <w:fldChar w:fldCharType="end"/>
+      </w:r>
+    </w:p>
+    <w:p>
+      <w:pPr>
+        <w:tabs>
+          <w:tab w:val="right" w:leader="dot" w:pos="9071"/>
+        </w:tabs>
+        <w:spacing w:after="120" w:line="312" w:lineRule="auto"/>
+      </w:pPr>
+      <w:hyperlink w:anchor="dm_hinh_22" w:history="1">
+        <w:r>
+          <w:t>Hình 2.8. Phác thảo màn hình giỏ hàng và checkout</w:t>
+        </w:r>
+      </w:hyperlink>
+      <w:r>
+        <w:tab/>
+      </w:r>
+      <w:r>
+        <w:fldChar w:fldCharType="begin"/>
+      </w:r>
+      <w:r>
+        <w:instrText xml:space="preserve"> PAGEREF dm_hinh_22 \h </w:instrText>
+      </w:r>
+      <w:r>
+        <w:fldChar w:fldCharType="separate"/>
+      </w:r>
+      <w:r>
+        <w:rPr>
+          <w:noProof/>
+        </w:rPr>
+        <w:t>50</w:t>
+      </w:r>
+      <w:r>
+        <w:fldChar w:fldCharType="end"/>
+      </w:r>
+    </w:p>
+    <w:p>
+      <w:pPr>
+        <w:tabs>
+          <w:tab w:val="right" w:leader="dot" w:pos="9071"/>
+        </w:tabs>
+        <w:spacing w:after="120" w:line="312" w:lineRule="auto"/>
+      </w:pPr>
+      <w:hyperlink w:anchor="dm_hinh_23" w:history="1">
+        <w:r>
+          <w:t>Hình 2.9. Phác thảo màn hình trợ lý AI GTech</w:t>
+        </w:r>
+      </w:hyperlink>
+      <w:r>
+        <w:tab/>
+      </w:r>
+      <w:r>
+        <w:fldChar w:fldCharType="begin"/>
+      </w:r>
+      <w:r>
+        <w:instrText xml:space="preserve"> PAGEREF dm_hinh_23 \h </w:instrText>
+      </w:r>
+      <w:r>
+        <w:fldChar w:fldCharType="separate"/>
+      </w:r>
+      <w:r>
+        <w:rPr>
+          <w:noProof/>
+        </w:rPr>
+        <w:t>51</w:t>
+      </w:r>
+      <w:r>
+        <w:fldChar w:fldCharType="end"/>
+      </w:r>
+    </w:p>
+    <w:p>
+      <w:pPr>
+        <w:tabs>
+          <w:tab w:val="right" w:leader="dot" w:pos="9071"/>
+        </w:tabs>
+        <w:spacing w:after="120" w:line="312" w:lineRule="auto"/>
+      </w:pPr>
+      <w:hyperlink w:anchor="dm_hinh_24" w:history="1">
+        <w:r>
+          <w:t>Hình 2.10. Phác thảo màn hình admin tổng quan</w:t>
+        </w:r>
+      </w:hyperlink>
+      <w:r>
+        <w:tab/>
+      </w:r>
+      <w:r>
+        <w:fldChar w:fldCharType="begin"/>
+      </w:r>
+      <w:r>
+        <w:instrText xml:space="preserve"> PAGEREF dm_hinh_24 \h </w:instrText>
+      </w:r>
+      <w:r>
+        <w:fldChar w:fldCharType="separate"/>
+      </w:r>
+      <w:r>
+        <w:rPr>
+          <w:noProof/>
+        </w:rPr>
+        <w:t>51</w:t>
+      </w:r>
+      <w:r>
+        <w:fldChar w:fldCharType="end"/>
+      </w:r>
+    </w:p>
+    <w:p>
+      <w:pPr>
+        <w:tabs>
+          <w:tab w:val="right" w:leader="dot" w:pos="9071"/>
+        </w:tabs>
+        <w:spacing w:after="120" w:line="312" w:lineRule="auto"/>
+      </w:pPr>
+      <w:hyperlink w:anchor="dm_hinh_25" w:history="1">
+        <w:r>
+          <w:t>Hình 2.11. Phác thảo màn hình admin quản lý sản phẩm</w:t>
+        </w:r>
+      </w:hyperlink>
+      <w:r>
+        <w:tab/>
+      </w:r>
+      <w:r>
+        <w:fldChar w:fldCharType="begin"/>
+      </w:r>
+      <w:r>
+        <w:instrText xml:space="preserve"> PAGEREF dm_hinh_25 \h </w:instrText>
+      </w:r>
+      <w:r>
+        <w:fldChar w:fldCharType="separate"/>
+      </w:r>
+      <w:r>
+        <w:rPr>
+          <w:noProof/>
+        </w:rPr>
+        <w:t>52</w:t>
+      </w:r>
+      <w:r>
+        <w:fldChar w:fldCharType="end"/>
+      </w:r>
+    </w:p>
+    <w:p>
+      <w:pPr>
+        <w:tabs>
+          <w:tab w:val="right" w:leader="dot" w:pos="9071"/>
+        </w:tabs>
+        <w:spacing w:after="120" w:line="312" w:lineRule="auto"/>
+      </w:pPr>
+      <w:hyperlink w:anchor="dm_hinh_26" w:history="1">
+        <w:r>
+          <w:t>Hình 2.12. Phác thảo màn hình admin quản lý đơn hàng</w:t>
+        </w:r>
+      </w:hyperlink>
+      <w:r>
+        <w:tab/>
+      </w:r>
+      <w:r>
+        <w:fldChar w:fldCharType="begin"/>
+      </w:r>
+      <w:r>
+        <w:instrText xml:space="preserve"> PAGEREF dm_hinh_26 \h </w:instrText>
+      </w:r>
+      <w:r>
+        <w:fldChar w:fldCharType="separate"/>
+      </w:r>
+      <w:r>
+        <w:rPr>
+          <w:noProof/>
+        </w:rPr>
+        <w:t>52</w:t>
+      </w:r>
+      <w:r>
+        <w:fldChar w:fldCharType="end"/>
+      </w:r>
+    </w:p>
+    <w:p>
+      <w:pPr>
+        <w:tabs>
+          <w:tab w:val="right" w:leader="dot" w:pos="9071"/>
+        </w:tabs>
+        <w:spacing w:after="120" w:line="312" w:lineRule="auto"/>
+      </w:pPr>
+      <w:hyperlink w:anchor="dm_hinh_27" w:history="1">
+        <w:r>
+          <w:t>Hình 2.13. Kiến trúc AI Agent điều khiển web có kiểm soát</w:t>
+        </w:r>
+      </w:hyperlink>
+      <w:r>
+        <w:tab/>
+      </w:r>
+      <w:r>
+        <w:fldChar w:fldCharType="begin"/>
+      </w:r>
+      <w:r>
+        <w:instrText xml:space="preserve"> PAGEREF dm_hinh_27 \h </w:instrText>
+      </w:r>
+      <w:r>
+        <w:fldChar w:fldCharType="separate"/>
+      </w:r>
+      <w:r>
+        <w:rPr>
+          <w:noProof/>
+        </w:rPr>
+        <w:t>55</w:t>
+      </w:r>
+      <w:r>
+        <w:fldChar w:fldCharType="end"/>
+      </w:r>
+    </w:p>
+    <w:p>
+      <w:pPr>
+        <w:tabs>
+          <w:tab w:val="right" w:leader="dot" w:pos="9071"/>
+        </w:tabs>
+        <w:spacing w:after="120" w:line="312" w:lineRule="auto"/>
+      </w:pPr>
+      <w:hyperlink w:anchor="dm_hinh_28" w:history="1">
+        <w:r>
+          <w:t>Hình 2.14. Luồng xử lý AI action từ yêu cầu đến thực thi</w:t>
+        </w:r>
+      </w:hyperlink>
+      <w:r>
+        <w:tab/>
+      </w:r>
+      <w:r>
+        <w:fldChar w:fldCharType="begin"/>
+      </w:r>
+      <w:r>
+        <w:instrText xml:space="preserve"> PAGEREF dm_hinh_28 \h </w:instrText>
+      </w:r>
+      <w:r>
+        <w:fldChar w:fldCharType="separate"/>
+      </w:r>
+      <w:r>
+        <w:rPr>
+          <w:noProof/>
+        </w:rPr>
+        <w:t>57</w:t>
+      </w:r>
+      <w:r>
+        <w:fldChar w:fldCharType="end"/>
+      </w:r>
+    </w:p>
+    <w:p>
+      <w:pPr>
+        <w:tabs>
+          <w:tab w:val="right" w:leader="dot" w:pos="9071"/>
+        </w:tabs>
+        <w:spacing w:after="120" w:line="312" w:lineRule="auto"/>
+      </w:pPr>
+      <w:hyperlink w:anchor="dm_hinh_29" w:history="1">
+        <w:r>
+          <w:t>Hình 2.15. Vòng đời AI action và điểm kiểm soát</w:t>
+        </w:r>
+      </w:hyperlink>
+      <w:r>
+        <w:tab/>
+      </w:r>
+      <w:r>
+        <w:fldChar w:fldCharType="begin"/>
+      </w:r>
+      <w:r>
+        <w:instrText xml:space="preserve"> PAGEREF dm_hinh_29 \h </w:instrText>
+      </w:r>
+      <w:r>
+        <w:fldChar w:fldCharType="separate"/>
+      </w:r>
+      <w:r>
+        <w:rPr>
+          <w:noProof/>
+        </w:rPr>
+        <w:t>58</w:t>
+      </w:r>
+      <w:r>
+        <w:fldChar w:fldCharType="end"/>
+      </w:r>
+    </w:p>
+    <w:p>
+      <w:pPr>
+        <w:tabs>
+          <w:tab w:val="right" w:leader="dot" w:pos="9071"/>
+        </w:tabs>
+        <w:spacing w:after="120" w:line="312" w:lineRule="auto"/>
+      </w:pPr>
+      <w:hyperlink w:anchor="dm_hinh_30" w:history="1">
+        <w:r>
           <w:t>Hình 3.1. Kiến trúc triển khai dự kiến của hệ thống</w:t>
         </w:r>
       </w:hyperlink>
@@ -6464,7 +7754,7 @@
         <w:fldChar w:fldCharType="begin"/>
       </w:r>
       <w:r>
-        <w:instrText xml:space="preserve"> PAGEREF dm_hinh_16 \h </w:instrText>
+        <w:instrText xml:space="preserve"> PAGEREF dm_hinh_30 \h </w:instrText>
       </w:r>
       <w:r>
         <w:fldChar w:fldCharType="separate"/>
@@ -6473,7 +7763,7 @@
         <w:rPr>
           <w:noProof/>
         </w:rPr>
-        <w:t>49</w:t>
+        <w:t>62</w:t>
       </w:r>
       <w:r>
         <w:fldChar w:fldCharType="end"/>
@@ -6485,7 +7775,7 @@
         <w:spacing w:after="120" w:line="312" w:lineRule="auto"/>
         <w:jc w:val="center"/>
       </w:pPr>
-      <w:bookmarkStart w:id="3" w:name="_Toc230642033"/>
+      <w:bookmarkStart w:id="3" w:name="_Toc230643047"/>
       <w:r>
         <w:rPr>
           <w:rFonts w:ascii="Times New Roman" w:eastAsia="Times New Roman" w:hAnsi="Times New Roman"/>
@@ -6688,7 +7978,6 @@
               <w:rPr>
                 <w:sz w:val="26"/>
               </w:rPr>
-              <w:lastRenderedPageBreak/>
               <w:t>GPU</w:t>
             </w:r>
           </w:p>
@@ -6926,7 +8215,7 @@
         <w:spacing w:before="60" w:after="120" w:line="312" w:lineRule="auto"/>
         <w:jc w:val="center"/>
       </w:pPr>
-      <w:bookmarkStart w:id="4" w:name="_Toc230642034"/>
+      <w:bookmarkStart w:id="4" w:name="_Toc230643048"/>
       <w:r>
         <w:rPr>
           <w:rFonts w:ascii="Times New Roman" w:eastAsia="Times New Roman" w:hAnsi="Times New Roman"/>
@@ -6941,7 +8230,7 @@
         <w:pStyle w:val="Heading2"/>
         <w:spacing w:before="60" w:after="120" w:line="312" w:lineRule="auto"/>
       </w:pPr>
-      <w:bookmarkStart w:id="5" w:name="_Toc230642035"/>
+      <w:bookmarkStart w:id="5" w:name="_Toc230643049"/>
       <w:r>
         <w:rPr>
           <w:rFonts w:ascii="Times New Roman" w:eastAsia="Times New Roman" w:hAnsi="Times New Roman"/>
@@ -6975,7 +8264,7 @@
         <w:pStyle w:val="Heading2"/>
         <w:spacing w:before="60" w:after="120" w:line="312" w:lineRule="auto"/>
       </w:pPr>
-      <w:bookmarkStart w:id="6" w:name="_Toc230642036"/>
+      <w:bookmarkStart w:id="6" w:name="_Toc230643050"/>
       <w:r>
         <w:rPr>
           <w:rFonts w:ascii="Times New Roman" w:eastAsia="Times New Roman" w:hAnsi="Times New Roman"/>
@@ -6999,7 +8288,7 @@
         <w:pStyle w:val="Heading2"/>
         <w:spacing w:before="60" w:after="120" w:line="312" w:lineRule="auto"/>
       </w:pPr>
-      <w:bookmarkStart w:id="7" w:name="_Toc230642037"/>
+      <w:bookmarkStart w:id="7" w:name="_Toc230643051"/>
       <w:r>
         <w:rPr>
           <w:rFonts w:ascii="Times New Roman" w:eastAsia="Times New Roman" w:hAnsi="Times New Roman"/>
@@ -7037,7 +8326,7 @@
         <w:pStyle w:val="Heading2"/>
         <w:spacing w:before="60" w:after="120" w:line="312" w:lineRule="auto"/>
       </w:pPr>
-      <w:bookmarkStart w:id="8" w:name="_Toc230642038"/>
+      <w:bookmarkStart w:id="8" w:name="_Toc230643052"/>
       <w:r>
         <w:rPr>
           <w:rFonts w:ascii="Times New Roman" w:eastAsia="Times New Roman" w:hAnsi="Times New Roman"/>
@@ -7162,7 +8451,7 @@
           <w:color w:val="auto"/>
         </w:rPr>
       </w:pPr>
-      <w:bookmarkStart w:id="9" w:name="_Toc230642039"/>
+      <w:bookmarkStart w:id="9" w:name="_Toc230643053"/>
       <w:r>
         <w:rPr>
           <w:rFonts w:ascii="Times New Roman" w:eastAsia="Times New Roman" w:hAnsi="Times New Roman" w:cs="Times New Roman"/>
@@ -7181,7 +8470,7 @@
           <w:color w:val="auto"/>
         </w:rPr>
       </w:pPr>
-      <w:bookmarkStart w:id="10" w:name="_Toc230642040"/>
+      <w:bookmarkStart w:id="10" w:name="_Toc230643054"/>
       <w:r>
         <w:rPr>
           <w:rFonts w:ascii="Times New Roman" w:eastAsia="Times New Roman" w:hAnsi="Times New Roman" w:cs="Times New Roman"/>
@@ -7200,7 +8489,7 @@
           <w:sz w:val="26"/>
         </w:rPr>
       </w:pPr>
-      <w:bookmarkStart w:id="11" w:name="_Toc230642041"/>
+      <w:bookmarkStart w:id="11" w:name="_Toc230643055"/>
       <w:r>
         <w:rPr>
           <w:rFonts w:ascii="Times New Roman" w:eastAsia="Times New Roman" w:hAnsi="Times New Roman" w:cs="Times New Roman"/>
@@ -7264,7 +8553,7 @@
           <w:sz w:val="26"/>
         </w:rPr>
       </w:pPr>
-      <w:bookmarkStart w:id="12" w:name="_Toc230642042"/>
+      <w:bookmarkStart w:id="12" w:name="_Toc230643056"/>
       <w:r>
         <w:rPr>
           <w:rFonts w:ascii="Times New Roman" w:eastAsia="Times New Roman" w:hAnsi="Times New Roman" w:cs="Times New Roman"/>
@@ -7328,7 +8617,7 @@
           <w:sz w:val="26"/>
         </w:rPr>
       </w:pPr>
-      <w:bookmarkStart w:id="13" w:name="_Toc230642043"/>
+      <w:bookmarkStart w:id="13" w:name="_Toc230643057"/>
       <w:r>
         <w:rPr>
           <w:rFonts w:ascii="Times New Roman" w:eastAsia="Times New Roman" w:hAnsi="Times New Roman" w:cs="Times New Roman"/>
@@ -7388,7 +8677,7 @@
           <w:sz w:val="26"/>
         </w:rPr>
       </w:pPr>
-      <w:bookmarkStart w:id="14" w:name="_Toc230642044"/>
+      <w:bookmarkStart w:id="14" w:name="_Toc230643058"/>
       <w:r>
         <w:rPr>
           <w:rFonts w:ascii="Times New Roman" w:eastAsia="Times New Roman" w:hAnsi="Times New Roman" w:cs="Times New Roman"/>
@@ -7452,7 +8741,7 @@
           <w:sz w:val="26"/>
         </w:rPr>
       </w:pPr>
-      <w:bookmarkStart w:id="15" w:name="_Toc230642045"/>
+      <w:bookmarkStart w:id="15" w:name="_Toc230643059"/>
       <w:r>
         <w:rPr>
           <w:rFonts w:ascii="Times New Roman" w:eastAsia="Times New Roman" w:hAnsi="Times New Roman" w:cs="Times New Roman"/>
@@ -7845,7 +9134,7 @@
           <w:color w:val="auto"/>
         </w:rPr>
       </w:pPr>
-      <w:bookmarkStart w:id="17" w:name="_Toc230642046"/>
+      <w:bookmarkStart w:id="17" w:name="_Toc230643060"/>
       <w:r>
         <w:rPr>
           <w:rFonts w:ascii="Times New Roman" w:eastAsia="Times New Roman" w:hAnsi="Times New Roman" w:cs="Times New Roman"/>
@@ -7865,7 +9154,7 @@
           <w:sz w:val="26"/>
         </w:rPr>
       </w:pPr>
-      <w:bookmarkStart w:id="18" w:name="_Toc230642047"/>
+      <w:bookmarkStart w:id="18" w:name="_Toc230643061"/>
       <w:r>
         <w:rPr>
           <w:rFonts w:ascii="Times New Roman" w:eastAsia="Times New Roman" w:hAnsi="Times New Roman" w:cs="Times New Roman"/>
@@ -7915,7 +9204,7 @@
           <w:sz w:val="26"/>
         </w:rPr>
       </w:pPr>
-      <w:bookmarkStart w:id="19" w:name="_Toc230642048"/>
+      <w:bookmarkStart w:id="19" w:name="_Toc230643062"/>
       <w:r>
         <w:rPr>
           <w:rFonts w:ascii="Times New Roman" w:eastAsia="Times New Roman" w:hAnsi="Times New Roman" w:cs="Times New Roman"/>
@@ -7959,7 +9248,7 @@
           <w:sz w:val="26"/>
         </w:rPr>
       </w:pPr>
-      <w:bookmarkStart w:id="20" w:name="_Toc230642049"/>
+      <w:bookmarkStart w:id="20" w:name="_Toc230643063"/>
       <w:r>
         <w:rPr>
           <w:rFonts w:ascii="Times New Roman" w:eastAsia="Times New Roman" w:hAnsi="Times New Roman" w:cs="Times New Roman"/>
@@ -8019,7 +9308,7 @@
           <w:sz w:val="26"/>
         </w:rPr>
       </w:pPr>
-      <w:bookmarkStart w:id="21" w:name="_Toc230642050"/>
+      <w:bookmarkStart w:id="21" w:name="_Toc230643064"/>
       <w:r>
         <w:rPr>
           <w:rFonts w:ascii="Times New Roman" w:eastAsia="Times New Roman" w:hAnsi="Times New Roman" w:cs="Times New Roman"/>
@@ -8073,7 +9362,7 @@
           <w:sz w:val="26"/>
         </w:rPr>
       </w:pPr>
-      <w:bookmarkStart w:id="22" w:name="_Toc230642051"/>
+      <w:bookmarkStart w:id="22" w:name="_Toc230643065"/>
       <w:r>
         <w:rPr>
           <w:rFonts w:ascii="Times New Roman" w:eastAsia="Times New Roman" w:hAnsi="Times New Roman" w:cs="Times New Roman"/>
@@ -8137,7 +9426,7 @@
           <w:sz w:val="26"/>
         </w:rPr>
       </w:pPr>
-      <w:bookmarkStart w:id="23" w:name="_Toc230642052"/>
+      <w:bookmarkStart w:id="23" w:name="_Toc230643066"/>
       <w:r>
         <w:rPr>
           <w:rFonts w:ascii="Times New Roman" w:eastAsia="Times New Roman" w:hAnsi="Times New Roman" w:cs="Times New Roman"/>
@@ -8563,7 +9852,7 @@
           <w:color w:val="auto"/>
         </w:rPr>
       </w:pPr>
-      <w:bookmarkStart w:id="25" w:name="_Toc230642053"/>
+      <w:bookmarkStart w:id="25" w:name="_Toc230643067"/>
       <w:r>
         <w:rPr>
           <w:rFonts w:ascii="Times New Roman" w:eastAsia="Times New Roman" w:hAnsi="Times New Roman" w:cs="Times New Roman"/>
@@ -8602,7 +9891,7 @@
           <w:sz w:val="26"/>
         </w:rPr>
       </w:pPr>
-      <w:bookmarkStart w:id="26" w:name="_Toc230642054"/>
+      <w:bookmarkStart w:id="26" w:name="_Toc230643068"/>
       <w:r>
         <w:rPr>
           <w:rFonts w:ascii="Times New Roman" w:eastAsia="Times New Roman" w:hAnsi="Times New Roman" w:cs="Times New Roman"/>
@@ -8646,7 +9935,7 @@
           <w:sz w:val="26"/>
         </w:rPr>
       </w:pPr>
-      <w:bookmarkStart w:id="27" w:name="_Toc230642055"/>
+      <w:bookmarkStart w:id="27" w:name="_Toc230643069"/>
       <w:r>
         <w:rPr>
           <w:rFonts w:ascii="Times New Roman" w:eastAsia="Times New Roman" w:hAnsi="Times New Roman" w:cs="Times New Roman"/>
@@ -8686,7 +9975,7 @@
           <w:sz w:val="26"/>
         </w:rPr>
       </w:pPr>
-      <w:bookmarkStart w:id="28" w:name="_Toc230642056"/>
+      <w:bookmarkStart w:id="28" w:name="_Toc230643070"/>
       <w:r>
         <w:rPr>
           <w:rFonts w:ascii="Times New Roman" w:eastAsia="Times New Roman" w:hAnsi="Times New Roman" w:cs="Times New Roman"/>
@@ -8730,7 +10019,7 @@
           <w:sz w:val="26"/>
         </w:rPr>
       </w:pPr>
-      <w:bookmarkStart w:id="29" w:name="_Toc230642057"/>
+      <w:bookmarkStart w:id="29" w:name="_Toc230643071"/>
       <w:r>
         <w:rPr>
           <w:rFonts w:ascii="Times New Roman" w:eastAsia="Times New Roman" w:hAnsi="Times New Roman" w:cs="Times New Roman"/>
@@ -8770,7 +10059,7 @@
           <w:sz w:val="26"/>
         </w:rPr>
       </w:pPr>
-      <w:bookmarkStart w:id="30" w:name="_Toc230642058"/>
+      <w:bookmarkStart w:id="30" w:name="_Toc230643072"/>
       <w:r>
         <w:rPr>
           <w:rFonts w:ascii="Times New Roman" w:eastAsia="Times New Roman" w:hAnsi="Times New Roman" w:cs="Times New Roman"/>
@@ -8814,7 +10103,7 @@
           <w:sz w:val="26"/>
         </w:rPr>
       </w:pPr>
-      <w:bookmarkStart w:id="31" w:name="_Toc230642059"/>
+      <w:bookmarkStart w:id="31" w:name="_Toc230643073"/>
       <w:r>
         <w:rPr>
           <w:rFonts w:ascii="Times New Roman" w:eastAsia="Times New Roman" w:hAnsi="Times New Roman" w:cs="Times New Roman"/>
@@ -8853,7 +10142,7 @@
           <w:color w:val="auto"/>
         </w:rPr>
       </w:pPr>
-      <w:bookmarkStart w:id="32" w:name="_Toc230642060"/>
+      <w:bookmarkStart w:id="32" w:name="_Toc230643074"/>
       <w:r>
         <w:rPr>
           <w:rFonts w:ascii="Times New Roman" w:eastAsia="Times New Roman" w:hAnsi="Times New Roman" w:cs="Times New Roman"/>
@@ -8896,7 +10185,7 @@
           <w:color w:val="auto"/>
         </w:rPr>
       </w:pPr>
-      <w:bookmarkStart w:id="33" w:name="_Toc230642061"/>
+      <w:bookmarkStart w:id="33" w:name="_Toc230643075"/>
       <w:r>
         <w:rPr>
           <w:rFonts w:ascii="Times New Roman" w:eastAsia="Times New Roman" w:hAnsi="Times New Roman"/>
@@ -9284,7 +10573,7 @@
           <w:color w:val="auto"/>
         </w:rPr>
       </w:pPr>
-      <w:bookmarkStart w:id="34" w:name="_Toc230642062"/>
+      <w:bookmarkStart w:id="34" w:name="_Toc230643076"/>
       <w:r>
         <w:rPr>
           <w:rFonts w:ascii="Times New Roman" w:eastAsia="Times New Roman" w:hAnsi="Times New Roman"/>
@@ -9311,7 +10600,7 @@
           <w:color w:val="auto"/>
         </w:rPr>
       </w:pPr>
-      <w:bookmarkStart w:id="35" w:name="_Toc230642063"/>
+      <w:bookmarkStart w:id="35" w:name="_Toc230643077"/>
       <w:r>
         <w:rPr>
           <w:rFonts w:ascii="Times New Roman" w:eastAsia="Times New Roman" w:hAnsi="Times New Roman"/>
@@ -9594,7 +10883,7 @@
           <w:color w:val="auto"/>
         </w:rPr>
       </w:pPr>
-      <w:bookmarkStart w:id="37" w:name="_Toc230642064"/>
+      <w:bookmarkStart w:id="37" w:name="_Toc230643078"/>
       <w:r>
         <w:rPr>
           <w:rFonts w:ascii="Times New Roman" w:eastAsia="Times New Roman" w:hAnsi="Times New Roman"/>
@@ -10537,7 +11826,7 @@
           <w:color w:val="auto"/>
         </w:rPr>
       </w:pPr>
-      <w:bookmarkStart w:id="40" w:name="_Toc230642065"/>
+      <w:bookmarkStart w:id="40" w:name="_Toc230643079"/>
       <w:r>
         <w:rPr>
           <w:rFonts w:ascii="Times New Roman" w:eastAsia="Times New Roman" w:hAnsi="Times New Roman"/>
@@ -10565,7 +11854,7 @@
           <w:color w:val="auto"/>
         </w:rPr>
       </w:pPr>
-      <w:bookmarkStart w:id="41" w:name="_Toc230642066"/>
+      <w:bookmarkStart w:id="41" w:name="_Toc230643080"/>
       <w:r>
         <w:rPr>
           <w:rFonts w:ascii="Times New Roman" w:eastAsia="Times New Roman" w:hAnsi="Times New Roman"/>
@@ -11057,7 +12346,7 @@
           <w:color w:val="auto"/>
         </w:rPr>
       </w:pPr>
-      <w:bookmarkStart w:id="43" w:name="_Toc230642067"/>
+      <w:bookmarkStart w:id="43" w:name="_Toc230643081"/>
       <w:r>
         <w:rPr>
           <w:rFonts w:ascii="Times New Roman" w:eastAsia="Times New Roman" w:hAnsi="Times New Roman"/>
@@ -11085,7 +12374,7 @@
           <w:color w:val="auto"/>
         </w:rPr>
       </w:pPr>
-      <w:bookmarkStart w:id="44" w:name="_Toc230642068"/>
+      <w:bookmarkStart w:id="44" w:name="_Toc230643082"/>
       <w:r>
         <w:rPr>
           <w:rFonts w:ascii="Times New Roman" w:eastAsia="Times New Roman" w:hAnsi="Times New Roman"/>
@@ -11117,7 +12406,7 @@
           <w:color w:val="auto"/>
         </w:rPr>
       </w:pPr>
-      <w:bookmarkStart w:id="45" w:name="_Toc230642069"/>
+      <w:bookmarkStart w:id="45" w:name="_Toc230643083"/>
       <w:r>
         <w:rPr>
           <w:rFonts w:ascii="Times New Roman" w:eastAsia="Times New Roman" w:hAnsi="Times New Roman"/>
@@ -11145,7 +12434,7 @@
           <w:color w:val="auto"/>
         </w:rPr>
       </w:pPr>
-      <w:bookmarkStart w:id="46" w:name="_Toc230642070"/>
+      <w:bookmarkStart w:id="46" w:name="_Toc230643084"/>
       <w:r>
         <w:rPr>
           <w:rFonts w:ascii="Times New Roman" w:eastAsia="Times New Roman" w:hAnsi="Times New Roman"/>
@@ -11173,7 +12462,7 @@
           <w:noProof/>
         </w:rPr>
         <w:drawing>
-          <wp:inline distT="0" distB="0" distL="0" distR="0" wp14:anchorId="38064B70" wp14:editId="6488D6CF">
+          <wp:inline distT="0" distB="0" distL="0" distR="0" wp14:anchorId="03C23760" wp14:editId="4CD3207C">
             <wp:extent cx="5580000" cy="3487500"/>
             <wp:effectExtent l="0" t="0" r="0" b="0"/>
             <wp:docPr id="1" name="Picture 1"/>
@@ -11251,7 +12540,7 @@
           <w:noProof/>
         </w:rPr>
         <w:drawing>
-          <wp:inline distT="0" distB="0" distL="0" distR="0" wp14:anchorId="70A5BC35" wp14:editId="21322482">
+          <wp:inline distT="0" distB="0" distL="0" distR="0" wp14:anchorId="5A92213E" wp14:editId="33122C74">
             <wp:extent cx="5580000" cy="3348000"/>
             <wp:effectExtent l="0" t="0" r="0" b="0"/>
             <wp:docPr id="2" name="Picture 2"/>
@@ -11326,7 +12615,7 @@
           <w:color w:val="auto"/>
         </w:rPr>
       </w:pPr>
-      <w:bookmarkStart w:id="49" w:name="_Toc230642071"/>
+      <w:bookmarkStart w:id="49" w:name="_Toc230643085"/>
       <w:r>
         <w:rPr>
           <w:rFonts w:ascii="Times New Roman" w:eastAsia="Times New Roman" w:hAnsi="Times New Roman"/>
@@ -12261,29 +13550,1576 @@
     </w:tbl>
     <w:p>
       <w:pPr>
-        <w:pStyle w:val="Heading2"/>
-        <w:spacing w:before="60" w:after="120" w:line="312" w:lineRule="auto"/>
-        <w:rPr>
-          <w:color w:val="auto"/>
-        </w:rPr>
-      </w:pPr>
-      <w:bookmarkStart w:id="53" w:name="_Toc230642072"/>
-      <w:r>
-        <w:rPr>
-          <w:rFonts w:ascii="Times New Roman" w:eastAsia="Times New Roman" w:hAnsi="Times New Roman"/>
-        </w:rPr>
-        <w:t>2.5. Thiết kế biểu đồ lớp</w:t>
-      </w:r>
-      <w:bookmarkEnd w:id="53"/>
-    </w:p>
-    <w:p>
-      <w:pPr>
         <w:spacing w:after="120" w:line="312" w:lineRule="auto"/>
         <w:ind w:firstLine="720"/>
         <w:jc w:val="both"/>
       </w:pPr>
       <w:r>
-        <w:t>Biểu đồ lớp thể hiện các lớp dữ liệu và nghiệp vụ chính của hệ thống. Các lớp quan trọng gồm User, Role, Product, Category, Cart, CartItem, Order, OrderItem, Review và AIInteraction. Mối quan hệ giữa các lớp phản ánh nghiệp vụ mua hàng, quản lý sản phẩm, đánh giá và lưu lịch sử tương tác AI.</w:t>
+        <w:t>Các use case dưới đây được bổ sung chi tiết theo cấu trúc của báo cáo mẫu, gồm biểu đồ minh họa, mô tả vắn tắt, luồng sự kiện, điều kiện trước và điều kiện sau.</w:t>
+      </w:r>
+    </w:p>
+    <w:p>
+      <w:pPr>
+        <w:pStyle w:val="Heading3"/>
+        <w:spacing w:before="160" w:after="120" w:line="312" w:lineRule="auto"/>
+      </w:pPr>
+      <w:bookmarkStart w:id="53" w:name="_Toc230643086"/>
+      <w:r>
+        <w:rPr>
+          <w:rFonts w:ascii="Times New Roman" w:eastAsia="Times New Roman" w:hAnsi="Times New Roman"/>
+        </w:rPr>
+        <w:lastRenderedPageBreak/>
+        <w:t>2.4.1. Usecase “Đăng nhập”</w:t>
+      </w:r>
+      <w:bookmarkEnd w:id="53"/>
+    </w:p>
+    <w:p>
+      <w:pPr>
+        <w:jc w:val="center"/>
+      </w:pPr>
+      <w:r>
+        <w:rPr>
+          <w:noProof/>
+        </w:rPr>
+        <w:drawing>
+          <wp:inline distT="0" distB="0" distL="0" distR="0" wp14:anchorId="5B402B51" wp14:editId="47CA9FB6">
+            <wp:extent cx="5580000" cy="3162000"/>
+            <wp:effectExtent l="0" t="0" r="0" b="0"/>
+            <wp:docPr id="17" name="Picture 17"/>
+            <wp:cNvGraphicFramePr>
+              <a:graphicFrameLocks xmlns:a="http://schemas.openxmlformats.org/drawingml/2006/main" noChangeAspect="1"/>
+            </wp:cNvGraphicFramePr>
+            <a:graphic xmlns:a="http://schemas.openxmlformats.org/drawingml/2006/main">
+              <a:graphicData uri="http://schemas.openxmlformats.org/drawingml/2006/picture">
+                <pic:pic xmlns:pic="http://schemas.openxmlformats.org/drawingml/2006/picture">
+                  <pic:nvPicPr>
+                    <pic:cNvPr id="0" name="Hinh_2_4_1_Usecase_Dang_nhap.png"/>
+                    <pic:cNvPicPr/>
+                  </pic:nvPicPr>
+                  <pic:blipFill>
+                    <a:blip r:embed="rId11"/>
+                    <a:stretch>
+                      <a:fillRect/>
+                    </a:stretch>
+                  </pic:blipFill>
+                  <pic:spPr>
+                    <a:xfrm>
+                      <a:off x="0" y="0"/>
+                      <a:ext cx="5580000" cy="3162000"/>
+                    </a:xfrm>
+                    <a:prstGeom prst="rect">
+                      <a:avLst/>
+                    </a:prstGeom>
+                  </pic:spPr>
+                </pic:pic>
+              </a:graphicData>
+            </a:graphic>
+          </wp:inline>
+        </w:drawing>
+      </w:r>
+    </w:p>
+    <w:p>
+      <w:pPr>
+        <w:spacing w:after="120" w:line="312" w:lineRule="auto"/>
+        <w:jc w:val="center"/>
+      </w:pPr>
+      <w:bookmarkStart w:id="54" w:name="dm_hinh_3"/>
+      <w:r>
+        <w:rPr>
+          <w:i/>
+        </w:rPr>
+        <w:t>Hình 2.4.1. Biểu đồ use case Đăng nhập</w:t>
+      </w:r>
+      <w:bookmarkEnd w:id="54"/>
+    </w:p>
+    <w:p>
+      <w:pPr>
+        <w:spacing w:after="120" w:line="312" w:lineRule="auto"/>
+        <w:ind w:firstLine="720"/>
+        <w:jc w:val="both"/>
+      </w:pPr>
+      <w:r>
+        <w:rPr>
+          <w:b/>
+        </w:rPr>
+        <w:t>- Mô tả vắn tắt:</w:t>
+      </w:r>
+      <w:r>
+        <w:t xml:space="preserve"> Use case này cho phép khách hàng, nhân viên và quản trị viên đăng nhập vào hệ thống để sử dụng các chức năng tương ứng với quyền được cấp.</w:t>
+      </w:r>
+    </w:p>
+    <w:p>
+      <w:pPr>
+        <w:spacing w:after="120" w:line="312" w:lineRule="auto"/>
+        <w:ind w:firstLine="720"/>
+        <w:jc w:val="both"/>
+      </w:pPr>
+      <w:r>
+        <w:rPr>
+          <w:b/>
+        </w:rPr>
+        <w:t>- Luồng cơ bản:</w:t>
+      </w:r>
+      <w:r>
+        <w:t xml:space="preserve"> Người dùng nhập email và mật khẩu, hệ thống gửi thông tin đến Auth Service để xác thực, sau đó tạo session và điều hướng đến trang phù hợp. Nếu tài khoản là quản trị viên hoặc nhân viên, hệ thống chuyển đến khu vực quản trị.</w:t>
+      </w:r>
+    </w:p>
+    <w:p>
+      <w:pPr>
+        <w:spacing w:after="120" w:line="312" w:lineRule="auto"/>
+        <w:ind w:firstLine="720"/>
+        <w:jc w:val="both"/>
+      </w:pPr>
+      <w:r>
+        <w:rPr>
+          <w:b/>
+        </w:rPr>
+        <w:t>- Luồng rẽ nhánh:</w:t>
+      </w:r>
+      <w:r>
+        <w:t xml:space="preserve"> Nếu thiếu thông tin, sai mật khẩu, tài khoản bị khóa hoặc dịch vụ xác thực lỗi, hệ thống hiển thị thông báo và yêu cầu nhập lại.</w:t>
+      </w:r>
+    </w:p>
+    <w:p>
+      <w:pPr>
+        <w:spacing w:after="120" w:line="312" w:lineRule="auto"/>
+        <w:ind w:firstLine="720"/>
+        <w:jc w:val="both"/>
+      </w:pPr>
+      <w:r>
+        <w:rPr>
+          <w:b/>
+        </w:rPr>
+        <w:t>- Tiền điều kiện:</w:t>
+      </w:r>
+      <w:r>
+        <w:t xml:space="preserve"> Người dùng đã có tài khoản hợp lệ.</w:t>
+      </w:r>
+    </w:p>
+    <w:p>
+      <w:pPr>
+        <w:spacing w:after="120" w:line="312" w:lineRule="auto"/>
+        <w:ind w:firstLine="720"/>
+        <w:jc w:val="both"/>
+      </w:pPr>
+      <w:r>
+        <w:rPr>
+          <w:b/>
+        </w:rPr>
+        <w:t>- Hậu điều kiện:</w:t>
+      </w:r>
+      <w:r>
+        <w:t xml:space="preserve"> Người dùng đăng nhập thành công và có session hợp lệ trong hệ thống.</w:t>
+      </w:r>
+    </w:p>
+    <w:p>
+      <w:pPr>
+        <w:pStyle w:val="Heading3"/>
+        <w:spacing w:before="160" w:after="120" w:line="312" w:lineRule="auto"/>
+      </w:pPr>
+      <w:bookmarkStart w:id="55" w:name="_Toc230643087"/>
+      <w:r>
+        <w:rPr>
+          <w:rFonts w:ascii="Times New Roman" w:eastAsia="Times New Roman" w:hAnsi="Times New Roman"/>
+        </w:rPr>
+        <w:lastRenderedPageBreak/>
+        <w:t>2.4.2. Usecase “Đăng ký”</w:t>
+      </w:r>
+      <w:bookmarkEnd w:id="55"/>
+    </w:p>
+    <w:p>
+      <w:pPr>
+        <w:jc w:val="center"/>
+      </w:pPr>
+      <w:r>
+        <w:rPr>
+          <w:noProof/>
+        </w:rPr>
+        <w:drawing>
+          <wp:inline distT="0" distB="0" distL="0" distR="0" wp14:anchorId="435DE86D" wp14:editId="04AA793D">
+            <wp:extent cx="5580000" cy="3162000"/>
+            <wp:effectExtent l="0" t="0" r="0" b="0"/>
+            <wp:docPr id="18" name="Picture 18"/>
+            <wp:cNvGraphicFramePr>
+              <a:graphicFrameLocks xmlns:a="http://schemas.openxmlformats.org/drawingml/2006/main" noChangeAspect="1"/>
+            </wp:cNvGraphicFramePr>
+            <a:graphic xmlns:a="http://schemas.openxmlformats.org/drawingml/2006/main">
+              <a:graphicData uri="http://schemas.openxmlformats.org/drawingml/2006/picture">
+                <pic:pic xmlns:pic="http://schemas.openxmlformats.org/drawingml/2006/picture">
+                  <pic:nvPicPr>
+                    <pic:cNvPr id="0" name="Hinh_2_4_2_Usecase_Dang_ky.png"/>
+                    <pic:cNvPicPr/>
+                  </pic:nvPicPr>
+                  <pic:blipFill>
+                    <a:blip r:embed="rId12"/>
+                    <a:stretch>
+                      <a:fillRect/>
+                    </a:stretch>
+                  </pic:blipFill>
+                  <pic:spPr>
+                    <a:xfrm>
+                      <a:off x="0" y="0"/>
+                      <a:ext cx="5580000" cy="3162000"/>
+                    </a:xfrm>
+                    <a:prstGeom prst="rect">
+                      <a:avLst/>
+                    </a:prstGeom>
+                  </pic:spPr>
+                </pic:pic>
+              </a:graphicData>
+            </a:graphic>
+          </wp:inline>
+        </w:drawing>
+      </w:r>
+    </w:p>
+    <w:p>
+      <w:pPr>
+        <w:spacing w:after="120" w:line="312" w:lineRule="auto"/>
+        <w:jc w:val="center"/>
+      </w:pPr>
+      <w:bookmarkStart w:id="56" w:name="dm_hinh_4"/>
+      <w:r>
+        <w:rPr>
+          <w:i/>
+        </w:rPr>
+        <w:t>Hình 2.4.2. Biểu đồ use case Đăng ký</w:t>
+      </w:r>
+      <w:bookmarkEnd w:id="56"/>
+    </w:p>
+    <w:p>
+      <w:pPr>
+        <w:spacing w:after="120" w:line="312" w:lineRule="auto"/>
+        <w:ind w:firstLine="720"/>
+        <w:jc w:val="both"/>
+      </w:pPr>
+      <w:r>
+        <w:rPr>
+          <w:b/>
+        </w:rPr>
+        <w:t>- Mô tả vắn tắt:</w:t>
+      </w:r>
+      <w:r>
+        <w:t xml:space="preserve"> Use case này cho phép khách hàng tạo tài khoản mới để mua hàng, lưu địa chỉ, theo dõi đơn hàng và sử dụng trợ lý AI theo phiên cá nhân.</w:t>
+      </w:r>
+    </w:p>
+    <w:p>
+      <w:pPr>
+        <w:spacing w:after="120" w:line="312" w:lineRule="auto"/>
+        <w:ind w:firstLine="720"/>
+        <w:jc w:val="both"/>
+      </w:pPr>
+      <w:r>
+        <w:rPr>
+          <w:b/>
+        </w:rPr>
+        <w:t>- Luồng cơ bản:</w:t>
+      </w:r>
+      <w:r>
+        <w:t xml:space="preserve"> Khách hàng mở form đăng ký, nhập họ tên, email, số điện thoại và mật khẩu. Hệ thống kiểm tra định dạng, kiểm tra email đã tồn tại, tạo tài khoản Auth và đồng bộ bản ghi profile.</w:t>
+      </w:r>
+    </w:p>
+    <w:p>
+      <w:pPr>
+        <w:spacing w:after="120" w:line="312" w:lineRule="auto"/>
+        <w:ind w:firstLine="720"/>
+        <w:jc w:val="both"/>
+      </w:pPr>
+      <w:r>
+        <w:rPr>
+          <w:b/>
+        </w:rPr>
+        <w:t>- Luồng rẽ nhánh:</w:t>
+      </w:r>
+      <w:r>
+        <w:t xml:space="preserve"> Nếu email đã tồn tại, mật khẩu không đạt yêu cầu hoặc đồng bộ profile lỗi, hệ thống thông báo lỗi và không tạo tài khoản trùng.</w:t>
+      </w:r>
+    </w:p>
+    <w:p>
+      <w:pPr>
+        <w:spacing w:after="120" w:line="312" w:lineRule="auto"/>
+        <w:ind w:firstLine="720"/>
+        <w:jc w:val="both"/>
+      </w:pPr>
+      <w:r>
+        <w:rPr>
+          <w:b/>
+        </w:rPr>
+        <w:t>- Tiền điều kiện:</w:t>
+      </w:r>
+      <w:r>
+        <w:t xml:space="preserve"> Khách hàng chưa đăng nhập hoặc chưa có tài khoản.</w:t>
+      </w:r>
+    </w:p>
+    <w:p>
+      <w:pPr>
+        <w:spacing w:after="120" w:line="312" w:lineRule="auto"/>
+        <w:ind w:firstLine="720"/>
+        <w:jc w:val="both"/>
+      </w:pPr>
+      <w:r>
+        <w:rPr>
+          <w:b/>
+        </w:rPr>
+        <w:t>- Hậu điều kiện:</w:t>
+      </w:r>
+      <w:r>
+        <w:t xml:space="preserve"> Tài khoản mới được tạo và khách hàng có thể đăng nhập vào hệ thống.</w:t>
+      </w:r>
+    </w:p>
+    <w:p>
+      <w:pPr>
+        <w:pStyle w:val="Heading3"/>
+        <w:spacing w:before="160" w:after="120" w:line="312" w:lineRule="auto"/>
+      </w:pPr>
+      <w:bookmarkStart w:id="57" w:name="_Toc230643088"/>
+      <w:r>
+        <w:rPr>
+          <w:rFonts w:ascii="Times New Roman" w:eastAsia="Times New Roman" w:hAnsi="Times New Roman"/>
+        </w:rPr>
+        <w:lastRenderedPageBreak/>
+        <w:t>2.4.3. Usecase “Quản lý sản phẩm”</w:t>
+      </w:r>
+      <w:bookmarkEnd w:id="57"/>
+    </w:p>
+    <w:p>
+      <w:pPr>
+        <w:jc w:val="center"/>
+      </w:pPr>
+      <w:r>
+        <w:rPr>
+          <w:noProof/>
+        </w:rPr>
+        <w:drawing>
+          <wp:inline distT="0" distB="0" distL="0" distR="0" wp14:anchorId="1AF9D242" wp14:editId="7D03F12F">
+            <wp:extent cx="5580000" cy="3162000"/>
+            <wp:effectExtent l="0" t="0" r="0" b="0"/>
+            <wp:docPr id="19" name="Picture 19"/>
+            <wp:cNvGraphicFramePr>
+              <a:graphicFrameLocks xmlns:a="http://schemas.openxmlformats.org/drawingml/2006/main" noChangeAspect="1"/>
+            </wp:cNvGraphicFramePr>
+            <a:graphic xmlns:a="http://schemas.openxmlformats.org/drawingml/2006/main">
+              <a:graphicData uri="http://schemas.openxmlformats.org/drawingml/2006/picture">
+                <pic:pic xmlns:pic="http://schemas.openxmlformats.org/drawingml/2006/picture">
+                  <pic:nvPicPr>
+                    <pic:cNvPr id="0" name="Hinh_2_4_3_Usecase_Quan_ly_san_pham.png"/>
+                    <pic:cNvPicPr/>
+                  </pic:nvPicPr>
+                  <pic:blipFill>
+                    <a:blip r:embed="rId13"/>
+                    <a:stretch>
+                      <a:fillRect/>
+                    </a:stretch>
+                  </pic:blipFill>
+                  <pic:spPr>
+                    <a:xfrm>
+                      <a:off x="0" y="0"/>
+                      <a:ext cx="5580000" cy="3162000"/>
+                    </a:xfrm>
+                    <a:prstGeom prst="rect">
+                      <a:avLst/>
+                    </a:prstGeom>
+                  </pic:spPr>
+                </pic:pic>
+              </a:graphicData>
+            </a:graphic>
+          </wp:inline>
+        </w:drawing>
+      </w:r>
+    </w:p>
+    <w:p>
+      <w:pPr>
+        <w:spacing w:after="120" w:line="312" w:lineRule="auto"/>
+        <w:jc w:val="center"/>
+      </w:pPr>
+      <w:bookmarkStart w:id="58" w:name="dm_hinh_5"/>
+      <w:r>
+        <w:rPr>
+          <w:i/>
+        </w:rPr>
+        <w:t>Hình 2.4.3. Biểu đồ use case Quản lý sản phẩm</w:t>
+      </w:r>
+      <w:bookmarkEnd w:id="58"/>
+    </w:p>
+    <w:p>
+      <w:pPr>
+        <w:spacing w:after="120" w:line="312" w:lineRule="auto"/>
+        <w:ind w:firstLine="720"/>
+        <w:jc w:val="both"/>
+      </w:pPr>
+      <w:r>
+        <w:rPr>
+          <w:b/>
+        </w:rPr>
+        <w:t>- Mô tả vắn tắt:</w:t>
+      </w:r>
+      <w:r>
+        <w:t xml:space="preserve"> Use case này cho phép quản trị viên quản lý dữ liệu sản phẩm máy tính, laptop, linh kiện và phụ kiện trên website.</w:t>
+      </w:r>
+    </w:p>
+    <w:p>
+      <w:pPr>
+        <w:spacing w:after="120" w:line="312" w:lineRule="auto"/>
+        <w:ind w:firstLine="720"/>
+        <w:jc w:val="both"/>
+      </w:pPr>
+      <w:r>
+        <w:rPr>
+          <w:b/>
+        </w:rPr>
+        <w:t>- Luồng cơ bản:</w:t>
+      </w:r>
+      <w:r>
+        <w:t xml:space="preserve"> Quản trị viên mở màn hình quản lý sản phẩm, xem danh sách, thêm mới, chỉnh sửa, cập nhật ảnh, thông số kỹ thuật, giá bán, trạng thái hiển thị và số lượng tồn kho.</w:t>
+      </w:r>
+    </w:p>
+    <w:p>
+      <w:pPr>
+        <w:spacing w:after="120" w:line="312" w:lineRule="auto"/>
+        <w:ind w:firstLine="720"/>
+        <w:jc w:val="both"/>
+      </w:pPr>
+      <w:r>
+        <w:rPr>
+          <w:b/>
+        </w:rPr>
+        <w:t>- Luồng rẽ nhánh:</w:t>
+      </w:r>
+      <w:r>
+        <w:t xml:space="preserve"> Nếu dữ liệu thiếu, slug trùng, ảnh sai định dạng hoặc người dùng không có quyền admin, hệ thống từ chối thao tác và ghi nhận lỗi.</w:t>
+      </w:r>
+    </w:p>
+    <w:p>
+      <w:pPr>
+        <w:spacing w:after="120" w:line="312" w:lineRule="auto"/>
+        <w:ind w:firstLine="720"/>
+        <w:jc w:val="both"/>
+      </w:pPr>
+      <w:r>
+        <w:rPr>
+          <w:b/>
+        </w:rPr>
+        <w:t>- Tiền điều kiện:</w:t>
+      </w:r>
+      <w:r>
+        <w:t xml:space="preserve"> Quản trị viên đã đăng nhập và có quyền quản lý catalog.</w:t>
+      </w:r>
+    </w:p>
+    <w:p>
+      <w:pPr>
+        <w:spacing w:after="120" w:line="312" w:lineRule="auto"/>
+        <w:ind w:firstLine="720"/>
+        <w:jc w:val="both"/>
+      </w:pPr>
+      <w:r>
+        <w:rPr>
+          <w:b/>
+        </w:rPr>
+        <w:t>- Hậu điều kiện:</w:t>
+      </w:r>
+      <w:r>
+        <w:t xml:space="preserve"> Dữ liệu sản phẩm được cập nhật chính xác và hiển thị trên các trang khách hàng nếu ở trạng thái active.</w:t>
+      </w:r>
+    </w:p>
+    <w:p>
+      <w:pPr>
+        <w:pStyle w:val="Heading3"/>
+        <w:spacing w:before="160" w:after="120" w:line="312" w:lineRule="auto"/>
+      </w:pPr>
+      <w:bookmarkStart w:id="59" w:name="_Toc230643089"/>
+      <w:r>
+        <w:rPr>
+          <w:rFonts w:ascii="Times New Roman" w:eastAsia="Times New Roman" w:hAnsi="Times New Roman"/>
+        </w:rPr>
+        <w:lastRenderedPageBreak/>
+        <w:t>2.4.4. Usecase “Quản lý danh mục và thương hiệu”</w:t>
+      </w:r>
+      <w:bookmarkEnd w:id="59"/>
+    </w:p>
+    <w:p>
+      <w:pPr>
+        <w:jc w:val="center"/>
+      </w:pPr>
+      <w:r>
+        <w:rPr>
+          <w:noProof/>
+        </w:rPr>
+        <w:drawing>
+          <wp:inline distT="0" distB="0" distL="0" distR="0" wp14:anchorId="1B4895A8" wp14:editId="4AA211FE">
+            <wp:extent cx="5580000" cy="3162000"/>
+            <wp:effectExtent l="0" t="0" r="0" b="0"/>
+            <wp:docPr id="20" name="Picture 20"/>
+            <wp:cNvGraphicFramePr>
+              <a:graphicFrameLocks xmlns:a="http://schemas.openxmlformats.org/drawingml/2006/main" noChangeAspect="1"/>
+            </wp:cNvGraphicFramePr>
+            <a:graphic xmlns:a="http://schemas.openxmlformats.org/drawingml/2006/main">
+              <a:graphicData uri="http://schemas.openxmlformats.org/drawingml/2006/picture">
+                <pic:pic xmlns:pic="http://schemas.openxmlformats.org/drawingml/2006/picture">
+                  <pic:nvPicPr>
+                    <pic:cNvPr id="0" name="Hinh_2_4_4_Usecase_Quan_ly_danh_muc.png"/>
+                    <pic:cNvPicPr/>
+                  </pic:nvPicPr>
+                  <pic:blipFill>
+                    <a:blip r:embed="rId14"/>
+                    <a:stretch>
+                      <a:fillRect/>
+                    </a:stretch>
+                  </pic:blipFill>
+                  <pic:spPr>
+                    <a:xfrm>
+                      <a:off x="0" y="0"/>
+                      <a:ext cx="5580000" cy="3162000"/>
+                    </a:xfrm>
+                    <a:prstGeom prst="rect">
+                      <a:avLst/>
+                    </a:prstGeom>
+                  </pic:spPr>
+                </pic:pic>
+              </a:graphicData>
+            </a:graphic>
+          </wp:inline>
+        </w:drawing>
+      </w:r>
+    </w:p>
+    <w:p>
+      <w:pPr>
+        <w:spacing w:after="120" w:line="312" w:lineRule="auto"/>
+        <w:jc w:val="center"/>
+      </w:pPr>
+      <w:bookmarkStart w:id="60" w:name="dm_hinh_6"/>
+      <w:r>
+        <w:rPr>
+          <w:i/>
+        </w:rPr>
+        <w:t>Hình 2.4.4. Biểu đồ use case Quản lý danh mục và thương hiệu</w:t>
+      </w:r>
+      <w:bookmarkEnd w:id="60"/>
+    </w:p>
+    <w:p>
+      <w:pPr>
+        <w:spacing w:after="120" w:line="312" w:lineRule="auto"/>
+        <w:ind w:firstLine="720"/>
+        <w:jc w:val="both"/>
+      </w:pPr>
+      <w:r>
+        <w:rPr>
+          <w:b/>
+        </w:rPr>
+        <w:t>- Mô tả vắn tắt:</w:t>
+      </w:r>
+      <w:r>
+        <w:t xml:space="preserve"> Use case này cho phép quản trị viên tổ chức sản phẩm theo danh mục và thương hiệu để hỗ trợ tìm kiếm, lọc và hiển thị.</w:t>
+      </w:r>
+    </w:p>
+    <w:p>
+      <w:pPr>
+        <w:spacing w:after="120" w:line="312" w:lineRule="auto"/>
+        <w:ind w:firstLine="720"/>
+        <w:jc w:val="both"/>
+      </w:pPr>
+      <w:r>
+        <w:rPr>
+          <w:b/>
+        </w:rPr>
+        <w:t>- Luồng cơ bản:</w:t>
+      </w:r>
+      <w:r>
+        <w:t xml:space="preserve"> Quản trị viên thêm, sửa, ẩn hoặc sắp xếp danh mục/thương hiệu. Hệ thống kiểm tra slug, trạng thái sử dụng và mối liên kết với sản phẩm trước khi lưu.</w:t>
+      </w:r>
+    </w:p>
+    <w:p>
+      <w:pPr>
+        <w:spacing w:after="120" w:line="312" w:lineRule="auto"/>
+        <w:ind w:firstLine="720"/>
+        <w:jc w:val="both"/>
+      </w:pPr>
+      <w:r>
+        <w:rPr>
+          <w:b/>
+        </w:rPr>
+        <w:t>- Luồng rẽ nhánh:</w:t>
+      </w:r>
+      <w:r>
+        <w:t xml:space="preserve"> Nếu danh mục đang có sản phẩm active, hệ thống không xóa cứng mà chuyển sang ẩn hoặc yêu cầu xử lý sản phẩm liên quan.</w:t>
+      </w:r>
+    </w:p>
+    <w:p>
+      <w:pPr>
+        <w:spacing w:after="120" w:line="312" w:lineRule="auto"/>
+        <w:ind w:firstLine="720"/>
+        <w:jc w:val="both"/>
+      </w:pPr>
+      <w:r>
+        <w:rPr>
+          <w:b/>
+        </w:rPr>
+        <w:t>- Tiền điều kiện:</w:t>
+      </w:r>
+      <w:r>
+        <w:t xml:space="preserve"> Quản trị viên đã đăng nhập.</w:t>
+      </w:r>
+    </w:p>
+    <w:p>
+      <w:pPr>
+        <w:spacing w:after="120" w:line="312" w:lineRule="auto"/>
+        <w:ind w:firstLine="720"/>
+        <w:jc w:val="both"/>
+      </w:pPr>
+      <w:r>
+        <w:rPr>
+          <w:b/>
+        </w:rPr>
+        <w:t>- Hậu điều kiện:</w:t>
+      </w:r>
+      <w:r>
+        <w:t xml:space="preserve"> Danh mục/thương hiệu được cập nhật và bộ lọc sản phẩm phản ánh dữ liệu mới.</w:t>
+      </w:r>
+    </w:p>
+    <w:p>
+      <w:pPr>
+        <w:pStyle w:val="Heading3"/>
+        <w:spacing w:before="160" w:after="120" w:line="312" w:lineRule="auto"/>
+      </w:pPr>
+      <w:bookmarkStart w:id="61" w:name="_Toc230643090"/>
+      <w:r>
+        <w:rPr>
+          <w:rFonts w:ascii="Times New Roman" w:eastAsia="Times New Roman" w:hAnsi="Times New Roman"/>
+        </w:rPr>
+        <w:lastRenderedPageBreak/>
+        <w:t>2.4.5. Usecase “Tìm kiếm và lọc sản phẩm”</w:t>
+      </w:r>
+      <w:bookmarkEnd w:id="61"/>
+    </w:p>
+    <w:p>
+      <w:pPr>
+        <w:jc w:val="center"/>
+      </w:pPr>
+      <w:r>
+        <w:rPr>
+          <w:noProof/>
+        </w:rPr>
+        <w:drawing>
+          <wp:inline distT="0" distB="0" distL="0" distR="0" wp14:anchorId="46990D72" wp14:editId="78A5B5E3">
+            <wp:extent cx="5580000" cy="3162000"/>
+            <wp:effectExtent l="0" t="0" r="0" b="0"/>
+            <wp:docPr id="21" name="Picture 21"/>
+            <wp:cNvGraphicFramePr>
+              <a:graphicFrameLocks xmlns:a="http://schemas.openxmlformats.org/drawingml/2006/main" noChangeAspect="1"/>
+            </wp:cNvGraphicFramePr>
+            <a:graphic xmlns:a="http://schemas.openxmlformats.org/drawingml/2006/main">
+              <a:graphicData uri="http://schemas.openxmlformats.org/drawingml/2006/picture">
+                <pic:pic xmlns:pic="http://schemas.openxmlformats.org/drawingml/2006/picture">
+                  <pic:nvPicPr>
+                    <pic:cNvPr id="0" name="Hinh_2_4_5_Usecase_Tim_kiem_loc.png"/>
+                    <pic:cNvPicPr/>
+                  </pic:nvPicPr>
+                  <pic:blipFill>
+                    <a:blip r:embed="rId15"/>
+                    <a:stretch>
+                      <a:fillRect/>
+                    </a:stretch>
+                  </pic:blipFill>
+                  <pic:spPr>
+                    <a:xfrm>
+                      <a:off x="0" y="0"/>
+                      <a:ext cx="5580000" cy="3162000"/>
+                    </a:xfrm>
+                    <a:prstGeom prst="rect">
+                      <a:avLst/>
+                    </a:prstGeom>
+                  </pic:spPr>
+                </pic:pic>
+              </a:graphicData>
+            </a:graphic>
+          </wp:inline>
+        </w:drawing>
+      </w:r>
+    </w:p>
+    <w:p>
+      <w:pPr>
+        <w:spacing w:after="120" w:line="312" w:lineRule="auto"/>
+        <w:jc w:val="center"/>
+      </w:pPr>
+      <w:bookmarkStart w:id="62" w:name="dm_hinh_7"/>
+      <w:r>
+        <w:rPr>
+          <w:i/>
+        </w:rPr>
+        <w:t>Hình 2.4.5. Biểu đồ use case Tìm kiếm và lọc sản phẩm</w:t>
+      </w:r>
+      <w:bookmarkEnd w:id="62"/>
+    </w:p>
+    <w:p>
+      <w:pPr>
+        <w:spacing w:after="120" w:line="312" w:lineRule="auto"/>
+        <w:ind w:firstLine="720"/>
+        <w:jc w:val="both"/>
+      </w:pPr>
+      <w:r>
+        <w:rPr>
+          <w:b/>
+        </w:rPr>
+        <w:t>- Mô tả vắn tắt:</w:t>
+      </w:r>
+      <w:r>
+        <w:t xml:space="preserve"> Use case này giúp khách hàng nhanh chóng tìm được sản phẩm phù hợp theo từ khóa, danh mục, thương hiệu, giá bán, RAM, CPU, GPU hoặc mục đích sử dụng.</w:t>
+      </w:r>
+    </w:p>
+    <w:p>
+      <w:pPr>
+        <w:spacing w:after="120" w:line="312" w:lineRule="auto"/>
+        <w:ind w:firstLine="720"/>
+        <w:jc w:val="both"/>
+      </w:pPr>
+      <w:r>
+        <w:rPr>
+          <w:b/>
+        </w:rPr>
+        <w:t>- Luồng cơ bản:</w:t>
+      </w:r>
+      <w:r>
+        <w:t xml:space="preserve"> Khách hàng nhập từ khóa hoặc chọn bộ lọc. Frontend cập nhật query params và gọi dữ liệu sản phẩm public. Hệ thống trả danh sách sản phẩm active, có phân trang và sắp xếp.</w:t>
+      </w:r>
+    </w:p>
+    <w:p>
+      <w:pPr>
+        <w:spacing w:after="120" w:line="312" w:lineRule="auto"/>
+        <w:ind w:firstLine="720"/>
+        <w:jc w:val="both"/>
+      </w:pPr>
+      <w:r>
+        <w:rPr>
+          <w:b/>
+        </w:rPr>
+        <w:t>- Luồng rẽ nhánh:</w:t>
+      </w:r>
+      <w:r>
+        <w:t xml:space="preserve"> Nếu không có kết quả, hệ thống hiển thị trạng thái rỗng và gợi ý thay đổi bộ lọc hoặc hỏi trợ lý AI.</w:t>
+      </w:r>
+    </w:p>
+    <w:p>
+      <w:pPr>
+        <w:spacing w:after="120" w:line="312" w:lineRule="auto"/>
+        <w:ind w:firstLine="720"/>
+        <w:jc w:val="both"/>
+      </w:pPr>
+      <w:r>
+        <w:rPr>
+          <w:b/>
+        </w:rPr>
+        <w:t>- Tiền điều kiện:</w:t>
+      </w:r>
+      <w:r>
+        <w:t xml:space="preserve"> Website có dữ liệu sản phẩm active.</w:t>
+      </w:r>
+    </w:p>
+    <w:p>
+      <w:pPr>
+        <w:spacing w:after="120" w:line="312" w:lineRule="auto"/>
+        <w:ind w:firstLine="720"/>
+        <w:jc w:val="both"/>
+      </w:pPr>
+      <w:r>
+        <w:rPr>
+          <w:b/>
+        </w:rPr>
+        <w:t>- Hậu điều kiện:</w:t>
+      </w:r>
+      <w:r>
+        <w:t xml:space="preserve"> Danh sách sản phẩm phù hợp được hiển thị cho khách hàng.</w:t>
+      </w:r>
+    </w:p>
+    <w:p>
+      <w:pPr>
+        <w:pStyle w:val="Heading3"/>
+        <w:spacing w:before="160" w:after="120" w:line="312" w:lineRule="auto"/>
+      </w:pPr>
+      <w:bookmarkStart w:id="63" w:name="_Toc230643091"/>
+      <w:r>
+        <w:rPr>
+          <w:rFonts w:ascii="Times New Roman" w:eastAsia="Times New Roman" w:hAnsi="Times New Roman"/>
+        </w:rPr>
+        <w:lastRenderedPageBreak/>
+        <w:t>2.4.6. Usecase “Quản lý giỏ hàng”</w:t>
+      </w:r>
+      <w:bookmarkEnd w:id="63"/>
+    </w:p>
+    <w:p>
+      <w:pPr>
+        <w:jc w:val="center"/>
+      </w:pPr>
+      <w:r>
+        <w:rPr>
+          <w:noProof/>
+        </w:rPr>
+        <w:drawing>
+          <wp:inline distT="0" distB="0" distL="0" distR="0" wp14:anchorId="083FBFC0" wp14:editId="10ABED03">
+            <wp:extent cx="5580000" cy="3162000"/>
+            <wp:effectExtent l="0" t="0" r="0" b="0"/>
+            <wp:docPr id="22" name="Picture 22"/>
+            <wp:cNvGraphicFramePr>
+              <a:graphicFrameLocks xmlns:a="http://schemas.openxmlformats.org/drawingml/2006/main" noChangeAspect="1"/>
+            </wp:cNvGraphicFramePr>
+            <a:graphic xmlns:a="http://schemas.openxmlformats.org/drawingml/2006/main">
+              <a:graphicData uri="http://schemas.openxmlformats.org/drawingml/2006/picture">
+                <pic:pic xmlns:pic="http://schemas.openxmlformats.org/drawingml/2006/picture">
+                  <pic:nvPicPr>
+                    <pic:cNvPr id="0" name="Hinh_2_4_6_Usecase_Quan_ly_gio_hang.png"/>
+                    <pic:cNvPicPr/>
+                  </pic:nvPicPr>
+                  <pic:blipFill>
+                    <a:blip r:embed="rId16"/>
+                    <a:stretch>
+                      <a:fillRect/>
+                    </a:stretch>
+                  </pic:blipFill>
+                  <pic:spPr>
+                    <a:xfrm>
+                      <a:off x="0" y="0"/>
+                      <a:ext cx="5580000" cy="3162000"/>
+                    </a:xfrm>
+                    <a:prstGeom prst="rect">
+                      <a:avLst/>
+                    </a:prstGeom>
+                  </pic:spPr>
+                </pic:pic>
+              </a:graphicData>
+            </a:graphic>
+          </wp:inline>
+        </w:drawing>
+      </w:r>
+    </w:p>
+    <w:p>
+      <w:pPr>
+        <w:spacing w:after="120" w:line="312" w:lineRule="auto"/>
+        <w:jc w:val="center"/>
+      </w:pPr>
+      <w:bookmarkStart w:id="64" w:name="dm_hinh_8"/>
+      <w:r>
+        <w:rPr>
+          <w:i/>
+        </w:rPr>
+        <w:t>Hình 2.4.6. Biểu đồ use case Quản lý giỏ hàng</w:t>
+      </w:r>
+      <w:bookmarkEnd w:id="64"/>
+    </w:p>
+    <w:p>
+      <w:pPr>
+        <w:spacing w:after="120" w:line="312" w:lineRule="auto"/>
+        <w:ind w:firstLine="720"/>
+        <w:jc w:val="both"/>
+      </w:pPr>
+      <w:r>
+        <w:rPr>
+          <w:b/>
+        </w:rPr>
+        <w:t>- Mô tả vắn tắt:</w:t>
+      </w:r>
+      <w:r>
+        <w:t xml:space="preserve"> Use case này cho phép khách hàng thêm sản phẩm vào giỏ, cập nhật số lượng, chọn sản phẩm cần thanh toán và xóa sản phẩm khỏi giỏ.</w:t>
+      </w:r>
+    </w:p>
+    <w:p>
+      <w:pPr>
+        <w:spacing w:after="120" w:line="312" w:lineRule="auto"/>
+        <w:ind w:firstLine="720"/>
+        <w:jc w:val="both"/>
+      </w:pPr>
+      <w:r>
+        <w:rPr>
+          <w:b/>
+        </w:rPr>
+        <w:t>- Luồng cơ bản:</w:t>
+      </w:r>
+      <w:r>
+        <w:t xml:space="preserve"> Khách hàng chọn thêm giỏ từ danh sách hoặc chi tiết sản phẩm. Hệ thống gọi upsert-cart-item để tạo giỏ nếu chưa có, kiểm tra tồn kho và cập nhật số lượng.</w:t>
+      </w:r>
+    </w:p>
+    <w:p>
+      <w:pPr>
+        <w:spacing w:after="120" w:line="312" w:lineRule="auto"/>
+        <w:ind w:firstLine="720"/>
+        <w:jc w:val="both"/>
+      </w:pPr>
+      <w:r>
+        <w:rPr>
+          <w:b/>
+        </w:rPr>
+        <w:t>- Luồng rẽ nhánh:</w:t>
+      </w:r>
+      <w:r>
+        <w:t xml:space="preserve"> Nếu khách hàng chưa đăng nhập, hệ thống yêu cầu đăng nhập hoặc lưu giỏ tạm. Nếu số lượng vượt tồn kho, hệ thống thông báo và không cập nhật quá số lượng cho phép.</w:t>
+      </w:r>
+    </w:p>
+    <w:p>
+      <w:pPr>
+        <w:spacing w:after="120" w:line="312" w:lineRule="auto"/>
+        <w:ind w:firstLine="720"/>
+        <w:jc w:val="both"/>
+      </w:pPr>
+      <w:r>
+        <w:rPr>
+          <w:b/>
+        </w:rPr>
+        <w:t>- Tiền điều kiện:</w:t>
+      </w:r>
+      <w:r>
+        <w:t xml:space="preserve"> Sản phẩm còn hàng và đang active.</w:t>
+      </w:r>
+    </w:p>
+    <w:p>
+      <w:pPr>
+        <w:spacing w:after="120" w:line="312" w:lineRule="auto"/>
+        <w:ind w:firstLine="720"/>
+        <w:jc w:val="both"/>
+      </w:pPr>
+      <w:r>
+        <w:rPr>
+          <w:b/>
+        </w:rPr>
+        <w:t>- Hậu điều kiện:</w:t>
+      </w:r>
+      <w:r>
+        <w:t xml:space="preserve"> Giỏ hàng của khách hàng được cập nhật đúng dữ liệu.</w:t>
+      </w:r>
+    </w:p>
+    <w:p>
+      <w:pPr>
+        <w:pStyle w:val="Heading3"/>
+        <w:spacing w:before="160" w:after="120" w:line="312" w:lineRule="auto"/>
+      </w:pPr>
+      <w:bookmarkStart w:id="65" w:name="_Toc230643092"/>
+      <w:r>
+        <w:rPr>
+          <w:rFonts w:ascii="Times New Roman" w:eastAsia="Times New Roman" w:hAnsi="Times New Roman"/>
+        </w:rPr>
+        <w:lastRenderedPageBreak/>
+        <w:t>2.4.7. Usecase “Đặt hàng và thanh toán”</w:t>
+      </w:r>
+      <w:bookmarkEnd w:id="65"/>
+    </w:p>
+    <w:p>
+      <w:pPr>
+        <w:jc w:val="center"/>
+      </w:pPr>
+      <w:r>
+        <w:rPr>
+          <w:noProof/>
+        </w:rPr>
+        <w:drawing>
+          <wp:inline distT="0" distB="0" distL="0" distR="0" wp14:anchorId="2EB051C6" wp14:editId="3D3DEFEC">
+            <wp:extent cx="5580000" cy="3162000"/>
+            <wp:effectExtent l="0" t="0" r="0" b="0"/>
+            <wp:docPr id="23" name="Picture 23"/>
+            <wp:cNvGraphicFramePr>
+              <a:graphicFrameLocks xmlns:a="http://schemas.openxmlformats.org/drawingml/2006/main" noChangeAspect="1"/>
+            </wp:cNvGraphicFramePr>
+            <a:graphic xmlns:a="http://schemas.openxmlformats.org/drawingml/2006/main">
+              <a:graphicData uri="http://schemas.openxmlformats.org/drawingml/2006/picture">
+                <pic:pic xmlns:pic="http://schemas.openxmlformats.org/drawingml/2006/picture">
+                  <pic:nvPicPr>
+                    <pic:cNvPr id="0" name="Hinh_2_4_7_Usecase_Dat_hang.png"/>
+                    <pic:cNvPicPr/>
+                  </pic:nvPicPr>
+                  <pic:blipFill>
+                    <a:blip r:embed="rId17"/>
+                    <a:stretch>
+                      <a:fillRect/>
+                    </a:stretch>
+                  </pic:blipFill>
+                  <pic:spPr>
+                    <a:xfrm>
+                      <a:off x="0" y="0"/>
+                      <a:ext cx="5580000" cy="3162000"/>
+                    </a:xfrm>
+                    <a:prstGeom prst="rect">
+                      <a:avLst/>
+                    </a:prstGeom>
+                  </pic:spPr>
+                </pic:pic>
+              </a:graphicData>
+            </a:graphic>
+          </wp:inline>
+        </w:drawing>
+      </w:r>
+    </w:p>
+    <w:p>
+      <w:pPr>
+        <w:spacing w:after="120" w:line="312" w:lineRule="auto"/>
+        <w:jc w:val="center"/>
+      </w:pPr>
+      <w:bookmarkStart w:id="66" w:name="dm_hinh_9"/>
+      <w:r>
+        <w:rPr>
+          <w:i/>
+        </w:rPr>
+        <w:t>Hình 2.4.7. Biểu đồ use case Đặt hàng và thanh toán</w:t>
+      </w:r>
+      <w:bookmarkEnd w:id="66"/>
+    </w:p>
+    <w:p>
+      <w:pPr>
+        <w:spacing w:after="120" w:line="312" w:lineRule="auto"/>
+        <w:ind w:firstLine="720"/>
+        <w:jc w:val="both"/>
+      </w:pPr>
+      <w:r>
+        <w:rPr>
+          <w:b/>
+        </w:rPr>
+        <w:t>- Mô tả vắn tắt:</w:t>
+      </w:r>
+      <w:r>
+        <w:t xml:space="preserve"> Use case này cho phép khách hàng tạo đơn hàng từ các sản phẩm đã chọn trong giỏ và hoàn tất quy trình thanh toán.</w:t>
+      </w:r>
+    </w:p>
+    <w:p>
+      <w:pPr>
+        <w:spacing w:after="120" w:line="312" w:lineRule="auto"/>
+        <w:ind w:firstLine="720"/>
+        <w:jc w:val="both"/>
+      </w:pPr>
+      <w:r>
+        <w:rPr>
+          <w:b/>
+        </w:rPr>
+        <w:t>- Luồng cơ bản:</w:t>
+      </w:r>
+      <w:r>
+        <w:t xml:space="preserve"> Khách hàng nhập địa chỉ giao hàng, chọn phương thức thanh toán, áp mã giảm giá nếu có và xác nhận đặt hàng. Edge Function create-order kiểm tra giỏ hàng, tồn kho, coupon, phí ship, tạo đơn và trừ tồn kho.</w:t>
+      </w:r>
+    </w:p>
+    <w:p>
+      <w:pPr>
+        <w:spacing w:after="120" w:line="312" w:lineRule="auto"/>
+        <w:ind w:firstLine="720"/>
+        <w:jc w:val="both"/>
+      </w:pPr>
+      <w:r>
+        <w:rPr>
+          <w:b/>
+        </w:rPr>
+        <w:t>- Luồng rẽ nhánh:</w:t>
+      </w:r>
+      <w:r>
+        <w:t xml:space="preserve"> Nếu thiếu địa chỉ, sản phẩm hết hàng, coupon không hợp lệ hoặc thanh toán thất bại, hệ thống thông báo lỗi và giữ giỏ hàng để khách hàng điều chỉnh.</w:t>
+      </w:r>
+    </w:p>
+    <w:p>
+      <w:pPr>
+        <w:spacing w:after="120" w:line="312" w:lineRule="auto"/>
+        <w:ind w:firstLine="720"/>
+        <w:jc w:val="both"/>
+      </w:pPr>
+      <w:r>
+        <w:rPr>
+          <w:b/>
+        </w:rPr>
+        <w:t>- Tiền điều kiện:</w:t>
+      </w:r>
+      <w:r>
+        <w:t xml:space="preserve"> Khách hàng đã đăng nhập và có sản phẩm hợp lệ trong giỏ.</w:t>
+      </w:r>
+    </w:p>
+    <w:p>
+      <w:pPr>
+        <w:spacing w:after="120" w:line="312" w:lineRule="auto"/>
+        <w:ind w:firstLine="720"/>
+        <w:jc w:val="both"/>
+      </w:pPr>
+      <w:r>
+        <w:rPr>
+          <w:b/>
+        </w:rPr>
+        <w:t>- Hậu điều kiện:</w:t>
+      </w:r>
+      <w:r>
+        <w:t xml:space="preserve"> Đơn hàng được tạo, tồn kho được cập nhật và khách hàng nhận mã đơn hàng.</w:t>
+      </w:r>
+    </w:p>
+    <w:p>
+      <w:pPr>
+        <w:pStyle w:val="Heading3"/>
+        <w:spacing w:before="160" w:after="120" w:line="312" w:lineRule="auto"/>
+      </w:pPr>
+      <w:bookmarkStart w:id="67" w:name="_Toc230643093"/>
+      <w:r>
+        <w:rPr>
+          <w:rFonts w:ascii="Times New Roman" w:eastAsia="Times New Roman" w:hAnsi="Times New Roman"/>
+        </w:rPr>
+        <w:lastRenderedPageBreak/>
+        <w:t>2.4.8. Usecase “Quản lý đơn hàng”</w:t>
+      </w:r>
+      <w:bookmarkEnd w:id="67"/>
+    </w:p>
+    <w:p>
+      <w:pPr>
+        <w:jc w:val="center"/>
+      </w:pPr>
+      <w:r>
+        <w:rPr>
+          <w:noProof/>
+        </w:rPr>
+        <w:drawing>
+          <wp:inline distT="0" distB="0" distL="0" distR="0" wp14:anchorId="0C2A0628" wp14:editId="433AE2B4">
+            <wp:extent cx="5580000" cy="3162000"/>
+            <wp:effectExtent l="0" t="0" r="0" b="0"/>
+            <wp:docPr id="24" name="Picture 24"/>
+            <wp:cNvGraphicFramePr>
+              <a:graphicFrameLocks xmlns:a="http://schemas.openxmlformats.org/drawingml/2006/main" noChangeAspect="1"/>
+            </wp:cNvGraphicFramePr>
+            <a:graphic xmlns:a="http://schemas.openxmlformats.org/drawingml/2006/main">
+              <a:graphicData uri="http://schemas.openxmlformats.org/drawingml/2006/picture">
+                <pic:pic xmlns:pic="http://schemas.openxmlformats.org/drawingml/2006/picture">
+                  <pic:nvPicPr>
+                    <pic:cNvPr id="0" name="Hinh_2_4_8_Usecase_Quan_ly_don_hang.png"/>
+                    <pic:cNvPicPr/>
+                  </pic:nvPicPr>
+                  <pic:blipFill>
+                    <a:blip r:embed="rId18"/>
+                    <a:stretch>
+                      <a:fillRect/>
+                    </a:stretch>
+                  </pic:blipFill>
+                  <pic:spPr>
+                    <a:xfrm>
+                      <a:off x="0" y="0"/>
+                      <a:ext cx="5580000" cy="3162000"/>
+                    </a:xfrm>
+                    <a:prstGeom prst="rect">
+                      <a:avLst/>
+                    </a:prstGeom>
+                  </pic:spPr>
+                </pic:pic>
+              </a:graphicData>
+            </a:graphic>
+          </wp:inline>
+        </w:drawing>
+      </w:r>
+    </w:p>
+    <w:p>
+      <w:pPr>
+        <w:spacing w:after="120" w:line="312" w:lineRule="auto"/>
+        <w:jc w:val="center"/>
+      </w:pPr>
+      <w:bookmarkStart w:id="68" w:name="dm_hinh_10"/>
+      <w:r>
+        <w:rPr>
+          <w:i/>
+        </w:rPr>
+        <w:t>Hình 2.4.8. Biểu đồ use case Quản lý đơn hàng</w:t>
+      </w:r>
+      <w:bookmarkEnd w:id="68"/>
+    </w:p>
+    <w:p>
+      <w:pPr>
+        <w:spacing w:after="120" w:line="312" w:lineRule="auto"/>
+        <w:ind w:firstLine="720"/>
+        <w:jc w:val="both"/>
+      </w:pPr>
+      <w:r>
+        <w:rPr>
+          <w:b/>
+        </w:rPr>
+        <w:t>- Mô tả vắn tắt:</w:t>
+      </w:r>
+      <w:r>
+        <w:t xml:space="preserve"> Use case này cho phép khách hàng theo dõi đơn của mình, đồng thời cho phép nhân viên và quản trị viên xử lý trạng thái đơn hàng.</w:t>
+      </w:r>
+    </w:p>
+    <w:p>
+      <w:pPr>
+        <w:spacing w:after="120" w:line="312" w:lineRule="auto"/>
+        <w:ind w:firstLine="720"/>
+        <w:jc w:val="both"/>
+      </w:pPr>
+      <w:r>
+        <w:rPr>
+          <w:b/>
+        </w:rPr>
+        <w:t>- Luồng cơ bản:</w:t>
+      </w:r>
+      <w:r>
+        <w:t xml:space="preserve"> Nhân viên mở danh sách đơn, lọc theo trạng thái, xem chi tiết, cập nhật trạng thái xử lý, giao hàng hoặc hủy đơn theo quyền. Hệ thống ghi order_status_events và audit log.</w:t>
+      </w:r>
+    </w:p>
+    <w:p>
+      <w:pPr>
+        <w:spacing w:after="120" w:line="312" w:lineRule="auto"/>
+        <w:ind w:firstLine="720"/>
+        <w:jc w:val="both"/>
+      </w:pPr>
+      <w:r>
+        <w:rPr>
+          <w:b/>
+        </w:rPr>
+        <w:t>- Luồng rẽ nhánh:</w:t>
+      </w:r>
+      <w:r>
+        <w:t xml:space="preserve"> Nếu trạng thái chuyển tiếp không hợp lệ hoặc nhân viên không đủ quyền, hệ thống từ chối cập nhật.</w:t>
+      </w:r>
+    </w:p>
+    <w:p>
+      <w:pPr>
+        <w:spacing w:after="120" w:line="312" w:lineRule="auto"/>
+        <w:ind w:firstLine="720"/>
+        <w:jc w:val="both"/>
+      </w:pPr>
+      <w:r>
+        <w:rPr>
+          <w:b/>
+        </w:rPr>
+        <w:t>- Tiền điều kiện:</w:t>
+      </w:r>
+      <w:r>
+        <w:t xml:space="preserve"> Đơn hàng đã tồn tại trong hệ thống.</w:t>
+      </w:r>
+    </w:p>
+    <w:p>
+      <w:pPr>
+        <w:spacing w:after="120" w:line="312" w:lineRule="auto"/>
+        <w:ind w:firstLine="720"/>
+        <w:jc w:val="both"/>
+      </w:pPr>
+      <w:r>
+        <w:rPr>
+          <w:b/>
+        </w:rPr>
+        <w:t>- Hậu điều kiện:</w:t>
+      </w:r>
+      <w:r>
+        <w:t xml:space="preserve"> Trạng thái đơn hàng được cập nhật đúng quy trình và có lịch sử thay đổi.</w:t>
+      </w:r>
+    </w:p>
+    <w:p>
+      <w:pPr>
+        <w:pStyle w:val="Heading3"/>
+        <w:spacing w:before="160" w:after="120" w:line="312" w:lineRule="auto"/>
+      </w:pPr>
+      <w:bookmarkStart w:id="69" w:name="_Toc230643094"/>
+      <w:r>
+        <w:rPr>
+          <w:rFonts w:ascii="Times New Roman" w:eastAsia="Times New Roman" w:hAnsi="Times New Roman"/>
+        </w:rPr>
+        <w:lastRenderedPageBreak/>
+        <w:t>2.4.9. Usecase “Trợ lý AI tư vấn và điều khiển web”</w:t>
+      </w:r>
+      <w:bookmarkEnd w:id="69"/>
+    </w:p>
+    <w:p>
+      <w:pPr>
+        <w:jc w:val="center"/>
+      </w:pPr>
+      <w:r>
+        <w:rPr>
+          <w:noProof/>
+        </w:rPr>
+        <w:drawing>
+          <wp:inline distT="0" distB="0" distL="0" distR="0" wp14:anchorId="4517F9BE" wp14:editId="43D4CC82">
+            <wp:extent cx="5580000" cy="3162000"/>
+            <wp:effectExtent l="0" t="0" r="0" b="0"/>
+            <wp:docPr id="25" name="Picture 25"/>
+            <wp:cNvGraphicFramePr>
+              <a:graphicFrameLocks xmlns:a="http://schemas.openxmlformats.org/drawingml/2006/main" noChangeAspect="1"/>
+            </wp:cNvGraphicFramePr>
+            <a:graphic xmlns:a="http://schemas.openxmlformats.org/drawingml/2006/main">
+              <a:graphicData uri="http://schemas.openxmlformats.org/drawingml/2006/picture">
+                <pic:pic xmlns:pic="http://schemas.openxmlformats.org/drawingml/2006/picture">
+                  <pic:nvPicPr>
+                    <pic:cNvPr id="0" name="Hinh_2_4_9_Usecase_AI_Agent.png"/>
+                    <pic:cNvPicPr/>
+                  </pic:nvPicPr>
+                  <pic:blipFill>
+                    <a:blip r:embed="rId19"/>
+                    <a:stretch>
+                      <a:fillRect/>
+                    </a:stretch>
+                  </pic:blipFill>
+                  <pic:spPr>
+                    <a:xfrm>
+                      <a:off x="0" y="0"/>
+                      <a:ext cx="5580000" cy="3162000"/>
+                    </a:xfrm>
+                    <a:prstGeom prst="rect">
+                      <a:avLst/>
+                    </a:prstGeom>
+                  </pic:spPr>
+                </pic:pic>
+              </a:graphicData>
+            </a:graphic>
+          </wp:inline>
+        </w:drawing>
+      </w:r>
+    </w:p>
+    <w:p>
+      <w:pPr>
+        <w:spacing w:after="120" w:line="312" w:lineRule="auto"/>
+        <w:jc w:val="center"/>
+      </w:pPr>
+      <w:bookmarkStart w:id="70" w:name="dm_hinh_11"/>
+      <w:r>
+        <w:rPr>
+          <w:i/>
+        </w:rPr>
+        <w:t>Hình 2.4.9. Biểu đồ use case Trợ lý AI tư vấn và điều khiển web</w:t>
+      </w:r>
+      <w:bookmarkEnd w:id="70"/>
+    </w:p>
+    <w:p>
+      <w:pPr>
+        <w:spacing w:after="120" w:line="312" w:lineRule="auto"/>
+        <w:ind w:firstLine="720"/>
+        <w:jc w:val="both"/>
+      </w:pPr>
+      <w:r>
+        <w:rPr>
+          <w:b/>
+        </w:rPr>
+        <w:t>- Mô tả vắn tắt:</w:t>
+      </w:r>
+      <w:r>
+        <w:t xml:space="preserve"> Use case này cho phép khách hàng nhập nhu cầu bằng ngôn ngữ tự nhiên để nhận tư vấn sản phẩm và các action hỗ trợ thao tác trên website.</w:t>
+      </w:r>
+    </w:p>
+    <w:p>
+      <w:pPr>
+        <w:spacing w:after="120" w:line="312" w:lineRule="auto"/>
+        <w:ind w:firstLine="720"/>
+        <w:jc w:val="both"/>
+      </w:pPr>
+      <w:r>
+        <w:rPr>
+          <w:b/>
+        </w:rPr>
+        <w:t>- Luồng cơ bản:</w:t>
+      </w:r>
+      <w:r>
+        <w:t xml:space="preserve"> Khách hàng nhập yêu cầu trong AI popup. Frontend gửi message và page_context đến ai-assistant-action. Backend truy vấn dữ liệu sản phẩm, gọi OpenAI API, validate action theo registry và trả assistant_message cùng actions[].</w:t>
+      </w:r>
+    </w:p>
+    <w:p>
+      <w:pPr>
+        <w:spacing w:after="120" w:line="312" w:lineRule="auto"/>
+        <w:ind w:firstLine="720"/>
+        <w:jc w:val="both"/>
+      </w:pPr>
+      <w:r>
+        <w:rPr>
+          <w:b/>
+        </w:rPr>
+        <w:t>- Luồng rẽ nhánh:</w:t>
+      </w:r>
+      <w:r>
+        <w:t xml:space="preserve"> Nếu action an toàn như lọc sản phẩm hoặc mở chi tiết, frontend thực thi ngay. Nếu action thêm giỏ, checkout hoặc admin, hệ thống bắt buộc hiển thị xác nhận trước khi thực thi.</w:t>
+      </w:r>
+    </w:p>
+    <w:p>
+      <w:pPr>
+        <w:spacing w:after="120" w:line="312" w:lineRule="auto"/>
+        <w:ind w:firstLine="720"/>
+        <w:jc w:val="both"/>
+      </w:pPr>
+      <w:r>
+        <w:rPr>
+          <w:b/>
+        </w:rPr>
+        <w:t>- Tiền điều kiện:</w:t>
+      </w:r>
+      <w:r>
+        <w:t xml:space="preserve"> Website có dữ liệu sản phẩm và Edge Function AI hoạt động.</w:t>
+      </w:r>
+    </w:p>
+    <w:p>
+      <w:pPr>
+        <w:spacing w:after="120" w:line="312" w:lineRule="auto"/>
+        <w:ind w:firstLine="720"/>
+        <w:jc w:val="both"/>
+      </w:pPr>
+      <w:r>
+        <w:rPr>
+          <w:b/>
+        </w:rPr>
+        <w:t>- Hậu điều kiện:</w:t>
+      </w:r>
+      <w:r>
+        <w:t xml:space="preserve"> Người dùng nhận được phản hồi tư vấn; action được thực thi hoặc ghi nhận theo vòng đời audit.</w:t>
+      </w:r>
+    </w:p>
+    <w:p>
+      <w:pPr>
+        <w:pStyle w:val="Heading3"/>
+        <w:spacing w:before="160" w:after="120" w:line="312" w:lineRule="auto"/>
+      </w:pPr>
+      <w:bookmarkStart w:id="71" w:name="_Toc230643095"/>
+      <w:r>
+        <w:rPr>
+          <w:rFonts w:ascii="Times New Roman" w:eastAsia="Times New Roman" w:hAnsi="Times New Roman"/>
+        </w:rPr>
+        <w:lastRenderedPageBreak/>
+        <w:t>2.4.10. Usecase “Quản lý người dùng và phân quyền”</w:t>
+      </w:r>
+      <w:bookmarkEnd w:id="71"/>
+    </w:p>
+    <w:p>
+      <w:pPr>
+        <w:jc w:val="center"/>
+      </w:pPr>
+      <w:r>
+        <w:rPr>
+          <w:noProof/>
+        </w:rPr>
+        <w:drawing>
+          <wp:inline distT="0" distB="0" distL="0" distR="0" wp14:anchorId="55B672F0" wp14:editId="5364479D">
+            <wp:extent cx="5580000" cy="3162000"/>
+            <wp:effectExtent l="0" t="0" r="0" b="0"/>
+            <wp:docPr id="26" name="Picture 26"/>
+            <wp:cNvGraphicFramePr>
+              <a:graphicFrameLocks xmlns:a="http://schemas.openxmlformats.org/drawingml/2006/main" noChangeAspect="1"/>
+            </wp:cNvGraphicFramePr>
+            <a:graphic xmlns:a="http://schemas.openxmlformats.org/drawingml/2006/main">
+              <a:graphicData uri="http://schemas.openxmlformats.org/drawingml/2006/picture">
+                <pic:pic xmlns:pic="http://schemas.openxmlformats.org/drawingml/2006/picture">
+                  <pic:nvPicPr>
+                    <pic:cNvPr id="0" name="Hinh_2_4_10_Usecase_Quan_ly_nguoi_dung.png"/>
+                    <pic:cNvPicPr/>
+                  </pic:nvPicPr>
+                  <pic:blipFill>
+                    <a:blip r:embed="rId20"/>
+                    <a:stretch>
+                      <a:fillRect/>
+                    </a:stretch>
+                  </pic:blipFill>
+                  <pic:spPr>
+                    <a:xfrm>
+                      <a:off x="0" y="0"/>
+                      <a:ext cx="5580000" cy="3162000"/>
+                    </a:xfrm>
+                    <a:prstGeom prst="rect">
+                      <a:avLst/>
+                    </a:prstGeom>
+                  </pic:spPr>
+                </pic:pic>
+              </a:graphicData>
+            </a:graphic>
+          </wp:inline>
+        </w:drawing>
+      </w:r>
+    </w:p>
+    <w:p>
+      <w:pPr>
+        <w:spacing w:after="120" w:line="312" w:lineRule="auto"/>
+        <w:jc w:val="center"/>
+      </w:pPr>
+      <w:bookmarkStart w:id="72" w:name="dm_hinh_12"/>
+      <w:r>
+        <w:rPr>
+          <w:i/>
+        </w:rPr>
+        <w:t>Hình 2.4.10. Biểu đồ use case Quản lý người dùng và phân quyền</w:t>
+      </w:r>
+      <w:bookmarkEnd w:id="72"/>
+    </w:p>
+    <w:p>
+      <w:pPr>
+        <w:spacing w:after="120" w:line="312" w:lineRule="auto"/>
+        <w:ind w:firstLine="720"/>
+        <w:jc w:val="both"/>
+      </w:pPr>
+      <w:r>
+        <w:rPr>
+          <w:b/>
+        </w:rPr>
+        <w:t>- Mô tả vắn tắt:</w:t>
+      </w:r>
+      <w:r>
+        <w:t xml:space="preserve"> Use case này cho phép quản trị viên quản lý hồ sơ người dùng, trạng thái tài khoản và quyền customer, staff, admin.</w:t>
+      </w:r>
+    </w:p>
+    <w:p>
+      <w:pPr>
+        <w:spacing w:after="120" w:line="312" w:lineRule="auto"/>
+        <w:ind w:firstLine="720"/>
+        <w:jc w:val="both"/>
+      </w:pPr>
+      <w:r>
+        <w:rPr>
+          <w:b/>
+        </w:rPr>
+        <w:t>- Luồng cơ bản:</w:t>
+      </w:r>
+      <w:r>
+        <w:t xml:space="preserve"> Quản trị viên xem danh sách người dùng, tìm kiếm, khóa/mở khóa tài khoản và cập nhật quyền khi cần. Hệ thống kiểm tra quyền admin trước khi cho phép thay đổi role.</w:t>
+      </w:r>
+    </w:p>
+    <w:p>
+      <w:pPr>
+        <w:spacing w:after="120" w:line="312" w:lineRule="auto"/>
+        <w:ind w:firstLine="720"/>
+        <w:jc w:val="both"/>
+      </w:pPr>
+      <w:r>
+        <w:rPr>
+          <w:b/>
+        </w:rPr>
+        <w:t>- Luồng rẽ nhánh:</w:t>
+      </w:r>
+      <w:r>
+        <w:t xml:space="preserve"> Nếu người thao tác không phải admin hoặc cố tự nâng quyền, hệ thống từ chối và ghi audit log.</w:t>
+      </w:r>
+    </w:p>
+    <w:p>
+      <w:pPr>
+        <w:spacing w:after="120" w:line="312" w:lineRule="auto"/>
+        <w:ind w:firstLine="720"/>
+        <w:jc w:val="both"/>
+      </w:pPr>
+      <w:r>
+        <w:rPr>
+          <w:b/>
+        </w:rPr>
+        <w:t>- Tiền điều kiện:</w:t>
+      </w:r>
+      <w:r>
+        <w:t xml:space="preserve"> Quản trị viên đã đăng nhập.</w:t>
+      </w:r>
+    </w:p>
+    <w:p>
+      <w:pPr>
+        <w:spacing w:after="120" w:line="312" w:lineRule="auto"/>
+        <w:ind w:firstLine="720"/>
+        <w:jc w:val="both"/>
+      </w:pPr>
+      <w:r>
+        <w:rPr>
+          <w:b/>
+        </w:rPr>
+        <w:t>- Hậu điều kiện:</w:t>
+      </w:r>
+      <w:r>
+        <w:t xml:space="preserve"> Thông tin người dùng và quyền truy cập được cập nhật an toàn.</w:t>
+      </w:r>
+    </w:p>
+    <w:p>
+      <w:pPr>
+        <w:pStyle w:val="Heading3"/>
+        <w:spacing w:before="160" w:after="120" w:line="312" w:lineRule="auto"/>
+      </w:pPr>
+      <w:bookmarkStart w:id="73" w:name="_Toc230643096"/>
+      <w:r>
+        <w:rPr>
+          <w:rFonts w:ascii="Times New Roman" w:eastAsia="Times New Roman" w:hAnsi="Times New Roman"/>
+        </w:rPr>
+        <w:t>2.4.11. Phân tích usecase tiêu biểu bằng biểu đồ trình tự</w:t>
+      </w:r>
+      <w:bookmarkEnd w:id="73"/>
+    </w:p>
+    <w:p>
+      <w:pPr>
+        <w:spacing w:after="120" w:line="312" w:lineRule="auto"/>
+        <w:ind w:firstLine="720"/>
+        <w:jc w:val="both"/>
+      </w:pPr>
+      <w:r>
+        <w:t>Ngoài biểu đồ use case và mô tả luồng nghiệp vụ, một số use case tiêu biểu được phân tích thêm bằng biểu đồ trình tự để làm rõ sự phối hợp giữa giao diện, backend, cơ sở dữ liệu và thành phần AI.</w:t>
       </w:r>
     </w:p>
     <w:p>
@@ -12296,7 +15132,272 @@
         </w:rPr>
         <w:lastRenderedPageBreak/>
         <w:drawing>
-          <wp:inline distT="0" distB="0" distL="0" distR="0" wp14:anchorId="1BAF4E65" wp14:editId="2F5F30E4">
+          <wp:inline distT="0" distB="0" distL="0" distR="0" wp14:anchorId="491C377D" wp14:editId="5A898E00">
+            <wp:extent cx="5688000" cy="3011294"/>
+            <wp:effectExtent l="0" t="0" r="0" b="0"/>
+            <wp:docPr id="27" name="Picture 27"/>
+            <wp:cNvGraphicFramePr>
+              <a:graphicFrameLocks xmlns:a="http://schemas.openxmlformats.org/drawingml/2006/main" noChangeAspect="1"/>
+            </wp:cNvGraphicFramePr>
+            <a:graphic xmlns:a="http://schemas.openxmlformats.org/drawingml/2006/main">
+              <a:graphicData uri="http://schemas.openxmlformats.org/drawingml/2006/picture">
+                <pic:pic xmlns:pic="http://schemas.openxmlformats.org/drawingml/2006/picture">
+                  <pic:nvPicPr>
+                    <pic:cNvPr id="0" name="Hinh_2_4_11_Trinh_tu_Dang_nhap.png"/>
+                    <pic:cNvPicPr/>
+                  </pic:nvPicPr>
+                  <pic:blipFill>
+                    <a:blip r:embed="rId21"/>
+                    <a:stretch>
+                      <a:fillRect/>
+                    </a:stretch>
+                  </pic:blipFill>
+                  <pic:spPr>
+                    <a:xfrm>
+                      <a:off x="0" y="0"/>
+                      <a:ext cx="5688000" cy="3011294"/>
+                    </a:xfrm>
+                    <a:prstGeom prst="rect">
+                      <a:avLst/>
+                    </a:prstGeom>
+                  </pic:spPr>
+                </pic:pic>
+              </a:graphicData>
+            </a:graphic>
+          </wp:inline>
+        </w:drawing>
+      </w:r>
+    </w:p>
+    <w:p>
+      <w:pPr>
+        <w:spacing w:after="120" w:line="312" w:lineRule="auto"/>
+        <w:jc w:val="center"/>
+      </w:pPr>
+      <w:bookmarkStart w:id="74" w:name="dm_hinh_13"/>
+      <w:r>
+        <w:rPr>
+          <w:i/>
+        </w:rPr>
+        <w:t>Hình 2.4.11. Biểu đồ trình tự UC Đăng nhập</w:t>
+      </w:r>
+      <w:bookmarkEnd w:id="74"/>
+    </w:p>
+    <w:p>
+      <w:pPr>
+        <w:jc w:val="center"/>
+      </w:pPr>
+      <w:r>
+        <w:rPr>
+          <w:noProof/>
+        </w:rPr>
+        <w:drawing>
+          <wp:inline distT="0" distB="0" distL="0" distR="0" wp14:anchorId="6A197CCD" wp14:editId="6ED5A667">
+            <wp:extent cx="5688000" cy="3011294"/>
+            <wp:effectExtent l="0" t="0" r="0" b="0"/>
+            <wp:docPr id="28" name="Picture 28"/>
+            <wp:cNvGraphicFramePr>
+              <a:graphicFrameLocks xmlns:a="http://schemas.openxmlformats.org/drawingml/2006/main" noChangeAspect="1"/>
+            </wp:cNvGraphicFramePr>
+            <a:graphic xmlns:a="http://schemas.openxmlformats.org/drawingml/2006/main">
+              <a:graphicData uri="http://schemas.openxmlformats.org/drawingml/2006/picture">
+                <pic:pic xmlns:pic="http://schemas.openxmlformats.org/drawingml/2006/picture">
+                  <pic:nvPicPr>
+                    <pic:cNvPr id="0" name="Hinh_2_4_12_Trinh_tu_Dang_ky.png"/>
+                    <pic:cNvPicPr/>
+                  </pic:nvPicPr>
+                  <pic:blipFill>
+                    <a:blip r:embed="rId22"/>
+                    <a:stretch>
+                      <a:fillRect/>
+                    </a:stretch>
+                  </pic:blipFill>
+                  <pic:spPr>
+                    <a:xfrm>
+                      <a:off x="0" y="0"/>
+                      <a:ext cx="5688000" cy="3011294"/>
+                    </a:xfrm>
+                    <a:prstGeom prst="rect">
+                      <a:avLst/>
+                    </a:prstGeom>
+                  </pic:spPr>
+                </pic:pic>
+              </a:graphicData>
+            </a:graphic>
+          </wp:inline>
+        </w:drawing>
+      </w:r>
+    </w:p>
+    <w:p>
+      <w:pPr>
+        <w:spacing w:after="120" w:line="312" w:lineRule="auto"/>
+        <w:jc w:val="center"/>
+      </w:pPr>
+      <w:bookmarkStart w:id="75" w:name="dm_hinh_14"/>
+      <w:r>
+        <w:rPr>
+          <w:i/>
+        </w:rPr>
+        <w:t>Hình 2.4.12. Biểu đồ trình tự UC Đăng ký</w:t>
+      </w:r>
+      <w:bookmarkEnd w:id="75"/>
+    </w:p>
+    <w:p>
+      <w:pPr>
+        <w:jc w:val="center"/>
+      </w:pPr>
+      <w:r>
+        <w:rPr>
+          <w:noProof/>
+        </w:rPr>
+        <w:lastRenderedPageBreak/>
+        <w:drawing>
+          <wp:inline distT="0" distB="0" distL="0" distR="0" wp14:anchorId="155DA6C5" wp14:editId="44D39607">
+            <wp:extent cx="5688000" cy="3011294"/>
+            <wp:effectExtent l="0" t="0" r="0" b="0"/>
+            <wp:docPr id="29" name="Picture 29"/>
+            <wp:cNvGraphicFramePr>
+              <a:graphicFrameLocks xmlns:a="http://schemas.openxmlformats.org/drawingml/2006/main" noChangeAspect="1"/>
+            </wp:cNvGraphicFramePr>
+            <a:graphic xmlns:a="http://schemas.openxmlformats.org/drawingml/2006/main">
+              <a:graphicData uri="http://schemas.openxmlformats.org/drawingml/2006/picture">
+                <pic:pic xmlns:pic="http://schemas.openxmlformats.org/drawingml/2006/picture">
+                  <pic:nvPicPr>
+                    <pic:cNvPr id="0" name="Hinh_2_4_13_Trinh_tu_Dat_hang.png"/>
+                    <pic:cNvPicPr/>
+                  </pic:nvPicPr>
+                  <pic:blipFill>
+                    <a:blip r:embed="rId23"/>
+                    <a:stretch>
+                      <a:fillRect/>
+                    </a:stretch>
+                  </pic:blipFill>
+                  <pic:spPr>
+                    <a:xfrm>
+                      <a:off x="0" y="0"/>
+                      <a:ext cx="5688000" cy="3011294"/>
+                    </a:xfrm>
+                    <a:prstGeom prst="rect">
+                      <a:avLst/>
+                    </a:prstGeom>
+                  </pic:spPr>
+                </pic:pic>
+              </a:graphicData>
+            </a:graphic>
+          </wp:inline>
+        </w:drawing>
+      </w:r>
+    </w:p>
+    <w:p>
+      <w:pPr>
+        <w:spacing w:after="120" w:line="312" w:lineRule="auto"/>
+        <w:jc w:val="center"/>
+      </w:pPr>
+      <w:bookmarkStart w:id="76" w:name="dm_hinh_15"/>
+      <w:r>
+        <w:rPr>
+          <w:i/>
+        </w:rPr>
+        <w:t>Hình 2.4.13. Biểu đồ trình tự UC Đặt hàng</w:t>
+      </w:r>
+      <w:bookmarkEnd w:id="76"/>
+    </w:p>
+    <w:p>
+      <w:pPr>
+        <w:jc w:val="center"/>
+      </w:pPr>
+      <w:r>
+        <w:rPr>
+          <w:noProof/>
+        </w:rPr>
+        <w:drawing>
+          <wp:inline distT="0" distB="0" distL="0" distR="0" wp14:anchorId="042F68CF" wp14:editId="29D46DA5">
+            <wp:extent cx="5688000" cy="3011294"/>
+            <wp:effectExtent l="0" t="0" r="0" b="0"/>
+            <wp:docPr id="30" name="Picture 30"/>
+            <wp:cNvGraphicFramePr>
+              <a:graphicFrameLocks xmlns:a="http://schemas.openxmlformats.org/drawingml/2006/main" noChangeAspect="1"/>
+            </wp:cNvGraphicFramePr>
+            <a:graphic xmlns:a="http://schemas.openxmlformats.org/drawingml/2006/main">
+              <a:graphicData uri="http://schemas.openxmlformats.org/drawingml/2006/picture">
+                <pic:pic xmlns:pic="http://schemas.openxmlformats.org/drawingml/2006/picture">
+                  <pic:nvPicPr>
+                    <pic:cNvPr id="0" name="Hinh_2_4_14_Trinh_tu_AI_Action.png"/>
+                    <pic:cNvPicPr/>
+                  </pic:nvPicPr>
+                  <pic:blipFill>
+                    <a:blip r:embed="rId24"/>
+                    <a:stretch>
+                      <a:fillRect/>
+                    </a:stretch>
+                  </pic:blipFill>
+                  <pic:spPr>
+                    <a:xfrm>
+                      <a:off x="0" y="0"/>
+                      <a:ext cx="5688000" cy="3011294"/>
+                    </a:xfrm>
+                    <a:prstGeom prst="rect">
+                      <a:avLst/>
+                    </a:prstGeom>
+                  </pic:spPr>
+                </pic:pic>
+              </a:graphicData>
+            </a:graphic>
+          </wp:inline>
+        </w:drawing>
+      </w:r>
+    </w:p>
+    <w:p>
+      <w:pPr>
+        <w:spacing w:after="120" w:line="312" w:lineRule="auto"/>
+        <w:jc w:val="center"/>
+      </w:pPr>
+      <w:bookmarkStart w:id="77" w:name="dm_hinh_16"/>
+      <w:r>
+        <w:rPr>
+          <w:i/>
+        </w:rPr>
+        <w:t>Hình 2.4.14. Biểu đồ trình tự UC AI Agent</w:t>
+      </w:r>
+      <w:bookmarkEnd w:id="77"/>
+    </w:p>
+    <w:p>
+      <w:pPr>
+        <w:pStyle w:val="Heading2"/>
+        <w:spacing w:before="60" w:after="120" w:line="312" w:lineRule="auto"/>
+        <w:rPr>
+          <w:color w:val="auto"/>
+        </w:rPr>
+      </w:pPr>
+      <w:bookmarkStart w:id="78" w:name="_Toc230643097"/>
+      <w:r>
+        <w:rPr>
+          <w:rFonts w:ascii="Times New Roman" w:eastAsia="Times New Roman" w:hAnsi="Times New Roman"/>
+        </w:rPr>
+        <w:t>2.5. Thiết kế biểu đồ lớp</w:t>
+      </w:r>
+      <w:bookmarkEnd w:id="78"/>
+    </w:p>
+    <w:p>
+      <w:pPr>
+        <w:spacing w:after="120" w:line="312" w:lineRule="auto"/>
+        <w:ind w:firstLine="720"/>
+        <w:jc w:val="both"/>
+      </w:pPr>
+      <w:r>
+        <w:t>Biểu đồ lớp thể hiện các lớp dữ liệu và nghiệp vụ chính của hệ thống. Các lớp quan trọng gồm User, Role, Product, Category, Cart, CartItem, Order, OrderItem, Review và AIInteraction. Mối quan hệ giữa các lớp phản ánh nghiệp vụ mua hàng, quản lý sản phẩm, đánh giá và lưu lịch sử tương tác AI.</w:t>
+      </w:r>
+    </w:p>
+    <w:p>
+      <w:pPr>
+        <w:jc w:val="center"/>
+      </w:pPr>
+      <w:r>
+        <w:rPr>
+          <w:noProof/>
+        </w:rPr>
+        <w:lastRenderedPageBreak/>
+        <w:drawing>
+          <wp:inline distT="0" distB="0" distL="0" distR="0" wp14:anchorId="557F1F5E" wp14:editId="08E33D7B">
             <wp:extent cx="5580000" cy="3282353"/>
             <wp:effectExtent l="0" t="0" r="0" b="0"/>
             <wp:docPr id="3" name="Picture 3"/>
@@ -12311,7 +15412,7 @@
                     <pic:cNvPicPr/>
                   </pic:nvPicPr>
                   <pic:blipFill>
-                    <a:blip r:embed="rId11"/>
+                    <a:blip r:embed="rId25"/>
                     <a:stretch>
                       <a:fillRect/>
                     </a:stretch>
@@ -12337,14 +15438,14 @@
         <w:spacing w:after="120" w:line="312" w:lineRule="auto"/>
         <w:jc w:val="center"/>
       </w:pPr>
-      <w:bookmarkStart w:id="54" w:name="dm_hinh_3"/>
+      <w:bookmarkStart w:id="79" w:name="dm_hinh_17"/>
       <w:r>
         <w:rPr>
           <w:i/>
         </w:rPr>
         <w:t>Hình 2.3. Biểu đồ lớp tổng quát của hệ thống</w:t>
       </w:r>
-      <w:bookmarkEnd w:id="54"/>
+      <w:bookmarkEnd w:id="79"/>
     </w:p>
     <w:p>
       <w:pPr>
@@ -12364,14 +15465,14 @@
           <w:color w:val="auto"/>
         </w:rPr>
       </w:pPr>
-      <w:bookmarkStart w:id="55" w:name="_Toc230642073"/>
+      <w:bookmarkStart w:id="80" w:name="_Toc230643098"/>
       <w:r>
         <w:rPr>
           <w:rFonts w:ascii="Times New Roman" w:eastAsia="Times New Roman" w:hAnsi="Times New Roman"/>
         </w:rPr>
         <w:t>2.6. Cơ sở dữ liệu</w:t>
       </w:r>
-      <w:bookmarkEnd w:id="55"/>
+      <w:bookmarkEnd w:id="80"/>
     </w:p>
     <w:p>
       <w:pPr>
@@ -12381,7 +15482,7 @@
           <w:color w:val="auto"/>
         </w:rPr>
       </w:pPr>
-      <w:bookmarkStart w:id="56" w:name="_Toc230642074"/>
+      <w:bookmarkStart w:id="81" w:name="_Toc230643099"/>
       <w:r>
         <w:rPr>
           <w:rFonts w:ascii="Times New Roman" w:eastAsia="Times New Roman" w:hAnsi="Times New Roman"/>
@@ -12389,7 +15490,7 @@
         </w:rPr>
         <w:t>2.6.1. Sơ đồ dữ liệu quan hệ</w:t>
       </w:r>
-      <w:bookmarkEnd w:id="56"/>
+      <w:bookmarkEnd w:id="81"/>
     </w:p>
     <w:p>
       <w:pPr>
@@ -12413,7 +15514,7 @@
         </w:rPr>
         <w:lastRenderedPageBreak/>
         <w:drawing>
-          <wp:inline distT="0" distB="0" distL="0" distR="0" wp14:anchorId="71E35725" wp14:editId="399308BF">
+          <wp:inline distT="0" distB="0" distL="0" distR="0" wp14:anchorId="10BA537B" wp14:editId="57214736">
             <wp:extent cx="5580000" cy="3446471"/>
             <wp:effectExtent l="0" t="0" r="0" b="0"/>
             <wp:docPr id="4" name="Picture 4"/>
@@ -12428,7 +15529,7 @@
                     <pic:cNvPicPr/>
                   </pic:nvPicPr>
                   <pic:blipFill>
-                    <a:blip r:embed="rId12"/>
+                    <a:blip r:embed="rId26"/>
                     <a:stretch>
                       <a:fillRect/>
                     </a:stretch>
@@ -12454,14 +15555,14 @@
         <w:spacing w:after="120" w:line="312" w:lineRule="auto"/>
         <w:jc w:val="center"/>
       </w:pPr>
-      <w:bookmarkStart w:id="57" w:name="dm_hinh_4"/>
+      <w:bookmarkStart w:id="82" w:name="dm_hinh_18"/>
       <w:r>
         <w:rPr>
           <w:i/>
         </w:rPr>
         <w:t>Hình 2.4. Sơ đồ dữ liệu quan hệ của hệ thống</w:t>
       </w:r>
-      <w:bookmarkEnd w:id="57"/>
+      <w:bookmarkEnd w:id="82"/>
     </w:p>
     <w:p>
       <w:pPr>
@@ -12471,7 +15572,7 @@
           <w:color w:val="auto"/>
         </w:rPr>
       </w:pPr>
-      <w:bookmarkStart w:id="58" w:name="_Toc230642075"/>
+      <w:bookmarkStart w:id="83" w:name="_Toc230643100"/>
       <w:r>
         <w:rPr>
           <w:rFonts w:ascii="Times New Roman" w:eastAsia="Times New Roman" w:hAnsi="Times New Roman"/>
@@ -12479,21 +15580,21 @@
         </w:rPr>
         <w:t>2.6.2. Chi tiết các bảng dữ liệu</w:t>
       </w:r>
-      <w:bookmarkEnd w:id="58"/>
+      <w:bookmarkEnd w:id="83"/>
     </w:p>
     <w:p>
       <w:pPr>
         <w:spacing w:after="120" w:line="312" w:lineRule="auto"/>
         <w:jc w:val="center"/>
       </w:pPr>
-      <w:bookmarkStart w:id="59" w:name="dm_bang_10"/>
+      <w:bookmarkStart w:id="84" w:name="dm_bang_10"/>
       <w:r>
         <w:rPr>
           <w:i/>
         </w:rPr>
         <w:t>Bảng 2.8. Mô tả các bảng dữ liệu chính</w:t>
       </w:r>
-      <w:bookmarkEnd w:id="59"/>
+      <w:bookmarkEnd w:id="84"/>
     </w:p>
     <w:tbl>
       <w:tblPr>
@@ -13159,14 +16260,14 @@
           <w:color w:val="auto"/>
         </w:rPr>
       </w:pPr>
-      <w:bookmarkStart w:id="60" w:name="_Toc230642076"/>
+      <w:bookmarkStart w:id="85" w:name="_Toc230643101"/>
       <w:r>
         <w:rPr>
           <w:rFonts w:ascii="Times New Roman" w:eastAsia="Times New Roman" w:hAnsi="Times New Roman"/>
         </w:rPr>
         <w:t>2.7. Thiết kế giao diện</w:t>
       </w:r>
-      <w:bookmarkEnd w:id="60"/>
+      <w:bookmarkEnd w:id="85"/>
     </w:p>
     <w:p>
       <w:pPr>
@@ -13183,14 +16284,14 @@
         <w:spacing w:after="120" w:line="312" w:lineRule="auto"/>
         <w:jc w:val="center"/>
       </w:pPr>
-      <w:bookmarkStart w:id="61" w:name="dm_bang_11"/>
+      <w:bookmarkStart w:id="86" w:name="dm_bang_11"/>
       <w:r>
         <w:rPr>
           <w:i/>
         </w:rPr>
         <w:t>Bảng 2.9. Danh sách màn hình giao diện dự kiến</w:t>
       </w:r>
-      <w:bookmarkEnd w:id="61"/>
+      <w:bookmarkEnd w:id="86"/>
     </w:p>
     <w:tbl>
       <w:tblPr>
@@ -13757,7 +16858,7 @@
         <w:pStyle w:val="Heading3"/>
         <w:spacing w:after="120" w:line="312" w:lineRule="auto"/>
       </w:pPr>
-      <w:bookmarkStart w:id="62" w:name="_Toc230642077"/>
+      <w:bookmarkStart w:id="87" w:name="_Toc230643102"/>
       <w:r>
         <w:rPr>
           <w:rFonts w:ascii="Times New Roman" w:eastAsia="Times New Roman" w:hAnsi="Times New Roman"/>
@@ -13766,7 +16867,7 @@
         <w:lastRenderedPageBreak/>
         <w:t>2.7.1. Phác thảo các màn hình giao diện</w:t>
       </w:r>
-      <w:bookmarkEnd w:id="62"/>
+      <w:bookmarkEnd w:id="87"/>
     </w:p>
     <w:p>
       <w:pPr>
@@ -13787,7 +16888,7 @@
           <w:noProof/>
         </w:rPr>
         <w:drawing>
-          <wp:inline distT="0" distB="0" distL="0" distR="0" wp14:anchorId="58C36D37" wp14:editId="5C41AB0C">
+          <wp:inline distT="0" distB="0" distL="0" distR="0" wp14:anchorId="32B5BEEE" wp14:editId="016A81EA">
             <wp:extent cx="5580000" cy="3313125"/>
             <wp:effectExtent l="0" t="0" r="0" b="0"/>
             <wp:docPr id="6" name="Picture 6"/>
@@ -13802,7 +16903,7 @@
                     <pic:cNvPicPr/>
                   </pic:nvPicPr>
                   <pic:blipFill>
-                    <a:blip r:embed="rId13"/>
+                    <a:blip r:embed="rId27"/>
                     <a:stretch>
                       <a:fillRect/>
                     </a:stretch>
@@ -13828,14 +16929,14 @@
         <w:spacing w:after="120" w:line="312" w:lineRule="auto"/>
         <w:jc w:val="center"/>
       </w:pPr>
-      <w:bookmarkStart w:id="63" w:name="dm_hinh_5"/>
+      <w:bookmarkStart w:id="88" w:name="dm_hinh_19"/>
       <w:r>
         <w:rPr>
           <w:i/>
         </w:rPr>
         <w:t>Hình 2.5. Phác thảo màn hình trang chủ</w:t>
       </w:r>
-      <w:bookmarkEnd w:id="63"/>
+      <w:bookmarkEnd w:id="88"/>
     </w:p>
     <w:p>
       <w:pPr>
@@ -13846,7 +16947,7 @@
           <w:noProof/>
         </w:rPr>
         <w:drawing>
-          <wp:inline distT="0" distB="0" distL="0" distR="0" wp14:anchorId="5E4BE3EB" wp14:editId="2073922E">
+          <wp:inline distT="0" distB="0" distL="0" distR="0" wp14:anchorId="6E068C20" wp14:editId="0C3AA895">
             <wp:extent cx="5580000" cy="3313125"/>
             <wp:effectExtent l="0" t="0" r="0" b="0"/>
             <wp:docPr id="7" name="Picture 7"/>
@@ -13861,7 +16962,7 @@
                     <pic:cNvPicPr/>
                   </pic:nvPicPr>
                   <pic:blipFill>
-                    <a:blip r:embed="rId14"/>
+                    <a:blip r:embed="rId28"/>
                     <a:stretch>
                       <a:fillRect/>
                     </a:stretch>
@@ -13887,14 +16988,14 @@
         <w:spacing w:after="120" w:line="312" w:lineRule="auto"/>
         <w:jc w:val="center"/>
       </w:pPr>
-      <w:bookmarkStart w:id="64" w:name="dm_hinh_6"/>
+      <w:bookmarkStart w:id="89" w:name="dm_hinh_20"/>
       <w:r>
         <w:rPr>
           <w:i/>
         </w:rPr>
         <w:t>Hình 2.6. Phác thảo màn hình danh sách sản phẩm</w:t>
       </w:r>
-      <w:bookmarkEnd w:id="64"/>
+      <w:bookmarkEnd w:id="89"/>
     </w:p>
     <w:p>
       <w:pPr>
@@ -13906,7 +17007,7 @@
         </w:rPr>
         <w:lastRenderedPageBreak/>
         <w:drawing>
-          <wp:inline distT="0" distB="0" distL="0" distR="0" wp14:anchorId="0CBBA018" wp14:editId="14F960BC">
+          <wp:inline distT="0" distB="0" distL="0" distR="0" wp14:anchorId="41620C02" wp14:editId="69738530">
             <wp:extent cx="5580000" cy="3313125"/>
             <wp:effectExtent l="0" t="0" r="0" b="0"/>
             <wp:docPr id="8" name="Picture 8"/>
@@ -13921,7 +17022,7 @@
                     <pic:cNvPicPr/>
                   </pic:nvPicPr>
                   <pic:blipFill>
-                    <a:blip r:embed="rId15"/>
+                    <a:blip r:embed="rId29"/>
                     <a:stretch>
                       <a:fillRect/>
                     </a:stretch>
@@ -13947,14 +17048,14 @@
         <w:spacing w:after="120" w:line="312" w:lineRule="auto"/>
         <w:jc w:val="center"/>
       </w:pPr>
-      <w:bookmarkStart w:id="65" w:name="dm_hinh_7"/>
+      <w:bookmarkStart w:id="90" w:name="dm_hinh_21"/>
       <w:r>
         <w:rPr>
           <w:i/>
         </w:rPr>
         <w:t>Hình 2.7. Phác thảo màn hình chi tiết sản phẩm</w:t>
       </w:r>
-      <w:bookmarkEnd w:id="65"/>
+      <w:bookmarkEnd w:id="90"/>
     </w:p>
     <w:p>
       <w:pPr>
@@ -13965,7 +17066,7 @@
           <w:noProof/>
         </w:rPr>
         <w:drawing>
-          <wp:inline distT="0" distB="0" distL="0" distR="0" wp14:anchorId="3E00BFA0" wp14:editId="3DC420DC">
+          <wp:inline distT="0" distB="0" distL="0" distR="0" wp14:anchorId="0FC961D3" wp14:editId="3BBA97E5">
             <wp:extent cx="5580000" cy="3313125"/>
             <wp:effectExtent l="0" t="0" r="0" b="0"/>
             <wp:docPr id="9" name="Picture 9"/>
@@ -13980,7 +17081,7 @@
                     <pic:cNvPicPr/>
                   </pic:nvPicPr>
                   <pic:blipFill>
-                    <a:blip r:embed="rId16"/>
+                    <a:blip r:embed="rId30"/>
                     <a:stretch>
                       <a:fillRect/>
                     </a:stretch>
@@ -14006,14 +17107,14 @@
         <w:spacing w:after="120" w:line="312" w:lineRule="auto"/>
         <w:jc w:val="center"/>
       </w:pPr>
-      <w:bookmarkStart w:id="66" w:name="dm_hinh_8"/>
+      <w:bookmarkStart w:id="91" w:name="dm_hinh_22"/>
       <w:r>
         <w:rPr>
           <w:i/>
         </w:rPr>
         <w:t>Hình 2.8. Phác thảo màn hình giỏ hàng và checkout</w:t>
       </w:r>
-      <w:bookmarkEnd w:id="66"/>
+      <w:bookmarkEnd w:id="91"/>
     </w:p>
     <w:p>
       <w:pPr>
@@ -14025,7 +17126,7 @@
         </w:rPr>
         <w:lastRenderedPageBreak/>
         <w:drawing>
-          <wp:inline distT="0" distB="0" distL="0" distR="0" wp14:anchorId="282D798E" wp14:editId="739D0A0F">
+          <wp:inline distT="0" distB="0" distL="0" distR="0" wp14:anchorId="00620788" wp14:editId="4BC7AFFE">
             <wp:extent cx="5580000" cy="3313125"/>
             <wp:effectExtent l="0" t="0" r="0" b="0"/>
             <wp:docPr id="10" name="Picture 10"/>
@@ -14040,7 +17141,7 @@
                     <pic:cNvPicPr/>
                   </pic:nvPicPr>
                   <pic:blipFill>
-                    <a:blip r:embed="rId17"/>
+                    <a:blip r:embed="rId31"/>
                     <a:stretch>
                       <a:fillRect/>
                     </a:stretch>
@@ -14066,14 +17167,14 @@
         <w:spacing w:after="120" w:line="312" w:lineRule="auto"/>
         <w:jc w:val="center"/>
       </w:pPr>
-      <w:bookmarkStart w:id="67" w:name="dm_hinh_9"/>
+      <w:bookmarkStart w:id="92" w:name="dm_hinh_23"/>
       <w:r>
         <w:rPr>
           <w:i/>
         </w:rPr>
         <w:t>Hình 2.9. Phác thảo màn hình trợ lý AI GTech</w:t>
       </w:r>
-      <w:bookmarkEnd w:id="67"/>
+      <w:bookmarkEnd w:id="92"/>
     </w:p>
     <w:p>
       <w:pPr>
@@ -14084,7 +17185,7 @@
           <w:noProof/>
         </w:rPr>
         <w:drawing>
-          <wp:inline distT="0" distB="0" distL="0" distR="0" wp14:anchorId="6A97DA9B" wp14:editId="5EAA6192">
+          <wp:inline distT="0" distB="0" distL="0" distR="0" wp14:anchorId="46B776F8" wp14:editId="075BEC34">
             <wp:extent cx="5580000" cy="3313125"/>
             <wp:effectExtent l="0" t="0" r="0" b="0"/>
             <wp:docPr id="11" name="Picture 11"/>
@@ -14099,7 +17200,7 @@
                     <pic:cNvPicPr/>
                   </pic:nvPicPr>
                   <pic:blipFill>
-                    <a:blip r:embed="rId18"/>
+                    <a:blip r:embed="rId32"/>
                     <a:stretch>
                       <a:fillRect/>
                     </a:stretch>
@@ -14125,14 +17226,14 @@
         <w:spacing w:after="120" w:line="312" w:lineRule="auto"/>
         <w:jc w:val="center"/>
       </w:pPr>
-      <w:bookmarkStart w:id="68" w:name="dm_hinh_10"/>
+      <w:bookmarkStart w:id="93" w:name="dm_hinh_24"/>
       <w:r>
         <w:rPr>
           <w:i/>
         </w:rPr>
         <w:t>Hình 2.10. Phác thảo màn hình admin tổng quan</w:t>
       </w:r>
-      <w:bookmarkEnd w:id="68"/>
+      <w:bookmarkEnd w:id="93"/>
     </w:p>
     <w:p>
       <w:pPr>
@@ -14144,7 +17245,7 @@
         </w:rPr>
         <w:lastRenderedPageBreak/>
         <w:drawing>
-          <wp:inline distT="0" distB="0" distL="0" distR="0" wp14:anchorId="496E0225" wp14:editId="1C5512B2">
+          <wp:inline distT="0" distB="0" distL="0" distR="0" wp14:anchorId="6C812DC7" wp14:editId="32C60F8C">
             <wp:extent cx="5580000" cy="3313125"/>
             <wp:effectExtent l="0" t="0" r="0" b="0"/>
             <wp:docPr id="12" name="Picture 12"/>
@@ -14159,7 +17260,7 @@
                     <pic:cNvPicPr/>
                   </pic:nvPicPr>
                   <pic:blipFill>
-                    <a:blip r:embed="rId19"/>
+                    <a:blip r:embed="rId33"/>
                     <a:stretch>
                       <a:fillRect/>
                     </a:stretch>
@@ -14185,14 +17286,14 @@
         <w:spacing w:after="120" w:line="312" w:lineRule="auto"/>
         <w:jc w:val="center"/>
       </w:pPr>
-      <w:bookmarkStart w:id="69" w:name="dm_hinh_11"/>
+      <w:bookmarkStart w:id="94" w:name="dm_hinh_25"/>
       <w:r>
         <w:rPr>
           <w:i/>
         </w:rPr>
         <w:t>Hình 2.11. Phác thảo màn hình admin quản lý sản phẩm</w:t>
       </w:r>
-      <w:bookmarkEnd w:id="69"/>
+      <w:bookmarkEnd w:id="94"/>
     </w:p>
     <w:p>
       <w:pPr>
@@ -14203,7 +17304,7 @@
           <w:noProof/>
         </w:rPr>
         <w:drawing>
-          <wp:inline distT="0" distB="0" distL="0" distR="0" wp14:anchorId="06BAF48F" wp14:editId="4D44C6C6">
+          <wp:inline distT="0" distB="0" distL="0" distR="0" wp14:anchorId="734F4932" wp14:editId="43B7ED1D">
             <wp:extent cx="5580000" cy="3313125"/>
             <wp:effectExtent l="0" t="0" r="0" b="0"/>
             <wp:docPr id="13" name="Picture 13"/>
@@ -14218,7 +17319,7 @@
                     <pic:cNvPicPr/>
                   </pic:nvPicPr>
                   <pic:blipFill>
-                    <a:blip r:embed="rId20"/>
+                    <a:blip r:embed="rId34"/>
                     <a:stretch>
                       <a:fillRect/>
                     </a:stretch>
@@ -14247,14 +17348,14 @@
           <w:i/>
         </w:rPr>
       </w:pPr>
-      <w:bookmarkStart w:id="70" w:name="dm_hinh_12"/>
+      <w:bookmarkStart w:id="95" w:name="dm_hinh_26"/>
       <w:r>
         <w:rPr>
           <w:i/>
         </w:rPr>
         <w:t>Hình 2.12. Phác thảo màn hình admin quản lý đơn hàng</w:t>
       </w:r>
-      <w:bookmarkEnd w:id="70"/>
+      <w:bookmarkEnd w:id="95"/>
     </w:p>
     <w:p>
       <w:pPr>
@@ -14276,7 +17377,7 @@
         <w:pStyle w:val="Heading2"/>
         <w:spacing w:before="120" w:after="120" w:line="312" w:lineRule="auto"/>
       </w:pPr>
-      <w:bookmarkStart w:id="71" w:name="_Toc230642078"/>
+      <w:bookmarkStart w:id="96" w:name="_Toc230643103"/>
       <w:r>
         <w:rPr>
           <w:rFonts w:ascii="Times New Roman" w:eastAsia="Times New Roman" w:hAnsi="Times New Roman"/>
@@ -14284,7 +17385,7 @@
         <w:lastRenderedPageBreak/>
         <w:t>2.8. Bổ sung phân tích yêu cầu theo đặc tả hệ thống</w:t>
       </w:r>
-      <w:bookmarkEnd w:id="71"/>
+      <w:bookmarkEnd w:id="96"/>
     </w:p>
     <w:p>
       <w:pPr>
@@ -14301,14 +17402,14 @@
         <w:spacing w:before="120" w:after="120" w:line="312" w:lineRule="auto"/>
         <w:jc w:val="center"/>
       </w:pPr>
-      <w:bookmarkStart w:id="72" w:name="dm_bang_12"/>
+      <w:bookmarkStart w:id="97" w:name="dm_bang_12"/>
       <w:r>
         <w:rPr>
           <w:i/>
         </w:rPr>
         <w:t>Bảng 2.10. Bổ sung yêu cầu chức năng theo đặc tả GTech</w:t>
       </w:r>
-      <w:bookmarkEnd w:id="72"/>
+      <w:bookmarkEnd w:id="97"/>
     </w:p>
     <w:tbl>
       <w:tblPr>
@@ -14710,14 +17811,14 @@
         <w:spacing w:before="120" w:after="120" w:line="312" w:lineRule="auto"/>
         <w:jc w:val="center"/>
       </w:pPr>
-      <w:bookmarkStart w:id="73" w:name="dm_bang_13"/>
+      <w:bookmarkStart w:id="98" w:name="dm_bang_13"/>
       <w:r>
         <w:rPr>
           <w:i/>
         </w:rPr>
         <w:t>Bảng 2.11. Bổ sung yêu cầu phi chức năng</w:t>
       </w:r>
-      <w:bookmarkEnd w:id="73"/>
+      <w:bookmarkEnd w:id="98"/>
     </w:p>
     <w:tbl>
       <w:tblPr>
@@ -14961,14 +18062,14 @@
         <w:pStyle w:val="Heading2"/>
         <w:spacing w:before="120" w:after="120" w:line="312" w:lineRule="auto"/>
       </w:pPr>
-      <w:bookmarkStart w:id="74" w:name="_Toc230642079"/>
+      <w:bookmarkStart w:id="99" w:name="_Toc230643104"/>
       <w:r>
         <w:rPr>
           <w:rFonts w:ascii="Times New Roman" w:eastAsia="Times New Roman" w:hAnsi="Times New Roman"/>
         </w:rPr>
         <w:t>2.9. Ma trận quyền và phạm vi sử dụng hệ thống</w:t>
       </w:r>
-      <w:bookmarkEnd w:id="74"/>
+      <w:bookmarkEnd w:id="99"/>
     </w:p>
     <w:p>
       <w:pPr>
@@ -14985,14 +18086,14 @@
         <w:spacing w:before="120" w:after="120" w:line="312" w:lineRule="auto"/>
         <w:jc w:val="center"/>
       </w:pPr>
-      <w:bookmarkStart w:id="75" w:name="dm_bang_14"/>
+      <w:bookmarkStart w:id="100" w:name="dm_bang_14"/>
       <w:r>
         <w:rPr>
           <w:i/>
         </w:rPr>
         <w:t>Bảng 2.12. Ma trận quyền của các vai trò trong hệ thống</w:t>
       </w:r>
-      <w:bookmarkEnd w:id="75"/>
+      <w:bookmarkEnd w:id="100"/>
     </w:p>
     <w:tbl>
       <w:tblPr>
@@ -15638,14 +18739,14 @@
         <w:pStyle w:val="Heading2"/>
         <w:spacing w:before="120" w:after="120" w:line="312" w:lineRule="auto"/>
       </w:pPr>
-      <w:bookmarkStart w:id="76" w:name="_Toc230642080"/>
+      <w:bookmarkStart w:id="101" w:name="_Toc230643105"/>
       <w:r>
         <w:rPr>
           <w:rFonts w:ascii="Times New Roman" w:eastAsia="Times New Roman" w:hAnsi="Times New Roman"/>
         </w:rPr>
         <w:t>2.10. Thiết kế nghiệp vụ Edge Functions và API chính</w:t>
       </w:r>
-      <w:bookmarkEnd w:id="76"/>
+      <w:bookmarkEnd w:id="101"/>
     </w:p>
     <w:p>
       <w:pPr>
@@ -15662,14 +18763,14 @@
         <w:spacing w:before="120" w:after="120" w:line="312" w:lineRule="auto"/>
         <w:jc w:val="center"/>
       </w:pPr>
-      <w:bookmarkStart w:id="77" w:name="dm_bang_15"/>
+      <w:bookmarkStart w:id="102" w:name="dm_bang_15"/>
       <w:r>
         <w:rPr>
           <w:i/>
         </w:rPr>
         <w:t>Bảng 2.13. Danh sách Edge Functions và API nghiệp vụ chính</w:t>
       </w:r>
-      <w:bookmarkEnd w:id="77"/>
+      <w:bookmarkEnd w:id="102"/>
     </w:p>
     <w:tbl>
       <w:tblPr>
@@ -16180,14 +19281,14 @@
         <w:pStyle w:val="Heading2"/>
         <w:spacing w:before="120" w:after="120" w:line="312" w:lineRule="auto"/>
       </w:pPr>
-      <w:bookmarkStart w:id="78" w:name="_Toc230642081"/>
+      <w:bookmarkStart w:id="103" w:name="_Toc230643106"/>
       <w:r>
         <w:rPr>
           <w:rFonts w:ascii="Times New Roman" w:eastAsia="Times New Roman" w:hAnsi="Times New Roman"/>
         </w:rPr>
         <w:t>2.11. Thiết kế AI Agent điều khiển web có kiểm soát</w:t>
       </w:r>
-      <w:bookmarkEnd w:id="78"/>
+      <w:bookmarkEnd w:id="103"/>
     </w:p>
     <w:p>
       <w:pPr>
@@ -16204,14 +19305,14 @@
         <w:spacing w:before="120" w:after="120" w:line="312" w:lineRule="auto"/>
         <w:jc w:val="center"/>
       </w:pPr>
-      <w:bookmarkStart w:id="79" w:name="dm_hinh_13"/>
+      <w:bookmarkStart w:id="104" w:name="dm_hinh_27"/>
       <w:r>
         <w:rPr>
           <w:i/>
         </w:rPr>
         <w:t>Hình 2.13. Kiến trúc AI Agent điều khiển web có kiểm soát</w:t>
       </w:r>
-      <w:bookmarkEnd w:id="79"/>
+      <w:bookmarkEnd w:id="104"/>
     </w:p>
     <w:p>
       <w:pPr>
@@ -16223,7 +19324,7 @@
         </w:rPr>
         <w:lastRenderedPageBreak/>
         <w:drawing>
-          <wp:inline distT="0" distB="0" distL="0" distR="0" wp14:anchorId="628A75F1" wp14:editId="74DB7A7C">
+          <wp:inline distT="0" distB="0" distL="0" distR="0" wp14:anchorId="02104562" wp14:editId="45427DE5">
             <wp:extent cx="5760000" cy="3126857"/>
             <wp:effectExtent l="0" t="0" r="0" b="0"/>
             <wp:docPr id="14" name="Picture 14"/>
@@ -16238,7 +19339,7 @@
                     <pic:cNvPicPr/>
                   </pic:nvPicPr>
                   <pic:blipFill>
-                    <a:blip r:embed="rId21"/>
+                    <a:blip r:embed="rId35"/>
                     <a:stretch>
                       <a:fillRect/>
                     </a:stretch>
@@ -16264,14 +19365,14 @@
         <w:pStyle w:val="Heading3"/>
         <w:spacing w:before="120" w:after="120" w:line="312" w:lineRule="auto"/>
       </w:pPr>
-      <w:bookmarkStart w:id="80" w:name="_Toc230642082"/>
+      <w:bookmarkStart w:id="105" w:name="_Toc230643107"/>
       <w:r>
         <w:rPr>
           <w:rFonts w:ascii="Times New Roman" w:eastAsia="Times New Roman" w:hAnsi="Times New Roman"/>
         </w:rPr>
         <w:t>2.11.1. AI Action Registry</w:t>
       </w:r>
-      <w:bookmarkEnd w:id="80"/>
+      <w:bookmarkEnd w:id="105"/>
     </w:p>
     <w:p>
       <w:pPr>
@@ -16288,14 +19389,14 @@
         <w:spacing w:before="120" w:after="120" w:line="312" w:lineRule="auto"/>
         <w:jc w:val="center"/>
       </w:pPr>
-      <w:bookmarkStart w:id="81" w:name="dm_bang_16"/>
+      <w:bookmarkStart w:id="106" w:name="dm_bang_16"/>
       <w:r>
         <w:rPr>
           <w:i/>
         </w:rPr>
         <w:t>Bảng 2.14. AI Action Registry của hệ thống GTech</w:t>
       </w:r>
-      <w:bookmarkEnd w:id="81"/>
+      <w:bookmarkEnd w:id="106"/>
     </w:p>
     <w:tbl>
       <w:tblPr>
@@ -17294,14 +20395,14 @@
         <w:pStyle w:val="Heading3"/>
         <w:spacing w:before="120" w:after="120" w:line="312" w:lineRule="auto"/>
       </w:pPr>
-      <w:bookmarkStart w:id="82" w:name="_Toc230642083"/>
+      <w:bookmarkStart w:id="107" w:name="_Toc230643108"/>
       <w:r>
         <w:rPr>
           <w:rFonts w:ascii="Times New Roman" w:eastAsia="Times New Roman" w:hAnsi="Times New Roman"/>
         </w:rPr>
         <w:t>2.11.2. Luồng xử lý AI action</w:t>
       </w:r>
-      <w:bookmarkEnd w:id="82"/>
+      <w:bookmarkEnd w:id="107"/>
     </w:p>
     <w:p>
       <w:pPr>
@@ -17318,14 +20419,14 @@
         <w:spacing w:before="120" w:after="120" w:line="312" w:lineRule="auto"/>
         <w:jc w:val="center"/>
       </w:pPr>
-      <w:bookmarkStart w:id="83" w:name="dm_hinh_14"/>
+      <w:bookmarkStart w:id="108" w:name="dm_hinh_28"/>
       <w:r>
         <w:rPr>
           <w:i/>
         </w:rPr>
         <w:t>Hình 2.14. Luồng xử lý AI action từ yêu cầu đến thực thi</w:t>
       </w:r>
-      <w:bookmarkEnd w:id="83"/>
+      <w:bookmarkEnd w:id="108"/>
     </w:p>
     <w:p>
       <w:pPr>
@@ -17336,7 +20437,7 @@
           <w:noProof/>
         </w:rPr>
         <w:drawing>
-          <wp:inline distT="0" distB="0" distL="0" distR="0" wp14:anchorId="22F6E262" wp14:editId="74577C7A">
+          <wp:inline distT="0" distB="0" distL="0" distR="0" wp14:anchorId="22E48400" wp14:editId="33A8BB42">
             <wp:extent cx="5760000" cy="3373714"/>
             <wp:effectExtent l="0" t="0" r="0" b="0"/>
             <wp:docPr id="15" name="Picture 15"/>
@@ -17351,7 +20452,7 @@
                     <pic:cNvPicPr/>
                   </pic:nvPicPr>
                   <pic:blipFill>
-                    <a:blip r:embed="rId22"/>
+                    <a:blip r:embed="rId36"/>
                     <a:stretch>
                       <a:fillRect/>
                     </a:stretch>
@@ -17377,14 +20478,14 @@
         <w:spacing w:before="120" w:after="120" w:line="312" w:lineRule="auto"/>
         <w:jc w:val="center"/>
       </w:pPr>
-      <w:bookmarkStart w:id="84" w:name="dm_bang_17"/>
+      <w:bookmarkStart w:id="109" w:name="dm_bang_17"/>
       <w:r>
         <w:rPr>
           <w:i/>
         </w:rPr>
         <w:t>Bảng 2.15. Quy tắc thực thi action tại frontend</w:t>
       </w:r>
-      <w:bookmarkEnd w:id="84"/>
+      <w:bookmarkEnd w:id="109"/>
     </w:p>
     <w:tbl>
       <w:tblPr>
@@ -17702,14 +20803,14 @@
         <w:pStyle w:val="Heading3"/>
         <w:spacing w:before="120" w:after="120" w:line="312" w:lineRule="auto"/>
       </w:pPr>
-      <w:bookmarkStart w:id="85" w:name="_Toc230642084"/>
+      <w:bookmarkStart w:id="110" w:name="_Toc230643109"/>
       <w:r>
         <w:rPr>
           <w:rFonts w:ascii="Times New Roman" w:eastAsia="Times New Roman" w:hAnsi="Times New Roman"/>
         </w:rPr>
         <w:t>2.11.3. Kiểm soát quyền, xác nhận và audit</w:t>
       </w:r>
-      <w:bookmarkEnd w:id="85"/>
+      <w:bookmarkEnd w:id="110"/>
     </w:p>
     <w:p>
       <w:pPr>
@@ -17726,14 +20827,14 @@
         <w:spacing w:before="120" w:after="120" w:line="312" w:lineRule="auto"/>
         <w:jc w:val="center"/>
       </w:pPr>
-      <w:bookmarkStart w:id="86" w:name="dm_hinh_15"/>
+      <w:bookmarkStart w:id="111" w:name="dm_hinh_29"/>
       <w:r>
         <w:rPr>
           <w:i/>
         </w:rPr>
         <w:t>Hình 2.15. Vòng đời AI action và điểm kiểm soát</w:t>
       </w:r>
-      <w:bookmarkEnd w:id="86"/>
+      <w:bookmarkEnd w:id="111"/>
     </w:p>
     <w:p>
       <w:pPr>
@@ -17744,7 +20845,7 @@
           <w:noProof/>
         </w:rPr>
         <w:drawing>
-          <wp:inline distT="0" distB="0" distL="0" distR="0" wp14:anchorId="5B4F3AF9" wp14:editId="0996369B">
+          <wp:inline distT="0" distB="0" distL="0" distR="0" wp14:anchorId="6B24A2D9" wp14:editId="778850CB">
             <wp:extent cx="5400000" cy="2160000"/>
             <wp:effectExtent l="0" t="0" r="0" b="0"/>
             <wp:docPr id="16" name="Picture 16"/>
@@ -17759,7 +20860,7 @@
                     <pic:cNvPicPr/>
                   </pic:nvPicPr>
                   <pic:blipFill>
-                    <a:blip r:embed="rId23"/>
+                    <a:blip r:embed="rId37"/>
                     <a:stretch>
                       <a:fillRect/>
                     </a:stretch>
@@ -17785,14 +20886,14 @@
         <w:spacing w:before="120" w:after="120" w:line="312" w:lineRule="auto"/>
         <w:jc w:val="center"/>
       </w:pPr>
-      <w:bookmarkStart w:id="87" w:name="dm_bang_18"/>
+      <w:bookmarkStart w:id="112" w:name="dm_bang_18"/>
       <w:r>
         <w:rPr>
           <w:i/>
         </w:rPr>
         <w:t>Bảng 2.16. Ma trận quyền thực thi AI action</w:t>
       </w:r>
-      <w:bookmarkEnd w:id="87"/>
+      <w:bookmarkEnd w:id="112"/>
     </w:p>
     <w:tbl>
       <w:tblPr>
@@ -18016,14 +21117,14 @@
         <w:pStyle w:val="Heading2"/>
         <w:spacing w:before="120" w:after="120" w:line="312" w:lineRule="auto"/>
       </w:pPr>
-      <w:bookmarkStart w:id="88" w:name="_Toc230642085"/>
+      <w:bookmarkStart w:id="113" w:name="_Toc230643110"/>
       <w:r>
         <w:rPr>
           <w:rFonts w:ascii="Times New Roman" w:eastAsia="Times New Roman" w:hAnsi="Times New Roman"/>
         </w:rPr>
         <w:t>2.12. Bổ sung thiết kế dữ liệu cho AI và audit</w:t>
       </w:r>
-      <w:bookmarkEnd w:id="88"/>
+      <w:bookmarkEnd w:id="113"/>
     </w:p>
     <w:p>
       <w:pPr>
@@ -18040,14 +21141,14 @@
         <w:spacing w:before="120" w:after="120" w:line="312" w:lineRule="auto"/>
         <w:jc w:val="center"/>
       </w:pPr>
-      <w:bookmarkStart w:id="89" w:name="dm_bang_19"/>
+      <w:bookmarkStart w:id="114" w:name="dm_bang_19"/>
       <w:r>
         <w:rPr>
           <w:i/>
         </w:rPr>
         <w:t>Bảng 2.17. Nhóm bảng dữ liệu bổ sung cho AI Agent và audit</w:t>
       </w:r>
-      <w:bookmarkEnd w:id="89"/>
+      <w:bookmarkEnd w:id="114"/>
     </w:p>
     <w:tbl>
       <w:tblPr>
@@ -18403,14 +21504,14 @@
         <w:pStyle w:val="Heading2"/>
         <w:spacing w:before="120" w:after="120" w:line="312" w:lineRule="auto"/>
       </w:pPr>
-      <w:bookmarkStart w:id="90" w:name="_Toc230642086"/>
+      <w:bookmarkStart w:id="115" w:name="_Toc230643111"/>
       <w:r>
         <w:rPr>
           <w:rFonts w:ascii="Times New Roman" w:eastAsia="Times New Roman" w:hAnsi="Times New Roman"/>
         </w:rPr>
         <w:t>2.13. Kịch bản kiểm thử bổ sung cho Chương 2</w:t>
       </w:r>
-      <w:bookmarkEnd w:id="90"/>
+      <w:bookmarkEnd w:id="115"/>
     </w:p>
     <w:p>
       <w:pPr>
@@ -18427,14 +21528,14 @@
         <w:spacing w:before="120" w:after="120" w:line="312" w:lineRule="auto"/>
         <w:jc w:val="center"/>
       </w:pPr>
-      <w:bookmarkStart w:id="91" w:name="dm_bang_20"/>
+      <w:bookmarkStart w:id="116" w:name="dm_bang_20"/>
       <w:r>
         <w:rPr>
           <w:i/>
         </w:rPr>
         <w:t>Bảng 2.18. Kịch bản kiểm thử nghiệp vụ và AI Agent</w:t>
       </w:r>
-      <w:bookmarkEnd w:id="91"/>
+      <w:bookmarkEnd w:id="116"/>
     </w:p>
     <w:tbl>
       <w:tblPr>
@@ -18945,7 +22046,7 @@
         <w:spacing w:before="60" w:after="120" w:line="312" w:lineRule="auto"/>
         <w:jc w:val="center"/>
       </w:pPr>
-      <w:bookmarkStart w:id="92" w:name="_Toc230642087"/>
+      <w:bookmarkStart w:id="117" w:name="_Toc230643112"/>
       <w:r>
         <w:rPr>
           <w:rFonts w:ascii="Times New Roman" w:eastAsia="Times New Roman" w:hAnsi="Times New Roman"/>
@@ -18953,21 +22054,21 @@
         <w:lastRenderedPageBreak/>
         <w:t>CHƯƠNG 3: CÀI ĐẶT VÀ TRIỂN KHAI HỆ THỐNG</w:t>
       </w:r>
-      <w:bookmarkEnd w:id="92"/>
+      <w:bookmarkEnd w:id="117"/>
     </w:p>
     <w:p>
       <w:pPr>
         <w:pStyle w:val="Heading2"/>
         <w:spacing w:before="60" w:after="120" w:line="312" w:lineRule="auto"/>
       </w:pPr>
-      <w:bookmarkStart w:id="93" w:name="_Toc230642088"/>
+      <w:bookmarkStart w:id="118" w:name="_Toc230643113"/>
       <w:r>
         <w:rPr>
           <w:rFonts w:ascii="Times New Roman" w:eastAsia="Times New Roman" w:hAnsi="Times New Roman"/>
         </w:rPr>
         <w:t>3.1. Giới thiệu về công cụ và môi trường cài đặt</w:t>
       </w:r>
-      <w:bookmarkEnd w:id="93"/>
+      <w:bookmarkEnd w:id="118"/>
     </w:p>
     <w:p>
       <w:pPr>
@@ -18984,14 +22085,14 @@
         <w:spacing w:after="120" w:line="312" w:lineRule="auto"/>
         <w:jc w:val="center"/>
       </w:pPr>
-      <w:bookmarkStart w:id="94" w:name="dm_bang_21"/>
+      <w:bookmarkStart w:id="119" w:name="dm_bang_21"/>
       <w:r>
         <w:rPr>
           <w:i/>
         </w:rPr>
         <w:t>Bảng 3.1. Công cụ và môi trường cài đặt</w:t>
       </w:r>
-      <w:bookmarkEnd w:id="94"/>
+      <w:bookmarkEnd w:id="119"/>
     </w:p>
     <w:tbl>
       <w:tblPr>
@@ -19444,7 +22545,7 @@
         </w:rPr>
         <w:lastRenderedPageBreak/>
         <w:drawing>
-          <wp:inline distT="0" distB="0" distL="0" distR="0" wp14:anchorId="62B98B1C" wp14:editId="031A90DC">
+          <wp:inline distT="0" distB="0" distL="0" distR="0" wp14:anchorId="43908697" wp14:editId="1A8818AA">
             <wp:extent cx="5580000" cy="3162000"/>
             <wp:effectExtent l="0" t="0" r="0" b="0"/>
             <wp:docPr id="5" name="Picture 5"/>
@@ -19459,7 +22560,7 @@
                     <pic:cNvPicPr/>
                   </pic:nvPicPr>
                   <pic:blipFill>
-                    <a:blip r:embed="rId24"/>
+                    <a:blip r:embed="rId38"/>
                     <a:stretch>
                       <a:fillRect/>
                     </a:stretch>
@@ -19485,28 +22586,28 @@
         <w:spacing w:after="120" w:line="312" w:lineRule="auto"/>
         <w:jc w:val="center"/>
       </w:pPr>
-      <w:bookmarkStart w:id="95" w:name="dm_hinh_16"/>
+      <w:bookmarkStart w:id="120" w:name="dm_hinh_30"/>
       <w:r>
         <w:rPr>
           <w:i/>
         </w:rPr>
         <w:t>Hình 3.1. Kiến trúc triển khai dự kiến của hệ thống</w:t>
       </w:r>
-      <w:bookmarkEnd w:id="95"/>
+      <w:bookmarkEnd w:id="120"/>
     </w:p>
     <w:p>
       <w:pPr>
         <w:pStyle w:val="Heading2"/>
         <w:spacing w:before="60" w:after="120" w:line="312" w:lineRule="auto"/>
       </w:pPr>
-      <w:bookmarkStart w:id="96" w:name="_Toc230642089"/>
+      <w:bookmarkStart w:id="121" w:name="_Toc230643114"/>
       <w:r>
         <w:rPr>
           <w:rFonts w:ascii="Times New Roman" w:eastAsia="Times New Roman" w:hAnsi="Times New Roman"/>
         </w:rPr>
         <w:t>3.2. Trang màn hình giao diện của khách hàng</w:t>
       </w:r>
-      <w:bookmarkEnd w:id="96"/>
+      <w:bookmarkEnd w:id="121"/>
     </w:p>
     <w:p>
       <w:pPr>
@@ -19533,14 +22634,14 @@
         <w:spacing w:after="120" w:line="312" w:lineRule="auto"/>
         <w:jc w:val="center"/>
       </w:pPr>
-      <w:bookmarkStart w:id="97" w:name="dm_bang_22"/>
+      <w:bookmarkStart w:id="122" w:name="dm_bang_22"/>
       <w:r>
         <w:rPr>
           <w:i/>
         </w:rPr>
         <w:t>Bảng 3.2. Chức năng giao diện khách hàng</w:t>
       </w:r>
-      <w:bookmarkEnd w:id="97"/>
+      <w:bookmarkEnd w:id="122"/>
     </w:p>
     <w:tbl>
       <w:tblPr>
@@ -19856,14 +22957,14 @@
         <w:pStyle w:val="Heading2"/>
         <w:spacing w:before="60" w:after="120" w:line="312" w:lineRule="auto"/>
       </w:pPr>
-      <w:bookmarkStart w:id="98" w:name="_Toc230642090"/>
+      <w:bookmarkStart w:id="123" w:name="_Toc230643115"/>
       <w:r>
         <w:rPr>
           <w:rFonts w:ascii="Times New Roman" w:eastAsia="Times New Roman" w:hAnsi="Times New Roman"/>
         </w:rPr>
         <w:t>3.3. Trang màn hình giao diện của người quản trị</w:t>
       </w:r>
-      <w:bookmarkEnd w:id="98"/>
+      <w:bookmarkEnd w:id="123"/>
     </w:p>
     <w:p>
       <w:pPr>
@@ -19890,14 +22991,14 @@
         <w:spacing w:after="120" w:line="312" w:lineRule="auto"/>
         <w:jc w:val="center"/>
       </w:pPr>
-      <w:bookmarkStart w:id="99" w:name="dm_bang_23"/>
+      <w:bookmarkStart w:id="124" w:name="dm_bang_23"/>
       <w:r>
         <w:rPr>
           <w:i/>
         </w:rPr>
         <w:t>Bảng 3.3. Chức năng giao diện quản trị</w:t>
       </w:r>
-      <w:bookmarkEnd w:id="99"/>
+      <w:bookmarkEnd w:id="124"/>
     </w:p>
     <w:tbl>
       <w:tblPr>
@@ -20205,7 +23306,7 @@
         <w:pStyle w:val="Heading2"/>
         <w:spacing w:before="60" w:after="120" w:line="312" w:lineRule="auto"/>
       </w:pPr>
-      <w:bookmarkStart w:id="100" w:name="_Toc230642091"/>
+      <w:bookmarkStart w:id="125" w:name="_Toc230643116"/>
       <w:r>
         <w:rPr>
           <w:rFonts w:ascii="Times New Roman" w:eastAsia="Times New Roman" w:hAnsi="Times New Roman"/>
@@ -20213,7 +23314,7 @@
         <w:lastRenderedPageBreak/>
         <w:t>3.4. Một số giao diện khác</w:t>
       </w:r>
-      <w:bookmarkEnd w:id="100"/>
+      <w:bookmarkEnd w:id="125"/>
     </w:p>
     <w:p>
       <w:pPr>
@@ -20230,14 +23331,14 @@
         <w:pStyle w:val="Heading2"/>
         <w:spacing w:before="60" w:after="120" w:line="312" w:lineRule="auto"/>
       </w:pPr>
-      <w:bookmarkStart w:id="101" w:name="_Toc230642092"/>
+      <w:bookmarkStart w:id="126" w:name="_Toc230643117"/>
       <w:r>
         <w:rPr>
           <w:rFonts w:ascii="Times New Roman" w:eastAsia="Times New Roman" w:hAnsi="Times New Roman"/>
         </w:rPr>
         <w:t>3.5. Kiểm thử</w:t>
       </w:r>
-      <w:bookmarkEnd w:id="101"/>
+      <w:bookmarkEnd w:id="126"/>
     </w:p>
     <w:p>
       <w:pPr>
@@ -20254,14 +23355,14 @@
         <w:spacing w:after="120" w:line="312" w:lineRule="auto"/>
         <w:jc w:val="center"/>
       </w:pPr>
-      <w:bookmarkStart w:id="102" w:name="dm_bang_24"/>
+      <w:bookmarkStart w:id="127" w:name="dm_bang_24"/>
       <w:r>
         <w:rPr>
           <w:i/>
         </w:rPr>
         <w:t>Bảng 3.4. Kế hoạch kiểm thử chức năng chính</w:t>
       </w:r>
-      <w:bookmarkEnd w:id="102"/>
+      <w:bookmarkEnd w:id="127"/>
     </w:p>
     <w:tbl>
       <w:tblPr>
@@ -20704,7 +23805,7 @@
         <w:spacing w:after="120" w:line="312" w:lineRule="auto"/>
         <w:jc w:val="center"/>
       </w:pPr>
-      <w:bookmarkStart w:id="103" w:name="_Toc230642093"/>
+      <w:bookmarkStart w:id="128" w:name="_Toc230643118"/>
       <w:r>
         <w:rPr>
           <w:rFonts w:ascii="Times New Roman" w:eastAsia="Times New Roman" w:hAnsi="Times New Roman"/>
@@ -20712,7 +23813,7 @@
         <w:lastRenderedPageBreak/>
         <w:t>KẾT LUẬN</w:t>
       </w:r>
-      <w:bookmarkEnd w:id="103"/>
+      <w:bookmarkEnd w:id="128"/>
     </w:p>
     <w:p>
       <w:pPr>
@@ -20755,7 +23856,7 @@
         <w:spacing w:after="120" w:line="312" w:lineRule="auto"/>
         <w:jc w:val="center"/>
       </w:pPr>
-      <w:bookmarkStart w:id="104" w:name="_Toc230642094"/>
+      <w:bookmarkStart w:id="129" w:name="_Toc230643119"/>
       <w:r>
         <w:rPr>
           <w:rFonts w:ascii="Times New Roman" w:eastAsia="Times New Roman" w:hAnsi="Times New Roman"/>
@@ -20763,7 +23864,7 @@
         <w:lastRenderedPageBreak/>
         <w:t>TÀI LIỆU THAM KHẢO</w:t>
       </w:r>
-      <w:bookmarkEnd w:id="104"/>
+      <w:bookmarkEnd w:id="129"/>
     </w:p>
     <w:p>
       <w:pPr>
